--- a/Dokumentation/aktuell/Entwicklerhandbuch_Administration_Support_EPOS-Plan.docx
+++ b/Dokumentation/aktuell/Entwicklerhandbuch_Administration_Support_EPOS-Plan.docx
@@ -4,34 +4,46 @@
   <w:body>
     <w:p>
       <w:pPr>
-        <w:pStyle w:val="Title"/>
-      </w:pPr>
-      <w:r>
-        <w:t xml:space="preserve">EPOS-Plan — Entwicklerhandbuch: Administration und Support</w:t>
-      </w:r>
-    </w:p>
-    <w:p>
-      <w:pPr>
-        <w:spacing w:after="240"/>
-      </w:pPr>
-      <w:r>
-        <w:rPr>
-          <w:color w:val="595959"/>
-        </w:rPr>
-        <w:t xml:space="preserve">Stand 11.10.2026 (Stufe 1 umgesetzt) · INEKON, nur für Entwicklung und Support</w:t>
-      </w:r>
-    </w:p>
-    <w:p>
-      <w:pPr>
-        <w:spacing w:after="120" w:before="240"/>
+        <w:spacing w:after="200" w:before="1200"/>
       </w:pPr>
       <w:r>
         <w:rPr>
           <w:b/>
           <w:bCs/>
           <w:color w:val="1F3864"/>
-          <w:sz w:val="32"/>
-          <w:szCs w:val="32"/>
+          <w:sz w:val="44"/>
+          <w:szCs w:val="44"/>
+        </w:rPr>
+        <w:t xml:space="preserve">EPOS-Plan — Entwicklerhandbuch: Administration und Support</w:t>
+      </w:r>
+    </w:p>
+    <w:p>
+      <w:pPr>
+        <w:pBdr>
+          <w:bottom w:val="single" w:color="1F3864" w:sz="8" w:space="6"/>
+        </w:pBdr>
+        <w:spacing w:after="480"/>
+      </w:pPr>
+      <w:r>
+        <w:rPr>
+          <w:color w:val="595959"/>
+          <w:sz w:val="22"/>
+          <w:szCs w:val="22"/>
+        </w:rPr>
+        <w:t xml:space="preserve">Stand 11.10.2026 (Stufe 1 umgesetzt, Nachzug Zapfprofil-Vorgaben offen) · INEKON, nur für Entwicklung und Support</w:t>
+      </w:r>
+    </w:p>
+    <w:p>
+      <w:pPr>
+        <w:spacing w:after="120"/>
+      </w:pPr>
+      <w:r>
+        <w:rPr>
+          <w:b/>
+          <w:bCs/>
+          <w:color w:val="1F3864"/>
+          <w:sz w:val="28"/>
+          <w:szCs w:val="28"/>
         </w:rPr>
         <w:t xml:space="preserve">Inhaltsverzeichnis</w:t>
       </w:r>
@@ -87,7 +99,7 @@
         <w:t xml:space="preserve">Stand.</w:t>
       </w:r>
       <w:r>
-        <w:t xml:space="preserve"> 11.10.2026, Stufe 1 ist umgesetzt (11.10.2026, #960); Konzeptstand nach den Anwenderentscheiden AS-Q1 bis AS-Q10 (</w:t>
+        <w:t xml:space="preserve"> 11.10.2026, Stufe 1 ist umgesetzt (11.10.2026, #960; offen: Nachzug Zapfprofil-Vorgaben als Anwenderrubrik, Entscheid 11.10.2026); Konzeptstand nach den Anwenderentscheiden AS-Q1 bis AS-Q10 (</w:t>
       </w:r>
       <w:r>
         <w:rPr>
@@ -204,10 +216,10 @@
         </w:tblBorders>
       </w:tblPr>
       <w:tblGrid>
-        <w:gridCol w:w="1547"/>
-        <w:gridCol w:w="2770"/>
-        <w:gridCol w:w="3243"/>
-        <w:gridCol w:w="2078"/>
+        <w:gridCol w:w="1261"/>
+        <w:gridCol w:w="3027"/>
+        <w:gridCol w:w="3027"/>
+        <w:gridCol w:w="2323"/>
       </w:tblGrid>
       <w:tr>
         <w:trPr>
@@ -216,7 +228,7 @@
         </w:trPr>
         <w:tc>
           <w:tcPr>
-            <w:tcW w:type="dxa" w:w="1547"/>
+            <w:tcW w:type="dxa" w:w="1261"/>
             <w:tcBorders>
               <w:top w:val="single" w:color="A6A6A6" w:sz="4"/>
               <w:left w:val="single" w:color="A6A6A6" w:sz="4"/>
@@ -248,7 +260,7 @@
         </w:tc>
         <w:tc>
           <w:tcPr>
-            <w:tcW w:type="dxa" w:w="2770"/>
+            <w:tcW w:type="dxa" w:w="3027"/>
             <w:tcBorders>
               <w:top w:val="single" w:color="A6A6A6" w:sz="4"/>
               <w:left w:val="single" w:color="A6A6A6" w:sz="4"/>
@@ -280,7 +292,7 @@
         </w:tc>
         <w:tc>
           <w:tcPr>
-            <w:tcW w:type="dxa" w:w="3243"/>
+            <w:tcW w:type="dxa" w:w="3027"/>
             <w:tcBorders>
               <w:top w:val="single" w:color="A6A6A6" w:sz="4"/>
               <w:left w:val="single" w:color="A6A6A6" w:sz="4"/>
@@ -312,7 +324,7 @@
         </w:tc>
         <w:tc>
           <w:tcPr>
-            <w:tcW w:type="dxa" w:w="2078"/>
+            <w:tcW w:type="dxa" w:w="2323"/>
             <w:tcBorders>
               <w:top w:val="single" w:color="A6A6A6" w:sz="4"/>
               <w:left w:val="single" w:color="A6A6A6" w:sz="4"/>
@@ -350,7 +362,7 @@
         </w:trPr>
         <w:tc>
           <w:tcPr>
-            <w:tcW w:type="dxa" w:w="1547"/>
+            <w:tcW w:type="dxa" w:w="1261"/>
             <w:tcBorders>
               <w:top w:val="single" w:color="A6A6A6" w:sz="4"/>
               <w:left w:val="single" w:color="A6A6A6" w:sz="4"/>
@@ -381,7 +393,7 @@
         </w:tc>
         <w:tc>
           <w:tcPr>
-            <w:tcW w:type="dxa" w:w="2770"/>
+            <w:tcW w:type="dxa" w:w="3027"/>
             <w:tcBorders>
               <w:top w:val="single" w:color="A6A6A6" w:sz="4"/>
               <w:left w:val="single" w:color="A6A6A6" w:sz="4"/>
@@ -410,7 +422,7 @@
         </w:tc>
         <w:tc>
           <w:tcPr>
-            <w:tcW w:type="dxa" w:w="3243"/>
+            <w:tcW w:type="dxa" w:w="3027"/>
             <w:tcBorders>
               <w:top w:val="single" w:color="A6A6A6" w:sz="4"/>
               <w:left w:val="single" w:color="A6A6A6" w:sz="4"/>
@@ -455,7 +467,7 @@
         </w:tc>
         <w:tc>
           <w:tcPr>
-            <w:tcW w:type="dxa" w:w="2078"/>
+            <w:tcW w:type="dxa" w:w="2323"/>
             <w:tcBorders>
               <w:top w:val="single" w:color="A6A6A6" w:sz="4"/>
               <w:left w:val="single" w:color="A6A6A6" w:sz="4"/>
@@ -499,7 +511,7 @@
         </w:trPr>
         <w:tc>
           <w:tcPr>
-            <w:tcW w:type="dxa" w:w="1547"/>
+            <w:tcW w:type="dxa" w:w="1261"/>
             <w:tcBorders>
               <w:top w:val="single" w:color="A6A6A6" w:sz="4"/>
               <w:left w:val="single" w:color="A6A6A6" w:sz="4"/>
@@ -530,7 +542,7 @@
         </w:tc>
         <w:tc>
           <w:tcPr>
-            <w:tcW w:type="dxa" w:w="2770"/>
+            <w:tcW w:type="dxa" w:w="3027"/>
             <w:tcBorders>
               <w:top w:val="single" w:color="A6A6A6" w:sz="4"/>
               <w:left w:val="single" w:color="A6A6A6" w:sz="4"/>
@@ -559,29 +571,29 @@
         </w:tc>
         <w:tc>
           <w:tcPr>
-            <w:tcW w:type="dxa" w:w="3243"/>
-            <w:tcBorders>
-              <w:top w:val="single" w:color="A6A6A6" w:sz="4"/>
-              <w:left w:val="single" w:color="A6A6A6" w:sz="4"/>
-              <w:bottom w:val="single" w:color="A6A6A6" w:sz="4"/>
-              <w:right w:val="single" w:color="A6A6A6" w:sz="4"/>
-            </w:tcBorders>
-            <w:tcMar>
-              <w:top w:type="dxa" w:w="50"/>
-              <w:left w:type="dxa" w:w="90"/>
-              <w:bottom w:type="dxa" w:w="50"/>
-              <w:right w:type="dxa" w:w="90"/>
-            </w:tcMar>
-          </w:tcPr>
-          <w:p>
-            <w:pPr>
-              <w:spacing w:after="0"/>
-            </w:pPr>
-            <w:r>
-              <w:rPr>
-                <w:rFonts w:ascii="Consolas" w:cs="Consolas" w:eastAsia="Consolas" w:hAnsi="Consolas"/>
-                <w:sz w:val="20"/>
-                <w:szCs w:val="20"/>
+            <w:tcW w:type="dxa" w:w="3027"/>
+            <w:tcBorders>
+              <w:top w:val="single" w:color="A6A6A6" w:sz="4"/>
+              <w:left w:val="single" w:color="A6A6A6" w:sz="4"/>
+              <w:bottom w:val="single" w:color="A6A6A6" w:sz="4"/>
+              <w:right w:val="single" w:color="A6A6A6" w:sz="4"/>
+            </w:tcBorders>
+            <w:tcMar>
+              <w:top w:type="dxa" w:w="50"/>
+              <w:left w:type="dxa" w:w="90"/>
+              <w:bottom w:type="dxa" w:w="50"/>
+              <w:right w:type="dxa" w:w="90"/>
+            </w:tcMar>
+          </w:tcPr>
+          <w:p>
+            <w:pPr>
+              <w:spacing w:after="0"/>
+            </w:pPr>
+            <w:r>
+              <w:rPr>
+                <w:rFonts w:ascii="Consolas" w:cs="Consolas" w:eastAsia="Consolas" w:hAnsi="Consolas"/>
+                <w:sz w:val="18"/>
+                <w:szCs w:val="18"/>
               </w:rPr>
               <w:t xml:space="preserve">EPOS_Plan.exe --entwickler</w:t>
             </w:r>
@@ -596,7 +608,7 @@
         </w:tc>
         <w:tc>
           <w:tcPr>
-            <w:tcW w:type="dxa" w:w="2078"/>
+            <w:tcW w:type="dxa" w:w="2323"/>
             <w:tcBorders>
               <w:top w:val="single" w:color="A6A6A6" w:sz="4"/>
               <w:left w:val="single" w:color="A6A6A6" w:sz="4"/>
@@ -631,7 +643,7 @@
         </w:trPr>
         <w:tc>
           <w:tcPr>
-            <w:tcW w:type="dxa" w:w="1547"/>
+            <w:tcW w:type="dxa" w:w="1261"/>
             <w:tcBorders>
               <w:top w:val="single" w:color="A6A6A6" w:sz="4"/>
               <w:left w:val="single" w:color="A6A6A6" w:sz="4"/>
@@ -662,7 +674,7 @@
         </w:tc>
         <w:tc>
           <w:tcPr>
-            <w:tcW w:type="dxa" w:w="2770"/>
+            <w:tcW w:type="dxa" w:w="3027"/>
             <w:tcBorders>
               <w:top w:val="single" w:color="A6A6A6" w:sz="4"/>
               <w:left w:val="single" w:color="A6A6A6" w:sz="4"/>
@@ -691,29 +703,29 @@
         </w:tc>
         <w:tc>
           <w:tcPr>
-            <w:tcW w:type="dxa" w:w="3243"/>
-            <w:tcBorders>
-              <w:top w:val="single" w:color="A6A6A6" w:sz="4"/>
-              <w:left w:val="single" w:color="A6A6A6" w:sz="4"/>
-              <w:bottom w:val="single" w:color="A6A6A6" w:sz="4"/>
-              <w:right w:val="single" w:color="A6A6A6" w:sz="4"/>
-            </w:tcBorders>
-            <w:tcMar>
-              <w:top w:type="dxa" w:w="50"/>
-              <w:left w:type="dxa" w:w="90"/>
-              <w:bottom w:type="dxa" w:w="50"/>
-              <w:right w:type="dxa" w:w="90"/>
-            </w:tcMar>
-          </w:tcPr>
-          <w:p>
-            <w:pPr>
-              <w:spacing w:after="0"/>
-            </w:pPr>
-            <w:r>
-              <w:rPr>
-                <w:rFonts w:ascii="Consolas" w:cs="Consolas" w:eastAsia="Consolas" w:hAnsi="Consolas"/>
-                <w:sz w:val="20"/>
-                <w:szCs w:val="20"/>
+            <w:tcW w:type="dxa" w:w="3027"/>
+            <w:tcBorders>
+              <w:top w:val="single" w:color="A6A6A6" w:sz="4"/>
+              <w:left w:val="single" w:color="A6A6A6" w:sz="4"/>
+              <w:bottom w:val="single" w:color="A6A6A6" w:sz="4"/>
+              <w:right w:val="single" w:color="A6A6A6" w:sz="4"/>
+            </w:tcBorders>
+            <w:tcMar>
+              <w:top w:type="dxa" w:w="50"/>
+              <w:left w:type="dxa" w:w="90"/>
+              <w:bottom w:type="dxa" w:w="50"/>
+              <w:right w:type="dxa" w:w="90"/>
+            </w:tcMar>
+          </w:tcPr>
+          <w:p>
+            <w:pPr>
+              <w:spacing w:after="0"/>
+            </w:pPr>
+            <w:r>
+              <w:rPr>
+                <w:rFonts w:ascii="Consolas" w:cs="Consolas" w:eastAsia="Consolas" w:hAnsi="Consolas"/>
+                <w:sz w:val="18"/>
+                <w:szCs w:val="18"/>
               </w:rPr>
               <w:t xml:space="preserve">EPOS_ENTWICKLER=1</w:t>
             </w:r>
@@ -727,8 +739,8 @@
             <w:r>
               <w:rPr>
                 <w:rFonts w:ascii="Consolas" w:cs="Consolas" w:eastAsia="Consolas" w:hAnsi="Consolas"/>
-                <w:sz w:val="20"/>
-                <w:szCs w:val="20"/>
+                <w:sz w:val="18"/>
+                <w:szCs w:val="18"/>
               </w:rPr>
               <w:t xml:space="preserve">SIMCTL_CHILD_EPOS_ENTWICKLER=1</w:t>
             </w:r>
@@ -743,7 +755,7 @@
         </w:tc>
         <w:tc>
           <w:tcPr>
-            <w:tcW w:type="dxa" w:w="2078"/>
+            <w:tcW w:type="dxa" w:w="2323"/>
             <w:tcBorders>
               <w:top w:val="single" w:color="A6A6A6" w:sz="4"/>
               <w:left w:val="single" w:color="A6A6A6" w:sz="4"/>
@@ -778,7 +790,7 @@
         </w:trPr>
         <w:tc>
           <w:tcPr>
-            <w:tcW w:type="dxa" w:w="1547"/>
+            <w:tcW w:type="dxa" w:w="1261"/>
             <w:tcBorders>
               <w:top w:val="single" w:color="A6A6A6" w:sz="4"/>
               <w:left w:val="single" w:color="A6A6A6" w:sz="4"/>
@@ -809,7 +821,7 @@
         </w:tc>
         <w:tc>
           <w:tcPr>
-            <w:tcW w:type="dxa" w:w="2770"/>
+            <w:tcW w:type="dxa" w:w="3027"/>
             <w:tcBorders>
               <w:top w:val="single" w:color="A6A6A6" w:sz="4"/>
               <w:left w:val="single" w:color="A6A6A6" w:sz="4"/>
@@ -838,7 +850,7 @@
         </w:tc>
         <w:tc>
           <w:tcPr>
-            <w:tcW w:type="dxa" w:w="3243"/>
+            <w:tcW w:type="dxa" w:w="3027"/>
             <w:tcBorders>
               <w:top w:val="single" w:color="A6A6A6" w:sz="4"/>
               <w:left w:val="single" w:color="A6A6A6" w:sz="4"/>
@@ -866,8 +878,8 @@
             <w:r>
               <w:rPr>
                 <w:rFonts w:ascii="Consolas" w:cs="Consolas" w:eastAsia="Consolas" w:hAnsi="Consolas"/>
-                <w:sz w:val="20"/>
-                <w:szCs w:val="20"/>
+                <w:sz w:val="18"/>
+                <w:szCs w:val="18"/>
               </w:rPr>
               <w:t xml:space="preserve">HKLM\SOFTWARE\wp-plan\EntwicklermodusGesperrt = 1</w:t>
             </w:r>
@@ -882,7 +894,7 @@
         </w:tc>
         <w:tc>
           <w:tcPr>
-            <w:tcW w:type="dxa" w:w="2078"/>
+            <w:tcW w:type="dxa" w:w="2323"/>
             <w:tcBorders>
               <w:top w:val="single" w:color="A6A6A6" w:sz="4"/>
               <w:left w:val="single" w:color="A6A6A6" w:sz="4"/>
@@ -1203,7 +1215,7 @@
           <w:headerReference w:type="default" r:id="rId7"/>
           <w:footerReference w:type="default" r:id="rId8"/>
           <w:pgSz w:w="11906" w:h="16838" w:orient="portrait"/>
-          <w:pgMar w:top="1304" w:right="1134" w:bottom="1134" w:left="1134" w:header="708" w:footer="708" w:gutter="0"/>
+          <w:pgMar w:top="1417" w:right="1134" w:bottom="1417" w:left="1134" w:header="708" w:footer="708" w:gutter="0"/>
           <w:pgNumType/>
           <w:docGrid w:linePitch="360"/>
         </w:sectPr>
@@ -1219,7 +1231,7 @@
     </w:p>
     <w:tbl>
       <w:tblPr>
-        <w:tblW w:type="dxa" w:w="14570"/>
+        <w:tblW w:type="dxa" w:w="14700"/>
         <w:tblBorders>
           <w:top w:val="single" w:color="auto" w:sz="4"/>
           <w:left w:val="single" w:color="auto" w:sz="4"/>
@@ -1230,10 +1242,10 @@
         </w:tblBorders>
       </w:tblPr>
       <w:tblGrid>
-        <w:gridCol w:w="1939"/>
-        <w:gridCol w:w="4296"/>
-        <w:gridCol w:w="4296"/>
-        <w:gridCol w:w="4039"/>
+        <w:gridCol w:w="1729"/>
+        <w:gridCol w:w="4323"/>
+        <w:gridCol w:w="4323"/>
+        <w:gridCol w:w="4325"/>
       </w:tblGrid>
       <w:tr>
         <w:trPr>
@@ -1242,7 +1254,7 @@
         </w:trPr>
         <w:tc>
           <w:tcPr>
-            <w:tcW w:type="dxa" w:w="1939"/>
+            <w:tcW w:type="dxa" w:w="1729"/>
             <w:tcBorders>
               <w:top w:val="single" w:color="A6A6A6" w:sz="4"/>
               <w:left w:val="single" w:color="A6A6A6" w:sz="4"/>
@@ -1274,7 +1286,7 @@
         </w:tc>
         <w:tc>
           <w:tcPr>
-            <w:tcW w:type="dxa" w:w="4296"/>
+            <w:tcW w:type="dxa" w:w="4323"/>
             <w:tcBorders>
               <w:top w:val="single" w:color="A6A6A6" w:sz="4"/>
               <w:left w:val="single" w:color="A6A6A6" w:sz="4"/>
@@ -1306,7 +1318,7 @@
         </w:tc>
         <w:tc>
           <w:tcPr>
-            <w:tcW w:type="dxa" w:w="4296"/>
+            <w:tcW w:type="dxa" w:w="4323"/>
             <w:tcBorders>
               <w:top w:val="single" w:color="A6A6A6" w:sz="4"/>
               <w:left w:val="single" w:color="A6A6A6" w:sz="4"/>
@@ -1338,7 +1350,7 @@
         </w:tc>
         <w:tc>
           <w:tcPr>
-            <w:tcW w:type="dxa" w:w="4039"/>
+            <w:tcW w:type="dxa" w:w="4325"/>
             <w:tcBorders>
               <w:top w:val="single" w:color="A6A6A6" w:sz="4"/>
               <w:left w:val="single" w:color="A6A6A6" w:sz="4"/>
@@ -1376,29 +1388,29 @@
         </w:trPr>
         <w:tc>
           <w:tcPr>
-            <w:tcW w:type="dxa" w:w="1939"/>
-            <w:tcBorders>
-              <w:top w:val="single" w:color="A6A6A6" w:sz="4"/>
-              <w:left w:val="single" w:color="A6A6A6" w:sz="4"/>
-              <w:bottom w:val="single" w:color="A6A6A6" w:sz="4"/>
-              <w:right w:val="single" w:color="A6A6A6" w:sz="4"/>
-            </w:tcBorders>
-            <w:tcMar>
-              <w:top w:type="dxa" w:w="50"/>
-              <w:left w:type="dxa" w:w="90"/>
-              <w:bottom w:type="dxa" w:w="50"/>
-              <w:right w:type="dxa" w:w="90"/>
-            </w:tcMar>
-          </w:tcPr>
-          <w:p>
-            <w:pPr>
-              <w:spacing w:after="0"/>
-            </w:pPr>
-            <w:r>
-              <w:rPr>
-                <w:rFonts w:ascii="Consolas" w:cs="Consolas" w:eastAsia="Consolas" w:hAnsi="Consolas"/>
-                <w:sz w:val="20"/>
-                <w:szCs w:val="20"/>
+            <w:tcW w:type="dxa" w:w="1729"/>
+            <w:tcBorders>
+              <w:top w:val="single" w:color="A6A6A6" w:sz="4"/>
+              <w:left w:val="single" w:color="A6A6A6" w:sz="4"/>
+              <w:bottom w:val="single" w:color="A6A6A6" w:sz="4"/>
+              <w:right w:val="single" w:color="A6A6A6" w:sz="4"/>
+            </w:tcBorders>
+            <w:tcMar>
+              <w:top w:type="dxa" w:w="50"/>
+              <w:left w:type="dxa" w:w="90"/>
+              <w:bottom w:type="dxa" w:w="50"/>
+              <w:right w:type="dxa" w:w="90"/>
+            </w:tcMar>
+          </w:tcPr>
+          <w:p>
+            <w:pPr>
+              <w:spacing w:after="0"/>
+            </w:pPr>
+            <w:r>
+              <w:rPr>
+                <w:rFonts w:ascii="Consolas" w:cs="Consolas" w:eastAsia="Consolas" w:hAnsi="Consolas"/>
+                <w:sz w:val="18"/>
+                <w:szCs w:val="18"/>
               </w:rPr>
               <w:t xml:space="preserve">PROJEKTDATEI_IMPORT</w:t>
             </w:r>
@@ -1406,7 +1418,7 @@
         </w:tc>
         <w:tc>
           <w:tcPr>
-            <w:tcW w:type="dxa" w:w="4296"/>
+            <w:tcW w:type="dxa" w:w="4323"/>
             <w:tcBorders>
               <w:top w:val="single" w:color="A6A6A6" w:sz="4"/>
               <w:left w:val="single" w:color="A6A6A6" w:sz="4"/>
@@ -1434,8 +1446,8 @@
             <w:r>
               <w:rPr>
                 <w:rFonts w:ascii="Consolas" w:cs="Consolas" w:eastAsia="Consolas" w:hAnsi="Consolas"/>
-                <w:sz w:val="20"/>
-                <w:szCs w:val="20"/>
+                <w:sz w:val="18"/>
+                <w:szCs w:val="18"/>
               </w:rPr>
               <w:t xml:space="preserve">.sqproj</w:t>
             </w:r>
@@ -1450,29 +1462,29 @@
         </w:tc>
         <w:tc>
           <w:tcPr>
-            <w:tcW w:type="dxa" w:w="4296"/>
-            <w:tcBorders>
-              <w:top w:val="single" w:color="A6A6A6" w:sz="4"/>
-              <w:left w:val="single" w:color="A6A6A6" w:sz="4"/>
-              <w:bottom w:val="single" w:color="A6A6A6" w:sz="4"/>
-              <w:right w:val="single" w:color="A6A6A6" w:sz="4"/>
-            </w:tcBorders>
-            <w:tcMar>
-              <w:top w:type="dxa" w:w="50"/>
-              <w:left w:type="dxa" w:w="90"/>
-              <w:bottom w:type="dxa" w:w="50"/>
-              <w:right w:type="dxa" w:w="90"/>
-            </w:tcMar>
-          </w:tcPr>
-          <w:p>
-            <w:pPr>
-              <w:spacing w:after="0"/>
-            </w:pPr>
-            <w:r>
-              <w:rPr>
-                <w:rFonts w:ascii="Consolas" w:cs="Consolas" w:eastAsia="Consolas" w:hAnsi="Consolas"/>
-                <w:sz w:val="20"/>
-                <w:szCs w:val="20"/>
+            <w:tcW w:type="dxa" w:w="4323"/>
+            <w:tcBorders>
+              <w:top w:val="single" w:color="A6A6A6" w:sz="4"/>
+              <w:left w:val="single" w:color="A6A6A6" w:sz="4"/>
+              <w:bottom w:val="single" w:color="A6A6A6" w:sz="4"/>
+              <w:right w:val="single" w:color="A6A6A6" w:sz="4"/>
+            </w:tcBorders>
+            <w:tcMar>
+              <w:top w:type="dxa" w:w="50"/>
+              <w:left w:type="dxa" w:w="90"/>
+              <w:bottom w:type="dxa" w:w="50"/>
+              <w:right w:type="dxa" w:w="90"/>
+            </w:tcMar>
+          </w:tcPr>
+          <w:p>
+            <w:pPr>
+              <w:spacing w:after="0"/>
+            </w:pPr>
+            <w:r>
+              <w:rPr>
+                <w:rFonts w:ascii="Consolas" w:cs="Consolas" w:eastAsia="Consolas" w:hAnsi="Consolas"/>
+                <w:sz w:val="18"/>
+                <w:szCs w:val="18"/>
               </w:rPr>
               <w:t xml:space="preserve">EPOS.UI/Dialoge/Import/GebaeudeImportDialog.razor</w:t>
             </w:r>
@@ -1486,8 +1498,8 @@
             <w:r>
               <w:rPr>
                 <w:rFonts w:ascii="Consolas" w:cs="Consolas" w:eastAsia="Consolas" w:hAnsi="Consolas"/>
-                <w:sz w:val="20"/>
-                <w:szCs w:val="20"/>
+                <w:sz w:val="18"/>
+                <w:szCs w:val="18"/>
               </w:rPr>
               <w:t xml:space="preserve">EPOS.UI.Daten/Bedarf/GebaeudeImportHuelle.cs</w:t>
             </w:r>
@@ -1501,8 +1513,8 @@
             <w:r>
               <w:rPr>
                 <w:rFonts w:ascii="Consolas" w:cs="Consolas" w:eastAsia="Consolas" w:hAnsi="Consolas"/>
-                <w:sz w:val="20"/>
-                <w:szCs w:val="20"/>
+                <w:sz w:val="18"/>
+                <w:szCs w:val="18"/>
               </w:rPr>
               <w:t xml:space="preserve">ProjektdateiFreigegeben</w:t>
             </w:r>
@@ -1516,8 +1528,8 @@
             <w:r>
               <w:rPr>
                 <w:rFonts w:ascii="Consolas" w:cs="Consolas" w:eastAsia="Consolas" w:hAnsi="Consolas"/>
-                <w:sz w:val="20"/>
-                <w:szCs w:val="20"/>
+                <w:sz w:val="18"/>
+                <w:szCs w:val="18"/>
               </w:rPr>
               <w:t xml:space="preserve">EPOS.Kern/Allgemein/Import/Sqproj/</w:t>
             </w:r>
@@ -1532,7 +1544,7 @@
         </w:tc>
         <w:tc>
           <w:tcPr>
-            <w:tcW w:type="dxa" w:w="4039"/>
+            <w:tcW w:type="dxa" w:w="4325"/>
             <w:tcBorders>
               <w:top w:val="single" w:color="A6A6A6" w:sz="4"/>
               <w:left w:val="single" w:color="A6A6A6" w:sz="4"/>
@@ -1567,29 +1579,29 @@
         </w:trPr>
         <w:tc>
           <w:tcPr>
-            <w:tcW w:type="dxa" w:w="1939"/>
-            <w:tcBorders>
-              <w:top w:val="single" w:color="A6A6A6" w:sz="4"/>
-              <w:left w:val="single" w:color="A6A6A6" w:sz="4"/>
-              <w:bottom w:val="single" w:color="A6A6A6" w:sz="4"/>
-              <w:right w:val="single" w:color="A6A6A6" w:sz="4"/>
-            </w:tcBorders>
-            <w:tcMar>
-              <w:top w:type="dxa" w:w="50"/>
-              <w:left w:type="dxa" w:w="90"/>
-              <w:bottom w:type="dxa" w:w="50"/>
-              <w:right w:type="dxa" w:w="90"/>
-            </w:tcMar>
-          </w:tcPr>
-          <w:p>
-            <w:pPr>
-              <w:spacing w:after="0"/>
-            </w:pPr>
-            <w:r>
-              <w:rPr>
-                <w:rFonts w:ascii="Consolas" w:cs="Consolas" w:eastAsia="Consolas" w:hAnsi="Consolas"/>
-                <w:sz w:val="20"/>
-                <w:szCs w:val="20"/>
+            <w:tcW w:type="dxa" w:w="1729"/>
+            <w:tcBorders>
+              <w:top w:val="single" w:color="A6A6A6" w:sz="4"/>
+              <w:left w:val="single" w:color="A6A6A6" w:sz="4"/>
+              <w:bottom w:val="single" w:color="A6A6A6" w:sz="4"/>
+              <w:right w:val="single" w:color="A6A6A6" w:sz="4"/>
+            </w:tcBorders>
+            <w:tcMar>
+              <w:top w:type="dxa" w:w="50"/>
+              <w:left w:type="dxa" w:w="90"/>
+              <w:bottom w:type="dxa" w:w="50"/>
+              <w:right w:type="dxa" w:w="90"/>
+            </w:tcMar>
+          </w:tcPr>
+          <w:p>
+            <w:pPr>
+              <w:spacing w:after="0"/>
+            </w:pPr>
+            <w:r>
+              <w:rPr>
+                <w:rFonts w:ascii="Consolas" w:cs="Consolas" w:eastAsia="Consolas" w:hAnsi="Consolas"/>
+                <w:sz w:val="18"/>
+                <w:szCs w:val="18"/>
               </w:rPr>
               <w:t xml:space="preserve">PROJEKTDATEI_PROFILE</w:t>
             </w:r>
@@ -1597,7 +1609,7 @@
         </w:tc>
         <w:tc>
           <w:tcPr>
-            <w:tcW w:type="dxa" w:w="4296"/>
+            <w:tcW w:type="dxa" w:w="4323"/>
             <w:tcBorders>
               <w:top w:val="single" w:color="A6A6A6" w:sz="4"/>
               <w:left w:val="single" w:color="A6A6A6" w:sz="4"/>
@@ -1626,29 +1638,29 @@
         </w:tc>
         <w:tc>
           <w:tcPr>
-            <w:tcW w:type="dxa" w:w="4296"/>
-            <w:tcBorders>
-              <w:top w:val="single" w:color="A6A6A6" w:sz="4"/>
-              <w:left w:val="single" w:color="A6A6A6" w:sz="4"/>
-              <w:bottom w:val="single" w:color="A6A6A6" w:sz="4"/>
-              <w:right w:val="single" w:color="A6A6A6" w:sz="4"/>
-            </w:tcBorders>
-            <w:tcMar>
-              <w:top w:type="dxa" w:w="50"/>
-              <w:left w:type="dxa" w:w="90"/>
-              <w:bottom w:type="dxa" w:w="50"/>
-              <w:right w:type="dxa" w:w="90"/>
-            </w:tcMar>
-          </w:tcPr>
-          <w:p>
-            <w:pPr>
-              <w:spacing w:after="0"/>
-            </w:pPr>
-            <w:r>
-              <w:rPr>
-                <w:rFonts w:ascii="Consolas" w:cs="Consolas" w:eastAsia="Consolas" w:hAnsi="Consolas"/>
-                <w:sz w:val="20"/>
-                <w:szCs w:val="20"/>
+            <w:tcW w:type="dxa" w:w="4323"/>
+            <w:tcBorders>
+              <w:top w:val="single" w:color="A6A6A6" w:sz="4"/>
+              <w:left w:val="single" w:color="A6A6A6" w:sz="4"/>
+              <w:bottom w:val="single" w:color="A6A6A6" w:sz="4"/>
+              <w:right w:val="single" w:color="A6A6A6" w:sz="4"/>
+            </w:tcBorders>
+            <w:tcMar>
+              <w:top w:type="dxa" w:w="50"/>
+              <w:left w:type="dxa" w:w="90"/>
+              <w:bottom w:type="dxa" w:w="50"/>
+              <w:right w:type="dxa" w:w="90"/>
+            </w:tcMar>
+          </w:tcPr>
+          <w:p>
+            <w:pPr>
+              <w:spacing w:after="0"/>
+            </w:pPr>
+            <w:r>
+              <w:rPr>
+                <w:rFonts w:ascii="Consolas" w:cs="Consolas" w:eastAsia="Consolas" w:hAnsi="Consolas"/>
+                <w:sz w:val="18"/>
+                <w:szCs w:val="18"/>
               </w:rPr>
               <w:t xml:space="preserve">EPOS.UI/Dialoge/Bedarf/ProjektdateiProfile.razor</w:t>
             </w:r>
@@ -1662,8 +1674,8 @@
             <w:r>
               <w:rPr>
                 <w:rFonts w:ascii="Consolas" w:cs="Consolas" w:eastAsia="Consolas" w:hAnsi="Consolas"/>
-                <w:sz w:val="20"/>
-                <w:szCs w:val="20"/>
+                <w:sz w:val="18"/>
+                <w:szCs w:val="18"/>
               </w:rPr>
               <w:t xml:space="preserve">RaumnutzungBlatt.razor</w:t>
             </w:r>
@@ -1677,8 +1689,8 @@
             <w:r>
               <w:rPr>
                 <w:rFonts w:ascii="Consolas" w:cs="Consolas" w:eastAsia="Consolas" w:hAnsi="Consolas"/>
-                <w:sz w:val="20"/>
-                <w:szCs w:val="20"/>
+                <w:sz w:val="18"/>
+                <w:szCs w:val="18"/>
               </w:rPr>
               <w:t xml:space="preserve">ProjektdateiProfileHuelle.cs</w:t>
             </w:r>
@@ -1692,8 +1704,8 @@
             <w:r>
               <w:rPr>
                 <w:rFonts w:ascii="Consolas" w:cs="Consolas" w:eastAsia="Consolas" w:hAnsi="Consolas"/>
-                <w:sz w:val="20"/>
-                <w:szCs w:val="20"/>
+                <w:sz w:val="18"/>
+                <w:szCs w:val="18"/>
               </w:rPr>
               <w:t xml:space="preserve">RaumnutzungWeg.ProjektdateiFreigegeben</w:t>
             </w:r>
@@ -1701,7 +1713,7 @@
         </w:tc>
         <w:tc>
           <w:tcPr>
-            <w:tcW w:type="dxa" w:w="4039"/>
+            <w:tcW w:type="dxa" w:w="4325"/>
             <w:tcBorders>
               <w:top w:val="single" w:color="A6A6A6" w:sz="4"/>
               <w:left w:val="single" w:color="A6A6A6" w:sz="4"/>
@@ -1736,29 +1748,29 @@
         </w:trPr>
         <w:tc>
           <w:tcPr>
-            <w:tcW w:type="dxa" w:w="1939"/>
-            <w:tcBorders>
-              <w:top w:val="single" w:color="A6A6A6" w:sz="4"/>
-              <w:left w:val="single" w:color="A6A6A6" w:sz="4"/>
-              <w:bottom w:val="single" w:color="A6A6A6" w:sz="4"/>
-              <w:right w:val="single" w:color="A6A6A6" w:sz="4"/>
-            </w:tcBorders>
-            <w:tcMar>
-              <w:top w:type="dxa" w:w="50"/>
-              <w:left w:type="dxa" w:w="90"/>
-              <w:bottom w:type="dxa" w:w="50"/>
-              <w:right w:type="dxa" w:w="90"/>
-            </w:tcMar>
-          </w:tcPr>
-          <w:p>
-            <w:pPr>
-              <w:spacing w:after="0"/>
-            </w:pPr>
-            <w:r>
-              <w:rPr>
-                <w:rFonts w:ascii="Consolas" w:cs="Consolas" w:eastAsia="Consolas" w:hAnsi="Consolas"/>
-                <w:sz w:val="20"/>
-                <w:szCs w:val="20"/>
+            <w:tcW w:type="dxa" w:w="1729"/>
+            <w:tcBorders>
+              <w:top w:val="single" w:color="A6A6A6" w:sz="4"/>
+              <w:left w:val="single" w:color="A6A6A6" w:sz="4"/>
+              <w:bottom w:val="single" w:color="A6A6A6" w:sz="4"/>
+              <w:right w:val="single" w:color="A6A6A6" w:sz="4"/>
+            </w:tcBorders>
+            <w:tcMar>
+              <w:top w:type="dxa" w:w="50"/>
+              <w:left w:type="dxa" w:w="90"/>
+              <w:bottom w:type="dxa" w:w="50"/>
+              <w:right w:type="dxa" w:w="90"/>
+            </w:tcMar>
+          </w:tcPr>
+          <w:p>
+            <w:pPr>
+              <w:spacing w:after="0"/>
+            </w:pPr>
+            <w:r>
+              <w:rPr>
+                <w:rFonts w:ascii="Consolas" w:cs="Consolas" w:eastAsia="Consolas" w:hAnsi="Consolas"/>
+                <w:sz w:val="18"/>
+                <w:szCs w:val="18"/>
               </w:rPr>
               <w:t xml:space="preserve">PROJEKTDATEI_IOS</w:t>
             </w:r>
@@ -1766,7 +1778,7 @@
         </w:tc>
         <w:tc>
           <w:tcPr>
-            <w:tcW w:type="dxa" w:w="4296"/>
+            <w:tcW w:type="dxa" w:w="4323"/>
             <w:tcBorders>
               <w:top w:val="single" w:color="A6A6A6" w:sz="4"/>
               <w:left w:val="single" w:color="A6A6A6" w:sz="4"/>
@@ -1794,8 +1806,8 @@
             <w:r>
               <w:rPr>
                 <w:rFonts w:ascii="Consolas" w:cs="Consolas" w:eastAsia="Consolas" w:hAnsi="Consolas"/>
-                <w:sz w:val="20"/>
-                <w:szCs w:val="20"/>
+                <w:sz w:val="18"/>
+                <w:szCs w:val="18"/>
               </w:rPr>
               <w:t xml:space="preserve">.sqproj</w:t>
             </w:r>
@@ -1810,29 +1822,29 @@
         </w:tc>
         <w:tc>
           <w:tcPr>
-            <w:tcW w:type="dxa" w:w="4296"/>
-            <w:tcBorders>
-              <w:top w:val="single" w:color="A6A6A6" w:sz="4"/>
-              <w:left w:val="single" w:color="A6A6A6" w:sz="4"/>
-              <w:bottom w:val="single" w:color="A6A6A6" w:sz="4"/>
-              <w:right w:val="single" w:color="A6A6A6" w:sz="4"/>
-            </w:tcBorders>
-            <w:tcMar>
-              <w:top w:type="dxa" w:w="50"/>
-              <w:left w:type="dxa" w:w="90"/>
-              <w:bottom w:type="dxa" w:w="50"/>
-              <w:right w:type="dxa" w:w="90"/>
-            </w:tcMar>
-          </w:tcPr>
-          <w:p>
-            <w:pPr>
-              <w:spacing w:after="0"/>
-            </w:pPr>
-            <w:r>
-              <w:rPr>
-                <w:rFonts w:ascii="Consolas" w:cs="Consolas" w:eastAsia="Consolas" w:hAnsi="Consolas"/>
-                <w:sz w:val="20"/>
-                <w:szCs w:val="20"/>
+            <w:tcW w:type="dxa" w:w="4323"/>
+            <w:tcBorders>
+              <w:top w:val="single" w:color="A6A6A6" w:sz="4"/>
+              <w:left w:val="single" w:color="A6A6A6" w:sz="4"/>
+              <w:bottom w:val="single" w:color="A6A6A6" w:sz="4"/>
+              <w:right w:val="single" w:color="A6A6A6" w:sz="4"/>
+            </w:tcBorders>
+            <w:tcMar>
+              <w:top w:type="dxa" w:w="50"/>
+              <w:left w:type="dxa" w:w="90"/>
+              <w:bottom w:type="dxa" w:w="50"/>
+              <w:right w:type="dxa" w:w="90"/>
+            </w:tcMar>
+          </w:tcPr>
+          <w:p>
+            <w:pPr>
+              <w:spacing w:after="0"/>
+            </w:pPr>
+            <w:r>
+              <w:rPr>
+                <w:rFonts w:ascii="Consolas" w:cs="Consolas" w:eastAsia="Consolas" w:hAnsi="Consolas"/>
+                <w:sz w:val="18"/>
+                <w:szCs w:val="18"/>
               </w:rPr>
               <w:t xml:space="preserve">EPOS.iOS/Dienste/Dateifilter.cs</w:t>
             </w:r>
@@ -1846,8 +1858,8 @@
             <w:r>
               <w:rPr>
                 <w:rFonts w:ascii="Consolas" w:cs="Consolas" w:eastAsia="Consolas" w:hAnsi="Consolas"/>
-                <w:sz w:val="20"/>
-                <w:szCs w:val="20"/>
+                <w:sz w:val="18"/>
+                <w:szCs w:val="18"/>
               </w:rPr>
               <w:t xml:space="preserve">.sqproj</w:t>
             </w:r>
@@ -1862,7 +1874,7 @@
         </w:tc>
         <w:tc>
           <w:tcPr>
-            <w:tcW w:type="dxa" w:w="4039"/>
+            <w:tcW w:type="dxa" w:w="4325"/>
             <w:tcBorders>
               <w:top w:val="single" w:color="A6A6A6" w:sz="4"/>
               <w:left w:val="single" w:color="A6A6A6" w:sz="4"/>
@@ -1897,29 +1909,29 @@
         </w:trPr>
         <w:tc>
           <w:tcPr>
-            <w:tcW w:type="dxa" w:w="1939"/>
-            <w:tcBorders>
-              <w:top w:val="single" w:color="A6A6A6" w:sz="4"/>
-              <w:left w:val="single" w:color="A6A6A6" w:sz="4"/>
-              <w:bottom w:val="single" w:color="A6A6A6" w:sz="4"/>
-              <w:right w:val="single" w:color="A6A6A6" w:sz="4"/>
-            </w:tcBorders>
-            <w:tcMar>
-              <w:top w:type="dxa" w:w="50"/>
-              <w:left w:type="dxa" w:w="90"/>
-              <w:bottom w:type="dxa" w:w="50"/>
-              <w:right w:type="dxa" w:w="90"/>
-            </w:tcMar>
-          </w:tcPr>
-          <w:p>
-            <w:pPr>
-              <w:spacing w:after="0"/>
-            </w:pPr>
-            <w:r>
-              <w:rPr>
-                <w:rFonts w:ascii="Consolas" w:cs="Consolas" w:eastAsia="Consolas" w:hAnsi="Consolas"/>
-                <w:sz w:val="20"/>
-                <w:szCs w:val="20"/>
+            <w:tcW w:type="dxa" w:w="1729"/>
+            <w:tcBorders>
+              <w:top w:val="single" w:color="A6A6A6" w:sz="4"/>
+              <w:left w:val="single" w:color="A6A6A6" w:sz="4"/>
+              <w:bottom w:val="single" w:color="A6A6A6" w:sz="4"/>
+              <w:right w:val="single" w:color="A6A6A6" w:sz="4"/>
+            </w:tcBorders>
+            <w:tcMar>
+              <w:top w:type="dxa" w:w="50"/>
+              <w:left w:type="dxa" w:w="90"/>
+              <w:bottom w:type="dxa" w:w="50"/>
+              <w:right w:type="dxa" w:w="90"/>
+            </w:tcMar>
+          </w:tcPr>
+          <w:p>
+            <w:pPr>
+              <w:spacing w:after="0"/>
+            </w:pPr>
+            <w:r>
+              <w:rPr>
+                <w:rFonts w:ascii="Consolas" w:cs="Consolas" w:eastAsia="Consolas" w:hAnsi="Consolas"/>
+                <w:sz w:val="18"/>
+                <w:szCs w:val="18"/>
               </w:rPr>
               <w:t xml:space="preserve">PROJEKTDATEI_KI</w:t>
             </w:r>
@@ -1927,7 +1939,7 @@
         </w:tc>
         <w:tc>
           <w:tcPr>
-            <w:tcW w:type="dxa" w:w="4296"/>
+            <w:tcW w:type="dxa" w:w="4323"/>
             <w:tcBorders>
               <w:top w:val="single" w:color="A6A6A6" w:sz="4"/>
               <w:left w:val="single" w:color="A6A6A6" w:sz="4"/>
@@ -1956,29 +1968,29 @@
         </w:tc>
         <w:tc>
           <w:tcPr>
-            <w:tcW w:type="dxa" w:w="4296"/>
-            <w:tcBorders>
-              <w:top w:val="single" w:color="A6A6A6" w:sz="4"/>
-              <w:left w:val="single" w:color="A6A6A6" w:sz="4"/>
-              <w:bottom w:val="single" w:color="A6A6A6" w:sz="4"/>
-              <w:right w:val="single" w:color="A6A6A6" w:sz="4"/>
-            </w:tcBorders>
-            <w:tcMar>
-              <w:top w:type="dxa" w:w="50"/>
-              <w:left w:type="dxa" w:w="90"/>
-              <w:bottom w:type="dxa" w:w="50"/>
-              <w:right w:type="dxa" w:w="90"/>
-            </w:tcMar>
-          </w:tcPr>
-          <w:p>
-            <w:pPr>
-              <w:spacing w:after="0"/>
-            </w:pPr>
-            <w:r>
-              <w:rPr>
-                <w:rFonts w:ascii="Consolas" w:cs="Consolas" w:eastAsia="Consolas" w:hAnsi="Consolas"/>
-                <w:sz w:val="20"/>
-                <w:szCs w:val="20"/>
+            <w:tcW w:type="dxa" w:w="4323"/>
+            <w:tcBorders>
+              <w:top w:val="single" w:color="A6A6A6" w:sz="4"/>
+              <w:left w:val="single" w:color="A6A6A6" w:sz="4"/>
+              <w:bottom w:val="single" w:color="A6A6A6" w:sz="4"/>
+              <w:right w:val="single" w:color="A6A6A6" w:sz="4"/>
+            </w:tcBorders>
+            <w:tcMar>
+              <w:top w:type="dxa" w:w="50"/>
+              <w:left w:type="dxa" w:w="90"/>
+              <w:bottom w:type="dxa" w:w="50"/>
+              <w:right w:type="dxa" w:w="90"/>
+            </w:tcMar>
+          </w:tcPr>
+          <w:p>
+            <w:pPr>
+              <w:spacing w:after="0"/>
+            </w:pPr>
+            <w:r>
+              <w:rPr>
+                <w:rFonts w:ascii="Consolas" w:cs="Consolas" w:eastAsia="Consolas" w:hAnsi="Consolas"/>
+                <w:sz w:val="18"/>
+                <w:szCs w:val="18"/>
               </w:rPr>
               <w:t xml:space="preserve">EPOS.Kern/Allgemein/KI/Dialoge/KiDialoge.cs</w:t>
             </w:r>
@@ -1992,8 +2004,8 @@
             <w:r>
               <w:rPr>
                 <w:rFonts w:ascii="Consolas" w:cs="Consolas" w:eastAsia="Consolas" w:hAnsi="Consolas"/>
-                <w:sz w:val="20"/>
-                <w:szCs w:val="20"/>
+                <w:sz w:val="18"/>
+                <w:szCs w:val="18"/>
               </w:rPr>
               <w:t xml:space="preserve">KiDialoge.NUR_ENTWICKLER</w:t>
             </w:r>
@@ -2007,8 +2019,8 @@
             <w:r>
               <w:rPr>
                 <w:rFonts w:ascii="Consolas" w:cs="Consolas" w:eastAsia="Consolas" w:hAnsi="Consolas"/>
-                <w:sz w:val="20"/>
-                <w:szCs w:val="20"/>
+                <w:sz w:val="18"/>
+                <w:szCs w:val="18"/>
               </w:rPr>
               <w:t xml:space="preserve">KI_ABSAGE_NUR_ENTWICKLER</w:t>
             </w:r>
@@ -2022,8 +2034,8 @@
             <w:r>
               <w:rPr>
                 <w:rFonts w:ascii="Consolas" w:cs="Consolas" w:eastAsia="Consolas" w:hAnsi="Consolas"/>
-                <w:sz w:val="20"/>
-                <w:szCs w:val="20"/>
+                <w:sz w:val="18"/>
+                <w:szCs w:val="18"/>
               </w:rPr>
               <w:t xml:space="preserve">KiAktionenDialog.FeldzugangGrund</w:t>
             </w:r>
@@ -2031,7 +2043,7 @@
         </w:tc>
         <w:tc>
           <w:tcPr>
-            <w:tcW w:type="dxa" w:w="4039"/>
+            <w:tcW w:type="dxa" w:w="4325"/>
             <w:tcBorders>
               <w:top w:val="single" w:color="A6A6A6" w:sz="4"/>
               <w:left w:val="single" w:color="A6A6A6" w:sz="4"/>
@@ -2066,29 +2078,29 @@
         </w:trPr>
         <w:tc>
           <w:tcPr>
-            <w:tcW w:type="dxa" w:w="1939"/>
-            <w:tcBorders>
-              <w:top w:val="single" w:color="A6A6A6" w:sz="4"/>
-              <w:left w:val="single" w:color="A6A6A6" w:sz="4"/>
-              <w:bottom w:val="single" w:color="A6A6A6" w:sz="4"/>
-              <w:right w:val="single" w:color="A6A6A6" w:sz="4"/>
-            </w:tcBorders>
-            <w:tcMar>
-              <w:top w:type="dxa" w:w="50"/>
-              <w:left w:type="dxa" w:w="90"/>
-              <w:bottom w:type="dxa" w:w="50"/>
-              <w:right w:type="dxa" w:w="90"/>
-            </w:tcMar>
-          </w:tcPr>
-          <w:p>
-            <w:pPr>
-              <w:spacing w:after="0"/>
-            </w:pPr>
-            <w:r>
-              <w:rPr>
-                <w:rFonts w:ascii="Consolas" w:cs="Consolas" w:eastAsia="Consolas" w:hAnsi="Consolas"/>
-                <w:sz w:val="20"/>
-                <w:szCs w:val="20"/>
+            <w:tcW w:type="dxa" w:w="1729"/>
+            <w:tcBorders>
+              <w:top w:val="single" w:color="A6A6A6" w:sz="4"/>
+              <w:left w:val="single" w:color="A6A6A6" w:sz="4"/>
+              <w:bottom w:val="single" w:color="A6A6A6" w:sz="4"/>
+              <w:right w:val="single" w:color="A6A6A6" w:sz="4"/>
+            </w:tcBorders>
+            <w:tcMar>
+              <w:top w:type="dxa" w:w="50"/>
+              <w:left w:type="dxa" w:w="90"/>
+              <w:bottom w:type="dxa" w:w="50"/>
+              <w:right w:type="dxa" w:w="90"/>
+            </w:tcMar>
+          </w:tcPr>
+          <w:p>
+            <w:pPr>
+              <w:spacing w:after="0"/>
+            </w:pPr>
+            <w:r>
+              <w:rPr>
+                <w:rFonts w:ascii="Consolas" w:cs="Consolas" w:eastAsia="Consolas" w:hAnsi="Consolas"/>
+                <w:sz w:val="18"/>
+                <w:szCs w:val="18"/>
               </w:rPr>
               <w:t xml:space="preserve">KATALOG_WIEDERHERSTELLEN</w:t>
             </w:r>
@@ -2096,7 +2108,7 @@
         </w:tc>
         <w:tc>
           <w:tcPr>
-            <w:tcW w:type="dxa" w:w="4296"/>
+            <w:tcW w:type="dxa" w:w="4323"/>
             <w:tcBorders>
               <w:top w:val="single" w:color="A6A6A6" w:sz="4"/>
               <w:left w:val="single" w:color="A6A6A6" w:sz="4"/>
@@ -2125,29 +2137,29 @@
         </w:tc>
         <w:tc>
           <w:tcPr>
-            <w:tcW w:type="dxa" w:w="4296"/>
-            <w:tcBorders>
-              <w:top w:val="single" w:color="A6A6A6" w:sz="4"/>
-              <w:left w:val="single" w:color="A6A6A6" w:sz="4"/>
-              <w:bottom w:val="single" w:color="A6A6A6" w:sz="4"/>
-              <w:right w:val="single" w:color="A6A6A6" w:sz="4"/>
-            </w:tcBorders>
-            <w:tcMar>
-              <w:top w:type="dxa" w:w="50"/>
-              <w:left w:type="dxa" w:w="90"/>
-              <w:bottom w:type="dxa" w:w="50"/>
-              <w:right w:type="dxa" w:w="90"/>
-            </w:tcMar>
-          </w:tcPr>
-          <w:p>
-            <w:pPr>
-              <w:spacing w:after="0"/>
-            </w:pPr>
-            <w:r>
-              <w:rPr>
-                <w:rFonts w:ascii="Consolas" w:cs="Consolas" w:eastAsia="Consolas" w:hAnsi="Consolas"/>
-                <w:sz w:val="20"/>
-                <w:szCs w:val="20"/>
+            <w:tcW w:type="dxa" w:w="4323"/>
+            <w:tcBorders>
+              <w:top w:val="single" w:color="A6A6A6" w:sz="4"/>
+              <w:left w:val="single" w:color="A6A6A6" w:sz="4"/>
+              <w:bottom w:val="single" w:color="A6A6A6" w:sz="4"/>
+              <w:right w:val="single" w:color="A6A6A6" w:sz="4"/>
+            </w:tcBorders>
+            <w:tcMar>
+              <w:top w:type="dxa" w:w="50"/>
+              <w:left w:type="dxa" w:w="90"/>
+              <w:bottom w:type="dxa" w:w="50"/>
+              <w:right w:type="dxa" w:w="90"/>
+            </w:tcMar>
+          </w:tcPr>
+          <w:p>
+            <w:pPr>
+              <w:spacing w:after="0"/>
+            </w:pPr>
+            <w:r>
+              <w:rPr>
+                <w:rFonts w:ascii="Consolas" w:cs="Consolas" w:eastAsia="Consolas" w:hAnsi="Consolas"/>
+                <w:sz w:val="18"/>
+                <w:szCs w:val="18"/>
               </w:rPr>
               <w:t xml:space="preserve">KatalogabgleichDialog.razor</w:t>
             </w:r>
@@ -2161,8 +2173,8 @@
             <w:r>
               <w:rPr>
                 <w:rFonts w:ascii="Consolas" w:cs="Consolas" w:eastAsia="Consolas" w:hAnsi="Consolas"/>
-                <w:sz w:val="20"/>
-                <w:szCs w:val="20"/>
+                <w:sz w:val="18"/>
+                <w:szCs w:val="18"/>
               </w:rPr>
               <w:t xml:space="preserve">Entwickler</w:t>
             </w:r>
@@ -2176,8 +2188,8 @@
             <w:r>
               <w:rPr>
                 <w:rFonts w:ascii="Consolas" w:cs="Consolas" w:eastAsia="Consolas" w:hAnsi="Consolas"/>
-                <w:sz w:val="20"/>
-                <w:szCs w:val="20"/>
+                <w:sz w:val="18"/>
+                <w:szCs w:val="18"/>
               </w:rPr>
               <w:t xml:space="preserve">Katalogabgleich.Wiederherstellen</w:t>
             </w:r>
@@ -2201,7 +2213,7 @@
         </w:tc>
         <w:tc>
           <w:tcPr>
-            <w:tcW w:type="dxa" w:w="4039"/>
+            <w:tcW w:type="dxa" w:w="4325"/>
             <w:tcBorders>
               <w:top w:val="single" w:color="A6A6A6" w:sz="4"/>
               <w:left w:val="single" w:color="A6A6A6" w:sz="4"/>
@@ -2236,29 +2248,29 @@
         </w:trPr>
         <w:tc>
           <w:tcPr>
-            <w:tcW w:type="dxa" w:w="1939"/>
-            <w:tcBorders>
-              <w:top w:val="single" w:color="A6A6A6" w:sz="4"/>
-              <w:left w:val="single" w:color="A6A6A6" w:sz="4"/>
-              <w:bottom w:val="single" w:color="A6A6A6" w:sz="4"/>
-              <w:right w:val="single" w:color="A6A6A6" w:sz="4"/>
-            </w:tcBorders>
-            <w:tcMar>
-              <w:top w:type="dxa" w:w="50"/>
-              <w:left w:type="dxa" w:w="90"/>
-              <w:bottom w:type="dxa" w:w="50"/>
-              <w:right w:type="dxa" w:w="90"/>
-            </w:tcMar>
-          </w:tcPr>
-          <w:p>
-            <w:pPr>
-              <w:spacing w:after="0"/>
-            </w:pPr>
-            <w:r>
-              <w:rPr>
-                <w:rFonts w:ascii="Consolas" w:cs="Consolas" w:eastAsia="Consolas" w:hAnsi="Consolas"/>
-                <w:sz w:val="20"/>
-                <w:szCs w:val="20"/>
+            <w:tcW w:type="dxa" w:w="1729"/>
+            <w:tcBorders>
+              <w:top w:val="single" w:color="A6A6A6" w:sz="4"/>
+              <w:left w:val="single" w:color="A6A6A6" w:sz="4"/>
+              <w:bottom w:val="single" w:color="A6A6A6" w:sz="4"/>
+              <w:right w:val="single" w:color="A6A6A6" w:sz="4"/>
+            </w:tcBorders>
+            <w:tcMar>
+              <w:top w:type="dxa" w:w="50"/>
+              <w:left w:type="dxa" w:w="90"/>
+              <w:bottom w:type="dxa" w:w="50"/>
+              <w:right w:type="dxa" w:w="90"/>
+            </w:tcMar>
+          </w:tcPr>
+          <w:p>
+            <w:pPr>
+              <w:spacing w:after="0"/>
+            </w:pPr>
+            <w:r>
+              <w:rPr>
+                <w:rFonts w:ascii="Consolas" w:cs="Consolas" w:eastAsia="Consolas" w:hAnsi="Consolas"/>
+                <w:sz w:val="18"/>
+                <w:szCs w:val="18"/>
               </w:rPr>
               <w:t xml:space="preserve">KI_WERKZEUGE</w:t>
             </w:r>
@@ -2266,7 +2278,7 @@
         </w:tc>
         <w:tc>
           <w:tcPr>
-            <w:tcW w:type="dxa" w:w="4296"/>
+            <w:tcW w:type="dxa" w:w="4323"/>
             <w:tcBorders>
               <w:top w:val="single" w:color="A6A6A6" w:sz="4"/>
               <w:left w:val="single" w:color="A6A6A6" w:sz="4"/>
@@ -2295,29 +2307,29 @@
         </w:tc>
         <w:tc>
           <w:tcPr>
-            <w:tcW w:type="dxa" w:w="4296"/>
-            <w:tcBorders>
-              <w:top w:val="single" w:color="A6A6A6" w:sz="4"/>
-              <w:left w:val="single" w:color="A6A6A6" w:sz="4"/>
-              <w:bottom w:val="single" w:color="A6A6A6" w:sz="4"/>
-              <w:right w:val="single" w:color="A6A6A6" w:sz="4"/>
-            </w:tcBorders>
-            <w:tcMar>
-              <w:top w:type="dxa" w:w="50"/>
-              <w:left w:type="dxa" w:w="90"/>
-              <w:bottom w:type="dxa" w:w="50"/>
-              <w:right w:type="dxa" w:w="90"/>
-            </w:tcMar>
-          </w:tcPr>
-          <w:p>
-            <w:pPr>
-              <w:spacing w:after="0"/>
-            </w:pPr>
-            <w:r>
-              <w:rPr>
-                <w:rFonts w:ascii="Consolas" w:cs="Consolas" w:eastAsia="Consolas" w:hAnsi="Consolas"/>
-                <w:sz w:val="20"/>
-                <w:szCs w:val="20"/>
+            <w:tcW w:type="dxa" w:w="4323"/>
+            <w:tcBorders>
+              <w:top w:val="single" w:color="A6A6A6" w:sz="4"/>
+              <w:left w:val="single" w:color="A6A6A6" w:sz="4"/>
+              <w:bottom w:val="single" w:color="A6A6A6" w:sz="4"/>
+              <w:right w:val="single" w:color="A6A6A6" w:sz="4"/>
+            </w:tcBorders>
+            <w:tcMar>
+              <w:top w:type="dxa" w:w="50"/>
+              <w:left w:type="dxa" w:w="90"/>
+              <w:bottom w:type="dxa" w:w="50"/>
+              <w:right w:type="dxa" w:w="90"/>
+            </w:tcMar>
+          </w:tcPr>
+          <w:p>
+            <w:pPr>
+              <w:spacing w:after="0"/>
+            </w:pPr>
+            <w:r>
+              <w:rPr>
+                <w:rFonts w:ascii="Consolas" w:cs="Consolas" w:eastAsia="Consolas" w:hAnsi="Consolas"/>
+                <w:sz w:val="18"/>
+                <w:szCs w:val="18"/>
               </w:rPr>
               <w:t xml:space="preserve">EPOS.UI/Dialoge/Hilfe/KiChatDialog.razor</w:t>
             </w:r>
@@ -2331,8 +2343,8 @@
             <w:r>
               <w:rPr>
                 <w:rFonts w:ascii="Consolas" w:cs="Consolas" w:eastAsia="Consolas" w:hAnsi="Consolas"/>
-                <w:sz w:val="20"/>
-                <w:szCs w:val="20"/>
+                <w:sz w:val="18"/>
+                <w:szCs w:val="18"/>
               </w:rPr>
               <w:t xml:space="preserve">KiEinstellungenDialog.razor</w:t>
             </w:r>
@@ -2346,8 +2358,8 @@
             <w:r>
               <w:rPr>
                 <w:rFonts w:ascii="Consolas" w:cs="Consolas" w:eastAsia="Consolas" w:hAnsi="Consolas"/>
-                <w:sz w:val="20"/>
-                <w:szCs w:val="20"/>
+                <w:sz w:val="18"/>
+                <w:szCs w:val="18"/>
               </w:rPr>
               <w:t xml:space="preserve">Entwickler</w:t>
             </w:r>
@@ -2362,7 +2374,7 @@
         </w:tc>
         <w:tc>
           <w:tcPr>
-            <w:tcW w:type="dxa" w:w="4039"/>
+            <w:tcW w:type="dxa" w:w="4325"/>
             <w:tcBorders>
               <w:top w:val="single" w:color="A6A6A6" w:sz="4"/>
               <w:left w:val="single" w:color="A6A6A6" w:sz="4"/>
@@ -2397,29 +2409,29 @@
         </w:trPr>
         <w:tc>
           <w:tcPr>
-            <w:tcW w:type="dxa" w:w="1939"/>
-            <w:tcBorders>
-              <w:top w:val="single" w:color="A6A6A6" w:sz="4"/>
-              <w:left w:val="single" w:color="A6A6A6" w:sz="4"/>
-              <w:bottom w:val="single" w:color="A6A6A6" w:sz="4"/>
-              <w:right w:val="single" w:color="A6A6A6" w:sz="4"/>
-            </w:tcBorders>
-            <w:tcMar>
-              <w:top w:type="dxa" w:w="50"/>
-              <w:left w:type="dxa" w:w="90"/>
-              <w:bottom w:type="dxa" w:w="50"/>
-              <w:right w:type="dxa" w:w="90"/>
-            </w:tcMar>
-          </w:tcPr>
-          <w:p>
-            <w:pPr>
-              <w:spacing w:after="0"/>
-            </w:pPr>
-            <w:r>
-              <w:rPr>
-                <w:rFonts w:ascii="Consolas" w:cs="Consolas" w:eastAsia="Consolas" w:hAnsi="Consolas"/>
-                <w:sz w:val="20"/>
-                <w:szCs w:val="20"/>
+            <w:tcW w:type="dxa" w:w="1729"/>
+            <w:tcBorders>
+              <w:top w:val="single" w:color="A6A6A6" w:sz="4"/>
+              <w:left w:val="single" w:color="A6A6A6" w:sz="4"/>
+              <w:bottom w:val="single" w:color="A6A6A6" w:sz="4"/>
+              <w:right w:val="single" w:color="A6A6A6" w:sz="4"/>
+            </w:tcBorders>
+            <w:tcMar>
+              <w:top w:type="dxa" w:w="50"/>
+              <w:left w:type="dxa" w:w="90"/>
+              <w:bottom w:type="dxa" w:w="50"/>
+              <w:right w:type="dxa" w:w="90"/>
+            </w:tcMar>
+          </w:tcPr>
+          <w:p>
+            <w:pPr>
+              <w:spacing w:after="0"/>
+            </w:pPr>
+            <w:r>
+              <w:rPr>
+                <w:rFonts w:ascii="Consolas" w:cs="Consolas" w:eastAsia="Consolas" w:hAnsi="Consolas"/>
+                <w:sz w:val="18"/>
+                <w:szCs w:val="18"/>
               </w:rPr>
               <w:t xml:space="preserve">EXPORT_IDS</w:t>
             </w:r>
@@ -2427,7 +2439,7 @@
         </w:tc>
         <w:tc>
           <w:tcPr>
-            <w:tcW w:type="dxa" w:w="4296"/>
+            <w:tcW w:type="dxa" w:w="4323"/>
             <w:tcBorders>
               <w:top w:val="single" w:color="A6A6A6" w:sz="4"/>
               <w:left w:val="single" w:color="A6A6A6" w:sz="4"/>
@@ -2456,29 +2468,29 @@
         </w:tc>
         <w:tc>
           <w:tcPr>
-            <w:tcW w:type="dxa" w:w="4296"/>
-            <w:tcBorders>
-              <w:top w:val="single" w:color="A6A6A6" w:sz="4"/>
-              <w:left w:val="single" w:color="A6A6A6" w:sz="4"/>
-              <w:bottom w:val="single" w:color="A6A6A6" w:sz="4"/>
-              <w:right w:val="single" w:color="A6A6A6" w:sz="4"/>
-            </w:tcBorders>
-            <w:tcMar>
-              <w:top w:type="dxa" w:w="50"/>
-              <w:left w:type="dxa" w:w="90"/>
-              <w:bottom w:type="dxa" w:w="50"/>
-              <w:right w:type="dxa" w:w="90"/>
-            </w:tcMar>
-          </w:tcPr>
-          <w:p>
-            <w:pPr>
-              <w:spacing w:after="0"/>
-            </w:pPr>
-            <w:r>
-              <w:rPr>
-                <w:rFonts w:ascii="Consolas" w:cs="Consolas" w:eastAsia="Consolas" w:hAnsi="Consolas"/>
-                <w:sz w:val="20"/>
-                <w:szCs w:val="20"/>
+            <w:tcW w:type="dxa" w:w="4323"/>
+            <w:tcBorders>
+              <w:top w:val="single" w:color="A6A6A6" w:sz="4"/>
+              <w:left w:val="single" w:color="A6A6A6" w:sz="4"/>
+              <w:bottom w:val="single" w:color="A6A6A6" w:sz="4"/>
+              <w:right w:val="single" w:color="A6A6A6" w:sz="4"/>
+            </w:tcBorders>
+            <w:tcMar>
+              <w:top w:type="dxa" w:w="50"/>
+              <w:left w:type="dxa" w:w="90"/>
+              <w:bottom w:type="dxa" w:w="50"/>
+              <w:right w:type="dxa" w:w="90"/>
+            </w:tcMar>
+          </w:tcPr>
+          <w:p>
+            <w:pPr>
+              <w:spacing w:after="0"/>
+            </w:pPr>
+            <w:r>
+              <w:rPr>
+                <w:rFonts w:ascii="Consolas" w:cs="Consolas" w:eastAsia="Consolas" w:hAnsi="Consolas"/>
+                <w:sz w:val="18"/>
+                <w:szCs w:val="18"/>
               </w:rPr>
               <w:t xml:space="preserve">EPOS.UI/Dialoge/Export/GebaeudeExportDialog.razor</w:t>
             </w:r>
@@ -2492,8 +2504,8 @@
             <w:r>
               <w:rPr>
                 <w:rFonts w:ascii="Consolas" w:cs="Consolas" w:eastAsia="Consolas" w:hAnsi="Consolas"/>
-                <w:sz w:val="20"/>
-                <w:szCs w:val="20"/>
+                <w:sz w:val="18"/>
+                <w:szCs w:val="18"/>
               </w:rPr>
               <w:t xml:space="preserve">ZusageFreigegeben</w:t>
             </w:r>
@@ -2508,7 +2520,7 @@
         </w:tc>
         <w:tc>
           <w:tcPr>
-            <w:tcW w:type="dxa" w:w="4039"/>
+            <w:tcW w:type="dxa" w:w="4325"/>
             <w:tcBorders>
               <w:top w:val="single" w:color="A6A6A6" w:sz="4"/>
               <w:left w:val="single" w:color="A6A6A6" w:sz="4"/>
@@ -2543,29 +2555,29 @@
         </w:trPr>
         <w:tc>
           <w:tcPr>
-            <w:tcW w:type="dxa" w:w="1939"/>
-            <w:tcBorders>
-              <w:top w:val="single" w:color="A6A6A6" w:sz="4"/>
-              <w:left w:val="single" w:color="A6A6A6" w:sz="4"/>
-              <w:bottom w:val="single" w:color="A6A6A6" w:sz="4"/>
-              <w:right w:val="single" w:color="A6A6A6" w:sz="4"/>
-            </w:tcBorders>
-            <w:tcMar>
-              <w:top w:type="dxa" w:w="50"/>
-              <w:left w:type="dxa" w:w="90"/>
-              <w:bottom w:type="dxa" w:w="50"/>
-              <w:right w:type="dxa" w:w="90"/>
-            </w:tcMar>
-          </w:tcPr>
-          <w:p>
-            <w:pPr>
-              <w:spacing w:after="0"/>
-            </w:pPr>
-            <w:r>
-              <w:rPr>
-                <w:rFonts w:ascii="Consolas" w:cs="Consolas" w:eastAsia="Consolas" w:hAnsi="Consolas"/>
-                <w:sz w:val="20"/>
-                <w:szCs w:val="20"/>
+            <w:tcW w:type="dxa" w:w="1729"/>
+            <w:tcBorders>
+              <w:top w:val="single" w:color="A6A6A6" w:sz="4"/>
+              <w:left w:val="single" w:color="A6A6A6" w:sz="4"/>
+              <w:bottom w:val="single" w:color="A6A6A6" w:sz="4"/>
+              <w:right w:val="single" w:color="A6A6A6" w:sz="4"/>
+            </w:tcBorders>
+            <w:tcMar>
+              <w:top w:type="dxa" w:w="50"/>
+              <w:left w:type="dxa" w:w="90"/>
+              <w:bottom w:type="dxa" w:w="50"/>
+              <w:right w:type="dxa" w:w="90"/>
+            </w:tcMar>
+          </w:tcPr>
+          <w:p>
+            <w:pPr>
+              <w:spacing w:after="0"/>
+            </w:pPr>
+            <w:r>
+              <w:rPr>
+                <w:rFonts w:ascii="Consolas" w:cs="Consolas" w:eastAsia="Consolas" w:hAnsi="Consolas"/>
+                <w:sz w:val="18"/>
+                <w:szCs w:val="18"/>
               </w:rPr>
               <w:t xml:space="preserve">ZAPFPROFIL_VORGABEN</w:t>
             </w:r>
@@ -2573,7 +2585,7 @@
         </w:tc>
         <w:tc>
           <w:tcPr>
-            <w:tcW w:type="dxa" w:w="4296"/>
+            <w:tcW w:type="dxa" w:w="4323"/>
             <w:tcBorders>
               <w:top w:val="single" w:color="A6A6A6" w:sz="4"/>
               <w:left w:val="single" w:color="A6A6A6" w:sz="4"/>
@@ -2601,8 +2613,8 @@
             <w:r>
               <w:rPr>
                 <w:rFonts w:ascii="Consolas" w:cs="Consolas" w:eastAsia="Consolas" w:hAnsi="Consolas"/>
-                <w:sz w:val="20"/>
-                <w:szCs w:val="20"/>
+                <w:sz w:val="18"/>
+                <w:szCs w:val="18"/>
               </w:rPr>
               <w:t xml:space="preserve">Zapfprofil.Anzeigetemperatur</w:t>
             </w:r>
@@ -2616,8 +2628,8 @@
             <w:r>
               <w:rPr>
                 <w:rFonts w:ascii="Consolas" w:cs="Consolas" w:eastAsia="Consolas" w:hAnsi="Consolas"/>
-                <w:sz w:val="20"/>
-                <w:szCs w:val="20"/>
+                <w:sz w:val="18"/>
+                <w:szCs w:val="18"/>
               </w:rPr>
               <w:t xml:space="preserve">Zapfprofil.Stundenschwelle</w:t>
             </w:r>
@@ -2631,8 +2643,8 @@
             <w:r>
               <w:rPr>
                 <w:rFonts w:ascii="Consolas" w:cs="Consolas" w:eastAsia="Consolas" w:hAnsi="Consolas"/>
-                <w:sz w:val="20"/>
-                <w:szCs w:val="20"/>
+                <w:sz w:val="18"/>
+                <w:szCs w:val="18"/>
               </w:rPr>
               <w:t xml:space="preserve">Zapfprofil.Nenninhalte</w:t>
             </w:r>
@@ -2646,8 +2658,8 @@
             <w:r>
               <w:rPr>
                 <w:rFonts w:ascii="Consolas" w:cs="Consolas" w:eastAsia="Consolas" w:hAnsi="Consolas"/>
-                <w:sz w:val="20"/>
-                <w:szCs w:val="20"/>
+                <w:sz w:val="18"/>
+                <w:szCs w:val="18"/>
               </w:rPr>
               <w:t xml:space="preserve">Zapfprofil.Katalogordner</w:t>
             </w:r>
@@ -2661,8 +2673,8 @@
             <w:r>
               <w:rPr>
                 <w:rFonts w:ascii="Consolas" w:cs="Consolas" w:eastAsia="Consolas" w:hAnsi="Consolas"/>
-                <w:sz w:val="20"/>
-                <w:szCs w:val="20"/>
+                <w:sz w:val="18"/>
+                <w:szCs w:val="18"/>
               </w:rPr>
               <w:t xml:space="preserve">Zapfprofil.Importordner</w:t>
             </w:r>
@@ -2670,29 +2682,29 @@
         </w:tc>
         <w:tc>
           <w:tcPr>
-            <w:tcW w:type="dxa" w:w="4296"/>
-            <w:tcBorders>
-              <w:top w:val="single" w:color="A6A6A6" w:sz="4"/>
-              <w:left w:val="single" w:color="A6A6A6" w:sz="4"/>
-              <w:bottom w:val="single" w:color="A6A6A6" w:sz="4"/>
-              <w:right w:val="single" w:color="A6A6A6" w:sz="4"/>
-            </w:tcBorders>
-            <w:tcMar>
-              <w:top w:type="dxa" w:w="50"/>
-              <w:left w:type="dxa" w:w="90"/>
-              <w:bottom w:type="dxa" w:w="50"/>
-              <w:right w:type="dxa" w:w="90"/>
-            </w:tcMar>
-          </w:tcPr>
-          <w:p>
-            <w:pPr>
-              <w:spacing w:after="0"/>
-            </w:pPr>
-            <w:r>
-              <w:rPr>
-                <w:rFonts w:ascii="Consolas" w:cs="Consolas" w:eastAsia="Consolas" w:hAnsi="Consolas"/>
-                <w:sz w:val="20"/>
-                <w:szCs w:val="20"/>
+            <w:tcW w:type="dxa" w:w="4323"/>
+            <w:tcBorders>
+              <w:top w:val="single" w:color="A6A6A6" w:sz="4"/>
+              <w:left w:val="single" w:color="A6A6A6" w:sz="4"/>
+              <w:bottom w:val="single" w:color="A6A6A6" w:sz="4"/>
+              <w:right w:val="single" w:color="A6A6A6" w:sz="4"/>
+            </w:tcBorders>
+            <w:tcMar>
+              <w:top w:type="dxa" w:w="50"/>
+              <w:left w:type="dxa" w:w="90"/>
+              <w:bottom w:type="dxa" w:w="50"/>
+              <w:right w:type="dxa" w:w="90"/>
+            </w:tcMar>
+          </w:tcPr>
+          <w:p>
+            <w:pPr>
+              <w:spacing w:after="0"/>
+            </w:pPr>
+            <w:r>
+              <w:rPr>
+                <w:rFonts w:ascii="Consolas" w:cs="Consolas" w:eastAsia="Consolas" w:hAnsi="Consolas"/>
+                <w:sz w:val="18"/>
+                <w:szCs w:val="18"/>
               </w:rPr>
               <w:t xml:space="preserve">EinstellungenDialog.razor</w:t>
             </w:r>
@@ -2706,8 +2718,8 @@
             <w:r>
               <w:rPr>
                 <w:rFonts w:ascii="Consolas" w:cs="Consolas" w:eastAsia="Consolas" w:hAnsi="Consolas"/>
-                <w:sz w:val="20"/>
-                <w:szCs w:val="20"/>
+                <w:sz w:val="18"/>
+                <w:szCs w:val="18"/>
               </w:rPr>
               <w:t xml:space="preserve">Entwickler</w:t>
             </w:r>
@@ -2721,8 +2733,8 @@
             <w:r>
               <w:rPr>
                 <w:rFonts w:ascii="Consolas" w:cs="Consolas" w:eastAsia="Consolas" w:hAnsi="Consolas"/>
-                <w:sz w:val="20"/>
-                <w:szCs w:val="20"/>
+                <w:sz w:val="18"/>
+                <w:szCs w:val="18"/>
               </w:rPr>
               <w:t xml:space="preserve">ENTWICKLUNG</w:t>
             </w:r>
@@ -2736,8 +2748,8 @@
             <w:r>
               <w:rPr>
                 <w:rFonts w:ascii="Consolas" w:cs="Consolas" w:eastAsia="Consolas" w:hAnsi="Consolas"/>
-                <w:sz w:val="20"/>
-                <w:szCs w:val="20"/>
+                <w:sz w:val="18"/>
+                <w:szCs w:val="18"/>
               </w:rPr>
               <w:t xml:space="preserve">Zapf*</w:t>
             </w:r>
@@ -2751,8 +2763,8 @@
             <w:r>
               <w:rPr>
                 <w:rFonts w:ascii="Consolas" w:cs="Consolas" w:eastAsia="Consolas" w:hAnsi="Consolas"/>
-                <w:sz w:val="20"/>
-                <w:szCs w:val="20"/>
+                <w:sz w:val="18"/>
+                <w:szCs w:val="18"/>
               </w:rPr>
               <w:t xml:space="preserve">EinstellungenCtrl</w:t>
             </w:r>
@@ -2766,8 +2778,8 @@
             <w:r>
               <w:rPr>
                 <w:rFonts w:ascii="Consolas" w:cs="Consolas" w:eastAsia="Consolas" w:hAnsi="Consolas"/>
-                <w:sz w:val="20"/>
-                <w:szCs w:val="20"/>
+                <w:sz w:val="18"/>
+                <w:szCs w:val="18"/>
               </w:rPr>
               <w:t xml:space="preserve">ZapfprofilCtrl.Eingang.cs</w:t>
             </w:r>
@@ -2781,8 +2793,8 @@
             <w:r>
               <w:rPr>
                 <w:rFonts w:ascii="Consolas" w:cs="Consolas" w:eastAsia="Consolas" w:hAnsi="Consolas"/>
-                <w:sz w:val="20"/>
-                <w:szCs w:val="20"/>
+                <w:sz w:val="18"/>
+                <w:szCs w:val="18"/>
               </w:rPr>
               <w:t xml:space="preserve">ZapfprofilCtrl.Auslegung.cs</w:t>
             </w:r>
@@ -2796,8 +2808,8 @@
             <w:r>
               <w:rPr>
                 <w:rFonts w:ascii="Consolas" w:cs="Consolas" w:eastAsia="Consolas" w:hAnsi="Consolas"/>
-                <w:sz w:val="20"/>
-                <w:szCs w:val="20"/>
+                <w:sz w:val="18"/>
+                <w:szCs w:val="18"/>
               </w:rPr>
               <w:t xml:space="preserve">ZapfprofilHuelle.*</w:t>
             </w:r>
@@ -2805,30 +2817,39 @@
         </w:tc>
         <w:tc>
           <w:tcPr>
-            <w:tcW w:type="dxa" w:w="4039"/>
-            <w:tcBorders>
-              <w:top w:val="single" w:color="A6A6A6" w:sz="4"/>
-              <w:left w:val="single" w:color="A6A6A6" w:sz="4"/>
-              <w:bottom w:val="single" w:color="A6A6A6" w:sz="4"/>
-              <w:right w:val="single" w:color="A6A6A6" w:sz="4"/>
-            </w:tcBorders>
-            <w:tcMar>
-              <w:top w:type="dxa" w:w="50"/>
-              <w:left w:type="dxa" w:w="90"/>
-              <w:bottom w:type="dxa" w:w="50"/>
-              <w:right w:type="dxa" w:w="90"/>
-            </w:tcMar>
-          </w:tcPr>
-          <w:p>
-            <w:pPr>
-              <w:spacing w:after="0"/>
-            </w:pPr>
-            <w:r>
-              <w:rPr>
-                <w:sz w:val="19"/>
-                <w:szCs w:val="19"/>
-              </w:rPr>
-              <w:t xml:space="preserve">heute nur per Registry setzbar; ungültige Werte werden mit Hinweis verworfen</w:t>
+            <w:tcW w:type="dxa" w:w="4325"/>
+            <w:tcBorders>
+              <w:top w:val="single" w:color="A6A6A6" w:sz="4"/>
+              <w:left w:val="single" w:color="A6A6A6" w:sz="4"/>
+              <w:bottom w:val="single" w:color="A6A6A6" w:sz="4"/>
+              <w:right w:val="single" w:color="A6A6A6" w:sz="4"/>
+            </w:tcBorders>
+            <w:tcMar>
+              <w:top w:type="dxa" w:w="50"/>
+              <w:left w:type="dxa" w:w="90"/>
+              <w:bottom w:type="dxa" w:w="50"/>
+              <w:right w:type="dxa" w:w="90"/>
+            </w:tcMar>
+          </w:tcPr>
+          <w:p>
+            <w:pPr>
+              <w:spacing w:after="0"/>
+            </w:pPr>
+            <w:r>
+              <w:rPr>
+                <w:b/>
+                <w:bCs/>
+                <w:sz w:val="19"/>
+                <w:szCs w:val="19"/>
+              </w:rPr>
+              <w:t xml:space="preserve">Entfällt als Entwicklerbereich</w:t>
+            </w:r>
+            <w:r>
+              <w:rPr>
+                <w:sz w:val="19"/>
+                <w:szCs w:val="19"/>
+              </w:rPr>
+              <w:t xml:space="preserve"> (Anwenderentscheid 11.10.2026): die fünf Rechenvorgaben werden die Anwenderrubrik „Zapfprofil" im Einstellungsdialog; bis zum Nachzug zeigt Stufe 1 sie noch als Rubrik „Entwicklung" nur im Modus</w:t>
             </w:r>
           </w:p>
         </w:tc>
@@ -2840,29 +2861,29 @@
         </w:trPr>
         <w:tc>
           <w:tcPr>
-            <w:tcW w:type="dxa" w:w="1939"/>
-            <w:tcBorders>
-              <w:top w:val="single" w:color="A6A6A6" w:sz="4"/>
-              <w:left w:val="single" w:color="A6A6A6" w:sz="4"/>
-              <w:bottom w:val="single" w:color="A6A6A6" w:sz="4"/>
-              <w:right w:val="single" w:color="A6A6A6" w:sz="4"/>
-            </w:tcBorders>
-            <w:tcMar>
-              <w:top w:type="dxa" w:w="50"/>
-              <w:left w:type="dxa" w:w="90"/>
-              <w:bottom w:type="dxa" w:w="50"/>
-              <w:right w:type="dxa" w:w="90"/>
-            </w:tcMar>
-          </w:tcPr>
-          <w:p>
-            <w:pPr>
-              <w:spacing w:after="0"/>
-            </w:pPr>
-            <w:r>
-              <w:rPr>
-                <w:rFonts w:ascii="Consolas" w:cs="Consolas" w:eastAsia="Consolas" w:hAnsi="Consolas"/>
-                <w:sz w:val="20"/>
-                <w:szCs w:val="20"/>
+            <w:tcW w:type="dxa" w:w="1729"/>
+            <w:tcBorders>
+              <w:top w:val="single" w:color="A6A6A6" w:sz="4"/>
+              <w:left w:val="single" w:color="A6A6A6" w:sz="4"/>
+              <w:bottom w:val="single" w:color="A6A6A6" w:sz="4"/>
+              <w:right w:val="single" w:color="A6A6A6" w:sz="4"/>
+            </w:tcBorders>
+            <w:tcMar>
+              <w:top w:type="dxa" w:w="50"/>
+              <w:left w:type="dxa" w:w="90"/>
+              <w:bottom w:type="dxa" w:w="50"/>
+              <w:right w:type="dxa" w:w="90"/>
+            </w:tcMar>
+          </w:tcPr>
+          <w:p>
+            <w:pPr>
+              <w:spacing w:after="0"/>
+            </w:pPr>
+            <w:r>
+              <w:rPr>
+                <w:rFonts w:ascii="Consolas" w:cs="Consolas" w:eastAsia="Consolas" w:hAnsi="Consolas"/>
+                <w:sz w:val="18"/>
+                <w:szCs w:val="18"/>
               </w:rPr>
               <w:t xml:space="preserve">WEBVIEW_WERKZEUGE</w:t>
             </w:r>
@@ -2870,7 +2891,7 @@
         </w:tc>
         <w:tc>
           <w:tcPr>
-            <w:tcW w:type="dxa" w:w="4296"/>
+            <w:tcW w:type="dxa" w:w="4323"/>
             <w:tcBorders>
               <w:top w:val="single" w:color="A6A6A6" w:sz="4"/>
               <w:left w:val="single" w:color="A6A6A6" w:sz="4"/>
@@ -2899,29 +2920,29 @@
         </w:tc>
         <w:tc>
           <w:tcPr>
-            <w:tcW w:type="dxa" w:w="4296"/>
-            <w:tcBorders>
-              <w:top w:val="single" w:color="A6A6A6" w:sz="4"/>
-              <w:left w:val="single" w:color="A6A6A6" w:sz="4"/>
-              <w:bottom w:val="single" w:color="A6A6A6" w:sz="4"/>
-              <w:right w:val="single" w:color="A6A6A6" w:sz="4"/>
-            </w:tcBorders>
-            <w:tcMar>
-              <w:top w:type="dxa" w:w="50"/>
-              <w:left w:type="dxa" w:w="90"/>
-              <w:bottom w:type="dxa" w:w="50"/>
-              <w:right w:type="dxa" w:w="90"/>
-            </w:tcMar>
-          </w:tcPr>
-          <w:p>
-            <w:pPr>
-              <w:spacing w:after="0"/>
-            </w:pPr>
-            <w:r>
-              <w:rPr>
-                <w:rFonts w:ascii="Consolas" w:cs="Consolas" w:eastAsia="Consolas" w:hAnsi="Consolas"/>
-                <w:sz w:val="20"/>
-                <w:szCs w:val="20"/>
+            <w:tcW w:type="dxa" w:w="4323"/>
+            <w:tcBorders>
+              <w:top w:val="single" w:color="A6A6A6" w:sz="4"/>
+              <w:left w:val="single" w:color="A6A6A6" w:sz="4"/>
+              <w:bottom w:val="single" w:color="A6A6A6" w:sz="4"/>
+              <w:right w:val="single" w:color="A6A6A6" w:sz="4"/>
+            </w:tcBorders>
+            <w:tcMar>
+              <w:top w:type="dxa" w:w="50"/>
+              <w:left w:type="dxa" w:w="90"/>
+              <w:bottom w:type="dxa" w:w="50"/>
+              <w:right w:type="dxa" w:w="90"/>
+            </w:tcMar>
+          </w:tcPr>
+          <w:p>
+            <w:pPr>
+              <w:spacing w:after="0"/>
+            </w:pPr>
+            <w:r>
+              <w:rPr>
+                <w:rFonts w:ascii="Consolas" w:cs="Consolas" w:eastAsia="Consolas" w:hAnsi="Consolas"/>
+                <w:sz w:val="18"/>
+                <w:szCs w:val="18"/>
               </w:rPr>
               <w:t xml:space="preserve">WindowsFormsApplication1/Allgemein/Blazor/BlazorDienste.cs</w:t>
             </w:r>
@@ -2935,8 +2956,8 @@
             <w:r>
               <w:rPr>
                 <w:rFonts w:ascii="Consolas" w:cs="Consolas" w:eastAsia="Consolas" w:hAnsi="Consolas"/>
-                <w:sz w:val="20"/>
-                <w:szCs w:val="20"/>
+                <w:sz w:val="18"/>
+                <w:szCs w:val="18"/>
               </w:rPr>
               <w:t xml:space="preserve">WebviewWerkzeugeFreigegeben</w:t>
             </w:r>
@@ -2950,8 +2971,8 @@
             <w:r>
               <w:rPr>
                 <w:rFonts w:ascii="Consolas" w:cs="Consolas" w:eastAsia="Consolas" w:hAnsi="Consolas"/>
-                <w:sz w:val="20"/>
-                <w:szCs w:val="20"/>
+                <w:sz w:val="18"/>
+                <w:szCs w:val="18"/>
               </w:rPr>
               <w:t xml:space="preserve">AddBlazorWebViewDeveloperTools</w:t>
             </w:r>
@@ -2966,7 +2987,7 @@
         </w:tc>
         <w:tc>
           <w:tcPr>
-            <w:tcW w:type="dxa" w:w="4039"/>
+            <w:tcW w:type="dxa" w:w="4325"/>
             <w:tcBorders>
               <w:top w:val="single" w:color="A6A6A6" w:sz="4"/>
               <w:left w:val="single" w:color="A6A6A6" w:sz="4"/>
@@ -3002,6 +3023,19 @@
     </w:p>
     <w:p>
       <w:pPr>
+        <w:sectPr>
+          <w:headerReference w:type="default" r:id="rId9"/>
+          <w:footerReference w:type="default" r:id="rId10"/>
+          <w:type w:val="nextPage"/>
+          <w:pgSz w:w="16838" w:h="11906" w:orient="landscape"/>
+          <w:pgMar w:top="1417" w:right="1134" w:bottom="1417" w:left="1134" w:header="708" w:footer="708" w:gutter="0"/>
+          <w:pgNumType/>
+          <w:docGrid w:linePitch="360"/>
+        </w:sectPr>
+      </w:pPr>
+    </w:p>
+    <w:p>
+      <w:pPr>
         <w:spacing w:after="120"/>
       </w:pPr>
       <w:r>
@@ -3047,20 +3081,8 @@
         <w:t xml:space="preserve">EPOS.Kern/Allgemein/Simulation/</w:t>
       </w:r>
       <w:r>
-        <w:t xml:space="preserve"> (sie verändern den Rechenweg).</w:t>
-      </w:r>
-    </w:p>
-    <w:p>
-      <w:pPr>
-        <w:sectPr>
-          <w:headerReference w:type="default" r:id="rId9"/>
-          <w:footerReference w:type="default" r:id="rId10"/>
-          <w:pgSz w:w="16838" w:h="11906" w:orient="landscape"/>
-          <w:pgMar w:top="1304" w:right="1134" w:bottom="1134" w:left="1134" w:header="708" w:footer="708" w:gutter="0"/>
-          <w:pgNumType/>
-          <w:docGrid w:linePitch="360"/>
-        </w:sectPr>
-      </w:pPr>
+        <w:t xml:space="preserve"> (sie verändern den Rechenweg). Nach dem Anwenderentscheid vom 11.10.2026 gehören auch die fünf Zapfprofil-Rechenvorgaben dazu: Sie werden die Anwenderrubrik „Zapfprofil" im Einstellungsdialog (Nachzug offen, siehe Abschnitt 7).</w:t>
+      </w:r>
     </w:p>
     <w:p>
       <w:pPr>
@@ -3083,9 +3105,9 @@
         </w:tblBorders>
       </w:tblPr>
       <w:tblGrid>
-        <w:gridCol w:w="2341"/>
-        <w:gridCol w:w="2938"/>
-        <w:gridCol w:w="4359"/>
+        <w:gridCol w:w="2376"/>
+        <w:gridCol w:w="3300"/>
+        <w:gridCol w:w="3962"/>
       </w:tblGrid>
       <w:tr>
         <w:trPr>
@@ -3094,7 +3116,7 @@
         </w:trPr>
         <w:tc>
           <w:tcPr>
-            <w:tcW w:type="dxa" w:w="2341"/>
+            <w:tcW w:type="dxa" w:w="2376"/>
             <w:tcBorders>
               <w:top w:val="single" w:color="A6A6A6" w:sz="4"/>
               <w:left w:val="single" w:color="A6A6A6" w:sz="4"/>
@@ -3126,7 +3148,7 @@
         </w:tc>
         <w:tc>
           <w:tcPr>
-            <w:tcW w:type="dxa" w:w="2938"/>
+            <w:tcW w:type="dxa" w:w="3300"/>
             <w:tcBorders>
               <w:top w:val="single" w:color="A6A6A6" w:sz="4"/>
               <w:left w:val="single" w:color="A6A6A6" w:sz="4"/>
@@ -3158,7 +3180,7 @@
         </w:tc>
         <w:tc>
           <w:tcPr>
-            <w:tcW w:type="dxa" w:w="4359"/>
+            <w:tcW w:type="dxa" w:w="3962"/>
             <w:tcBorders>
               <w:top w:val="single" w:color="A6A6A6" w:sz="4"/>
               <w:left w:val="single" w:color="A6A6A6" w:sz="4"/>
@@ -3196,7 +3218,7 @@
         </w:trPr>
         <w:tc>
           <w:tcPr>
-            <w:tcW w:type="dxa" w:w="2341"/>
+            <w:tcW w:type="dxa" w:w="2376"/>
             <w:tcBorders>
               <w:top w:val="single" w:color="A6A6A6" w:sz="4"/>
               <w:left w:val="single" w:color="A6A6A6" w:sz="4"/>
@@ -3225,7 +3247,7 @@
         </w:tc>
         <w:tc>
           <w:tcPr>
-            <w:tcW w:type="dxa" w:w="2938"/>
+            <w:tcW w:type="dxa" w:w="3300"/>
             <w:tcBorders>
               <w:top w:val="single" w:color="A6A6A6" w:sz="4"/>
               <w:left w:val="single" w:color="A6A6A6" w:sz="4"/>
@@ -3253,8 +3275,8 @@
             <w:r>
               <w:rPr>
                 <w:rFonts w:ascii="Consolas" w:cs="Consolas" w:eastAsia="Consolas" w:hAnsi="Consolas"/>
-                <w:sz w:val="20"/>
-                <w:szCs w:val="20"/>
+                <w:sz w:val="18"/>
+                <w:szCs w:val="18"/>
               </w:rPr>
               <w:t xml:space="preserve">Logs\Ausnahmen.txt</w:t>
             </w:r>
@@ -3269,7 +3291,7 @@
         </w:tc>
         <w:tc>
           <w:tcPr>
-            <w:tcW w:type="dxa" w:w="4359"/>
+            <w:tcW w:type="dxa" w:w="3962"/>
             <w:tcBorders>
               <w:top w:val="single" w:color="A6A6A6" w:sz="4"/>
               <w:left w:val="single" w:color="A6A6A6" w:sz="4"/>
@@ -3304,7 +3326,7 @@
         </w:trPr>
         <w:tc>
           <w:tcPr>
-            <w:tcW w:type="dxa" w:w="2341"/>
+            <w:tcW w:type="dxa" w:w="2376"/>
             <w:tcBorders>
               <w:top w:val="single" w:color="A6A6A6" w:sz="4"/>
               <w:left w:val="single" w:color="A6A6A6" w:sz="4"/>
@@ -3333,7 +3355,7 @@
         </w:tc>
         <w:tc>
           <w:tcPr>
-            <w:tcW w:type="dxa" w:w="2938"/>
+            <w:tcW w:type="dxa" w:w="3300"/>
             <w:tcBorders>
               <w:top w:val="single" w:color="A6A6A6" w:sz="4"/>
               <w:left w:val="single" w:color="A6A6A6" w:sz="4"/>
@@ -3361,8 +3383,8 @@
             <w:r>
               <w:rPr>
                 <w:rFonts w:ascii="Consolas" w:cs="Consolas" w:eastAsia="Consolas" w:hAnsi="Consolas"/>
-                <w:sz w:val="20"/>
-                <w:szCs w:val="20"/>
+                <w:sz w:val="18"/>
+                <w:szCs w:val="18"/>
               </w:rPr>
               <w:t xml:space="preserve">Logs\</w:t>
             </w:r>
@@ -3370,7 +3392,7 @@
         </w:tc>
         <w:tc>
           <w:tcPr>
-            <w:tcW w:type="dxa" w:w="4359"/>
+            <w:tcW w:type="dxa" w:w="3962"/>
             <w:tcBorders>
               <w:top w:val="single" w:color="A6A6A6" w:sz="4"/>
               <w:left w:val="single" w:color="A6A6A6" w:sz="4"/>
@@ -3405,7 +3427,7 @@
         </w:trPr>
         <w:tc>
           <w:tcPr>
-            <w:tcW w:type="dxa" w:w="2341"/>
+            <w:tcW w:type="dxa" w:w="2376"/>
             <w:tcBorders>
               <w:top w:val="single" w:color="A6A6A6" w:sz="4"/>
               <w:left w:val="single" w:color="A6A6A6" w:sz="4"/>
@@ -3434,7 +3456,7 @@
         </w:tc>
         <w:tc>
           <w:tcPr>
-            <w:tcW w:type="dxa" w:w="2938"/>
+            <w:tcW w:type="dxa" w:w="3300"/>
             <w:tcBorders>
               <w:top w:val="single" w:color="A6A6A6" w:sz="4"/>
               <w:left w:val="single" w:color="A6A6A6" w:sz="4"/>
@@ -3462,8 +3484,8 @@
             <w:r>
               <w:rPr>
                 <w:rFonts w:ascii="Consolas" w:cs="Consolas" w:eastAsia="Consolas" w:hAnsi="Consolas"/>
-                <w:sz w:val="20"/>
-                <w:szCs w:val="20"/>
+                <w:sz w:val="18"/>
+                <w:szCs w:val="18"/>
               </w:rPr>
               <w:t xml:space="preserve">%ProgramData%\EPOS_PLAN</w:t>
             </w:r>
@@ -3471,7 +3493,7 @@
         </w:tc>
         <w:tc>
           <w:tcPr>
-            <w:tcW w:type="dxa" w:w="4359"/>
+            <w:tcW w:type="dxa" w:w="3962"/>
             <w:tcBorders>
               <w:top w:val="single" w:color="A6A6A6" w:sz="4"/>
               <w:left w:val="single" w:color="A6A6A6" w:sz="4"/>
@@ -3499,8 +3521,8 @@
             <w:r>
               <w:rPr>
                 <w:rFonts w:ascii="Consolas" w:cs="Consolas" w:eastAsia="Consolas" w:hAnsi="Consolas"/>
-                <w:sz w:val="20"/>
-                <w:szCs w:val="20"/>
+                <w:sz w:val="18"/>
+                <w:szCs w:val="18"/>
               </w:rPr>
               <w:t xml:space="preserve">DB-Backup</w:t>
             </w:r>
@@ -3521,7 +3543,7 @@
         </w:trPr>
         <w:tc>
           <w:tcPr>
-            <w:tcW w:type="dxa" w:w="2341"/>
+            <w:tcW w:type="dxa" w:w="2376"/>
             <w:tcBorders>
               <w:top w:val="single" w:color="A6A6A6" w:sz="4"/>
               <w:left w:val="single" w:color="A6A6A6" w:sz="4"/>
@@ -3550,7 +3572,7 @@
         </w:tc>
         <w:tc>
           <w:tcPr>
-            <w:tcW w:type="dxa" w:w="2938"/>
+            <w:tcW w:type="dxa" w:w="3300"/>
             <w:tcBorders>
               <w:top w:val="single" w:color="A6A6A6" w:sz="4"/>
               <w:left w:val="single" w:color="A6A6A6" w:sz="4"/>
@@ -3579,7 +3601,7 @@
         </w:tc>
         <w:tc>
           <w:tcPr>
-            <w:tcW w:type="dxa" w:w="4359"/>
+            <w:tcW w:type="dxa" w:w="3962"/>
             <w:tcBorders>
               <w:top w:val="single" w:color="A6A6A6" w:sz="4"/>
               <w:left w:val="single" w:color="A6A6A6" w:sz="4"/>
@@ -3607,8 +3629,8 @@
             <w:r>
               <w:rPr>
                 <w:rFonts w:ascii="Consolas" w:cs="Consolas" w:eastAsia="Consolas" w:hAnsi="Consolas"/>
-                <w:sz w:val="20"/>
-                <w:szCs w:val="20"/>
+                <w:sz w:val="18"/>
+                <w:szCs w:val="18"/>
               </w:rPr>
               <w:t xml:space="preserve">Diagnosedaten</w:t>
             </w:r>
@@ -3629,7 +3651,7 @@
         </w:trPr>
         <w:tc>
           <w:tcPr>
-            <w:tcW w:type="dxa" w:w="2341"/>
+            <w:tcW w:type="dxa" w:w="2376"/>
             <w:tcBorders>
               <w:top w:val="single" w:color="A6A6A6" w:sz="4"/>
               <w:left w:val="single" w:color="A6A6A6" w:sz="4"/>
@@ -3658,7 +3680,7 @@
         </w:tc>
         <w:tc>
           <w:tcPr>
-            <w:tcW w:type="dxa" w:w="2938"/>
+            <w:tcW w:type="dxa" w:w="3300"/>
             <w:tcBorders>
               <w:top w:val="single" w:color="A6A6A6" w:sz="4"/>
               <w:left w:val="single" w:color="A6A6A6" w:sz="4"/>
@@ -3687,7 +3709,7 @@
         </w:tc>
         <w:tc>
           <w:tcPr>
-            <w:tcW w:type="dxa" w:w="4359"/>
+            <w:tcW w:type="dxa" w:w="3962"/>
             <w:tcBorders>
               <w:top w:val="single" w:color="A6A6A6" w:sz="4"/>
               <w:left w:val="single" w:color="A6A6A6" w:sz="4"/>
@@ -3715,8 +3737,8 @@
             <w:r>
               <w:rPr>
                 <w:rFonts w:ascii="Consolas" w:cs="Consolas" w:eastAsia="Consolas" w:hAnsi="Consolas"/>
-                <w:sz w:val="20"/>
-                <w:szCs w:val="20"/>
+                <w:sz w:val="18"/>
+                <w:szCs w:val="18"/>
               </w:rPr>
               <w:t xml:space="preserve">#if DEBUG</w:t>
             </w:r>
@@ -3730,7 +3752,7 @@
         </w:trPr>
         <w:tc>
           <w:tcPr>
-            <w:tcW w:type="dxa" w:w="2341"/>
+            <w:tcW w:type="dxa" w:w="2376"/>
             <w:tcBorders>
               <w:top w:val="single" w:color="A6A6A6" w:sz="4"/>
               <w:left w:val="single" w:color="A6A6A6" w:sz="4"/>
@@ -3759,7 +3781,7 @@
         </w:tc>
         <w:tc>
           <w:tcPr>
-            <w:tcW w:type="dxa" w:w="2938"/>
+            <w:tcW w:type="dxa" w:w="3300"/>
             <w:tcBorders>
               <w:top w:val="single" w:color="A6A6A6" w:sz="4"/>
               <w:left w:val="single" w:color="A6A6A6" w:sz="4"/>
@@ -3788,7 +3810,7 @@
         </w:tc>
         <w:tc>
           <w:tcPr>
-            <w:tcW w:type="dxa" w:w="4359"/>
+            <w:tcW w:type="dxa" w:w="3962"/>
             <w:tcBorders>
               <w:top w:val="single" w:color="A6A6A6" w:sz="4"/>
               <w:left w:val="single" w:color="A6A6A6" w:sz="4"/>
@@ -3839,7 +3861,7 @@
         </w:trPr>
         <w:tc>
           <w:tcPr>
-            <w:tcW w:type="dxa" w:w="2341"/>
+            <w:tcW w:type="dxa" w:w="2376"/>
             <w:tcBorders>
               <w:top w:val="single" w:color="A6A6A6" w:sz="4"/>
               <w:left w:val="single" w:color="A6A6A6" w:sz="4"/>
@@ -3868,7 +3890,7 @@
         </w:tc>
         <w:tc>
           <w:tcPr>
-            <w:tcW w:type="dxa" w:w="2938"/>
+            <w:tcW w:type="dxa" w:w="3300"/>
             <w:tcBorders>
               <w:top w:val="single" w:color="A6A6A6" w:sz="4"/>
               <w:left w:val="single" w:color="A6A6A6" w:sz="4"/>
@@ -3897,7 +3919,7 @@
         </w:tc>
         <w:tc>
           <w:tcPr>
-            <w:tcW w:type="dxa" w:w="4359"/>
+            <w:tcW w:type="dxa" w:w="3962"/>
             <w:tcBorders>
               <w:top w:val="single" w:color="A6A6A6" w:sz="4"/>
               <w:left w:val="single" w:color="A6A6A6" w:sz="4"/>
@@ -3995,15 +4017,7 @@
         <w:t xml:space="preserve">stufe: Freigabestufe.Entwickler</w:t>
       </w:r>
       <w:r>
-        <w:t xml:space="preserve">. Knopf oder Feld in</w:t>
-      </w:r>
-    </w:p>
-    <w:p>
-      <w:pPr>
-        <w:spacing w:after="120"/>
-      </w:pPr>
-      <w:r>
-        <w:t xml:space="preserve">einem Dialog: Kennzeichen in den Gaben der Hülle (Muster </w:t>
+        <w:t xml:space="preserve">. Knopf oder Feld in einem Dialog: Kennzeichen in den Gaben der Hülle (Muster </w:t>
       </w:r>
       <w:r>
         <w:rPr>
@@ -4044,7 +4058,7 @@
         <w:pStyle w:val="ListParagraph"/>
         <w:numPr>
           <w:ilvl w:val="0"/>
-          <w:numId w:val="4"/>
+          <w:numId w:val="3"/>
         </w:numPr>
         <w:spacing w:after="60"/>
       </w:pPr>
@@ -4068,7 +4082,7 @@
         <w:pStyle w:val="ListParagraph"/>
         <w:numPr>
           <w:ilvl w:val="0"/>
-          <w:numId w:val="4"/>
+          <w:numId w:val="3"/>
         </w:numPr>
         <w:spacing w:after="60"/>
       </w:pPr>
@@ -4103,7 +4117,7 @@
         <w:pStyle w:val="ListParagraph"/>
         <w:numPr>
           <w:ilvl w:val="0"/>
-          <w:numId w:val="4"/>
+          <w:numId w:val="3"/>
         </w:numPr>
         <w:spacing w:after="60"/>
       </w:pPr>
@@ -4140,9 +4154,9 @@
         </w:tblBorders>
       </w:tblPr>
       <w:tblGrid>
-        <w:gridCol w:w="2558"/>
-        <w:gridCol w:w="3152"/>
-        <w:gridCol w:w="3928"/>
+        <w:gridCol w:w="2029"/>
+        <w:gridCol w:w="3804"/>
+        <w:gridCol w:w="3805"/>
       </w:tblGrid>
       <w:tr>
         <w:trPr>
@@ -4151,7 +4165,7 @@
         </w:trPr>
         <w:tc>
           <w:tcPr>
-            <w:tcW w:type="dxa" w:w="2558"/>
+            <w:tcW w:type="dxa" w:w="2029"/>
             <w:tcBorders>
               <w:top w:val="single" w:color="A6A6A6" w:sz="4"/>
               <w:left w:val="single" w:color="A6A6A6" w:sz="4"/>
@@ -4183,7 +4197,7 @@
         </w:tc>
         <w:tc>
           <w:tcPr>
-            <w:tcW w:type="dxa" w:w="3152"/>
+            <w:tcW w:type="dxa" w:w="3804"/>
             <w:tcBorders>
               <w:top w:val="single" w:color="A6A6A6" w:sz="4"/>
               <w:left w:val="single" w:color="A6A6A6" w:sz="4"/>
@@ -4215,7 +4229,7 @@
         </w:tc>
         <w:tc>
           <w:tcPr>
-            <w:tcW w:type="dxa" w:w="3928"/>
+            <w:tcW w:type="dxa" w:w="3805"/>
             <w:tcBorders>
               <w:top w:val="single" w:color="A6A6A6" w:sz="4"/>
               <w:left w:val="single" w:color="A6A6A6" w:sz="4"/>
@@ -4253,29 +4267,29 @@
         </w:trPr>
         <w:tc>
           <w:tcPr>
-            <w:tcW w:type="dxa" w:w="2558"/>
-            <w:tcBorders>
-              <w:top w:val="single" w:color="A6A6A6" w:sz="4"/>
-              <w:left w:val="single" w:color="A6A6A6" w:sz="4"/>
-              <w:bottom w:val="single" w:color="A6A6A6" w:sz="4"/>
-              <w:right w:val="single" w:color="A6A6A6" w:sz="4"/>
-            </w:tcBorders>
-            <w:tcMar>
-              <w:top w:type="dxa" w:w="50"/>
-              <w:left w:type="dxa" w:w="90"/>
-              <w:bottom w:type="dxa" w:w="50"/>
-              <w:right w:type="dxa" w:w="90"/>
-            </w:tcMar>
-          </w:tcPr>
-          <w:p>
-            <w:pPr>
-              <w:spacing w:after="0"/>
-            </w:pPr>
-            <w:r>
-              <w:rPr>
-                <w:rFonts w:ascii="Consolas" w:cs="Consolas" w:eastAsia="Consolas" w:hAnsi="Consolas"/>
-                <w:sz w:val="20"/>
-                <w:szCs w:val="20"/>
+            <w:tcW w:type="dxa" w:w="2029"/>
+            <w:tcBorders>
+              <w:top w:val="single" w:color="A6A6A6" w:sz="4"/>
+              <w:left w:val="single" w:color="A6A6A6" w:sz="4"/>
+              <w:bottom w:val="single" w:color="A6A6A6" w:sz="4"/>
+              <w:right w:val="single" w:color="A6A6A6" w:sz="4"/>
+            </w:tcBorders>
+            <w:tcMar>
+              <w:top w:type="dxa" w:w="50"/>
+              <w:left w:type="dxa" w:w="90"/>
+              <w:bottom w:type="dxa" w:w="50"/>
+              <w:right w:type="dxa" w:w="90"/>
+            </w:tcMar>
+          </w:tcPr>
+          <w:p>
+            <w:pPr>
+              <w:spacing w:after="0"/>
+            </w:pPr>
+            <w:r>
+              <w:rPr>
+                <w:rFonts w:ascii="Consolas" w:cs="Consolas" w:eastAsia="Consolas" w:hAnsi="Consolas"/>
+                <w:sz w:val="18"/>
+                <w:szCs w:val="18"/>
               </w:rPr>
               <w:t xml:space="preserve">Ausnahmen.txt</w:t>
             </w:r>
@@ -4289,8 +4303,8 @@
             <w:r>
               <w:rPr>
                 <w:rFonts w:ascii="Consolas" w:cs="Consolas" w:eastAsia="Consolas" w:hAnsi="Consolas"/>
-                <w:sz w:val="20"/>
-                <w:szCs w:val="20"/>
+                <w:sz w:val="18"/>
+                <w:szCs w:val="18"/>
               </w:rPr>
               <w:t xml:space="preserve">Ausnahmen.alt.txt</w:t>
             </w:r>
@@ -4298,29 +4312,29 @@
         </w:tc>
         <w:tc>
           <w:tcPr>
-            <w:tcW w:type="dxa" w:w="3152"/>
-            <w:tcBorders>
-              <w:top w:val="single" w:color="A6A6A6" w:sz="4"/>
-              <w:left w:val="single" w:color="A6A6A6" w:sz="4"/>
-              <w:bottom w:val="single" w:color="A6A6A6" w:sz="4"/>
-              <w:right w:val="single" w:color="A6A6A6" w:sz="4"/>
-            </w:tcBorders>
-            <w:tcMar>
-              <w:top w:type="dxa" w:w="50"/>
-              <w:left w:type="dxa" w:w="90"/>
-              <w:bottom w:type="dxa" w:w="50"/>
-              <w:right w:type="dxa" w:w="90"/>
-            </w:tcMar>
-          </w:tcPr>
-          <w:p>
-            <w:pPr>
-              <w:spacing w:after="0"/>
-            </w:pPr>
-            <w:r>
-              <w:rPr>
-                <w:rFonts w:ascii="Consolas" w:cs="Consolas" w:eastAsia="Consolas" w:hAnsi="Consolas"/>
-                <w:sz w:val="20"/>
-                <w:szCs w:val="20"/>
+            <w:tcW w:type="dxa" w:w="3804"/>
+            <w:tcBorders>
+              <w:top w:val="single" w:color="A6A6A6" w:sz="4"/>
+              <w:left w:val="single" w:color="A6A6A6" w:sz="4"/>
+              <w:bottom w:val="single" w:color="A6A6A6" w:sz="4"/>
+              <w:right w:val="single" w:color="A6A6A6" w:sz="4"/>
+            </w:tcBorders>
+            <w:tcMar>
+              <w:top w:type="dxa" w:w="50"/>
+              <w:left w:type="dxa" w:w="90"/>
+              <w:bottom w:type="dxa" w:w="50"/>
+              <w:right w:type="dxa" w:w="90"/>
+            </w:tcMar>
+          </w:tcPr>
+          <w:p>
+            <w:pPr>
+              <w:spacing w:after="0"/>
+            </w:pPr>
+            <w:r>
+              <w:rPr>
+                <w:rFonts w:ascii="Consolas" w:cs="Consolas" w:eastAsia="Consolas" w:hAnsi="Consolas"/>
+                <w:sz w:val="18"/>
+                <w:szCs w:val="18"/>
               </w:rPr>
               <w:t xml:space="preserve">%ProgramData%\EPOS_PLAN\Logs\</w:t>
             </w:r>
@@ -4334,8 +4348,8 @@
             <w:r>
               <w:rPr>
                 <w:rFonts w:ascii="Consolas" w:cs="Consolas" w:eastAsia="Consolas" w:hAnsi="Consolas"/>
-                <w:sz w:val="20"/>
-                <w:szCs w:val="20"/>
+                <w:sz w:val="18"/>
+                <w:szCs w:val="18"/>
               </w:rPr>
               <w:t xml:space="preserve">%TEMP%\EPOS_PLAN\Logs\</w:t>
             </w:r>
@@ -4350,7 +4364,7 @@
         </w:tc>
         <w:tc>
           <w:tcPr>
-            <w:tcW w:type="dxa" w:w="3928"/>
+            <w:tcW w:type="dxa" w:w="3805"/>
             <w:tcBorders>
               <w:top w:val="single" w:color="A6A6A6" w:sz="4"/>
               <w:left w:val="single" w:color="A6A6A6" w:sz="4"/>
@@ -4378,8 +4392,8 @@
             <w:r>
               <w:rPr>
                 <w:rFonts w:ascii="Consolas" w:cs="Consolas" w:eastAsia="Consolas" w:hAnsi="Consolas"/>
-                <w:sz w:val="20"/>
-                <w:szCs w:val="20"/>
+                <w:sz w:val="18"/>
+                <w:szCs w:val="18"/>
               </w:rPr>
               <w:t xml:space="preserve">AppDomain.FirstChanceException</w:t>
             </w:r>
@@ -4393,8 +4407,8 @@
             <w:r>
               <w:rPr>
                 <w:rFonts w:ascii="Consolas" w:cs="Consolas" w:eastAsia="Consolas" w:hAnsi="Consolas"/>
-                <w:sz w:val="20"/>
-                <w:szCs w:val="20"/>
+                <w:sz w:val="18"/>
+                <w:szCs w:val="18"/>
               </w:rPr>
               <w:t xml:space="preserve">Program.Main</w:t>
             </w:r>
@@ -4415,29 +4429,29 @@
         </w:trPr>
         <w:tc>
           <w:tcPr>
-            <w:tcW w:type="dxa" w:w="2558"/>
-            <w:tcBorders>
-              <w:top w:val="single" w:color="A6A6A6" w:sz="4"/>
-              <w:left w:val="single" w:color="A6A6A6" w:sz="4"/>
-              <w:bottom w:val="single" w:color="A6A6A6" w:sz="4"/>
-              <w:right w:val="single" w:color="A6A6A6" w:sz="4"/>
-            </w:tcBorders>
-            <w:tcMar>
-              <w:top w:type="dxa" w:w="50"/>
-              <w:left w:type="dxa" w:w="90"/>
-              <w:bottom w:type="dxa" w:w="50"/>
-              <w:right w:type="dxa" w:w="90"/>
-            </w:tcMar>
-          </w:tcPr>
-          <w:p>
-            <w:pPr>
-              <w:spacing w:after="0"/>
-            </w:pPr>
-            <w:r>
-              <w:rPr>
-                <w:rFonts w:ascii="Consolas" w:cs="Consolas" w:eastAsia="Consolas" w:hAnsi="Consolas"/>
-                <w:sz w:val="20"/>
-                <w:szCs w:val="20"/>
+            <w:tcW w:type="dxa" w:w="2029"/>
+            <w:tcBorders>
+              <w:top w:val="single" w:color="A6A6A6" w:sz="4"/>
+              <w:left w:val="single" w:color="A6A6A6" w:sz="4"/>
+              <w:bottom w:val="single" w:color="A6A6A6" w:sz="4"/>
+              <w:right w:val="single" w:color="A6A6A6" w:sz="4"/>
+            </w:tcBorders>
+            <w:tcMar>
+              <w:top w:type="dxa" w:w="50"/>
+              <w:left w:type="dxa" w:w="90"/>
+              <w:bottom w:type="dxa" w:w="50"/>
+              <w:right w:type="dxa" w:w="90"/>
+            </w:tcMar>
+          </w:tcPr>
+          <w:p>
+            <w:pPr>
+              <w:spacing w:after="0"/>
+            </w:pPr>
+            <w:r>
+              <w:rPr>
+                <w:rFonts w:ascii="Consolas" w:cs="Consolas" w:eastAsia="Consolas" w:hAnsi="Consolas"/>
+                <w:sz w:val="18"/>
+                <w:szCs w:val="18"/>
               </w:rPr>
               <w:t xml:space="preserve">migration_protokoll.txt</w:t>
             </w:r>
@@ -4445,7 +4459,7 @@
         </w:tc>
         <w:tc>
           <w:tcPr>
-            <w:tcW w:type="dxa" w:w="3152"/>
+            <w:tcW w:type="dxa" w:w="3804"/>
             <w:tcBorders>
               <w:top w:val="single" w:color="A6A6A6" w:sz="4"/>
               <w:left w:val="single" w:color="A6A6A6" w:sz="4"/>
@@ -4474,7 +4488,7 @@
         </w:tc>
         <w:tc>
           <w:tcPr>
-            <w:tcW w:type="dxa" w:w="3928"/>
+            <w:tcW w:type="dxa" w:w="3805"/>
             <w:tcBorders>
               <w:top w:val="single" w:color="A6A6A6" w:sz="4"/>
               <w:left w:val="single" w:color="A6A6A6" w:sz="4"/>
@@ -4509,29 +4523,29 @@
         </w:trPr>
         <w:tc>
           <w:tcPr>
-            <w:tcW w:type="dxa" w:w="2558"/>
-            <w:tcBorders>
-              <w:top w:val="single" w:color="A6A6A6" w:sz="4"/>
-              <w:left w:val="single" w:color="A6A6A6" w:sz="4"/>
-              <w:bottom w:val="single" w:color="A6A6A6" w:sz="4"/>
-              <w:right w:val="single" w:color="A6A6A6" w:sz="4"/>
-            </w:tcBorders>
-            <w:tcMar>
-              <w:top w:type="dxa" w:w="50"/>
-              <w:left w:type="dxa" w:w="90"/>
-              <w:bottom w:type="dxa" w:w="50"/>
-              <w:right w:type="dxa" w:w="90"/>
-            </w:tcMar>
-          </w:tcPr>
-          <w:p>
-            <w:pPr>
-              <w:spacing w:after="0"/>
-            </w:pPr>
-            <w:r>
-              <w:rPr>
-                <w:rFonts w:ascii="Consolas" w:cs="Consolas" w:eastAsia="Consolas" w:hAnsi="Consolas"/>
-                <w:sz w:val="20"/>
-                <w:szCs w:val="20"/>
+            <w:tcW w:type="dxa" w:w="2029"/>
+            <w:tcBorders>
+              <w:top w:val="single" w:color="A6A6A6" w:sz="4"/>
+              <w:left w:val="single" w:color="A6A6A6" w:sz="4"/>
+              <w:bottom w:val="single" w:color="A6A6A6" w:sz="4"/>
+              <w:right w:val="single" w:color="A6A6A6" w:sz="4"/>
+            </w:tcBorders>
+            <w:tcMar>
+              <w:top w:type="dxa" w:w="50"/>
+              <w:left w:type="dxa" w:w="90"/>
+              <w:bottom w:type="dxa" w:w="50"/>
+              <w:right w:type="dxa" w:w="90"/>
+            </w:tcMar>
+          </w:tcPr>
+          <w:p>
+            <w:pPr>
+              <w:spacing w:after="0"/>
+            </w:pPr>
+            <w:r>
+              <w:rPr>
+                <w:rFonts w:ascii="Consolas" w:cs="Consolas" w:eastAsia="Consolas" w:hAnsi="Consolas"/>
+                <w:sz w:val="18"/>
+                <w:szCs w:val="18"/>
               </w:rPr>
               <w:t xml:space="preserve">ki_aktionen.txt</w:t>
             </w:r>
@@ -4539,7 +4553,7 @@
         </w:tc>
         <w:tc>
           <w:tcPr>
-            <w:tcW w:type="dxa" w:w="3152"/>
+            <w:tcW w:type="dxa" w:w="3804"/>
             <w:tcBorders>
               <w:top w:val="single" w:color="A6A6A6" w:sz="4"/>
               <w:left w:val="single" w:color="A6A6A6" w:sz="4"/>
@@ -4567,8 +4581,8 @@
             <w:r>
               <w:rPr>
                 <w:rFonts w:ascii="Consolas" w:cs="Consolas" w:eastAsia="Consolas" w:hAnsi="Consolas"/>
-                <w:sz w:val="20"/>
-                <w:szCs w:val="20"/>
+                <w:sz w:val="18"/>
+                <w:szCs w:val="18"/>
               </w:rPr>
               <w:t xml:space="preserve">Logs\</w:t>
             </w:r>
@@ -4576,7 +4590,7 @@
         </w:tc>
         <w:tc>
           <w:tcPr>
-            <w:tcW w:type="dxa" w:w="3928"/>
+            <w:tcW w:type="dxa" w:w="3805"/>
             <w:tcBorders>
               <w:top w:val="single" w:color="A6A6A6" w:sz="4"/>
               <w:left w:val="single" w:color="A6A6A6" w:sz="4"/>
@@ -4611,29 +4625,29 @@
         </w:trPr>
         <w:tc>
           <w:tcPr>
-            <w:tcW w:type="dxa" w:w="2558"/>
-            <w:tcBorders>
-              <w:top w:val="single" w:color="A6A6A6" w:sz="4"/>
-              <w:left w:val="single" w:color="A6A6A6" w:sz="4"/>
-              <w:bottom w:val="single" w:color="A6A6A6" w:sz="4"/>
-              <w:right w:val="single" w:color="A6A6A6" w:sz="4"/>
-            </w:tcBorders>
-            <w:tcMar>
-              <w:top w:type="dxa" w:w="50"/>
-              <w:left w:type="dxa" w:w="90"/>
-              <w:bottom w:type="dxa" w:w="50"/>
-              <w:right w:type="dxa" w:w="90"/>
-            </w:tcMar>
-          </w:tcPr>
-          <w:p>
-            <w:pPr>
-              <w:spacing w:after="0"/>
-            </w:pPr>
-            <w:r>
-              <w:rPr>
-                <w:rFonts w:ascii="Consolas" w:cs="Consolas" w:eastAsia="Consolas" w:hAnsi="Consolas"/>
-                <w:sz w:val="20"/>
-                <w:szCs w:val="20"/>
+            <w:tcW w:type="dxa" w:w="2029"/>
+            <w:tcBorders>
+              <w:top w:val="single" w:color="A6A6A6" w:sz="4"/>
+              <w:left w:val="single" w:color="A6A6A6" w:sz="4"/>
+              <w:bottom w:val="single" w:color="A6A6A6" w:sz="4"/>
+              <w:right w:val="single" w:color="A6A6A6" w:sz="4"/>
+            </w:tcBorders>
+            <w:tcMar>
+              <w:top w:type="dxa" w:w="50"/>
+              <w:left w:type="dxa" w:w="90"/>
+              <w:bottom w:type="dxa" w:w="50"/>
+              <w:right w:type="dxa" w:w="90"/>
+            </w:tcMar>
+          </w:tcPr>
+          <w:p>
+            <w:pPr>
+              <w:spacing w:after="0"/>
+            </w:pPr>
+            <w:r>
+              <w:rPr>
+                <w:rFonts w:ascii="Consolas" w:cs="Consolas" w:eastAsia="Consolas" w:hAnsi="Consolas"/>
+                <w:sz w:val="18"/>
+                <w:szCs w:val="18"/>
               </w:rPr>
               <w:t xml:space="preserve">Tab_Katalogabgleich</w:t>
             </w:r>
@@ -4641,7 +4655,7 @@
         </w:tc>
         <w:tc>
           <w:tcPr>
-            <w:tcW w:type="dxa" w:w="3152"/>
+            <w:tcW w:type="dxa" w:w="3804"/>
             <w:tcBorders>
               <w:top w:val="single" w:color="A6A6A6" w:sz="4"/>
               <w:left w:val="single" w:color="A6A6A6" w:sz="4"/>
@@ -4670,7 +4684,7 @@
         </w:tc>
         <w:tc>
           <w:tcPr>
-            <w:tcW w:type="dxa" w:w="3928"/>
+            <w:tcW w:type="dxa" w:w="3805"/>
             <w:tcBorders>
               <w:top w:val="single" w:color="A6A6A6" w:sz="4"/>
               <w:left w:val="single" w:color="A6A6A6" w:sz="4"/>
@@ -4705,29 +4719,29 @@
         </w:trPr>
         <w:tc>
           <w:tcPr>
-            <w:tcW w:type="dxa" w:w="2558"/>
-            <w:tcBorders>
-              <w:top w:val="single" w:color="A6A6A6" w:sz="4"/>
-              <w:left w:val="single" w:color="A6A6A6" w:sz="4"/>
-              <w:bottom w:val="single" w:color="A6A6A6" w:sz="4"/>
-              <w:right w:val="single" w:color="A6A6A6" w:sz="4"/>
-            </w:tcBorders>
-            <w:tcMar>
-              <w:top w:type="dxa" w:w="50"/>
-              <w:left w:type="dxa" w:w="90"/>
-              <w:bottom w:type="dxa" w:w="50"/>
-              <w:right w:type="dxa" w:w="90"/>
-            </w:tcMar>
-          </w:tcPr>
-          <w:p>
-            <w:pPr>
-              <w:spacing w:after="0"/>
-            </w:pPr>
-            <w:r>
-              <w:rPr>
-                <w:rFonts w:ascii="Consolas" w:cs="Consolas" w:eastAsia="Consolas" w:hAnsi="Consolas"/>
-                <w:sz w:val="20"/>
-                <w:szCs w:val="20"/>
+            <w:tcW w:type="dxa" w:w="2029"/>
+            <w:tcBorders>
+              <w:top w:val="single" w:color="A6A6A6" w:sz="4"/>
+              <w:left w:val="single" w:color="A6A6A6" w:sz="4"/>
+              <w:bottom w:val="single" w:color="A6A6A6" w:sz="4"/>
+              <w:right w:val="single" w:color="A6A6A6" w:sz="4"/>
+            </w:tcBorders>
+            <w:tcMar>
+              <w:top w:type="dxa" w:w="50"/>
+              <w:left w:type="dxa" w:w="90"/>
+              <w:bottom w:type="dxa" w:w="50"/>
+              <w:right w:type="dxa" w:w="90"/>
+            </w:tcMar>
+          </w:tcPr>
+          <w:p>
+            <w:pPr>
+              <w:spacing w:after="0"/>
+            </w:pPr>
+            <w:r>
+              <w:rPr>
+                <w:rFonts w:ascii="Consolas" w:cs="Consolas" w:eastAsia="Consolas" w:hAnsi="Consolas"/>
+                <w:sz w:val="18"/>
+                <w:szCs w:val="18"/>
               </w:rPr>
               <w:t xml:space="preserve">&lt;paket&gt;.importbericht.txt</w:t>
             </w:r>
@@ -4735,7 +4749,7 @@
         </w:tc>
         <w:tc>
           <w:tcPr>
-            <w:tcW w:type="dxa" w:w="3152"/>
+            <w:tcW w:type="dxa" w:w="3804"/>
             <w:tcBorders>
               <w:top w:val="single" w:color="A6A6A6" w:sz="4"/>
               <w:left w:val="single" w:color="A6A6A6" w:sz="4"/>
@@ -4764,7 +4778,7 @@
         </w:tc>
         <w:tc>
           <w:tcPr>
-            <w:tcW w:type="dxa" w:w="3928"/>
+            <w:tcW w:type="dxa" w:w="3805"/>
             <w:tcBorders>
               <w:top w:val="single" w:color="A6A6A6" w:sz="4"/>
               <w:left w:val="single" w:color="A6A6A6" w:sz="4"/>
@@ -5041,8 +5055,8 @@
         </w:tblBorders>
       </w:tblPr>
       <w:tblGrid>
-        <w:gridCol w:w="3775"/>
-        <w:gridCol w:w="5863"/>
+        <w:gridCol w:w="3283"/>
+        <w:gridCol w:w="6355"/>
       </w:tblGrid>
       <w:tr>
         <w:trPr>
@@ -5051,7 +5065,7 @@
         </w:trPr>
         <w:tc>
           <w:tcPr>
-            <w:tcW w:type="dxa" w:w="3775"/>
+            <w:tcW w:type="dxa" w:w="3283"/>
             <w:tcBorders>
               <w:top w:val="single" w:color="A6A6A6" w:sz="4"/>
               <w:left w:val="single" w:color="A6A6A6" w:sz="4"/>
@@ -5083,7 +5097,7 @@
         </w:tc>
         <w:tc>
           <w:tcPr>
-            <w:tcW w:type="dxa" w:w="5863"/>
+            <w:tcW w:type="dxa" w:w="6355"/>
             <w:tcBorders>
               <w:top w:val="single" w:color="A6A6A6" w:sz="4"/>
               <w:left w:val="single" w:color="A6A6A6" w:sz="4"/>
@@ -5121,29 +5135,29 @@
         </w:trPr>
         <w:tc>
           <w:tcPr>
-            <w:tcW w:type="dxa" w:w="3775"/>
-            <w:tcBorders>
-              <w:top w:val="single" w:color="A6A6A6" w:sz="4"/>
-              <w:left w:val="single" w:color="A6A6A6" w:sz="4"/>
-              <w:bottom w:val="single" w:color="A6A6A6" w:sz="4"/>
-              <w:right w:val="single" w:color="A6A6A6" w:sz="4"/>
-            </w:tcBorders>
-            <w:tcMar>
-              <w:top w:type="dxa" w:w="50"/>
-              <w:left w:type="dxa" w:w="90"/>
-              <w:bottom w:type="dxa" w:w="50"/>
-              <w:right w:type="dxa" w:w="90"/>
-            </w:tcMar>
-          </w:tcPr>
-          <w:p>
-            <w:pPr>
-              <w:spacing w:after="0"/>
-            </w:pPr>
-            <w:r>
-              <w:rPr>
-                <w:rFonts w:ascii="Consolas" w:cs="Consolas" w:eastAsia="Consolas" w:hAnsi="Consolas"/>
-                <w:sz w:val="20"/>
-                <w:szCs w:val="20"/>
+            <w:tcW w:type="dxa" w:w="3283"/>
+            <w:tcBorders>
+              <w:top w:val="single" w:color="A6A6A6" w:sz="4"/>
+              <w:left w:val="single" w:color="A6A6A6" w:sz="4"/>
+              <w:bottom w:val="single" w:color="A6A6A6" w:sz="4"/>
+              <w:right w:val="single" w:color="A6A6A6" w:sz="4"/>
+            </w:tcBorders>
+            <w:tcMar>
+              <w:top w:type="dxa" w:w="50"/>
+              <w:left w:type="dxa" w:w="90"/>
+              <w:bottom w:type="dxa" w:w="50"/>
+              <w:right w:type="dxa" w:w="90"/>
+            </w:tcMar>
+          </w:tcPr>
+          <w:p>
+            <w:pPr>
+              <w:spacing w:after="0"/>
+            </w:pPr>
+            <w:r>
+              <w:rPr>
+                <w:rFonts w:ascii="Consolas" w:cs="Consolas" w:eastAsia="Consolas" w:hAnsi="Consolas"/>
+                <w:sz w:val="18"/>
+                <w:szCs w:val="18"/>
               </w:rPr>
               <w:t xml:space="preserve">HKLM\SOFTWARE\INEKON\EPOS-Plan</w:t>
             </w:r>
@@ -5151,29 +5165,29 @@
         </w:tc>
         <w:tc>
           <w:tcPr>
-            <w:tcW w:type="dxa" w:w="5863"/>
-            <w:tcBorders>
-              <w:top w:val="single" w:color="A6A6A6" w:sz="4"/>
-              <w:left w:val="single" w:color="A6A6A6" w:sz="4"/>
-              <w:bottom w:val="single" w:color="A6A6A6" w:sz="4"/>
-              <w:right w:val="single" w:color="A6A6A6" w:sz="4"/>
-            </w:tcBorders>
-            <w:tcMar>
-              <w:top w:type="dxa" w:w="50"/>
-              <w:left w:type="dxa" w:w="90"/>
-              <w:bottom w:type="dxa" w:w="50"/>
-              <w:right w:type="dxa" w:w="90"/>
-            </w:tcMar>
-          </w:tcPr>
-          <w:p>
-            <w:pPr>
-              <w:spacing w:after="0"/>
-            </w:pPr>
-            <w:r>
-              <w:rPr>
-                <w:rFonts w:ascii="Consolas" w:cs="Consolas" w:eastAsia="Consolas" w:hAnsi="Consolas"/>
-                <w:sz w:val="20"/>
-                <w:szCs w:val="20"/>
+            <w:tcW w:type="dxa" w:w="6355"/>
+            <w:tcBorders>
+              <w:top w:val="single" w:color="A6A6A6" w:sz="4"/>
+              <w:left w:val="single" w:color="A6A6A6" w:sz="4"/>
+              <w:bottom w:val="single" w:color="A6A6A6" w:sz="4"/>
+              <w:right w:val="single" w:color="A6A6A6" w:sz="4"/>
+            </w:tcBorders>
+            <w:tcMar>
+              <w:top w:type="dxa" w:w="50"/>
+              <w:left w:type="dxa" w:w="90"/>
+              <w:bottom w:type="dxa" w:w="50"/>
+              <w:right w:type="dxa" w:w="90"/>
+            </w:tcMar>
+          </w:tcPr>
+          <w:p>
+            <w:pPr>
+              <w:spacing w:after="0"/>
+            </w:pPr>
+            <w:r>
+              <w:rPr>
+                <w:rFonts w:ascii="Consolas" w:cs="Consolas" w:eastAsia="Consolas" w:hAnsi="Consolas"/>
+                <w:sz w:val="18"/>
+                <w:szCs w:val="18"/>
               </w:rPr>
               <w:t xml:space="preserve">InstallDir</w:t>
             </w:r>
@@ -5187,8 +5201,8 @@
             <w:r>
               <w:rPr>
                 <w:rFonts w:ascii="Consolas" w:cs="Consolas" w:eastAsia="Consolas" w:hAnsi="Consolas"/>
-                <w:sz w:val="20"/>
-                <w:szCs w:val="20"/>
+                <w:sz w:val="18"/>
+                <w:szCs w:val="18"/>
               </w:rPr>
               <w:t xml:space="preserve">Version</w:t>
             </w:r>
@@ -5209,29 +5223,29 @@
         </w:trPr>
         <w:tc>
           <w:tcPr>
-            <w:tcW w:type="dxa" w:w="3775"/>
-            <w:tcBorders>
-              <w:top w:val="single" w:color="A6A6A6" w:sz="4"/>
-              <w:left w:val="single" w:color="A6A6A6" w:sz="4"/>
-              <w:bottom w:val="single" w:color="A6A6A6" w:sz="4"/>
-              <w:right w:val="single" w:color="A6A6A6" w:sz="4"/>
-            </w:tcBorders>
-            <w:tcMar>
-              <w:top w:type="dxa" w:w="50"/>
-              <w:left w:type="dxa" w:w="90"/>
-              <w:bottom w:type="dxa" w:w="50"/>
-              <w:right w:type="dxa" w:w="90"/>
-            </w:tcMar>
-          </w:tcPr>
-          <w:p>
-            <w:pPr>
-              <w:spacing w:after="0"/>
-            </w:pPr>
-            <w:r>
-              <w:rPr>
-                <w:rFonts w:ascii="Consolas" w:cs="Consolas" w:eastAsia="Consolas" w:hAnsi="Consolas"/>
-                <w:sz w:val="20"/>
-                <w:szCs w:val="20"/>
+            <w:tcW w:type="dxa" w:w="3283"/>
+            <w:tcBorders>
+              <w:top w:val="single" w:color="A6A6A6" w:sz="4"/>
+              <w:left w:val="single" w:color="A6A6A6" w:sz="4"/>
+              <w:bottom w:val="single" w:color="A6A6A6" w:sz="4"/>
+              <w:right w:val="single" w:color="A6A6A6" w:sz="4"/>
+            </w:tcBorders>
+            <w:tcMar>
+              <w:top w:type="dxa" w:w="50"/>
+              <w:left w:type="dxa" w:w="90"/>
+              <w:bottom w:type="dxa" w:w="50"/>
+              <w:right w:type="dxa" w:w="90"/>
+            </w:tcMar>
+          </w:tcPr>
+          <w:p>
+            <w:pPr>
+              <w:spacing w:after="0"/>
+            </w:pPr>
+            <w:r>
+              <w:rPr>
+                <w:rFonts w:ascii="Consolas" w:cs="Consolas" w:eastAsia="Consolas" w:hAnsi="Consolas"/>
+                <w:sz w:val="18"/>
+                <w:szCs w:val="18"/>
               </w:rPr>
               <w:t xml:space="preserve">HKCU\Software\wp-plan</w:t>
             </w:r>
@@ -5239,7 +5253,7 @@
         </w:tc>
         <w:tc>
           <w:tcPr>
-            <w:tcW w:type="dxa" w:w="5863"/>
+            <w:tcW w:type="dxa" w:w="6355"/>
             <w:tcBorders>
               <w:top w:val="single" w:color="A6A6A6" w:sz="4"/>
               <w:left w:val="single" w:color="A6A6A6" w:sz="4"/>
@@ -5267,8 +5281,8 @@
             <w:r>
               <w:rPr>
                 <w:rFonts w:ascii="Consolas" w:cs="Consolas" w:eastAsia="Consolas" w:hAnsi="Consolas"/>
-                <w:sz w:val="20"/>
-                <w:szCs w:val="20"/>
+                <w:sz w:val="18"/>
+                <w:szCs w:val="18"/>
               </w:rPr>
               <w:t xml:space="preserve">Entwicklermodus</w:t>
             </w:r>
@@ -5282,29 +5296,29 @@
         </w:trPr>
         <w:tc>
           <w:tcPr>
-            <w:tcW w:type="dxa" w:w="3775"/>
-            <w:tcBorders>
-              <w:top w:val="single" w:color="A6A6A6" w:sz="4"/>
-              <w:left w:val="single" w:color="A6A6A6" w:sz="4"/>
-              <w:bottom w:val="single" w:color="A6A6A6" w:sz="4"/>
-              <w:right w:val="single" w:color="A6A6A6" w:sz="4"/>
-            </w:tcBorders>
-            <w:tcMar>
-              <w:top w:type="dxa" w:w="50"/>
-              <w:left w:type="dxa" w:w="90"/>
-              <w:bottom w:type="dxa" w:w="50"/>
-              <w:right w:type="dxa" w:w="90"/>
-            </w:tcMar>
-          </w:tcPr>
-          <w:p>
-            <w:pPr>
-              <w:spacing w:after="0"/>
-            </w:pPr>
-            <w:r>
-              <w:rPr>
-                <w:rFonts w:ascii="Consolas" w:cs="Consolas" w:eastAsia="Consolas" w:hAnsi="Consolas"/>
-                <w:sz w:val="20"/>
-                <w:szCs w:val="20"/>
+            <w:tcW w:type="dxa" w:w="3283"/>
+            <w:tcBorders>
+              <w:top w:val="single" w:color="A6A6A6" w:sz="4"/>
+              <w:left w:val="single" w:color="A6A6A6" w:sz="4"/>
+              <w:bottom w:val="single" w:color="A6A6A6" w:sz="4"/>
+              <w:right w:val="single" w:color="A6A6A6" w:sz="4"/>
+            </w:tcBorders>
+            <w:tcMar>
+              <w:top w:type="dxa" w:w="50"/>
+              <w:left w:type="dxa" w:w="90"/>
+              <w:bottom w:type="dxa" w:w="50"/>
+              <w:right w:type="dxa" w:w="90"/>
+            </w:tcMar>
+          </w:tcPr>
+          <w:p>
+            <w:pPr>
+              <w:spacing w:after="0"/>
+            </w:pPr>
+            <w:r>
+              <w:rPr>
+                <w:rFonts w:ascii="Consolas" w:cs="Consolas" w:eastAsia="Consolas" w:hAnsi="Consolas"/>
+                <w:sz w:val="18"/>
+                <w:szCs w:val="18"/>
               </w:rPr>
               <w:t xml:space="preserve">HKLM\SOFTWARE\wp-plan</w:t>
             </w:r>
@@ -5312,7 +5326,7 @@
         </w:tc>
         <w:tc>
           <w:tcPr>
-            <w:tcW w:type="dxa" w:w="5863"/>
+            <w:tcW w:type="dxa" w:w="6355"/>
             <w:tcBorders>
               <w:top w:val="single" w:color="A6A6A6" w:sz="4"/>
               <w:left w:val="single" w:color="A6A6A6" w:sz="4"/>
@@ -5340,8 +5354,8 @@
             <w:r>
               <w:rPr>
                 <w:rFonts w:ascii="Consolas" w:cs="Consolas" w:eastAsia="Consolas" w:hAnsi="Consolas"/>
-                <w:sz w:val="20"/>
-                <w:szCs w:val="20"/>
+                <w:sz w:val="18"/>
+                <w:szCs w:val="18"/>
               </w:rPr>
               <w:t xml:space="preserve">KiDeaktiviert</w:t>
             </w:r>
@@ -5355,8 +5369,8 @@
             <w:r>
               <w:rPr>
                 <w:rFonts w:ascii="Consolas" w:cs="Consolas" w:eastAsia="Consolas" w:hAnsi="Consolas"/>
-                <w:sz w:val="20"/>
-                <w:szCs w:val="20"/>
+                <w:sz w:val="18"/>
+                <w:szCs w:val="18"/>
               </w:rPr>
               <w:t xml:space="preserve">EntwicklermodusGesperrt</w:t>
             </w:r>
@@ -5370,29 +5384,29 @@
         </w:trPr>
         <w:tc>
           <w:tcPr>
-            <w:tcW w:type="dxa" w:w="3775"/>
-            <w:tcBorders>
-              <w:top w:val="single" w:color="A6A6A6" w:sz="4"/>
-              <w:left w:val="single" w:color="A6A6A6" w:sz="4"/>
-              <w:bottom w:val="single" w:color="A6A6A6" w:sz="4"/>
-              <w:right w:val="single" w:color="A6A6A6" w:sz="4"/>
-            </w:tcBorders>
-            <w:tcMar>
-              <w:top w:type="dxa" w:w="50"/>
-              <w:left w:type="dxa" w:w="90"/>
-              <w:bottom w:type="dxa" w:w="50"/>
-              <w:right w:type="dxa" w:w="90"/>
-            </w:tcMar>
-          </w:tcPr>
-          <w:p>
-            <w:pPr>
-              <w:spacing w:after="0"/>
-            </w:pPr>
-            <w:r>
-              <w:rPr>
-                <w:rFonts w:ascii="Consolas" w:cs="Consolas" w:eastAsia="Consolas" w:hAnsi="Consolas"/>
-                <w:sz w:val="20"/>
-                <w:szCs w:val="20"/>
+            <w:tcW w:type="dxa" w:w="3283"/>
+            <w:tcBorders>
+              <w:top w:val="single" w:color="A6A6A6" w:sz="4"/>
+              <w:left w:val="single" w:color="A6A6A6" w:sz="4"/>
+              <w:bottom w:val="single" w:color="A6A6A6" w:sz="4"/>
+              <w:right w:val="single" w:color="A6A6A6" w:sz="4"/>
+            </w:tcBorders>
+            <w:tcMar>
+              <w:top w:type="dxa" w:w="50"/>
+              <w:left w:type="dxa" w:w="90"/>
+              <w:bottom w:type="dxa" w:w="50"/>
+              <w:right w:type="dxa" w:w="90"/>
+            </w:tcMar>
+          </w:tcPr>
+          <w:p>
+            <w:pPr>
+              <w:spacing w:after="0"/>
+            </w:pPr>
+            <w:r>
+              <w:rPr>
+                <w:rFonts w:ascii="Consolas" w:cs="Consolas" w:eastAsia="Consolas" w:hAnsi="Consolas"/>
+                <w:sz w:val="18"/>
+                <w:szCs w:val="18"/>
               </w:rPr>
               <w:t xml:space="preserve">user.config</w:t>
             </w:r>
@@ -5407,29 +5421,29 @@
         </w:tc>
         <w:tc>
           <w:tcPr>
-            <w:tcW w:type="dxa" w:w="5863"/>
-            <w:tcBorders>
-              <w:top w:val="single" w:color="A6A6A6" w:sz="4"/>
-              <w:left w:val="single" w:color="A6A6A6" w:sz="4"/>
-              <w:bottom w:val="single" w:color="A6A6A6" w:sz="4"/>
-              <w:right w:val="single" w:color="A6A6A6" w:sz="4"/>
-            </w:tcBorders>
-            <w:tcMar>
-              <w:top w:type="dxa" w:w="50"/>
-              <w:left w:type="dxa" w:w="90"/>
-              <w:bottom w:type="dxa" w:w="50"/>
-              <w:right w:type="dxa" w:w="90"/>
-            </w:tcMar>
-          </w:tcPr>
-          <w:p>
-            <w:pPr>
-              <w:spacing w:after="0"/>
-            </w:pPr>
-            <w:r>
-              <w:rPr>
-                <w:rFonts w:ascii="Consolas" w:cs="Consolas" w:eastAsia="Consolas" w:hAnsi="Consolas"/>
-                <w:sz w:val="20"/>
-                <w:szCs w:val="20"/>
+            <w:tcW w:type="dxa" w:w="6355"/>
+            <w:tcBorders>
+              <w:top w:val="single" w:color="A6A6A6" w:sz="4"/>
+              <w:left w:val="single" w:color="A6A6A6" w:sz="4"/>
+              <w:bottom w:val="single" w:color="A6A6A6" w:sz="4"/>
+              <w:right w:val="single" w:color="A6A6A6" w:sz="4"/>
+            </w:tcBorders>
+            <w:tcMar>
+              <w:top w:type="dxa" w:w="50"/>
+              <w:left w:type="dxa" w:w="90"/>
+              <w:bottom w:type="dxa" w:w="50"/>
+              <w:right w:type="dxa" w:w="90"/>
+            </w:tcMar>
+          </w:tcPr>
+          <w:p>
+            <w:pPr>
+              <w:spacing w:after="0"/>
+            </w:pPr>
+            <w:r>
+              <w:rPr>
+                <w:rFonts w:ascii="Consolas" w:cs="Consolas" w:eastAsia="Consolas" w:hAnsi="Consolas"/>
+                <w:sz w:val="18"/>
+                <w:szCs w:val="18"/>
               </w:rPr>
               <w:t xml:space="preserve">DBPath</w:t>
             </w:r>
@@ -5443,8 +5457,8 @@
             <w:r>
               <w:rPr>
                 <w:rFonts w:ascii="Consolas" w:cs="Consolas" w:eastAsia="Consolas" w:hAnsi="Consolas"/>
-                <w:sz w:val="20"/>
-                <w:szCs w:val="20"/>
+                <w:sz w:val="18"/>
+                <w:szCs w:val="18"/>
               </w:rPr>
               <w:t xml:space="preserve">DBName</w:t>
             </w:r>
@@ -5465,29 +5479,29 @@
         </w:trPr>
         <w:tc>
           <w:tcPr>
-            <w:tcW w:type="dxa" w:w="3775"/>
-            <w:tcBorders>
-              <w:top w:val="single" w:color="A6A6A6" w:sz="4"/>
-              <w:left w:val="single" w:color="A6A6A6" w:sz="4"/>
-              <w:bottom w:val="single" w:color="A6A6A6" w:sz="4"/>
-              <w:right w:val="single" w:color="A6A6A6" w:sz="4"/>
-            </w:tcBorders>
-            <w:tcMar>
-              <w:top w:type="dxa" w:w="50"/>
-              <w:left w:type="dxa" w:w="90"/>
-              <w:bottom w:type="dxa" w:w="50"/>
-              <w:right w:type="dxa" w:w="90"/>
-            </w:tcMar>
-          </w:tcPr>
-          <w:p>
-            <w:pPr>
-              <w:spacing w:after="0"/>
-            </w:pPr>
-            <w:r>
-              <w:rPr>
-                <w:rFonts w:ascii="Consolas" w:cs="Consolas" w:eastAsia="Consolas" w:hAnsi="Consolas"/>
-                <w:sz w:val="20"/>
-                <w:szCs w:val="20"/>
+            <w:tcW w:type="dxa" w:w="3283"/>
+            <w:tcBorders>
+              <w:top w:val="single" w:color="A6A6A6" w:sz="4"/>
+              <w:left w:val="single" w:color="A6A6A6" w:sz="4"/>
+              <w:bottom w:val="single" w:color="A6A6A6" w:sz="4"/>
+              <w:right w:val="single" w:color="A6A6A6" w:sz="4"/>
+            </w:tcBorders>
+            <w:tcMar>
+              <w:top w:type="dxa" w:w="50"/>
+              <w:left w:type="dxa" w:w="90"/>
+              <w:bottom w:type="dxa" w:w="50"/>
+              <w:right w:type="dxa" w:w="90"/>
+            </w:tcMar>
+          </w:tcPr>
+          <w:p>
+            <w:pPr>
+              <w:spacing w:after="0"/>
+            </w:pPr>
+            <w:r>
+              <w:rPr>
+                <w:rFonts w:ascii="Consolas" w:cs="Consolas" w:eastAsia="Consolas" w:hAnsi="Consolas"/>
+                <w:sz w:val="18"/>
+                <w:szCs w:val="18"/>
               </w:rPr>
               <w:t xml:space="preserve">%APPDATA%\wp-plan\</w:t>
             </w:r>
@@ -5495,29 +5509,29 @@
         </w:tc>
         <w:tc>
           <w:tcPr>
-            <w:tcW w:type="dxa" w:w="5863"/>
-            <w:tcBorders>
-              <w:top w:val="single" w:color="A6A6A6" w:sz="4"/>
-              <w:left w:val="single" w:color="A6A6A6" w:sz="4"/>
-              <w:bottom w:val="single" w:color="A6A6A6" w:sz="4"/>
-              <w:right w:val="single" w:color="A6A6A6" w:sz="4"/>
-            </w:tcBorders>
-            <w:tcMar>
-              <w:top w:type="dxa" w:w="50"/>
-              <w:left w:type="dxa" w:w="90"/>
-              <w:bottom w:type="dxa" w:w="50"/>
-              <w:right w:type="dxa" w:w="90"/>
-            </w:tcMar>
-          </w:tcPr>
-          <w:p>
-            <w:pPr>
-              <w:spacing w:after="0"/>
-            </w:pPr>
-            <w:r>
-              <w:rPr>
-                <w:rFonts w:ascii="Consolas" w:cs="Consolas" w:eastAsia="Consolas" w:hAnsi="Consolas"/>
-                <w:sz w:val="20"/>
-                <w:szCs w:val="20"/>
+            <w:tcW w:type="dxa" w:w="6355"/>
+            <w:tcBorders>
+              <w:top w:val="single" w:color="A6A6A6" w:sz="4"/>
+              <w:left w:val="single" w:color="A6A6A6" w:sz="4"/>
+              <w:bottom w:val="single" w:color="A6A6A6" w:sz="4"/>
+              <w:right w:val="single" w:color="A6A6A6" w:sz="4"/>
+            </w:tcBorders>
+            <w:tcMar>
+              <w:top w:type="dxa" w:w="50"/>
+              <w:left w:type="dxa" w:w="90"/>
+              <w:bottom w:type="dxa" w:w="50"/>
+              <w:right w:type="dxa" w:w="90"/>
+            </w:tcMar>
+          </w:tcPr>
+          <w:p>
+            <w:pPr>
+              <w:spacing w:after="0"/>
+            </w:pPr>
+            <w:r>
+              <w:rPr>
+                <w:rFonts w:ascii="Consolas" w:cs="Consolas" w:eastAsia="Consolas" w:hAnsi="Consolas"/>
+                <w:sz w:val="18"/>
+                <w:szCs w:val="18"/>
               </w:rPr>
               <w:t xml:space="preserve">lizenz.dat</w:t>
             </w:r>
@@ -5531,8 +5545,8 @@
             <w:r>
               <w:rPr>
                 <w:rFonts w:ascii="Consolas" w:cs="Consolas" w:eastAsia="Consolas" w:hAnsi="Consolas"/>
-                <w:sz w:val="20"/>
-                <w:szCs w:val="20"/>
+                <w:sz w:val="18"/>
+                <w:szCs w:val="18"/>
               </w:rPr>
               <w:t xml:space="preserve">lizenz-zeit.dat</w:t>
             </w:r>
@@ -5546,8 +5560,8 @@
             <w:r>
               <w:rPr>
                 <w:rFonts w:ascii="Consolas" w:cs="Consolas" w:eastAsia="Consolas" w:hAnsi="Consolas"/>
-                <w:sz w:val="20"/>
-                <w:szCs w:val="20"/>
+                <w:sz w:val="18"/>
+                <w:szCs w:val="18"/>
               </w:rPr>
               <w:t xml:space="preserve">ki-schluessel.dat</w:t>
             </w:r>
@@ -5568,29 +5582,29 @@
         </w:trPr>
         <w:tc>
           <w:tcPr>
-            <w:tcW w:type="dxa" w:w="3775"/>
-            <w:tcBorders>
-              <w:top w:val="single" w:color="A6A6A6" w:sz="4"/>
-              <w:left w:val="single" w:color="A6A6A6" w:sz="4"/>
-              <w:bottom w:val="single" w:color="A6A6A6" w:sz="4"/>
-              <w:right w:val="single" w:color="A6A6A6" w:sz="4"/>
-            </w:tcBorders>
-            <w:tcMar>
-              <w:top w:type="dxa" w:w="50"/>
-              <w:left w:type="dxa" w:w="90"/>
-              <w:bottom w:type="dxa" w:w="50"/>
-              <w:right w:type="dxa" w:w="90"/>
-            </w:tcMar>
-          </w:tcPr>
-          <w:p>
-            <w:pPr>
-              <w:spacing w:after="0"/>
-            </w:pPr>
-            <w:r>
-              <w:rPr>
-                <w:rFonts w:ascii="Consolas" w:cs="Consolas" w:eastAsia="Consolas" w:hAnsi="Consolas"/>
-                <w:sz w:val="20"/>
-                <w:szCs w:val="20"/>
+            <w:tcW w:type="dxa" w:w="3283"/>
+            <w:tcBorders>
+              <w:top w:val="single" w:color="A6A6A6" w:sz="4"/>
+              <w:left w:val="single" w:color="A6A6A6" w:sz="4"/>
+              <w:bottom w:val="single" w:color="A6A6A6" w:sz="4"/>
+              <w:right w:val="single" w:color="A6A6A6" w:sz="4"/>
+            </w:tcBorders>
+            <w:tcMar>
+              <w:top w:type="dxa" w:w="50"/>
+              <w:left w:type="dxa" w:w="90"/>
+              <w:bottom w:type="dxa" w:w="50"/>
+              <w:right w:type="dxa" w:w="90"/>
+            </w:tcMar>
+          </w:tcPr>
+          <w:p>
+            <w:pPr>
+              <w:spacing w:after="0"/>
+            </w:pPr>
+            <w:r>
+              <w:rPr>
+                <w:rFonts w:ascii="Consolas" w:cs="Consolas" w:eastAsia="Consolas" w:hAnsi="Consolas"/>
+                <w:sz w:val="18"/>
+                <w:szCs w:val="18"/>
               </w:rPr>
               <w:t xml:space="preserve">%ProgramData%\EPOS_PLAN\</w:t>
             </w:r>
@@ -5598,29 +5612,29 @@
         </w:tc>
         <w:tc>
           <w:tcPr>
-            <w:tcW w:type="dxa" w:w="5863"/>
-            <w:tcBorders>
-              <w:top w:val="single" w:color="A6A6A6" w:sz="4"/>
-              <w:left w:val="single" w:color="A6A6A6" w:sz="4"/>
-              <w:bottom w:val="single" w:color="A6A6A6" w:sz="4"/>
-              <w:right w:val="single" w:color="A6A6A6" w:sz="4"/>
-            </w:tcBorders>
-            <w:tcMar>
-              <w:top w:type="dxa" w:w="50"/>
-              <w:left w:type="dxa" w:w="90"/>
-              <w:bottom w:type="dxa" w:w="50"/>
-              <w:right w:type="dxa" w:w="90"/>
-            </w:tcMar>
-          </w:tcPr>
-          <w:p>
-            <w:pPr>
-              <w:spacing w:after="0"/>
-            </w:pPr>
-            <w:r>
-              <w:rPr>
-                <w:rFonts w:ascii="Consolas" w:cs="Consolas" w:eastAsia="Consolas" w:hAnsi="Consolas"/>
-                <w:sz w:val="20"/>
-                <w:szCs w:val="20"/>
+            <w:tcW w:type="dxa" w:w="6355"/>
+            <w:tcBorders>
+              <w:top w:val="single" w:color="A6A6A6" w:sz="4"/>
+              <w:left w:val="single" w:color="A6A6A6" w:sz="4"/>
+              <w:bottom w:val="single" w:color="A6A6A6" w:sz="4"/>
+              <w:right w:val="single" w:color="A6A6A6" w:sz="4"/>
+            </w:tcBorders>
+            <w:tcMar>
+              <w:top w:type="dxa" w:w="50"/>
+              <w:left w:type="dxa" w:w="90"/>
+              <w:bottom w:type="dxa" w:w="50"/>
+              <w:right w:type="dxa" w:w="90"/>
+            </w:tcMar>
+          </w:tcPr>
+          <w:p>
+            <w:pPr>
+              <w:spacing w:after="0"/>
+            </w:pPr>
+            <w:r>
+              <w:rPr>
+                <w:rFonts w:ascii="Consolas" w:cs="Consolas" w:eastAsia="Consolas" w:hAnsi="Consolas"/>
+                <w:sz w:val="18"/>
+                <w:szCs w:val="18"/>
               </w:rPr>
               <w:t xml:space="preserve">Kenndaten.sqlite</w:t>
             </w:r>
@@ -5634,8 +5648,8 @@
             <w:r>
               <w:rPr>
                 <w:rFonts w:ascii="Consolas" w:cs="Consolas" w:eastAsia="Consolas" w:hAnsi="Consolas"/>
-                <w:sz w:val="20"/>
-                <w:szCs w:val="20"/>
+                <w:sz w:val="18"/>
+                <w:szCs w:val="18"/>
               </w:rPr>
               <w:t xml:space="preserve">DB-Backup\</w:t>
             </w:r>
@@ -5649,8 +5663,8 @@
             <w:r>
               <w:rPr>
                 <w:rFonts w:ascii="Consolas" w:cs="Consolas" w:eastAsia="Consolas" w:hAnsi="Consolas"/>
-                <w:sz w:val="20"/>
-                <w:szCs w:val="20"/>
+                <w:sz w:val="18"/>
+                <w:szCs w:val="18"/>
               </w:rPr>
               <w:t xml:space="preserve">Logs\</w:t>
             </w:r>
@@ -5664,29 +5678,29 @@
         </w:trPr>
         <w:tc>
           <w:tcPr>
-            <w:tcW w:type="dxa" w:w="3775"/>
-            <w:tcBorders>
-              <w:top w:val="single" w:color="A6A6A6" w:sz="4"/>
-              <w:left w:val="single" w:color="A6A6A6" w:sz="4"/>
-              <w:bottom w:val="single" w:color="A6A6A6" w:sz="4"/>
-              <w:right w:val="single" w:color="A6A6A6" w:sz="4"/>
-            </w:tcBorders>
-            <w:tcMar>
-              <w:top w:type="dxa" w:w="50"/>
-              <w:left w:type="dxa" w:w="90"/>
-              <w:bottom w:type="dxa" w:w="50"/>
-              <w:right w:type="dxa" w:w="90"/>
-            </w:tcMar>
-          </w:tcPr>
-          <w:p>
-            <w:pPr>
-              <w:spacing w:after="0"/>
-            </w:pPr>
-            <w:r>
-              <w:rPr>
-                <w:rFonts w:ascii="Consolas" w:cs="Consolas" w:eastAsia="Consolas" w:hAnsi="Consolas"/>
-                <w:sz w:val="20"/>
-                <w:szCs w:val="20"/>
+            <w:tcW w:type="dxa" w:w="3283"/>
+            <w:tcBorders>
+              <w:top w:val="single" w:color="A6A6A6" w:sz="4"/>
+              <w:left w:val="single" w:color="A6A6A6" w:sz="4"/>
+              <w:bottom w:val="single" w:color="A6A6A6" w:sz="4"/>
+              <w:right w:val="single" w:color="A6A6A6" w:sz="4"/>
+            </w:tcBorders>
+            <w:tcMar>
+              <w:top w:type="dxa" w:w="50"/>
+              <w:left w:type="dxa" w:w="90"/>
+              <w:bottom w:type="dxa" w:w="50"/>
+              <w:right w:type="dxa" w:w="90"/>
+            </w:tcMar>
+          </w:tcPr>
+          <w:p>
+            <w:pPr>
+              <w:spacing w:after="0"/>
+            </w:pPr>
+            <w:r>
+              <w:rPr>
+                <w:rFonts w:ascii="Consolas" w:cs="Consolas" w:eastAsia="Consolas" w:hAnsi="Consolas"/>
+                <w:sz w:val="18"/>
+                <w:szCs w:val="18"/>
               </w:rPr>
               <w:t xml:space="preserve">%LOCALAPPDATA%\WP-Plan\WebView2</w:t>
             </w:r>
@@ -5694,7 +5708,7 @@
         </w:tc>
         <w:tc>
           <w:tcPr>
-            <w:tcW w:type="dxa" w:w="5863"/>
+            <w:tcW w:type="dxa" w:w="6355"/>
             <w:tcBorders>
               <w:top w:val="single" w:color="A6A6A6" w:sz="4"/>
               <w:left w:val="single" w:color="A6A6A6" w:sz="4"/>
@@ -5817,7 +5831,7 @@
         <w:pStyle w:val="ListParagraph"/>
         <w:numPr>
           <w:ilvl w:val="0"/>
-          <w:numId w:val="5"/>
+          <w:numId w:val="4"/>
         </w:numPr>
         <w:spacing w:after="60"/>
       </w:pPr>
@@ -5829,15 +5843,7 @@
         <w:t xml:space="preserve">Hilfe → Fernwartung…</w:t>
       </w:r>
       <w:r>
-        <w:t xml:space="preserve"> öffnet den Dialog: Kontakt, die Angaben für den Support (Abschnitt 3.3),</w:t>
-      </w:r>
-    </w:p>
-    <w:p>
-      <w:pPr>
-        <w:spacing w:after="120"/>
-      </w:pPr>
-      <w:r>
-        <w:t xml:space="preserve">der Erklärtext und der Knopf „Fernwartungsseite öffnen". Ohne bezahlte Lizenz ist der Knopf gesperrt, der Grund steht dabei (Abschnitt 4.4).</w:t>
+        <w:t xml:space="preserve"> öffnet den Dialog: Kontakt, die Angaben für den Support (Abschnitt 3.3), der Erklärtext und der Knopf „Fernwartungsseite öffnen". Ohne bezahlte Lizenz ist der Knopf gesperrt, der Grund steht dabei (Abschnitt 4.4).</w:t>
       </w:r>
     </w:p>
     <w:p>
@@ -5845,7 +5851,7 @@
         <w:pStyle w:val="ListParagraph"/>
         <w:numPr>
           <w:ilvl w:val="0"/>
-          <w:numId w:val="6"/>
+          <w:numId w:val="4"/>
         </w:numPr>
         <w:spacing w:after="60"/>
       </w:pPr>
@@ -5861,15 +5867,7 @@
         <w:t xml:space="preserve">EPOS-Plan-Fernwartung.exe</w:t>
       </w:r>
       <w:r>
-        <w:t xml:space="preserve"> und startet sie; keine</w:t>
-      </w:r>
-    </w:p>
-    <w:p>
-      <w:pPr>
-        <w:spacing w:after="120"/>
-      </w:pPr>
-      <w:r>
-        <w:t xml:space="preserve">Installation, keine Administratorrechte. Bis INEKON ein Codesignaturzertifikat hat, erscheint der SmartScreen-Hinweis „Unbekannter Herausgeber"; die Seite erklärt „Weitere Informationen → Trotzdem ausführen".</w:t>
+        <w:t xml:space="preserve"> und startet sie; keine Installation, keine Administratorrechte. Bis INEKON ein Codesignaturzertifikat hat, erscheint der SmartScreen-Hinweis „Unbekannter Herausgeber"; die Seite erklärt „Weitere Informationen → Trotzdem ausführen".</w:t>
       </w:r>
     </w:p>
     <w:p>
@@ -5877,20 +5875,12 @@
         <w:pStyle w:val="ListParagraph"/>
         <w:numPr>
           <w:ilvl w:val="0"/>
-          <w:numId w:val="7"/>
+          <w:numId w:val="4"/>
         </w:numPr>
         <w:spacing w:after="60"/>
       </w:pPr>
       <w:r>
-        <w:t xml:space="preserve">Das Programm zeigt eine Kennung und ein Einmalkennwort. Der Anwender nennt beides dem Support am</w:t>
-      </w:r>
-    </w:p>
-    <w:p>
-      <w:pPr>
-        <w:spacing w:after="120"/>
-      </w:pPr>
-      <w:r>
-        <w:t xml:space="preserve">Telefon und nimmt die eingehende Verbindung im Programm an.</w:t>
+        <w:t xml:space="preserve">Das Programm zeigt eine Kennung und ein Einmalkennwort. Der Anwender nennt beides dem Support am Telefon und nimmt die eingehende Verbindung im Programm an.</w:t>
       </w:r>
     </w:p>
     <w:p>
@@ -5898,7 +5888,7 @@
         <w:pStyle w:val="ListParagraph"/>
         <w:numPr>
           <w:ilvl w:val="0"/>
-          <w:numId w:val="8"/>
+          <w:numId w:val="4"/>
         </w:numPr>
         <w:spacing w:after="60"/>
       </w:pPr>
@@ -5919,20 +5909,12 @@
         <w:pStyle w:val="ListParagraph"/>
         <w:numPr>
           <w:ilvl w:val="0"/>
-          <w:numId w:val="9"/>
+          <w:numId w:val="5"/>
         </w:numPr>
         <w:spacing w:after="60"/>
       </w:pPr>
       <w:r>
-        <w:t xml:space="preserve">RustDesk in der Vollfassung am Support-Arbeitsplatz, auf INEKONs Server eingestellt; Kennung des</w:t>
-      </w:r>
-    </w:p>
-    <w:p>
-      <w:pPr>
-        <w:spacing w:after="120"/>
-      </w:pPr>
-      <w:r>
-        <w:t xml:space="preserve">Kunden eingeben, Einmalkennwort eintragen, auf die Annahme warten.</w:t>
+        <w:t xml:space="preserve">RustDesk in der Vollfassung am Support-Arbeitsplatz, auf INEKONs Server eingestellt; Kennung des Kunden eingeben, Einmalkennwort eintragen, auf die Annahme warten.</w:t>
       </w:r>
     </w:p>
     <w:p>
@@ -5940,7 +5922,7 @@
         <w:pStyle w:val="ListParagraph"/>
         <w:numPr>
           <w:ilvl w:val="0"/>
-          <w:numId w:val="10"/>
+          <w:numId w:val="5"/>
         </w:numPr>
         <w:spacing w:after="60"/>
       </w:pPr>
@@ -5956,15 +5938,7 @@
         <w:t xml:space="preserve">--entwickler</w:t>
       </w:r>
       <w:r>
-        <w:t xml:space="preserve"> über eine Verknüpfung</w:t>
-      </w:r>
-    </w:p>
-    <w:p>
-      <w:pPr>
-        <w:spacing w:after="120"/>
-      </w:pPr>
-      <w:r>
-        <w:t xml:space="preserve">oder die Tastenfolge aus Abschnitt 1.1. </w:t>
+        <w:t xml:space="preserve"> über eine Verknüpfung oder die Tastenfolge aus Abschnitt 1.1. </w:t>
       </w:r>
       <w:r>
         <w:rPr>
@@ -5979,20 +5953,12 @@
         <w:pStyle w:val="ListParagraph"/>
         <w:numPr>
           <w:ilvl w:val="0"/>
-          <w:numId w:val="11"/>
+          <w:numId w:val="5"/>
         </w:numPr>
         <w:spacing w:after="60"/>
       </w:pPr>
       <w:r>
-        <w:t xml:space="preserve">Soll ein Update eingespielt werden, braucht das Setup Administratorrechte. Die Windows-Abfrage</w:t>
-      </w:r>
-    </w:p>
-    <w:p>
-      <w:pPr>
-        <w:spacing w:after="120"/>
-      </w:pPr>
-      <w:r>
-        <w:t xml:space="preserve">sieht der Support nur, wenn der Fernwartungs-Client mit Administratorrechten läuft; sonst muss der Anwender sie selbst bestätigen. Vorher mit dem Anwender absprechen.</w:t>
+        <w:t xml:space="preserve">Soll ein Update eingespielt werden, braucht das Setup Administratorrechte. Die Windows-Abfrage sieht der Support nur, wenn der Fernwartungs-Client mit Administratorrechten läuft; sonst muss der Anwender sie selbst bestätigen. Vorher mit dem Anwender absprechen.</w:t>
       </w:r>
     </w:p>
     <w:p>
@@ -6000,20 +5966,12 @@
         <w:pStyle w:val="ListParagraph"/>
         <w:numPr>
           <w:ilvl w:val="0"/>
-          <w:numId w:val="12"/>
+          <w:numId w:val="5"/>
         </w:numPr>
         <w:spacing w:after="60"/>
       </w:pPr>
       <w:r>
-        <w:t xml:space="preserve">Nach der Sitzung: kein Eintrag in EPOS-Plan; das Sitzungsprotokoll der Web-Konsole (wer wann mit</w:t>
-      </w:r>
-    </w:p>
-    <w:p>
-      <w:pPr>
-        <w:spacing w:after="120"/>
-      </w:pPr>
-      <w:r>
-        <w:t xml:space="preserve">wem) ist die einzige Aufzeichnung.</w:t>
+        <w:t xml:space="preserve">Nach der Sitzung: kein Eintrag in EPOS-Plan; das Sitzungsprotokoll der Web-Konsole (wer wann mit wem) ist die einzige Aufzeichnung.</w:t>
       </w:r>
     </w:p>
     <w:p>
@@ -6146,8 +6104,8 @@
         </w:tblBorders>
       </w:tblPr>
       <w:tblGrid>
-        <w:gridCol w:w="3224"/>
-        <w:gridCol w:w="6414"/>
+        <w:gridCol w:w="3352"/>
+        <w:gridCol w:w="6286"/>
       </w:tblGrid>
       <w:tr>
         <w:trPr>
@@ -6156,7 +6114,7 @@
         </w:trPr>
         <w:tc>
           <w:tcPr>
-            <w:tcW w:type="dxa" w:w="3224"/>
+            <w:tcW w:type="dxa" w:w="3352"/>
             <w:tcBorders>
               <w:top w:val="single" w:color="A6A6A6" w:sz="4"/>
               <w:left w:val="single" w:color="A6A6A6" w:sz="4"/>
@@ -6188,7 +6146,7 @@
         </w:tc>
         <w:tc>
           <w:tcPr>
-            <w:tcW w:type="dxa" w:w="6414"/>
+            <w:tcW w:type="dxa" w:w="6286"/>
             <w:tcBorders>
               <w:top w:val="single" w:color="A6A6A6" w:sz="4"/>
               <w:left w:val="single" w:color="A6A6A6" w:sz="4"/>
@@ -6226,7 +6184,7 @@
         </w:trPr>
         <w:tc>
           <w:tcPr>
-            <w:tcW w:type="dxa" w:w="3224"/>
+            <w:tcW w:type="dxa" w:w="3352"/>
             <w:tcBorders>
               <w:top w:val="single" w:color="A6A6A6" w:sz="4"/>
               <w:left w:val="single" w:color="A6A6A6" w:sz="4"/>
@@ -6255,29 +6213,29 @@
         </w:tc>
         <w:tc>
           <w:tcPr>
-            <w:tcW w:type="dxa" w:w="6414"/>
-            <w:tcBorders>
-              <w:top w:val="single" w:color="A6A6A6" w:sz="4"/>
-              <w:left w:val="single" w:color="A6A6A6" w:sz="4"/>
-              <w:bottom w:val="single" w:color="A6A6A6" w:sz="4"/>
-              <w:right w:val="single" w:color="A6A6A6" w:sz="4"/>
-            </w:tcBorders>
-            <w:tcMar>
-              <w:top w:type="dxa" w:w="50"/>
-              <w:left w:type="dxa" w:w="90"/>
-              <w:bottom w:type="dxa" w:w="50"/>
-              <w:right w:type="dxa" w:w="90"/>
-            </w:tcMar>
-          </w:tcPr>
-          <w:p>
-            <w:pPr>
-              <w:spacing w:after="0"/>
-            </w:pPr>
-            <w:r>
-              <w:rPr>
-                <w:rFonts w:ascii="Consolas" w:cs="Consolas" w:eastAsia="Consolas" w:hAnsi="Consolas"/>
-                <w:sz w:val="20"/>
-                <w:szCs w:val="20"/>
+            <w:tcW w:type="dxa" w:w="6286"/>
+            <w:tcBorders>
+              <w:top w:val="single" w:color="A6A6A6" w:sz="4"/>
+              <w:left w:val="single" w:color="A6A6A6" w:sz="4"/>
+              <w:bottom w:val="single" w:color="A6A6A6" w:sz="4"/>
+              <w:right w:val="single" w:color="A6A6A6" w:sz="4"/>
+            </w:tcBorders>
+            <w:tcMar>
+              <w:top w:type="dxa" w:w="50"/>
+              <w:left w:type="dxa" w:w="90"/>
+              <w:bottom w:type="dxa" w:w="50"/>
+              <w:right w:type="dxa" w:w="90"/>
+            </w:tcMar>
+          </w:tcPr>
+          <w:p>
+            <w:pPr>
+              <w:spacing w:after="0"/>
+            </w:pPr>
+            <w:r>
+              <w:rPr>
+                <w:rFonts w:ascii="Consolas" w:cs="Consolas" w:eastAsia="Consolas" w:hAnsi="Consolas"/>
+                <w:sz w:val="18"/>
+                <w:szCs w:val="18"/>
               </w:rPr>
               <w:t xml:space="preserve">hbbs</w:t>
             </w:r>
@@ -6291,8 +6249,8 @@
             <w:r>
               <w:rPr>
                 <w:rFonts w:ascii="Consolas" w:cs="Consolas" w:eastAsia="Consolas" w:hAnsi="Consolas"/>
-                <w:sz w:val="20"/>
-                <w:szCs w:val="20"/>
+                <w:sz w:val="18"/>
+                <w:szCs w:val="18"/>
               </w:rPr>
               <w:t xml:space="preserve">hbbr</w:t>
             </w:r>
@@ -6313,7 +6271,7 @@
         </w:trPr>
         <w:tc>
           <w:tcPr>
-            <w:tcW w:type="dxa" w:w="3224"/>
+            <w:tcW w:type="dxa" w:w="3352"/>
             <w:tcBorders>
               <w:top w:val="single" w:color="A6A6A6" w:sz="4"/>
               <w:left w:val="single" w:color="A6A6A6" w:sz="4"/>
@@ -6342,7 +6300,7 @@
         </w:tc>
         <w:tc>
           <w:tcPr>
-            <w:tcW w:type="dxa" w:w="6414"/>
+            <w:tcW w:type="dxa" w:w="6286"/>
             <w:tcBorders>
               <w:top w:val="single" w:color="A6A6A6" w:sz="4"/>
               <w:left w:val="single" w:color="A6A6A6" w:sz="4"/>
@@ -6377,7 +6335,7 @@
         </w:trPr>
         <w:tc>
           <w:tcPr>
-            <w:tcW w:type="dxa" w:w="3224"/>
+            <w:tcW w:type="dxa" w:w="3352"/>
             <w:tcBorders>
               <w:top w:val="single" w:color="A6A6A6" w:sz="4"/>
               <w:left w:val="single" w:color="A6A6A6" w:sz="4"/>
@@ -6406,7 +6364,7 @@
         </w:tc>
         <w:tc>
           <w:tcPr>
-            <w:tcW w:type="dxa" w:w="6414"/>
+            <w:tcW w:type="dxa" w:w="6286"/>
             <w:tcBorders>
               <w:top w:val="single" w:color="A6A6A6" w:sz="4"/>
               <w:left w:val="single" w:color="A6A6A6" w:sz="4"/>
@@ -6441,7 +6399,7 @@
         </w:trPr>
         <w:tc>
           <w:tcPr>
-            <w:tcW w:type="dxa" w:w="3224"/>
+            <w:tcW w:type="dxa" w:w="3352"/>
             <w:tcBorders>
               <w:top w:val="single" w:color="A6A6A6" w:sz="4"/>
               <w:left w:val="single" w:color="A6A6A6" w:sz="4"/>
@@ -6470,7 +6428,7 @@
         </w:tc>
         <w:tc>
           <w:tcPr>
-            <w:tcW w:type="dxa" w:w="6414"/>
+            <w:tcW w:type="dxa" w:w="6286"/>
             <w:tcBorders>
               <w:top w:val="single" w:color="A6A6A6" w:sz="4"/>
               <w:left w:val="single" w:color="A6A6A6" w:sz="4"/>
@@ -6498,8 +6456,8 @@
             <w:r>
               <w:rPr>
                 <w:rFonts w:ascii="Consolas" w:cs="Consolas" w:eastAsia="Consolas" w:hAnsi="Consolas"/>
-                <w:sz w:val="20"/>
-                <w:szCs w:val="20"/>
+                <w:sz w:val="18"/>
+                <w:szCs w:val="18"/>
               </w:rPr>
               <w:t xml:space="preserve">rustdesk-host=&lt;server&gt;,key=&lt;schlüssel&gt;.exe</w:t>
             </w:r>
@@ -6513,8 +6471,8 @@
             <w:r>
               <w:rPr>
                 <w:rFonts w:ascii="Consolas" w:cs="Consolas" w:eastAsia="Consolas" w:hAnsi="Consolas"/>
-                <w:sz w:val="20"/>
-                <w:szCs w:val="20"/>
+                <w:sz w:val="18"/>
+                <w:szCs w:val="18"/>
               </w:rPr>
               <w:t xml:space="preserve">--config</w:t>
             </w:r>
@@ -6555,9 +6513,9 @@
         </w:tblBorders>
       </w:tblPr>
       <w:tblGrid>
-        <w:gridCol w:w="4243"/>
-        <w:gridCol w:w="4243"/>
-        <w:gridCol w:w="1152"/>
+        <w:gridCol w:w="4589"/>
+        <w:gridCol w:w="4589"/>
+        <w:gridCol w:w="460"/>
       </w:tblGrid>
       <w:tr>
         <w:trPr>
@@ -6566,7 +6524,7 @@
         </w:trPr>
         <w:tc>
           <w:tcPr>
-            <w:tcW w:type="dxa" w:w="4243"/>
+            <w:tcW w:type="dxa" w:w="4589"/>
             <w:tcBorders>
               <w:top w:val="single" w:color="A6A6A6" w:sz="4"/>
               <w:left w:val="single" w:color="A6A6A6" w:sz="4"/>
@@ -6598,7 +6556,7 @@
         </w:tc>
         <w:tc>
           <w:tcPr>
-            <w:tcW w:type="dxa" w:w="4243"/>
+            <w:tcW w:type="dxa" w:w="4589"/>
             <w:tcBorders>
               <w:top w:val="single" w:color="A6A6A6" w:sz="4"/>
               <w:left w:val="single" w:color="A6A6A6" w:sz="4"/>
@@ -6630,7 +6588,7 @@
         </w:tc>
         <w:tc>
           <w:tcPr>
-            <w:tcW w:type="dxa" w:w="1152"/>
+            <w:tcW w:type="dxa" w:w="460"/>
             <w:tcBorders>
               <w:top w:val="single" w:color="A6A6A6" w:sz="4"/>
               <w:left w:val="single" w:color="A6A6A6" w:sz="4"/>
@@ -6668,29 +6626,29 @@
         </w:trPr>
         <w:tc>
           <w:tcPr>
-            <w:tcW w:type="dxa" w:w="4243"/>
-            <w:tcBorders>
-              <w:top w:val="single" w:color="A6A6A6" w:sz="4"/>
-              <w:left w:val="single" w:color="A6A6A6" w:sz="4"/>
-              <w:bottom w:val="single" w:color="A6A6A6" w:sz="4"/>
-              <w:right w:val="single" w:color="A6A6A6" w:sz="4"/>
-            </w:tcBorders>
-            <w:tcMar>
-              <w:top w:type="dxa" w:w="50"/>
-              <w:left w:type="dxa" w:w="90"/>
-              <w:bottom w:type="dxa" w:w="50"/>
-              <w:right w:type="dxa" w:w="90"/>
-            </w:tcMar>
-          </w:tcPr>
-          <w:p>
-            <w:pPr>
-              <w:spacing w:after="0"/>
-            </w:pPr>
-            <w:r>
-              <w:rPr>
-                <w:rFonts w:ascii="Consolas" w:cs="Consolas" w:eastAsia="Consolas" w:hAnsi="Consolas"/>
-                <w:sz w:val="20"/>
-                <w:szCs w:val="20"/>
+            <w:tcW w:type="dxa" w:w="4589"/>
+            <w:tcBorders>
+              <w:top w:val="single" w:color="A6A6A6" w:sz="4"/>
+              <w:left w:val="single" w:color="A6A6A6" w:sz="4"/>
+              <w:bottom w:val="single" w:color="A6A6A6" w:sz="4"/>
+              <w:right w:val="single" w:color="A6A6A6" w:sz="4"/>
+            </w:tcBorders>
+            <w:tcMar>
+              <w:top w:type="dxa" w:w="50"/>
+              <w:left w:type="dxa" w:w="90"/>
+              <w:bottom w:type="dxa" w:w="50"/>
+              <w:right w:type="dxa" w:w="90"/>
+            </w:tcMar>
+          </w:tcPr>
+          <w:p>
+            <w:pPr>
+              <w:spacing w:after="0"/>
+            </w:pPr>
+            <w:r>
+              <w:rPr>
+                <w:rFonts w:ascii="Consolas" w:cs="Consolas" w:eastAsia="Consolas" w:hAnsi="Consolas"/>
+                <w:sz w:val="18"/>
+                <w:szCs w:val="18"/>
               </w:rPr>
               <w:t xml:space="preserve">EPOS.UI.Tests/Bausteine/EntwicklerbereicheWacheTests</w:t>
             </w:r>
@@ -6705,7 +6663,7 @@
         </w:tc>
         <w:tc>
           <w:tcPr>
-            <w:tcW w:type="dxa" w:w="4243"/>
+            <w:tcW w:type="dxa" w:w="4589"/>
             <w:tcBorders>
               <w:top w:val="single" w:color="A6A6A6" w:sz="4"/>
               <w:left w:val="single" w:color="A6A6A6" w:sz="4"/>
@@ -6733,8 +6691,8 @@
             <w:r>
               <w:rPr>
                 <w:rFonts w:ascii="Consolas" w:cs="Consolas" w:eastAsia="Consolas" w:hAnsi="Consolas"/>
-                <w:sz w:val="20"/>
-                <w:szCs w:val="20"/>
+                <w:sz w:val="18"/>
+                <w:szCs w:val="18"/>
               </w:rPr>
               <w:t xml:space="preserve">data-stufe="entwickler"</w:t>
             </w:r>
@@ -6749,7 +6707,7 @@
         </w:tc>
         <w:tc>
           <w:tcPr>
-            <w:tcW w:type="dxa" w:w="1152"/>
+            <w:tcW w:type="dxa" w:w="460"/>
             <w:tcBorders>
               <w:top w:val="single" w:color="A6A6A6" w:sz="4"/>
               <w:left w:val="single" w:color="A6A6A6" w:sz="4"/>
@@ -6784,29 +6742,29 @@
         </w:trPr>
         <w:tc>
           <w:tcPr>
-            <w:tcW w:type="dxa" w:w="4243"/>
-            <w:tcBorders>
-              <w:top w:val="single" w:color="A6A6A6" w:sz="4"/>
-              <w:left w:val="single" w:color="A6A6A6" w:sz="4"/>
-              <w:bottom w:val="single" w:color="A6A6A6" w:sz="4"/>
-              <w:right w:val="single" w:color="A6A6A6" w:sz="4"/>
-            </w:tcBorders>
-            <w:tcMar>
-              <w:top w:type="dxa" w:w="50"/>
-              <w:left w:type="dxa" w:w="90"/>
-              <w:bottom w:type="dxa" w:w="50"/>
-              <w:right w:type="dxa" w:w="90"/>
-            </w:tcMar>
-          </w:tcPr>
-          <w:p>
-            <w:pPr>
-              <w:spacing w:after="0"/>
-            </w:pPr>
-            <w:r>
-              <w:rPr>
-                <w:rFonts w:ascii="Consolas" w:cs="Consolas" w:eastAsia="Consolas" w:hAnsi="Consolas"/>
-                <w:sz w:val="20"/>
-                <w:szCs w:val="20"/>
+            <w:tcW w:type="dxa" w:w="4589"/>
+            <w:tcBorders>
+              <w:top w:val="single" w:color="A6A6A6" w:sz="4"/>
+              <w:left w:val="single" w:color="A6A6A6" w:sz="4"/>
+              <w:bottom w:val="single" w:color="A6A6A6" w:sz="4"/>
+              <w:right w:val="single" w:color="A6A6A6" w:sz="4"/>
+            </w:tcBorders>
+            <w:tcMar>
+              <w:top w:type="dxa" w:w="50"/>
+              <w:left w:type="dxa" w:w="90"/>
+              <w:bottom w:type="dxa" w:w="50"/>
+              <w:right w:type="dxa" w:w="90"/>
+            </w:tcMar>
+          </w:tcPr>
+          <w:p>
+            <w:pPr>
+              <w:spacing w:after="0"/>
+            </w:pPr>
+            <w:r>
+              <w:rPr>
+                <w:rFonts w:ascii="Consolas" w:cs="Consolas" w:eastAsia="Consolas" w:hAnsi="Consolas"/>
+                <w:sz w:val="18"/>
+                <w:szCs w:val="18"/>
               </w:rPr>
               <w:t xml:space="preserve">EPOS.UI.Tests/Bausteine/EntwicklerbereicheQuellenWacheTests</w:t>
             </w:r>
@@ -6820,8 +6778,8 @@
             <w:r>
               <w:rPr>
                 <w:rFonts w:ascii="Consolas" w:cs="Consolas" w:eastAsia="Consolas" w:hAnsi="Consolas"/>
-                <w:sz w:val="20"/>
-                <w:szCs w:val="20"/>
+                <w:sz w:val="18"/>
+                <w:szCs w:val="18"/>
               </w:rPr>
               <w:t xml:space="preserve">KiEntwicklerbereichTests</w:t>
             </w:r>
@@ -6829,7 +6787,7 @@
         </w:tc>
         <w:tc>
           <w:tcPr>
-            <w:tcW w:type="dxa" w:w="4243"/>
+            <w:tcW w:type="dxa" w:w="4589"/>
             <w:tcBorders>
               <w:top w:val="single" w:color="A6A6A6" w:sz="4"/>
               <w:left w:val="single" w:color="A6A6A6" w:sz="4"/>
@@ -6857,8 +6815,8 @@
             <w:r>
               <w:rPr>
                 <w:rFonts w:ascii="Consolas" w:cs="Consolas" w:eastAsia="Consolas" w:hAnsi="Consolas"/>
-                <w:sz w:val="20"/>
-                <w:szCs w:val="20"/>
+                <w:sz w:val="18"/>
+                <w:szCs w:val="18"/>
               </w:rPr>
               <w:t xml:space="preserve">data-stufe</w:t>
             </w:r>
@@ -6872,8 +6830,8 @@
             <w:r>
               <w:rPr>
                 <w:rFonts w:ascii="Consolas" w:cs="Consolas" w:eastAsia="Consolas" w:hAnsi="Consolas"/>
-                <w:sz w:val="20"/>
-                <w:szCs w:val="20"/>
+                <w:sz w:val="18"/>
+                <w:szCs w:val="18"/>
               </w:rPr>
               <w:t xml:space="preserve">data-bereich</w:t>
             </w:r>
@@ -6888,7 +6846,7 @@
         </w:tc>
         <w:tc>
           <w:tcPr>
-            <w:tcW w:type="dxa" w:w="1152"/>
+            <w:tcW w:type="dxa" w:w="460"/>
             <w:tcBorders>
               <w:top w:val="single" w:color="A6A6A6" w:sz="4"/>
               <w:left w:val="single" w:color="A6A6A6" w:sz="4"/>
@@ -6923,29 +6881,29 @@
         </w:trPr>
         <w:tc>
           <w:tcPr>
-            <w:tcW w:type="dxa" w:w="4243"/>
-            <w:tcBorders>
-              <w:top w:val="single" w:color="A6A6A6" w:sz="4"/>
-              <w:left w:val="single" w:color="A6A6A6" w:sz="4"/>
-              <w:bottom w:val="single" w:color="A6A6A6" w:sz="4"/>
-              <w:right w:val="single" w:color="A6A6A6" w:sz="4"/>
-            </w:tcBorders>
-            <w:tcMar>
-              <w:top w:type="dxa" w:w="50"/>
-              <w:left w:type="dxa" w:w="90"/>
-              <w:bottom w:type="dxa" w:w="50"/>
-              <w:right w:type="dxa" w:w="90"/>
-            </w:tcMar>
-          </w:tcPr>
-          <w:p>
-            <w:pPr>
-              <w:spacing w:after="0"/>
-            </w:pPr>
-            <w:r>
-              <w:rPr>
-                <w:rFonts w:ascii="Consolas" w:cs="Consolas" w:eastAsia="Consolas" w:hAnsi="Consolas"/>
-                <w:sz w:val="20"/>
-                <w:szCs w:val="20"/>
+            <w:tcW w:type="dxa" w:w="4589"/>
+            <w:tcBorders>
+              <w:top w:val="single" w:color="A6A6A6" w:sz="4"/>
+              <w:left w:val="single" w:color="A6A6A6" w:sz="4"/>
+              <w:bottom w:val="single" w:color="A6A6A6" w:sz="4"/>
+              <w:right w:val="single" w:color="A6A6A6" w:sz="4"/>
+            </w:tcBorders>
+            <w:tcMar>
+              <w:top w:type="dxa" w:w="50"/>
+              <w:left w:type="dxa" w:w="90"/>
+              <w:bottom w:type="dxa" w:w="50"/>
+              <w:right w:type="dxa" w:w="90"/>
+            </w:tcMar>
+          </w:tcPr>
+          <w:p>
+            <w:pPr>
+              <w:spacing w:after="0"/>
+            </w:pPr>
+            <w:r>
+              <w:rPr>
+                <w:rFonts w:ascii="Consolas" w:cs="Consolas" w:eastAsia="Consolas" w:hAnsi="Consolas"/>
+                <w:sz w:val="18"/>
+                <w:szCs w:val="18"/>
               </w:rPr>
               <w:t xml:space="preserve">MenuebandTests</w:t>
             </w:r>
@@ -6953,7 +6911,7 @@
         </w:tc>
         <w:tc>
           <w:tcPr>
-            <w:tcW w:type="dxa" w:w="4243"/>
+            <w:tcW w:type="dxa" w:w="4589"/>
             <w:tcBorders>
               <w:top w:val="single" w:color="A6A6A6" w:sz="4"/>
               <w:left w:val="single" w:color="A6A6A6" w:sz="4"/>
@@ -6982,7 +6940,7 @@
         </w:tc>
         <w:tc>
           <w:tcPr>
-            <w:tcW w:type="dxa" w:w="1152"/>
+            <w:tcW w:type="dxa" w:w="460"/>
             <w:tcBorders>
               <w:top w:val="single" w:color="A6A6A6" w:sz="4"/>
               <w:left w:val="single" w:color="A6A6A6" w:sz="4"/>
@@ -7017,7 +6975,7 @@
         </w:trPr>
         <w:tc>
           <w:tcPr>
-            <w:tcW w:type="dxa" w:w="4243"/>
+            <w:tcW w:type="dxa" w:w="4589"/>
             <w:tcBorders>
               <w:top w:val="single" w:color="A6A6A6" w:sz="4"/>
               <w:left w:val="single" w:color="A6A6A6" w:sz="4"/>
@@ -7045,8 +7003,8 @@
             <w:r>
               <w:rPr>
                 <w:rFonts w:ascii="Consolas" w:cs="Consolas" w:eastAsia="Consolas" w:hAnsi="Consolas"/>
-                <w:sz w:val="20"/>
-                <w:szCs w:val="20"/>
+                <w:sz w:val="18"/>
+                <w:szCs w:val="18"/>
               </w:rPr>
               <w:t xml:space="preserve">GebaeudeImportDialog</w:t>
             </w:r>
@@ -7060,8 +7018,8 @@
             <w:r>
               <w:rPr>
                 <w:rFonts w:ascii="Consolas" w:cs="Consolas" w:eastAsia="Consolas" w:hAnsi="Consolas"/>
-                <w:sz w:val="20"/>
-                <w:szCs w:val="20"/>
+                <w:sz w:val="18"/>
+                <w:szCs w:val="18"/>
               </w:rPr>
               <w:t xml:space="preserve">RaumnutzungBlatt</w:t>
             </w:r>
@@ -7075,8 +7033,8 @@
             <w:r>
               <w:rPr>
                 <w:rFonts w:ascii="Consolas" w:cs="Consolas" w:eastAsia="Consolas" w:hAnsi="Consolas"/>
-                <w:sz w:val="20"/>
-                <w:szCs w:val="20"/>
+                <w:sz w:val="18"/>
+                <w:szCs w:val="18"/>
               </w:rPr>
               <w:t xml:space="preserve">HauptfensterTests</w:t>
             </w:r>
@@ -7091,7 +7049,7 @@
         </w:tc>
         <w:tc>
           <w:tcPr>
-            <w:tcW w:type="dxa" w:w="4243"/>
+            <w:tcW w:type="dxa" w:w="4589"/>
             <w:tcBorders>
               <w:top w:val="single" w:color="A6A6A6" w:sz="4"/>
               <w:left w:val="single" w:color="A6A6A6" w:sz="4"/>
@@ -7120,7 +7078,7 @@
         </w:tc>
         <w:tc>
           <w:tcPr>
-            <w:tcW w:type="dxa" w:w="1152"/>
+            <w:tcW w:type="dxa" w:w="460"/>
             <w:tcBorders>
               <w:top w:val="single" w:color="A6A6A6" w:sz="4"/>
               <w:left w:val="single" w:color="A6A6A6" w:sz="4"/>
@@ -7155,29 +7113,29 @@
         </w:trPr>
         <w:tc>
           <w:tcPr>
-            <w:tcW w:type="dxa" w:w="4243"/>
-            <w:tcBorders>
-              <w:top w:val="single" w:color="A6A6A6" w:sz="4"/>
-              <w:left w:val="single" w:color="A6A6A6" w:sz="4"/>
-              <w:bottom w:val="single" w:color="A6A6A6" w:sz="4"/>
-              <w:right w:val="single" w:color="A6A6A6" w:sz="4"/>
-            </w:tcBorders>
-            <w:tcMar>
-              <w:top w:type="dxa" w:w="50"/>
-              <w:left w:type="dxa" w:w="90"/>
-              <w:bottom w:type="dxa" w:w="50"/>
-              <w:right w:type="dxa" w:w="90"/>
-            </w:tcMar>
-          </w:tcPr>
-          <w:p>
-            <w:pPr>
-              <w:spacing w:after="0"/>
-            </w:pPr>
-            <w:r>
-              <w:rPr>
-                <w:rFonts w:ascii="Consolas" w:cs="Consolas" w:eastAsia="Consolas" w:hAnsi="Consolas"/>
-                <w:sz w:val="20"/>
-                <w:szCs w:val="20"/>
+            <w:tcW w:type="dxa" w:w="4589"/>
+            <w:tcBorders>
+              <w:top w:val="single" w:color="A6A6A6" w:sz="4"/>
+              <w:left w:val="single" w:color="A6A6A6" w:sz="4"/>
+              <w:bottom w:val="single" w:color="A6A6A6" w:sz="4"/>
+              <w:right w:val="single" w:color="A6A6A6" w:sz="4"/>
+            </w:tcBorders>
+            <w:tcMar>
+              <w:top w:type="dxa" w:w="50"/>
+              <w:left w:type="dxa" w:w="90"/>
+              <w:bottom w:type="dxa" w:w="50"/>
+              <w:right w:type="dxa" w:w="90"/>
+            </w:tcMar>
+          </w:tcPr>
+          <w:p>
+            <w:pPr>
+              <w:spacing w:after="0"/>
+            </w:pPr>
+            <w:r>
+              <w:rPr>
+                <w:rFonts w:ascii="Consolas" w:cs="Consolas" w:eastAsia="Consolas" w:hAnsi="Consolas"/>
+                <w:sz w:val="18"/>
+                <w:szCs w:val="18"/>
               </w:rPr>
               <w:t xml:space="preserve">EntwicklermodusTests</w:t>
             </w:r>
@@ -7192,7 +7150,7 @@
         </w:tc>
         <w:tc>
           <w:tcPr>
-            <w:tcW w:type="dxa" w:w="4243"/>
+            <w:tcW w:type="dxa" w:w="4589"/>
             <w:tcBorders>
               <w:top w:val="single" w:color="A6A6A6" w:sz="4"/>
               <w:left w:val="single" w:color="A6A6A6" w:sz="4"/>
@@ -7221,7 +7179,7 @@
         </w:tc>
         <w:tc>
           <w:tcPr>
-            <w:tcW w:type="dxa" w:w="1152"/>
+            <w:tcW w:type="dxa" w:w="460"/>
             <w:tcBorders>
               <w:top w:val="single" w:color="A6A6A6" w:sz="4"/>
               <w:left w:val="single" w:color="A6A6A6" w:sz="4"/>
@@ -7256,29 +7214,29 @@
         </w:trPr>
         <w:tc>
           <w:tcPr>
-            <w:tcW w:type="dxa" w:w="4243"/>
-            <w:tcBorders>
-              <w:top w:val="single" w:color="A6A6A6" w:sz="4"/>
-              <w:left w:val="single" w:color="A6A6A6" w:sz="4"/>
-              <w:bottom w:val="single" w:color="A6A6A6" w:sz="4"/>
-              <w:right w:val="single" w:color="A6A6A6" w:sz="4"/>
-            </w:tcBorders>
-            <w:tcMar>
-              <w:top w:type="dxa" w:w="50"/>
-              <w:left w:type="dxa" w:w="90"/>
-              <w:bottom w:type="dxa" w:w="50"/>
-              <w:right w:type="dxa" w:w="90"/>
-            </w:tcMar>
-          </w:tcPr>
-          <w:p>
-            <w:pPr>
-              <w:spacing w:after="0"/>
-            </w:pPr>
-            <w:r>
-              <w:rPr>
-                <w:rFonts w:ascii="Consolas" w:cs="Consolas" w:eastAsia="Consolas" w:hAnsi="Consolas"/>
-                <w:sz w:val="20"/>
-                <w:szCs w:val="20"/>
+            <w:tcW w:type="dxa" w:w="4589"/>
+            <w:tcBorders>
+              <w:top w:val="single" w:color="A6A6A6" w:sz="4"/>
+              <w:left w:val="single" w:color="A6A6A6" w:sz="4"/>
+              <w:bottom w:val="single" w:color="A6A6A6" w:sz="4"/>
+              <w:right w:val="single" w:color="A6A6A6" w:sz="4"/>
+            </w:tcBorders>
+            <w:tcMar>
+              <w:top w:type="dxa" w:w="50"/>
+              <w:left w:type="dxa" w:w="90"/>
+              <w:bottom w:type="dxa" w:w="50"/>
+              <w:right w:type="dxa" w:w="90"/>
+            </w:tcMar>
+          </w:tcPr>
+          <w:p>
+            <w:pPr>
+              <w:spacing w:after="0"/>
+            </w:pPr>
+            <w:r>
+              <w:rPr>
+                <w:rFonts w:ascii="Consolas" w:cs="Consolas" w:eastAsia="Consolas" w:hAnsi="Consolas"/>
+                <w:sz w:val="18"/>
+                <w:szCs w:val="18"/>
               </w:rPr>
               <w:t xml:space="preserve">LizenzCtrlTests</w:t>
             </w:r>
@@ -7286,29 +7244,29 @@
         </w:tc>
         <w:tc>
           <w:tcPr>
-            <w:tcW w:type="dxa" w:w="4243"/>
-            <w:tcBorders>
-              <w:top w:val="single" w:color="A6A6A6" w:sz="4"/>
-              <w:left w:val="single" w:color="A6A6A6" w:sz="4"/>
-              <w:bottom w:val="single" w:color="A6A6A6" w:sz="4"/>
-              <w:right w:val="single" w:color="A6A6A6" w:sz="4"/>
-            </w:tcBorders>
-            <w:tcMar>
-              <w:top w:type="dxa" w:w="50"/>
-              <w:left w:type="dxa" w:w="90"/>
-              <w:bottom w:type="dxa" w:w="50"/>
-              <w:right w:type="dxa" w:w="90"/>
-            </w:tcMar>
-          </w:tcPr>
-          <w:p>
-            <w:pPr>
-              <w:spacing w:after="0"/>
-            </w:pPr>
-            <w:r>
-              <w:rPr>
-                <w:rFonts w:ascii="Consolas" w:cs="Consolas" w:eastAsia="Consolas" w:hAnsi="Consolas"/>
-                <w:sz w:val="20"/>
-                <w:szCs w:val="20"/>
+            <w:tcW w:type="dxa" w:w="4589"/>
+            <w:tcBorders>
+              <w:top w:val="single" w:color="A6A6A6" w:sz="4"/>
+              <w:left w:val="single" w:color="A6A6A6" w:sz="4"/>
+              <w:bottom w:val="single" w:color="A6A6A6" w:sz="4"/>
+              <w:right w:val="single" w:color="A6A6A6" w:sz="4"/>
+            </w:tcBorders>
+            <w:tcMar>
+              <w:top w:type="dxa" w:w="50"/>
+              <w:left w:type="dxa" w:w="90"/>
+              <w:bottom w:type="dxa" w:w="50"/>
+              <w:right w:type="dxa" w:w="90"/>
+            </w:tcMar>
+          </w:tcPr>
+          <w:p>
+            <w:pPr>
+              <w:spacing w:after="0"/>
+            </w:pPr>
+            <w:r>
+              <w:rPr>
+                <w:rFonts w:ascii="Consolas" w:cs="Consolas" w:eastAsia="Consolas" w:hAnsi="Consolas"/>
+                <w:sz w:val="18"/>
+                <w:szCs w:val="18"/>
               </w:rPr>
               <w:t xml:space="preserve">FernwartungErlaubt</w:t>
             </w:r>
@@ -7323,7 +7281,7 @@
         </w:tc>
         <w:tc>
           <w:tcPr>
-            <w:tcW w:type="dxa" w:w="1152"/>
+            <w:tcW w:type="dxa" w:w="460"/>
             <w:tcBorders>
               <w:top w:val="single" w:color="A6A6A6" w:sz="4"/>
               <w:left w:val="single" w:color="A6A6A6" w:sz="4"/>
@@ -7358,7 +7316,7 @@
         </w:trPr>
         <w:tc>
           <w:tcPr>
-            <w:tcW w:type="dxa" w:w="4243"/>
+            <w:tcW w:type="dxa" w:w="4589"/>
             <w:tcBorders>
               <w:top w:val="single" w:color="A6A6A6" w:sz="4"/>
               <w:left w:val="single" w:color="A6A6A6" w:sz="4"/>
@@ -7386,8 +7344,8 @@
             <w:r>
               <w:rPr>
                 <w:rFonts w:ascii="Consolas" w:cs="Consolas" w:eastAsia="Consolas" w:hAnsi="Consolas"/>
-                <w:sz w:val="20"/>
-                <w:szCs w:val="20"/>
+                <w:sz w:val="18"/>
+                <w:szCs w:val="18"/>
               </w:rPr>
               <w:t xml:space="preserve">FernwartungDialog</w:t>
             </w:r>
@@ -7395,7 +7353,7 @@
         </w:tc>
         <w:tc>
           <w:tcPr>
-            <w:tcW w:type="dxa" w:w="4243"/>
+            <w:tcW w:type="dxa" w:w="4589"/>
             <w:tcBorders>
               <w:top w:val="single" w:color="A6A6A6" w:sz="4"/>
               <w:left w:val="single" w:color="A6A6A6" w:sz="4"/>
@@ -7424,7 +7382,7 @@
         </w:tc>
         <w:tc>
           <w:tcPr>
-            <w:tcW w:type="dxa" w:w="1152"/>
+            <w:tcW w:type="dxa" w:w="460"/>
             <w:tcBorders>
               <w:top w:val="single" w:color="A6A6A6" w:sz="4"/>
               <w:left w:val="single" w:color="A6A6A6" w:sz="4"/>
@@ -7459,29 +7417,29 @@
         </w:trPr>
         <w:tc>
           <w:tcPr>
-            <w:tcW w:type="dxa" w:w="4243"/>
-            <w:tcBorders>
-              <w:top w:val="single" w:color="A6A6A6" w:sz="4"/>
-              <w:left w:val="single" w:color="A6A6A6" w:sz="4"/>
-              <w:bottom w:val="single" w:color="A6A6A6" w:sz="4"/>
-              <w:right w:val="single" w:color="A6A6A6" w:sz="4"/>
-            </w:tcBorders>
-            <w:tcMar>
-              <w:top w:type="dxa" w:w="50"/>
-              <w:left w:type="dxa" w:w="90"/>
-              <w:bottom w:type="dxa" w:w="50"/>
-              <w:right w:type="dxa" w:w="90"/>
-            </w:tcMar>
-          </w:tcPr>
-          <w:p>
-            <w:pPr>
-              <w:spacing w:after="0"/>
-            </w:pPr>
-            <w:r>
-              <w:rPr>
-                <w:rFonts w:ascii="Consolas" w:cs="Consolas" w:eastAsia="Consolas" w:hAnsi="Consolas"/>
-                <w:sz w:val="20"/>
-                <w:szCs w:val="20"/>
+            <w:tcW w:type="dxa" w:w="4589"/>
+            <w:tcBorders>
+              <w:top w:val="single" w:color="A6A6A6" w:sz="4"/>
+              <w:left w:val="single" w:color="A6A6A6" w:sz="4"/>
+              <w:bottom w:val="single" w:color="A6A6A6" w:sz="4"/>
+              <w:right w:val="single" w:color="A6A6A6" w:sz="4"/>
+            </w:tcBorders>
+            <w:tcMar>
+              <w:top w:type="dxa" w:w="50"/>
+              <w:left w:type="dxa" w:w="90"/>
+              <w:bottom w:type="dxa" w:w="50"/>
+              <w:right w:type="dxa" w:w="90"/>
+            </w:tcMar>
+          </w:tcPr>
+          <w:p>
+            <w:pPr>
+              <w:spacing w:after="0"/>
+            </w:pPr>
+            <w:r>
+              <w:rPr>
+                <w:rFonts w:ascii="Consolas" w:cs="Consolas" w:eastAsia="Consolas" w:hAnsi="Consolas"/>
+                <w:sz w:val="18"/>
+                <w:szCs w:val="18"/>
               </w:rPr>
               <w:t xml:space="preserve">DiagnosedatenTests</w:t>
             </w:r>
@@ -7495,8 +7453,8 @@
             <w:r>
               <w:rPr>
                 <w:rFonts w:ascii="Consolas" w:cs="Consolas" w:eastAsia="Consolas" w:hAnsi="Consolas"/>
-                <w:sz w:val="20"/>
-                <w:szCs w:val="20"/>
+                <w:sz w:val="18"/>
+                <w:szCs w:val="18"/>
               </w:rPr>
               <w:t xml:space="preserve">UeberDialog</w:t>
             </w:r>
@@ -7504,7 +7462,7 @@
         </w:tc>
         <w:tc>
           <w:tcPr>
-            <w:tcW w:type="dxa" w:w="4243"/>
+            <w:tcW w:type="dxa" w:w="4589"/>
             <w:tcBorders>
               <w:top w:val="single" w:color="A6A6A6" w:sz="4"/>
               <w:left w:val="single" w:color="A6A6A6" w:sz="4"/>
@@ -7533,7 +7491,7 @@
         </w:tc>
         <w:tc>
           <w:tcPr>
-            <w:tcW w:type="dxa" w:w="1152"/>
+            <w:tcW w:type="dxa" w:w="460"/>
             <w:tcBorders>
               <w:top w:val="single" w:color="A6A6A6" w:sz="4"/>
               <w:left w:val="single" w:color="A6A6A6" w:sz="4"/>
@@ -7578,7 +7536,7 @@
     <w:p>
       <w:pPr>
         <w:shd w:fill="F2F2F2" w:color="auto" w:val="clear"/>
-        <w:spacing w:after="0" w:line="240"/>
+        <w:spacing w:after="0"/>
       </w:pPr>
       <w:r>
         <w:rPr>
@@ -7592,7 +7550,7 @@
     <w:p>
       <w:pPr>
         <w:shd w:fill="F2F2F2" w:color="auto" w:val="clear"/>
-        <w:spacing w:after="160" w:line="240"/>
+        <w:spacing w:after="0"/>
       </w:pPr>
       <w:r>
         <w:rPr>
@@ -7607,6 +7565,11 @@
       <w:pPr>
         <w:spacing w:after="120"/>
       </w:pPr>
+    </w:p>
+    <w:p>
+      <w:pPr>
+        <w:spacing w:after="120"/>
+      </w:pPr>
       <w:r>
         <w:t xml:space="preserve">Die Windows-Schale (Startargument, Fenster, Explorer-Hüllen) baut auch auf Linux:</w:t>
       </w:r>
@@ -7614,7 +7577,7 @@
     <w:p>
       <w:pPr>
         <w:shd w:fill="F2F2F2" w:color="auto" w:val="clear"/>
-        <w:spacing w:after="160" w:line="240"/>
+        <w:spacing w:after="0"/>
       </w:pPr>
       <w:r>
         <w:rPr>
@@ -7624,6 +7587,11 @@
         </w:rPr>
         <w:t xml:space="preserve">dotnet build WindowsFormsApplication1/WindowsFormsApplication1.csproj -c Debug -p:Platform=x64 -p:EnableWindowsTargeting=true</w:t>
       </w:r>
+    </w:p>
+    <w:p>
+      <w:pPr>
+        <w:spacing w:after="120"/>
+      </w:pPr>
     </w:p>
     <w:p>
       <w:pPr>
@@ -7646,9 +7614,9 @@
         </w:tblBorders>
       </w:tblPr>
       <w:tblGrid>
-        <w:gridCol w:w="2988"/>
-        <w:gridCol w:w="5229"/>
-        <w:gridCol w:w="1421"/>
+        <w:gridCol w:w="3636"/>
+        <w:gridCol w:w="5455"/>
+        <w:gridCol w:w="547"/>
       </w:tblGrid>
       <w:tr>
         <w:trPr>
@@ -7657,7 +7625,7 @@
         </w:trPr>
         <w:tc>
           <w:tcPr>
-            <w:tcW w:type="dxa" w:w="2988"/>
+            <w:tcW w:type="dxa" w:w="3636"/>
             <w:tcBorders>
               <w:top w:val="single" w:color="A6A6A6" w:sz="4"/>
               <w:left w:val="single" w:color="A6A6A6" w:sz="4"/>
@@ -7689,7 +7657,7 @@
         </w:tc>
         <w:tc>
           <w:tcPr>
-            <w:tcW w:type="dxa" w:w="5229"/>
+            <w:tcW w:type="dxa" w:w="5455"/>
             <w:tcBorders>
               <w:top w:val="single" w:color="A6A6A6" w:sz="4"/>
               <w:left w:val="single" w:color="A6A6A6" w:sz="4"/>
@@ -7721,7 +7689,7 @@
         </w:tc>
         <w:tc>
           <w:tcPr>
-            <w:tcW w:type="dxa" w:w="1421"/>
+            <w:tcW w:type="dxa" w:w="547"/>
             <w:tcBorders>
               <w:top w:val="single" w:color="A6A6A6" w:sz="4"/>
               <w:left w:val="single" w:color="A6A6A6" w:sz="4"/>
@@ -7759,7 +7727,7 @@
         </w:trPr>
         <w:tc>
           <w:tcPr>
-            <w:tcW w:type="dxa" w:w="2988"/>
+            <w:tcW w:type="dxa" w:w="3636"/>
             <w:tcBorders>
               <w:top w:val="single" w:color="A6A6A6" w:sz="4"/>
               <w:left w:val="single" w:color="A6A6A6" w:sz="4"/>
@@ -7788,29 +7756,29 @@
         </w:tc>
         <w:tc>
           <w:tcPr>
-            <w:tcW w:type="dxa" w:w="5229"/>
-            <w:tcBorders>
-              <w:top w:val="single" w:color="A6A6A6" w:sz="4"/>
-              <w:left w:val="single" w:color="A6A6A6" w:sz="4"/>
-              <w:bottom w:val="single" w:color="A6A6A6" w:sz="4"/>
-              <w:right w:val="single" w:color="A6A6A6" w:sz="4"/>
-            </w:tcBorders>
-            <w:tcMar>
-              <w:top w:type="dxa" w:w="50"/>
-              <w:left w:type="dxa" w:w="90"/>
-              <w:bottom w:type="dxa" w:w="50"/>
-              <w:right w:type="dxa" w:w="90"/>
-            </w:tcMar>
-          </w:tcPr>
-          <w:p>
-            <w:pPr>
-              <w:spacing w:after="0"/>
-            </w:pPr>
-            <w:r>
-              <w:rPr>
-                <w:rFonts w:ascii="Consolas" w:cs="Consolas" w:eastAsia="Consolas" w:hAnsi="Consolas"/>
-                <w:sz w:val="20"/>
-                <w:szCs w:val="20"/>
+            <w:tcW w:type="dxa" w:w="5455"/>
+            <w:tcBorders>
+              <w:top w:val="single" w:color="A6A6A6" w:sz="4"/>
+              <w:left w:val="single" w:color="A6A6A6" w:sz="4"/>
+              <w:bottom w:val="single" w:color="A6A6A6" w:sz="4"/>
+              <w:right w:val="single" w:color="A6A6A6" w:sz="4"/>
+            </w:tcBorders>
+            <w:tcMar>
+              <w:top w:type="dxa" w:w="50"/>
+              <w:left w:type="dxa" w:w="90"/>
+              <w:bottom w:type="dxa" w:w="50"/>
+              <w:right w:type="dxa" w:w="90"/>
+            </w:tcMar>
+          </w:tcPr>
+          <w:p>
+            <w:pPr>
+              <w:spacing w:after="0"/>
+            </w:pPr>
+            <w:r>
+              <w:rPr>
+                <w:rFonts w:ascii="Consolas" w:cs="Consolas" w:eastAsia="Consolas" w:hAnsi="Consolas"/>
+                <w:sz w:val="18"/>
+                <w:szCs w:val="18"/>
               </w:rPr>
               <w:t xml:space="preserve">EPOS.Kern/Allgemein/Freigabe/Entwicklermodus.cs</w:t>
             </w:r>
@@ -7824,8 +7792,8 @@
             <w:r>
               <w:rPr>
                 <w:rFonts w:ascii="Consolas" w:cs="Consolas" w:eastAsia="Consolas" w:hAnsi="Consolas"/>
-                <w:sz w:val="20"/>
-                <w:szCs w:val="20"/>
+                <w:sz w:val="18"/>
+                <w:szCs w:val="18"/>
               </w:rPr>
               <w:t xml:space="preserve">Entwicklerbereiche.cs</w:t>
             </w:r>
@@ -7833,7 +7801,7 @@
         </w:tc>
         <w:tc>
           <w:tcPr>
-            <w:tcW w:type="dxa" w:w="1421"/>
+            <w:tcW w:type="dxa" w:w="547"/>
             <w:tcBorders>
               <w:top w:val="single" w:color="A6A6A6" w:sz="4"/>
               <w:left w:val="single" w:color="A6A6A6" w:sz="4"/>
@@ -7868,7 +7836,7 @@
         </w:trPr>
         <w:tc>
           <w:tcPr>
-            <w:tcW w:type="dxa" w:w="2988"/>
+            <w:tcW w:type="dxa" w:w="3636"/>
             <w:tcBorders>
               <w:top w:val="single" w:color="A6A6A6" w:sz="4"/>
               <w:left w:val="single" w:color="A6A6A6" w:sz="4"/>
@@ -7897,29 +7865,29 @@
         </w:tc>
         <w:tc>
           <w:tcPr>
-            <w:tcW w:type="dxa" w:w="5229"/>
-            <w:tcBorders>
-              <w:top w:val="single" w:color="A6A6A6" w:sz="4"/>
-              <w:left w:val="single" w:color="A6A6A6" w:sz="4"/>
-              <w:bottom w:val="single" w:color="A6A6A6" w:sz="4"/>
-              <w:right w:val="single" w:color="A6A6A6" w:sz="4"/>
-            </w:tcBorders>
-            <w:tcMar>
-              <w:top w:type="dxa" w:w="50"/>
-              <w:left w:type="dxa" w:w="90"/>
-              <w:bottom w:type="dxa" w:w="50"/>
-              <w:right w:type="dxa" w:w="90"/>
-            </w:tcMar>
-          </w:tcPr>
-          <w:p>
-            <w:pPr>
-              <w:spacing w:after="0"/>
-            </w:pPr>
-            <w:r>
-              <w:rPr>
-                <w:rFonts w:ascii="Consolas" w:cs="Consolas" w:eastAsia="Consolas" w:hAnsi="Consolas"/>
-                <w:sz w:val="20"/>
-                <w:szCs w:val="20"/>
+            <w:tcW w:type="dxa" w:w="5455"/>
+            <w:tcBorders>
+              <w:top w:val="single" w:color="A6A6A6" w:sz="4"/>
+              <w:left w:val="single" w:color="A6A6A6" w:sz="4"/>
+              <w:bottom w:val="single" w:color="A6A6A6" w:sz="4"/>
+              <w:right w:val="single" w:color="A6A6A6" w:sz="4"/>
+            </w:tcBorders>
+            <w:tcMar>
+              <w:top w:type="dxa" w:w="50"/>
+              <w:left w:type="dxa" w:w="90"/>
+              <w:bottom w:type="dxa" w:w="50"/>
+              <w:right w:type="dxa" w:w="90"/>
+            </w:tcMar>
+          </w:tcPr>
+          <w:p>
+            <w:pPr>
+              <w:spacing w:after="0"/>
+            </w:pPr>
+            <w:r>
+              <w:rPr>
+                <w:rFonts w:ascii="Consolas" w:cs="Consolas" w:eastAsia="Consolas" w:hAnsi="Consolas"/>
+                <w:sz w:val="18"/>
+                <w:szCs w:val="18"/>
               </w:rPr>
               <w:t xml:space="preserve">EPOS.UI/Bausteine/Menuepunkt.cs</w:t>
             </w:r>
@@ -7933,8 +7901,8 @@
             <w:r>
               <w:rPr>
                 <w:rFonts w:ascii="Consolas" w:cs="Consolas" w:eastAsia="Consolas" w:hAnsi="Consolas"/>
-                <w:sz w:val="20"/>
-                <w:szCs w:val="20"/>
+                <w:sz w:val="18"/>
+                <w:szCs w:val="18"/>
               </w:rPr>
               <w:t xml:space="preserve">Menuetabelle.cs</w:t>
             </w:r>
@@ -7948,8 +7916,8 @@
             <w:r>
               <w:rPr>
                 <w:rFonts w:ascii="Consolas" w:cs="Consolas" w:eastAsia="Consolas" w:hAnsi="Consolas"/>
-                <w:sz w:val="20"/>
-                <w:szCs w:val="20"/>
+                <w:sz w:val="18"/>
+                <w:szCs w:val="18"/>
               </w:rPr>
               <w:t xml:space="preserve">Sichtbar</w:t>
             </w:r>
@@ -7964,7 +7932,7 @@
         </w:tc>
         <w:tc>
           <w:tcPr>
-            <w:tcW w:type="dxa" w:w="1421"/>
+            <w:tcW w:type="dxa" w:w="547"/>
             <w:tcBorders>
               <w:top w:val="single" w:color="A6A6A6" w:sz="4"/>
               <w:left w:val="single" w:color="A6A6A6" w:sz="4"/>
@@ -7999,7 +7967,7 @@
         </w:trPr>
         <w:tc>
           <w:tcPr>
-            <w:tcW w:type="dxa" w:w="2988"/>
+            <w:tcW w:type="dxa" w:w="3636"/>
             <w:tcBorders>
               <w:top w:val="single" w:color="A6A6A6" w:sz="4"/>
               <w:left w:val="single" w:color="A6A6A6" w:sz="4"/>
@@ -8028,29 +7996,29 @@
         </w:tc>
         <w:tc>
           <w:tcPr>
-            <w:tcW w:type="dxa" w:w="5229"/>
-            <w:tcBorders>
-              <w:top w:val="single" w:color="A6A6A6" w:sz="4"/>
-              <w:left w:val="single" w:color="A6A6A6" w:sz="4"/>
-              <w:bottom w:val="single" w:color="A6A6A6" w:sz="4"/>
-              <w:right w:val="single" w:color="A6A6A6" w:sz="4"/>
-            </w:tcBorders>
-            <w:tcMar>
-              <w:top w:type="dxa" w:w="50"/>
-              <w:left w:type="dxa" w:w="90"/>
-              <w:bottom w:type="dxa" w:w="50"/>
-              <w:right w:type="dxa" w:w="90"/>
-            </w:tcMar>
-          </w:tcPr>
-          <w:p>
-            <w:pPr>
-              <w:spacing w:after="0"/>
-            </w:pPr>
-            <w:r>
-              <w:rPr>
-                <w:rFonts w:ascii="Consolas" w:cs="Consolas" w:eastAsia="Consolas" w:hAnsi="Consolas"/>
-                <w:sz w:val="20"/>
-                <w:szCs w:val="20"/>
+            <w:tcW w:type="dxa" w:w="5455"/>
+            <w:tcBorders>
+              <w:top w:val="single" w:color="A6A6A6" w:sz="4"/>
+              <w:left w:val="single" w:color="A6A6A6" w:sz="4"/>
+              <w:bottom w:val="single" w:color="A6A6A6" w:sz="4"/>
+              <w:right w:val="single" w:color="A6A6A6" w:sz="4"/>
+            </w:tcBorders>
+            <w:tcMar>
+              <w:top w:type="dxa" w:w="50"/>
+              <w:left w:type="dxa" w:w="90"/>
+              <w:bottom w:type="dxa" w:w="50"/>
+              <w:right w:type="dxa" w:w="90"/>
+            </w:tcMar>
+          </w:tcPr>
+          <w:p>
+            <w:pPr>
+              <w:spacing w:after="0"/>
+            </w:pPr>
+            <w:r>
+              <w:rPr>
+                <w:rFonts w:ascii="Consolas" w:cs="Consolas" w:eastAsia="Consolas" w:hAnsi="Consolas"/>
+                <w:sz w:val="18"/>
+                <w:szCs w:val="18"/>
               </w:rPr>
               <w:t xml:space="preserve">EPOS.UI/Seiten/Hauptfenster.razor</w:t>
             </w:r>
@@ -8064,8 +8032,8 @@
             <w:r>
               <w:rPr>
                 <w:rFonts w:ascii="Consolas" w:cs="Consolas" w:eastAsia="Consolas" w:hAnsi="Consolas"/>
-                <w:sz w:val="20"/>
-                <w:szCs w:val="20"/>
+                <w:sz w:val="18"/>
+                <w:szCs w:val="18"/>
               </w:rPr>
               <w:t xml:space="preserve">WindowsFormsApplication1/Views/Hauptformular/</w:t>
             </w:r>
@@ -8073,7 +8041,7 @@
         </w:tc>
         <w:tc>
           <w:tcPr>
-            <w:tcW w:type="dxa" w:w="1421"/>
+            <w:tcW w:type="dxa" w:w="547"/>
             <w:tcBorders>
               <w:top w:val="single" w:color="A6A6A6" w:sz="4"/>
               <w:left w:val="single" w:color="A6A6A6" w:sz="4"/>
@@ -8108,7 +8076,7 @@
         </w:trPr>
         <w:tc>
           <w:tcPr>
-            <w:tcW w:type="dxa" w:w="2988"/>
+            <w:tcW w:type="dxa" w:w="3636"/>
             <w:tcBorders>
               <w:top w:val="single" w:color="A6A6A6" w:sz="4"/>
               <w:left w:val="single" w:color="A6A6A6" w:sz="4"/>
@@ -8137,29 +8105,29 @@
         </w:tc>
         <w:tc>
           <w:tcPr>
-            <w:tcW w:type="dxa" w:w="5229"/>
-            <w:tcBorders>
-              <w:top w:val="single" w:color="A6A6A6" w:sz="4"/>
-              <w:left w:val="single" w:color="A6A6A6" w:sz="4"/>
-              <w:bottom w:val="single" w:color="A6A6A6" w:sz="4"/>
-              <w:right w:val="single" w:color="A6A6A6" w:sz="4"/>
-            </w:tcBorders>
-            <w:tcMar>
-              <w:top w:type="dxa" w:w="50"/>
-              <w:left w:type="dxa" w:w="90"/>
-              <w:bottom w:type="dxa" w:w="50"/>
-              <w:right w:type="dxa" w:w="90"/>
-            </w:tcMar>
-          </w:tcPr>
-          <w:p>
-            <w:pPr>
-              <w:spacing w:after="0"/>
-            </w:pPr>
-            <w:r>
-              <w:rPr>
-                <w:rFonts w:ascii="Consolas" w:cs="Consolas" w:eastAsia="Consolas" w:hAnsi="Consolas"/>
-                <w:sz w:val="20"/>
-                <w:szCs w:val="20"/>
+            <w:tcW w:type="dxa" w:w="5455"/>
+            <w:tcBorders>
+              <w:top w:val="single" w:color="A6A6A6" w:sz="4"/>
+              <w:left w:val="single" w:color="A6A6A6" w:sz="4"/>
+              <w:bottom w:val="single" w:color="A6A6A6" w:sz="4"/>
+              <w:right w:val="single" w:color="A6A6A6" w:sz="4"/>
+            </w:tcBorders>
+            <w:tcMar>
+              <w:top w:type="dxa" w:w="50"/>
+              <w:left w:type="dxa" w:w="90"/>
+              <w:bottom w:type="dxa" w:w="50"/>
+              <w:right w:type="dxa" w:w="90"/>
+            </w:tcMar>
+          </w:tcPr>
+          <w:p>
+            <w:pPr>
+              <w:spacing w:after="0"/>
+            </w:pPr>
+            <w:r>
+              <w:rPr>
+                <w:rFonts w:ascii="Consolas" w:cs="Consolas" w:eastAsia="Consolas" w:hAnsi="Consolas"/>
+                <w:sz w:val="18"/>
+                <w:szCs w:val="18"/>
               </w:rPr>
               <w:t xml:space="preserve">WindowsFormsApplication1/Program.cs</w:t>
             </w:r>
@@ -8173,8 +8141,8 @@
             <w:r>
               <w:rPr>
                 <w:rFonts w:ascii="Consolas" w:cs="Consolas" w:eastAsia="Consolas" w:hAnsi="Consolas"/>
-                <w:sz w:val="20"/>
-                <w:szCs w:val="20"/>
+                <w:sz w:val="18"/>
+                <w:szCs w:val="18"/>
               </w:rPr>
               <w:t xml:space="preserve">Main(string[] args)</w:t>
             </w:r>
@@ -8189,7 +8157,7 @@
         </w:tc>
         <w:tc>
           <w:tcPr>
-            <w:tcW w:type="dxa" w:w="1421"/>
+            <w:tcW w:type="dxa" w:w="547"/>
             <w:tcBorders>
               <w:top w:val="single" w:color="A6A6A6" w:sz="4"/>
               <w:left w:val="single" w:color="A6A6A6" w:sz="4"/>
@@ -8224,7 +8192,7 @@
         </w:trPr>
         <w:tc>
           <w:tcPr>
-            <w:tcW w:type="dxa" w:w="2988"/>
+            <w:tcW w:type="dxa" w:w="3636"/>
             <w:tcBorders>
               <w:top w:val="single" w:color="A6A6A6" w:sz="4"/>
               <w:left w:val="single" w:color="A6A6A6" w:sz="4"/>
@@ -8253,7 +8221,7 @@
         </w:tc>
         <w:tc>
           <w:tcPr>
-            <w:tcW w:type="dxa" w:w="5229"/>
+            <w:tcW w:type="dxa" w:w="5455"/>
             <w:tcBorders>
               <w:top w:val="single" w:color="A6A6A6" w:sz="4"/>
               <w:left w:val="single" w:color="A6A6A6" w:sz="4"/>
@@ -8282,7 +8250,7 @@
         </w:tc>
         <w:tc>
           <w:tcPr>
-            <w:tcW w:type="dxa" w:w="1421"/>
+            <w:tcW w:type="dxa" w:w="547"/>
             <w:tcBorders>
               <w:top w:val="single" w:color="A6A6A6" w:sz="4"/>
               <w:left w:val="single" w:color="A6A6A6" w:sz="4"/>
@@ -8317,7 +8285,7 @@
         </w:trPr>
         <w:tc>
           <w:tcPr>
-            <w:tcW w:type="dxa" w:w="2988"/>
+            <w:tcW w:type="dxa" w:w="3636"/>
             <w:tcBorders>
               <w:top w:val="single" w:color="A6A6A6" w:sz="4"/>
               <w:left w:val="single" w:color="A6A6A6" w:sz="4"/>
@@ -8346,29 +8314,29 @@
         </w:tc>
         <w:tc>
           <w:tcPr>
-            <w:tcW w:type="dxa" w:w="5229"/>
-            <w:tcBorders>
-              <w:top w:val="single" w:color="A6A6A6" w:sz="4"/>
-              <w:left w:val="single" w:color="A6A6A6" w:sz="4"/>
-              <w:bottom w:val="single" w:color="A6A6A6" w:sz="4"/>
-              <w:right w:val="single" w:color="A6A6A6" w:sz="4"/>
-            </w:tcBorders>
-            <w:tcMar>
-              <w:top w:type="dxa" w:w="50"/>
-              <w:left w:type="dxa" w:w="90"/>
-              <w:bottom w:type="dxa" w:w="50"/>
-              <w:right w:type="dxa" w:w="90"/>
-            </w:tcMar>
-          </w:tcPr>
-          <w:p>
-            <w:pPr>
-              <w:spacing w:after="0"/>
-            </w:pPr>
-            <w:r>
-              <w:rPr>
-                <w:rFonts w:ascii="Consolas" w:cs="Consolas" w:eastAsia="Consolas" w:hAnsi="Consolas"/>
-                <w:sz w:val="20"/>
-                <w:szCs w:val="20"/>
+            <w:tcW w:type="dxa" w:w="5455"/>
+            <w:tcBorders>
+              <w:top w:val="single" w:color="A6A6A6" w:sz="4"/>
+              <w:left w:val="single" w:color="A6A6A6" w:sz="4"/>
+              <w:bottom w:val="single" w:color="A6A6A6" w:sz="4"/>
+              <w:right w:val="single" w:color="A6A6A6" w:sz="4"/>
+            </w:tcBorders>
+            <w:tcMar>
+              <w:top w:type="dxa" w:w="50"/>
+              <w:left w:type="dxa" w:w="90"/>
+              <w:bottom w:type="dxa" w:w="50"/>
+              <w:right w:type="dxa" w:w="90"/>
+            </w:tcMar>
+          </w:tcPr>
+          <w:p>
+            <w:pPr>
+              <w:spacing w:after="0"/>
+            </w:pPr>
+            <w:r>
+              <w:rPr>
+                <w:rFonts w:ascii="Consolas" w:cs="Consolas" w:eastAsia="Consolas" w:hAnsi="Consolas"/>
+                <w:sz w:val="18"/>
+                <w:szCs w:val="18"/>
               </w:rPr>
               <w:t xml:space="preserve">EPOS.Kern/Allgemein/Diagnose/Ausnahmeprotokoll.cs</w:t>
             </w:r>
@@ -8382,8 +8350,8 @@
             <w:r>
               <w:rPr>
                 <w:rFonts w:ascii="Consolas" w:cs="Consolas" w:eastAsia="Consolas" w:hAnsi="Consolas"/>
-                <w:sz w:val="20"/>
-                <w:szCs w:val="20"/>
+                <w:sz w:val="18"/>
+                <w:szCs w:val="18"/>
               </w:rPr>
               <w:t xml:space="preserve">Program.Main</w:t>
             </w:r>
@@ -8391,7 +8359,7 @@
         </w:tc>
         <w:tc>
           <w:tcPr>
-            <w:tcW w:type="dxa" w:w="1421"/>
+            <w:tcW w:type="dxa" w:w="547"/>
             <w:tcBorders>
               <w:top w:val="single" w:color="A6A6A6" w:sz="4"/>
               <w:left w:val="single" w:color="A6A6A6" w:sz="4"/>
@@ -8426,7 +8394,7 @@
         </w:trPr>
         <w:tc>
           <w:tcPr>
-            <w:tcW w:type="dxa" w:w="2988"/>
+            <w:tcW w:type="dxa" w:w="3636"/>
             <w:tcBorders>
               <w:top w:val="single" w:color="A6A6A6" w:sz="4"/>
               <w:left w:val="single" w:color="A6A6A6" w:sz="4"/>
@@ -8455,29 +8423,29 @@
         </w:tc>
         <w:tc>
           <w:tcPr>
-            <w:tcW w:type="dxa" w:w="5229"/>
-            <w:tcBorders>
-              <w:top w:val="single" w:color="A6A6A6" w:sz="4"/>
-              <w:left w:val="single" w:color="A6A6A6" w:sz="4"/>
-              <w:bottom w:val="single" w:color="A6A6A6" w:sz="4"/>
-              <w:right w:val="single" w:color="A6A6A6" w:sz="4"/>
-            </w:tcBorders>
-            <w:tcMar>
-              <w:top w:type="dxa" w:w="50"/>
-              <w:left w:type="dxa" w:w="90"/>
-              <w:bottom w:type="dxa" w:w="50"/>
-              <w:right w:type="dxa" w:w="90"/>
-            </w:tcMar>
-          </w:tcPr>
-          <w:p>
-            <w:pPr>
-              <w:spacing w:after="0"/>
-            </w:pPr>
-            <w:r>
-              <w:rPr>
-                <w:rFonts w:ascii="Consolas" w:cs="Consolas" w:eastAsia="Consolas" w:hAnsi="Consolas"/>
-                <w:sz w:val="20"/>
-                <w:szCs w:val="20"/>
+            <w:tcW w:type="dxa" w:w="5455"/>
+            <w:tcBorders>
+              <w:top w:val="single" w:color="A6A6A6" w:sz="4"/>
+              <w:left w:val="single" w:color="A6A6A6" w:sz="4"/>
+              <w:bottom w:val="single" w:color="A6A6A6" w:sz="4"/>
+              <w:right w:val="single" w:color="A6A6A6" w:sz="4"/>
+            </w:tcBorders>
+            <w:tcMar>
+              <w:top w:type="dxa" w:w="50"/>
+              <w:left w:type="dxa" w:w="90"/>
+              <w:bottom w:type="dxa" w:w="50"/>
+              <w:right w:type="dxa" w:w="90"/>
+            </w:tcMar>
+          </w:tcPr>
+          <w:p>
+            <w:pPr>
+              <w:spacing w:after="0"/>
+            </w:pPr>
+            <w:r>
+              <w:rPr>
+                <w:rFonts w:ascii="Consolas" w:cs="Consolas" w:eastAsia="Consolas" w:hAnsi="Consolas"/>
+                <w:sz w:val="18"/>
+                <w:szCs w:val="18"/>
               </w:rPr>
               <w:t xml:space="preserve">EPOS.Kern/Allgemein/Lizenz/LizenzManager.cs</w:t>
             </w:r>
@@ -8491,8 +8459,8 @@
             <w:r>
               <w:rPr>
                 <w:rFonts w:ascii="Consolas" w:cs="Consolas" w:eastAsia="Consolas" w:hAnsi="Consolas"/>
-                <w:sz w:val="20"/>
-                <w:szCs w:val="20"/>
+                <w:sz w:val="18"/>
+                <w:szCs w:val="18"/>
               </w:rPr>
               <w:t xml:space="preserve">LizenzStatus</w:t>
             </w:r>
@@ -8506,8 +8474,8 @@
             <w:r>
               <w:rPr>
                 <w:rFonts w:ascii="Consolas" w:cs="Consolas" w:eastAsia="Consolas" w:hAnsi="Consolas"/>
-                <w:sz w:val="20"/>
-                <w:szCs w:val="20"/>
+                <w:sz w:val="18"/>
+                <w:szCs w:val="18"/>
               </w:rPr>
               <w:t xml:space="preserve">LizenzToken.cs</w:t>
             </w:r>
@@ -8521,8 +8489,8 @@
             <w:r>
               <w:rPr>
                 <w:rFonts w:ascii="Consolas" w:cs="Consolas" w:eastAsia="Consolas" w:hAnsi="Consolas"/>
-                <w:sz w:val="20"/>
-                <w:szCs w:val="20"/>
+                <w:sz w:val="18"/>
+                <w:szCs w:val="18"/>
               </w:rPr>
               <w:t xml:space="preserve">Typ</w:t>
             </w:r>
@@ -8536,8 +8504,8 @@
             <w:r>
               <w:rPr>
                 <w:rFonts w:ascii="Consolas" w:cs="Consolas" w:eastAsia="Consolas" w:hAnsi="Consolas"/>
-                <w:sz w:val="20"/>
-                <w:szCs w:val="20"/>
+                <w:sz w:val="18"/>
+                <w:szCs w:val="18"/>
               </w:rPr>
               <w:t xml:space="preserve">EPOS.Kern/Controller/LizenzCtrl.cs</w:t>
             </w:r>
@@ -8545,7 +8513,7 @@
         </w:tc>
         <w:tc>
           <w:tcPr>
-            <w:tcW w:type="dxa" w:w="1421"/>
+            <w:tcW w:type="dxa" w:w="547"/>
             <w:tcBorders>
               <w:top w:val="single" w:color="A6A6A6" w:sz="4"/>
               <w:left w:val="single" w:color="A6A6A6" w:sz="4"/>
@@ -8580,7 +8548,7 @@
         </w:trPr>
         <w:tc>
           <w:tcPr>
-            <w:tcW w:type="dxa" w:w="2988"/>
+            <w:tcW w:type="dxa" w:w="3636"/>
             <w:tcBorders>
               <w:top w:val="single" w:color="A6A6A6" w:sz="4"/>
               <w:left w:val="single" w:color="A6A6A6" w:sz="4"/>
@@ -8609,29 +8577,29 @@
         </w:tc>
         <w:tc>
           <w:tcPr>
-            <w:tcW w:type="dxa" w:w="5229"/>
-            <w:tcBorders>
-              <w:top w:val="single" w:color="A6A6A6" w:sz="4"/>
-              <w:left w:val="single" w:color="A6A6A6" w:sz="4"/>
-              <w:bottom w:val="single" w:color="A6A6A6" w:sz="4"/>
-              <w:right w:val="single" w:color="A6A6A6" w:sz="4"/>
-            </w:tcBorders>
-            <w:tcMar>
-              <w:top w:type="dxa" w:w="50"/>
-              <w:left w:type="dxa" w:w="90"/>
-              <w:bottom w:type="dxa" w:w="50"/>
-              <w:right w:type="dxa" w:w="90"/>
-            </w:tcMar>
-          </w:tcPr>
-          <w:p>
-            <w:pPr>
-              <w:spacing w:after="0"/>
-            </w:pPr>
-            <w:r>
-              <w:rPr>
-                <w:rFonts w:ascii="Consolas" w:cs="Consolas" w:eastAsia="Consolas" w:hAnsi="Consolas"/>
-                <w:sz w:val="20"/>
-                <w:szCs w:val="20"/>
+            <w:tcW w:type="dxa" w:w="5455"/>
+            <w:tcBorders>
+              <w:top w:val="single" w:color="A6A6A6" w:sz="4"/>
+              <w:left w:val="single" w:color="A6A6A6" w:sz="4"/>
+              <w:bottom w:val="single" w:color="A6A6A6" w:sz="4"/>
+              <w:right w:val="single" w:color="A6A6A6" w:sz="4"/>
+            </w:tcBorders>
+            <w:tcMar>
+              <w:top w:type="dxa" w:w="50"/>
+              <w:left w:type="dxa" w:w="90"/>
+              <w:bottom w:type="dxa" w:w="50"/>
+              <w:right w:type="dxa" w:w="90"/>
+            </w:tcMar>
+          </w:tcPr>
+          <w:p>
+            <w:pPr>
+              <w:spacing w:after="0"/>
+            </w:pPr>
+            <w:r>
+              <w:rPr>
+                <w:rFonts w:ascii="Consolas" w:cs="Consolas" w:eastAsia="Consolas" w:hAnsi="Consolas"/>
+                <w:sz w:val="18"/>
+                <w:szCs w:val="18"/>
               </w:rPr>
               <w:t xml:space="preserve">EPOS.Kern/Allgemein/Dienste/IDateiDienst.cs</w:t>
             </w:r>
@@ -8645,8 +8613,8 @@
             <w:r>
               <w:rPr>
                 <w:rFonts w:ascii="Consolas" w:cs="Consolas" w:eastAsia="Consolas" w:hAnsi="Consolas"/>
-                <w:sz w:val="20"/>
-                <w:szCs w:val="20"/>
+                <w:sz w:val="18"/>
+                <w:szCs w:val="18"/>
               </w:rPr>
               <w:t xml:space="preserve">AdresseOeffnen</w:t>
             </w:r>
@@ -8660,8 +8628,8 @@
             <w:r>
               <w:rPr>
                 <w:rFonts w:ascii="Consolas" w:cs="Consolas" w:eastAsia="Consolas" w:hAnsi="Consolas"/>
-                <w:sz w:val="20"/>
-                <w:szCs w:val="20"/>
+                <w:sz w:val="18"/>
+                <w:szCs w:val="18"/>
               </w:rPr>
               <w:t xml:space="preserve">WindowsFormsApplication1/Dienste/WindowsDateiDienst.cs</w:t>
             </w:r>
@@ -8675,8 +8643,8 @@
             <w:r>
               <w:rPr>
                 <w:rFonts w:ascii="Consolas" w:cs="Consolas" w:eastAsia="Consolas" w:hAnsi="Consolas"/>
-                <w:sz w:val="20"/>
-                <w:szCs w:val="20"/>
+                <w:sz w:val="18"/>
+                <w:szCs w:val="18"/>
               </w:rPr>
               <w:t xml:space="preserve">false</w:t>
             </w:r>
@@ -8684,7 +8652,7 @@
         </w:tc>
         <w:tc>
           <w:tcPr>
-            <w:tcW w:type="dxa" w:w="1421"/>
+            <w:tcW w:type="dxa" w:w="547"/>
             <w:tcBorders>
               <w:top w:val="single" w:color="A6A6A6" w:sz="4"/>
               <w:left w:val="single" w:color="A6A6A6" w:sz="4"/>
@@ -8719,7 +8687,7 @@
         </w:trPr>
         <w:tc>
           <w:tcPr>
-            <w:tcW w:type="dxa" w:w="2988"/>
+            <w:tcW w:type="dxa" w:w="3636"/>
             <w:tcBorders>
               <w:top w:val="single" w:color="A6A6A6" w:sz="4"/>
               <w:left w:val="single" w:color="A6A6A6" w:sz="4"/>
@@ -8748,29 +8716,29 @@
         </w:tc>
         <w:tc>
           <w:tcPr>
-            <w:tcW w:type="dxa" w:w="5229"/>
-            <w:tcBorders>
-              <w:top w:val="single" w:color="A6A6A6" w:sz="4"/>
-              <w:left w:val="single" w:color="A6A6A6" w:sz="4"/>
-              <w:bottom w:val="single" w:color="A6A6A6" w:sz="4"/>
-              <w:right w:val="single" w:color="A6A6A6" w:sz="4"/>
-            </w:tcBorders>
-            <w:tcMar>
-              <w:top w:type="dxa" w:w="50"/>
-              <w:left w:type="dxa" w:w="90"/>
-              <w:bottom w:type="dxa" w:w="50"/>
-              <w:right w:type="dxa" w:w="90"/>
-            </w:tcMar>
-          </w:tcPr>
-          <w:p>
-            <w:pPr>
-              <w:spacing w:after="0"/>
-            </w:pPr>
-            <w:r>
-              <w:rPr>
-                <w:rFonts w:ascii="Consolas" w:cs="Consolas" w:eastAsia="Consolas" w:hAnsi="Consolas"/>
-                <w:sz w:val="20"/>
-                <w:szCs w:val="20"/>
+            <w:tcW w:type="dxa" w:w="5455"/>
+            <w:tcBorders>
+              <w:top w:val="single" w:color="A6A6A6" w:sz="4"/>
+              <w:left w:val="single" w:color="A6A6A6" w:sz="4"/>
+              <w:bottom w:val="single" w:color="A6A6A6" w:sz="4"/>
+              <w:right w:val="single" w:color="A6A6A6" w:sz="4"/>
+            </w:tcBorders>
+            <w:tcMar>
+              <w:top w:type="dxa" w:w="50"/>
+              <w:left w:type="dxa" w:w="90"/>
+              <w:bottom w:type="dxa" w:w="50"/>
+              <w:right w:type="dxa" w:w="90"/>
+            </w:tcMar>
+          </w:tcPr>
+          <w:p>
+            <w:pPr>
+              <w:spacing w:after="0"/>
+            </w:pPr>
+            <w:r>
+              <w:rPr>
+                <w:rFonts w:ascii="Consolas" w:cs="Consolas" w:eastAsia="Consolas" w:hAnsi="Consolas"/>
+                <w:sz w:val="18"/>
+                <w:szCs w:val="18"/>
               </w:rPr>
               <w:t xml:space="preserve">EPOS.UI/Dialoge/Hilfe/FernwartungDialog.razor</w:t>
             </w:r>
@@ -8784,8 +8752,8 @@
             <w:r>
               <w:rPr>
                 <w:rFonts w:ascii="Consolas" w:cs="Consolas" w:eastAsia="Consolas" w:hAnsi="Consolas"/>
-                <w:sz w:val="20"/>
-                <w:szCs w:val="20"/>
+                <w:sz w:val="18"/>
+                <w:szCs w:val="18"/>
               </w:rPr>
               <w:t xml:space="preserve">EPOS.UI.Daten/Hilfe/FernwartungHuelle.cs</w:t>
             </w:r>
@@ -8793,7 +8761,7 @@
         </w:tc>
         <w:tc>
           <w:tcPr>
-            <w:tcW w:type="dxa" w:w="1421"/>
+            <w:tcW w:type="dxa" w:w="547"/>
             <w:tcBorders>
               <w:top w:val="single" w:color="A6A6A6" w:sz="4"/>
               <w:left w:val="single" w:color="A6A6A6" w:sz="4"/>
@@ -8828,7 +8796,7 @@
         </w:trPr>
         <w:tc>
           <w:tcPr>
-            <w:tcW w:type="dxa" w:w="2988"/>
+            <w:tcW w:type="dxa" w:w="3636"/>
             <w:tcBorders>
               <w:top w:val="single" w:color="A6A6A6" w:sz="4"/>
               <w:left w:val="single" w:color="A6A6A6" w:sz="4"/>
@@ -8857,29 +8825,29 @@
         </w:tc>
         <w:tc>
           <w:tcPr>
-            <w:tcW w:type="dxa" w:w="5229"/>
-            <w:tcBorders>
-              <w:top w:val="single" w:color="A6A6A6" w:sz="4"/>
-              <w:left w:val="single" w:color="A6A6A6" w:sz="4"/>
-              <w:bottom w:val="single" w:color="A6A6A6" w:sz="4"/>
-              <w:right w:val="single" w:color="A6A6A6" w:sz="4"/>
-            </w:tcBorders>
-            <w:tcMar>
-              <w:top w:type="dxa" w:w="50"/>
-              <w:left w:type="dxa" w:w="90"/>
-              <w:bottom w:type="dxa" w:w="50"/>
-              <w:right w:type="dxa" w:w="90"/>
-            </w:tcMar>
-          </w:tcPr>
-          <w:p>
-            <w:pPr>
-              <w:spacing w:after="0"/>
-            </w:pPr>
-            <w:r>
-              <w:rPr>
-                <w:rFonts w:ascii="Consolas" w:cs="Consolas" w:eastAsia="Consolas" w:hAnsi="Consolas"/>
-                <w:sz w:val="20"/>
-                <w:szCs w:val="20"/>
+            <w:tcW w:type="dxa" w:w="5455"/>
+            <w:tcBorders>
+              <w:top w:val="single" w:color="A6A6A6" w:sz="4"/>
+              <w:left w:val="single" w:color="A6A6A6" w:sz="4"/>
+              <w:bottom w:val="single" w:color="A6A6A6" w:sz="4"/>
+              <w:right w:val="single" w:color="A6A6A6" w:sz="4"/>
+            </w:tcBorders>
+            <w:tcMar>
+              <w:top w:type="dxa" w:w="50"/>
+              <w:left w:type="dxa" w:w="90"/>
+              <w:bottom w:type="dxa" w:w="50"/>
+              <w:right w:type="dxa" w:w="90"/>
+            </w:tcMar>
+          </w:tcPr>
+          <w:p>
+            <w:pPr>
+              <w:spacing w:after="0"/>
+            </w:pPr>
+            <w:r>
+              <w:rPr>
+                <w:rFonts w:ascii="Consolas" w:cs="Consolas" w:eastAsia="Consolas" w:hAnsi="Consolas"/>
+                <w:sz w:val="18"/>
+                <w:szCs w:val="18"/>
               </w:rPr>
               <w:t xml:space="preserve">EPOS.UI/Dialoge/Hilfe/UeberDialog.razor</w:t>
             </w:r>
@@ -8893,8 +8861,8 @@
             <w:r>
               <w:rPr>
                 <w:rFonts w:ascii="Consolas" w:cs="Consolas" w:eastAsia="Consolas" w:hAnsi="Consolas"/>
-                <w:sz w:val="20"/>
-                <w:szCs w:val="20"/>
+                <w:sz w:val="18"/>
+                <w:szCs w:val="18"/>
               </w:rPr>
               <w:t xml:space="preserve">EPOS.Kern/Allgemein/Diagnose/Diagnosedaten.cs</w:t>
             </w:r>
@@ -8902,7 +8870,7 @@
         </w:tc>
         <w:tc>
           <w:tcPr>
-            <w:tcW w:type="dxa" w:w="1421"/>
+            <w:tcW w:type="dxa" w:w="547"/>
             <w:tcBorders>
               <w:top w:val="single" w:color="A6A6A6" w:sz="4"/>
               <w:left w:val="single" w:color="A6A6A6" w:sz="4"/>
@@ -8937,7 +8905,7 @@
         </w:trPr>
         <w:tc>
           <w:tcPr>
-            <w:tcW w:type="dxa" w:w="2988"/>
+            <w:tcW w:type="dxa" w:w="3636"/>
             <w:tcBorders>
               <w:top w:val="single" w:color="A6A6A6" w:sz="4"/>
               <w:left w:val="single" w:color="A6A6A6" w:sz="4"/>
@@ -8966,29 +8934,29 @@
         </w:tc>
         <w:tc>
           <w:tcPr>
-            <w:tcW w:type="dxa" w:w="5229"/>
-            <w:tcBorders>
-              <w:top w:val="single" w:color="A6A6A6" w:sz="4"/>
-              <w:left w:val="single" w:color="A6A6A6" w:sz="4"/>
-              <w:bottom w:val="single" w:color="A6A6A6" w:sz="4"/>
-              <w:right w:val="single" w:color="A6A6A6" w:sz="4"/>
-            </w:tcBorders>
-            <w:tcMar>
-              <w:top w:type="dxa" w:w="50"/>
-              <w:left w:type="dxa" w:w="90"/>
-              <w:bottom w:type="dxa" w:w="50"/>
-              <w:right w:type="dxa" w:w="90"/>
-            </w:tcMar>
-          </w:tcPr>
-          <w:p>
-            <w:pPr>
-              <w:spacing w:after="0"/>
-            </w:pPr>
-            <w:r>
-              <w:rPr>
-                <w:rFonts w:ascii="Consolas" w:cs="Consolas" w:eastAsia="Consolas" w:hAnsi="Consolas"/>
-                <w:sz w:val="20"/>
-                <w:szCs w:val="20"/>
+            <w:tcW w:type="dxa" w:w="5455"/>
+            <w:tcBorders>
+              <w:top w:val="single" w:color="A6A6A6" w:sz="4"/>
+              <w:left w:val="single" w:color="A6A6A6" w:sz="4"/>
+              <w:bottom w:val="single" w:color="A6A6A6" w:sz="4"/>
+              <w:right w:val="single" w:color="A6A6A6" w:sz="4"/>
+            </w:tcBorders>
+            <w:tcMar>
+              <w:top w:type="dxa" w:w="50"/>
+              <w:left w:type="dxa" w:w="90"/>
+              <w:bottom w:type="dxa" w:w="50"/>
+              <w:right w:type="dxa" w:w="90"/>
+            </w:tcMar>
+          </w:tcPr>
+          <w:p>
+            <w:pPr>
+              <w:spacing w:after="0"/>
+            </w:pPr>
+            <w:r>
+              <w:rPr>
+                <w:rFonts w:ascii="Consolas" w:cs="Consolas" w:eastAsia="Consolas" w:hAnsi="Consolas"/>
+                <w:sz w:val="18"/>
+                <w:szCs w:val="18"/>
               </w:rPr>
               <w:t xml:space="preserve">EPOS.Kern/Allgemein/Dienste/IEinstellungen.cs</w:t>
             </w:r>
@@ -9002,8 +8970,8 @@
             <w:r>
               <w:rPr>
                 <w:rFonts w:ascii="Consolas" w:cs="Consolas" w:eastAsia="Consolas" w:hAnsi="Consolas"/>
-                <w:sz w:val="20"/>
-                <w:szCs w:val="20"/>
+                <w:sz w:val="18"/>
+                <w:szCs w:val="18"/>
               </w:rPr>
               <w:t xml:space="preserve">LiesMaschine</w:t>
             </w:r>
@@ -9017,8 +8985,8 @@
             <w:r>
               <w:rPr>
                 <w:rFonts w:ascii="Consolas" w:cs="Consolas" w:eastAsia="Consolas" w:hAnsi="Consolas"/>
-                <w:sz w:val="20"/>
-                <w:szCs w:val="20"/>
+                <w:sz w:val="18"/>
+                <w:szCs w:val="18"/>
               </w:rPr>
               <w:t xml:space="preserve">WindowsFormsApplication1/Dienste/RegistryEinstellungen.cs</w:t>
             </w:r>
@@ -9026,7 +8994,7 @@
         </w:tc>
         <w:tc>
           <w:tcPr>
-            <w:tcW w:type="dxa" w:w="1421"/>
+            <w:tcW w:type="dxa" w:w="547"/>
             <w:tcBorders>
               <w:top w:val="single" w:color="A6A6A6" w:sz="4"/>
               <w:left w:val="single" w:color="A6A6A6" w:sz="4"/>
@@ -9081,9 +9049,9 @@
         </w:tblBorders>
       </w:tblPr>
       <w:tblGrid>
-        <w:gridCol w:w="1339"/>
-        <w:gridCol w:w="5650"/>
-        <w:gridCol w:w="2649"/>
+        <w:gridCol w:w="458"/>
+        <w:gridCol w:w="4589"/>
+        <w:gridCol w:w="4591"/>
       </w:tblGrid>
       <w:tr>
         <w:trPr>
@@ -9092,7 +9060,7 @@
         </w:trPr>
         <w:tc>
           <w:tcPr>
-            <w:tcW w:type="dxa" w:w="1339"/>
+            <w:tcW w:type="dxa" w:w="458"/>
             <w:tcBorders>
               <w:top w:val="single" w:color="A6A6A6" w:sz="4"/>
               <w:left w:val="single" w:color="A6A6A6" w:sz="4"/>
@@ -9124,7 +9092,7 @@
         </w:tc>
         <w:tc>
           <w:tcPr>
-            <w:tcW w:type="dxa" w:w="5650"/>
+            <w:tcW w:type="dxa" w:w="4589"/>
             <w:tcBorders>
               <w:top w:val="single" w:color="A6A6A6" w:sz="4"/>
               <w:left w:val="single" w:color="A6A6A6" w:sz="4"/>
@@ -9156,7 +9124,7 @@
         </w:tc>
         <w:tc>
           <w:tcPr>
-            <w:tcW w:type="dxa" w:w="2649"/>
+            <w:tcW w:type="dxa" w:w="4591"/>
             <w:tcBorders>
               <w:top w:val="single" w:color="A6A6A6" w:sz="4"/>
               <w:left w:val="single" w:color="A6A6A6" w:sz="4"/>
@@ -9194,7 +9162,7 @@
         </w:trPr>
         <w:tc>
           <w:tcPr>
-            <w:tcW w:type="dxa" w:w="1339"/>
+            <w:tcW w:type="dxa" w:w="458"/>
             <w:tcBorders>
               <w:top w:val="single" w:color="A6A6A6" w:sz="4"/>
               <w:left w:val="single" w:color="A6A6A6" w:sz="4"/>
@@ -9223,7 +9191,7 @@
         </w:tc>
         <w:tc>
           <w:tcPr>
-            <w:tcW w:type="dxa" w:w="5650"/>
+            <w:tcW w:type="dxa" w:w="4589"/>
             <w:tcBorders>
               <w:top w:val="single" w:color="A6A6A6" w:sz="4"/>
               <w:left w:val="single" w:color="A6A6A6" w:sz="4"/>
@@ -9252,30 +9220,46 @@
         </w:tc>
         <w:tc>
           <w:tcPr>
-            <w:tcW w:type="dxa" w:w="2649"/>
-            <w:tcBorders>
-              <w:top w:val="single" w:color="A6A6A6" w:sz="4"/>
-              <w:left w:val="single" w:color="A6A6A6" w:sz="4"/>
-              <w:bottom w:val="single" w:color="A6A6A6" w:sz="4"/>
-              <w:right w:val="single" w:color="A6A6A6" w:sz="4"/>
-            </w:tcBorders>
-            <w:tcMar>
-              <w:top w:type="dxa" w:w="50"/>
-              <w:left w:type="dxa" w:w="90"/>
-              <w:bottom w:type="dxa" w:w="50"/>
-              <w:right w:type="dxa" w:w="90"/>
-            </w:tcMar>
-          </w:tcPr>
-          <w:p>
-            <w:pPr>
-              <w:spacing w:after="0"/>
-            </w:pPr>
-            <w:r>
-              <w:rPr>
-                <w:sz w:val="19"/>
-                <w:szCs w:val="19"/>
-              </w:rPr>
-              <w:t xml:space="preserve">umgesetzt (11.10.2026, #960)</w:t>
+            <w:tcW w:type="dxa" w:w="4591"/>
+            <w:tcBorders>
+              <w:top w:val="single" w:color="A6A6A6" w:sz="4"/>
+              <w:left w:val="single" w:color="A6A6A6" w:sz="4"/>
+              <w:bottom w:val="single" w:color="A6A6A6" w:sz="4"/>
+              <w:right w:val="single" w:color="A6A6A6" w:sz="4"/>
+            </w:tcBorders>
+            <w:tcMar>
+              <w:top w:type="dxa" w:w="50"/>
+              <w:left w:type="dxa" w:w="90"/>
+              <w:bottom w:type="dxa" w:w="50"/>
+              <w:right w:type="dxa" w:w="90"/>
+            </w:tcMar>
+          </w:tcPr>
+          <w:p>
+            <w:pPr>
+              <w:spacing w:after="0"/>
+            </w:pPr>
+            <w:r>
+              <w:rPr>
+                <w:sz w:val="19"/>
+                <w:szCs w:val="19"/>
+              </w:rPr>
+              <w:t xml:space="preserve">umgesetzt (11.10.2026, #960); </w:t>
+            </w:r>
+            <w:r>
+              <w:rPr>
+                <w:b/>
+                <w:bCs/>
+                <w:sz w:val="19"/>
+                <w:szCs w:val="19"/>
+              </w:rPr>
+              <w:t xml:space="preserve">Nachzug offen:</w:t>
+            </w:r>
+            <w:r>
+              <w:rPr>
+                <w:sz w:val="19"/>
+                <w:szCs w:val="19"/>
+              </w:rPr>
+              <w:t xml:space="preserve"> Zapfprofil-Vorgaben als Anwenderrubrik „Zapfprofil" statt Entwicklerbereich (Entscheid 11.10.2026)</w:t>
             </w:r>
           </w:p>
         </w:tc>
@@ -9287,7 +9271,7 @@
         </w:trPr>
         <w:tc>
           <w:tcPr>
-            <w:tcW w:type="dxa" w:w="1339"/>
+            <w:tcW w:type="dxa" w:w="458"/>
             <w:tcBorders>
               <w:top w:val="single" w:color="A6A6A6" w:sz="4"/>
               <w:left w:val="single" w:color="A6A6A6" w:sz="4"/>
@@ -9316,7 +9300,7 @@
         </w:tc>
         <w:tc>
           <w:tcPr>
-            <w:tcW w:type="dxa" w:w="5650"/>
+            <w:tcW w:type="dxa" w:w="4589"/>
             <w:tcBorders>
               <w:top w:val="single" w:color="A6A6A6" w:sz="4"/>
               <w:left w:val="single" w:color="A6A6A6" w:sz="4"/>
@@ -9345,7 +9329,7 @@
         </w:tc>
         <w:tc>
           <w:tcPr>
-            <w:tcW w:type="dxa" w:w="2649"/>
+            <w:tcW w:type="dxa" w:w="4591"/>
             <w:tcBorders>
               <w:top w:val="single" w:color="A6A6A6" w:sz="4"/>
               <w:left w:val="single" w:color="A6A6A6" w:sz="4"/>
@@ -9380,7 +9364,7 @@
         </w:trPr>
         <w:tc>
           <w:tcPr>
-            <w:tcW w:type="dxa" w:w="1339"/>
+            <w:tcW w:type="dxa" w:w="458"/>
             <w:tcBorders>
               <w:top w:val="single" w:color="A6A6A6" w:sz="4"/>
               <w:left w:val="single" w:color="A6A6A6" w:sz="4"/>
@@ -9409,7 +9393,7 @@
         </w:tc>
         <w:tc>
           <w:tcPr>
-            <w:tcW w:type="dxa" w:w="5650"/>
+            <w:tcW w:type="dxa" w:w="4589"/>
             <w:tcBorders>
               <w:top w:val="single" w:color="A6A6A6" w:sz="4"/>
               <w:left w:val="single" w:color="A6A6A6" w:sz="4"/>
@@ -9438,7 +9422,7 @@
         </w:tc>
         <w:tc>
           <w:tcPr>
-            <w:tcW w:type="dxa" w:w="2649"/>
+            <w:tcW w:type="dxa" w:w="4591"/>
             <w:tcBorders>
               <w:top w:val="single" w:color="A6A6A6" w:sz="4"/>
               <w:left w:val="single" w:color="A6A6A6" w:sz="4"/>
@@ -9473,7 +9457,7 @@
         </w:trPr>
         <w:tc>
           <w:tcPr>
-            <w:tcW w:type="dxa" w:w="1339"/>
+            <w:tcW w:type="dxa" w:w="458"/>
             <w:tcBorders>
               <w:top w:val="single" w:color="A6A6A6" w:sz="4"/>
               <w:left w:val="single" w:color="A6A6A6" w:sz="4"/>
@@ -9502,7 +9486,7 @@
         </w:tc>
         <w:tc>
           <w:tcPr>
-            <w:tcW w:type="dxa" w:w="5650"/>
+            <w:tcW w:type="dxa" w:w="4589"/>
             <w:tcBorders>
               <w:top w:val="single" w:color="A6A6A6" w:sz="4"/>
               <w:left w:val="single" w:color="A6A6A6" w:sz="4"/>
@@ -9530,8 +9514,8 @@
             <w:r>
               <w:rPr>
                 <w:rFonts w:ascii="Consolas" w:cs="Consolas" w:eastAsia="Consolas" w:hAnsi="Consolas"/>
-                <w:sz w:val="20"/>
-                <w:szCs w:val="20"/>
+                <w:sz w:val="18"/>
+                <w:szCs w:val="18"/>
               </w:rPr>
               <w:t xml:space="preserve">support_bis</w:t>
             </w:r>
@@ -9546,7 +9530,7 @@
         </w:tc>
         <w:tc>
           <w:tcPr>
-            <w:tcW w:type="dxa" w:w="2649"/>
+            <w:tcW w:type="dxa" w:w="4591"/>
             <w:tcBorders>
               <w:top w:val="single" w:color="A6A6A6" w:sz="4"/>
               <w:left w:val="single" w:color="A6A6A6" w:sz="4"/>
@@ -9641,8 +9625,9 @@
     <w:sectPr>
       <w:headerReference w:type="default" r:id="rId11"/>
       <w:footerReference w:type="default" r:id="rId12"/>
+      <w:type w:val="nextPage"/>
       <w:pgSz w:w="11906" w:h="16838" w:orient="portrait"/>
-      <w:pgMar w:top="1304" w:right="1134" w:bottom="1134" w:left="1134" w:header="708" w:footer="708" w:gutter="0"/>
+      <w:pgMar w:top="1417" w:right="1134" w:bottom="1417" w:left="1134" w:header="708" w:footer="708" w:gutter="0"/>
       <w:pgNumType/>
       <w:docGrid w:linePitch="360"/>
     </w:sectPr>
@@ -10014,7 +9999,7 @@
       <w:lvlText w:val="•"/>
       <w:lvlJc w:val="left"/>
       <w:pPr>
-        <w:ind w:left="720" w:hanging="360"/>
+        <w:ind w:left="540" w:hanging="270"/>
       </w:pPr>
     </w:lvl>
   </w:abstractNum>
@@ -10026,7 +10011,7 @@
       <w:lvlText w:val="%1."/>
       <w:lvlJc w:val="left"/>
       <w:pPr>
-        <w:ind w:left="720" w:hanging="360"/>
+        <w:ind w:left="540" w:hanging="360"/>
       </w:pPr>
     </w:lvl>
   </w:abstractNum>
@@ -10038,7 +10023,7 @@
       <w:lvlText w:val="%1."/>
       <w:lvlJc w:val="left"/>
       <w:pPr>
-        <w:ind w:left="720" w:hanging="360"/>
+        <w:ind w:left="540" w:hanging="360"/>
       </w:pPr>
     </w:lvl>
   </w:abstractNum>
@@ -10050,91 +10035,7 @@
       <w:lvlText w:val="%1."/>
       <w:lvlJc w:val="left"/>
       <w:pPr>
-        <w:ind w:left="720" w:hanging="360"/>
-      </w:pPr>
-    </w:lvl>
-  </w:abstractNum>
-  <w:abstractNum w:abstractNumId="6" w15:restartNumberingAfterBreak="0">
-    <w:multiLevelType w:val="hybridMultilevel"/>
-    <w:lvl w:ilvl="0" w15:tentative="1">
-      <w:start w:val="1"/>
-      <w:numFmt w:val="decimal"/>
-      <w:lvlText w:val="%1."/>
-      <w:lvlJc w:val="left"/>
-      <w:pPr>
-        <w:ind w:left="720" w:hanging="360"/>
-      </w:pPr>
-    </w:lvl>
-  </w:abstractNum>
-  <w:abstractNum w:abstractNumId="7" w15:restartNumberingAfterBreak="0">
-    <w:multiLevelType w:val="hybridMultilevel"/>
-    <w:lvl w:ilvl="0" w15:tentative="1">
-      <w:start w:val="1"/>
-      <w:numFmt w:val="decimal"/>
-      <w:lvlText w:val="%1."/>
-      <w:lvlJc w:val="left"/>
-      <w:pPr>
-        <w:ind w:left="720" w:hanging="360"/>
-      </w:pPr>
-    </w:lvl>
-  </w:abstractNum>
-  <w:abstractNum w:abstractNumId="8" w15:restartNumberingAfterBreak="0">
-    <w:multiLevelType w:val="hybridMultilevel"/>
-    <w:lvl w:ilvl="0" w15:tentative="1">
-      <w:start w:val="1"/>
-      <w:numFmt w:val="decimal"/>
-      <w:lvlText w:val="%1."/>
-      <w:lvlJc w:val="left"/>
-      <w:pPr>
-        <w:ind w:left="720" w:hanging="360"/>
-      </w:pPr>
-    </w:lvl>
-  </w:abstractNum>
-  <w:abstractNum w:abstractNumId="9" w15:restartNumberingAfterBreak="0">
-    <w:multiLevelType w:val="hybridMultilevel"/>
-    <w:lvl w:ilvl="0" w15:tentative="1">
-      <w:start w:val="1"/>
-      <w:numFmt w:val="decimal"/>
-      <w:lvlText w:val="%1."/>
-      <w:lvlJc w:val="left"/>
-      <w:pPr>
-        <w:ind w:left="720" w:hanging="360"/>
-      </w:pPr>
-    </w:lvl>
-  </w:abstractNum>
-  <w:abstractNum w:abstractNumId="10" w15:restartNumberingAfterBreak="0">
-    <w:multiLevelType w:val="hybridMultilevel"/>
-    <w:lvl w:ilvl="0" w15:tentative="1">
-      <w:start w:val="1"/>
-      <w:numFmt w:val="decimal"/>
-      <w:lvlText w:val="%1."/>
-      <w:lvlJc w:val="left"/>
-      <w:pPr>
-        <w:ind w:left="720" w:hanging="360"/>
-      </w:pPr>
-    </w:lvl>
-  </w:abstractNum>
-  <w:abstractNum w:abstractNumId="11" w15:restartNumberingAfterBreak="0">
-    <w:multiLevelType w:val="hybridMultilevel"/>
-    <w:lvl w:ilvl="0" w15:tentative="1">
-      <w:start w:val="1"/>
-      <w:numFmt w:val="decimal"/>
-      <w:lvlText w:val="%1."/>
-      <w:lvlJc w:val="left"/>
-      <w:pPr>
-        <w:ind w:left="720" w:hanging="360"/>
-      </w:pPr>
-    </w:lvl>
-  </w:abstractNum>
-  <w:abstractNum w:abstractNumId="12" w15:restartNumberingAfterBreak="0">
-    <w:multiLevelType w:val="hybridMultilevel"/>
-    <w:lvl w:ilvl="0" w15:tentative="1">
-      <w:start w:val="1"/>
-      <w:numFmt w:val="decimal"/>
-      <w:lvlText w:val="%1."/>
-      <w:lvlJc w:val="left"/>
-      <w:pPr>
-        <w:ind w:left="720" w:hanging="360"/>
+        <w:ind w:left="540" w:hanging="360"/>
       </w:pPr>
     </w:lvl>
   </w:abstractNum>
@@ -10164,48 +10065,6 @@
   </w:num>
   <w:num w:numId="5">
     <w:abstractNumId w:val="5"/>
-    <w:lvlOverride w:ilvl="0">
-      <w:startOverride w:val="1"/>
-    </w:lvlOverride>
-  </w:num>
-  <w:num w:numId="6">
-    <w:abstractNumId w:val="6"/>
-    <w:lvlOverride w:ilvl="0">
-      <w:startOverride w:val="1"/>
-    </w:lvlOverride>
-  </w:num>
-  <w:num w:numId="7">
-    <w:abstractNumId w:val="7"/>
-    <w:lvlOverride w:ilvl="0">
-      <w:startOverride w:val="1"/>
-    </w:lvlOverride>
-  </w:num>
-  <w:num w:numId="8">
-    <w:abstractNumId w:val="8"/>
-    <w:lvlOverride w:ilvl="0">
-      <w:startOverride w:val="1"/>
-    </w:lvlOverride>
-  </w:num>
-  <w:num w:numId="9">
-    <w:abstractNumId w:val="9"/>
-    <w:lvlOverride w:ilvl="0">
-      <w:startOverride w:val="1"/>
-    </w:lvlOverride>
-  </w:num>
-  <w:num w:numId="10">
-    <w:abstractNumId w:val="10"/>
-    <w:lvlOverride w:ilvl="0">
-      <w:startOverride w:val="1"/>
-    </w:lvlOverride>
-  </w:num>
-  <w:num w:numId="11">
-    <w:abstractNumId w:val="11"/>
-    <w:lvlOverride w:ilvl="0">
-      <w:startOverride w:val="1"/>
-    </w:lvlOverride>
-  </w:num>
-  <w:num w:numId="12">
-    <w:abstractNumId w:val="12"/>
     <w:lvlOverride w:ilvl="0">
       <w:startOverride w:val="1"/>
     </w:lvlOverride>
@@ -10397,31 +10256,18 @@
       <w:szCs w:val="20"/>
     </w:rPr>
   </w:style>
-  <w:style w:type="paragraph" w:styleId="Title">
-    <w:name w:val="Title"/>
-    <w:basedOn w:val="Normal"/>
-    <w:pPr>
-      <w:spacing w:after="120"/>
-    </w:pPr>
-    <w:rPr>
-      <w:b/>
-      <w:bCs/>
-      <w:color w:val="1F3864"/>
-      <w:sz w:val="44"/>
-      <w:szCs w:val="44"/>
-    </w:rPr>
-  </w:style>
   <w:style w:type="paragraph" w:styleId="Heading1">
-    <w:name w:val="heading 1"/>
+    <w:name w:val="Heading 1"/>
     <w:basedOn w:val="Normal"/>
     <w:next w:val="Normal"/>
     <w:qFormat/>
     <w:pPr>
       <w:keepNext/>
-      <w:spacing w:after="120" w:before="320"/>
+      <w:spacing w:after="120" w:before="360"/>
       <w:outlineLvl w:val="0"/>
     </w:pPr>
     <w:rPr>
+      <w:rFonts w:ascii="Calibri" w:cs="Calibri" w:eastAsia="Calibri" w:hAnsi="Calibri"/>
       <w:b/>
       <w:bCs/>
       <w:color w:val="1F3864"/>
@@ -10430,16 +10276,17 @@
     </w:rPr>
   </w:style>
   <w:style w:type="paragraph" w:styleId="Heading2">
-    <w:name w:val="heading 2"/>
+    <w:name w:val="Heading 2"/>
     <w:basedOn w:val="Normal"/>
     <w:next w:val="Normal"/>
     <w:qFormat/>
     <w:pPr>
       <w:keepNext/>
-      <w:spacing w:after="100" w:before="240"/>
+      <w:spacing w:after="120" w:before="240"/>
       <w:outlineLvl w:val="1"/>
     </w:pPr>
     <w:rPr>
+      <w:rFonts w:ascii="Calibri" w:cs="Calibri" w:eastAsia="Calibri" w:hAnsi="Calibri"/>
       <w:b/>
       <w:bCs/>
       <w:color w:val="1F3864"/>

--- a/Dokumentation/aktuell/Entwicklerhandbuch_Administration_Support_EPOS-Plan.docx
+++ b/Dokumentation/aktuell/Entwicklerhandbuch_Administration_Support_EPOS-Plan.docx
@@ -99,7 +99,7 @@
         <w:t xml:space="preserve">Stand.</w:t>
       </w:r>
       <w:r>
-        <w:t xml:space="preserve"> 11.10.2026, Stufe 1 ist umgesetzt (11.10.2026, #960; offen: Nachzug Zapfprofil-Vorgaben als Anwenderrubrik, Entscheid 11.10.2026); Konzeptstand nach den Anwenderentscheiden AS-Q1 bis AS-Q10 (</w:t>
+        <w:t xml:space="preserve"> 11.10.2026, Stufe 1 ist umgesetzt (11.10.2026, #968; offen: Nachzug Zapfprofil-Vorgaben als Anwenderrubrik, Entscheid 11.10.2026); Konzeptstand nach den Anwenderentscheiden AS-Q1 bis AS-Q10 (</w:t>
       </w:r>
       <w:r>
         <w:rPr>
@@ -9243,7 +9243,7 @@
                 <w:sz w:val="19"/>
                 <w:szCs w:val="19"/>
               </w:rPr>
-              <w:t xml:space="preserve">umgesetzt (11.10.2026, #960); </w:t>
+              <w:t xml:space="preserve">umgesetzt (11.10.2026, #968); </w:t>
             </w:r>
             <w:r>
               <w:rPr>

--- a/Dokumentation/aktuell/Entwicklerhandbuch_Administration_Support_EPOS-Plan.docx
+++ b/Dokumentation/aktuell/Entwicklerhandbuch_Administration_Support_EPOS-Plan.docx
@@ -99,7 +99,7 @@
         <w:t xml:space="preserve">Stand.</w:t>
       </w:r>
       <w:r>
-        <w:t xml:space="preserve"> 11.10.2026, Stufe 1 ist umgesetzt (11.10.2026, #968; offen: Nachzug Zapfprofil-Vorgaben als Anwenderrubrik, Entscheid 11.10.2026); Konzeptstand nach den Anwenderentscheiden AS-Q1 bis AS-Q10 (</w:t>
+        <w:t xml:space="preserve"> 11.10.2026, Stufen 1 und 2 umgesetzt (11.10.2026, #968 und #969); Nachzug Zapfprofil-Vorgaben offen (Anwenderrubrik, Entscheid 11.10.2026); Konzeptstand nach den Anwenderentscheiden AS-Q1 bis AS-Q10 (</w:t>
       </w:r>
       <w:r>
         <w:rPr>
@@ -5843,7 +5843,7 @@
         <w:t xml:space="preserve">Hilfe → Fernwartung…</w:t>
       </w:r>
       <w:r>
-        <w:t xml:space="preserve"> öffnet den Dialog: Kontakt, die Angaben für den Support (Abschnitt 3.3), der Erklärtext und der Knopf „Fernwartungsseite öffnen". Ohne bezahlte Lizenz ist der Knopf gesperrt, der Grund steht dabei (Abschnitt 4.4).</w:t>
+        <w:t xml:space="preserve"> öffnet den Dialog: Kontakt, die Angaben für den Support (Abschnitt 3.3), der Erklärtext und der Knopf „Fernwartungsseite öffnen". Ohne bezahlte Lizenz ist der Knopf gesperrt, der Grund steht dabei (Abschnitt 4.4). Telefon und E-Mail (Link) stehen im Dialog immer.</w:t>
       </w:r>
     </w:p>
     <w:p>
@@ -5971,6 +5971,52 @@
         <w:spacing w:after="60"/>
       </w:pPr>
       <w:r>
+        <w:t xml:space="preserve">Ob der Anwender die Fernwartung nutzen darf, prüft der Support an </w:t>
+      </w:r>
+      <w:r>
+        <w:rPr>
+          <w:rFonts w:ascii="Consolas" w:cs="Consolas" w:eastAsia="Consolas" w:hAnsi="Consolas"/>
+          <w:sz w:val="20"/>
+          <w:szCs w:val="20"/>
+        </w:rPr>
+        <w:t xml:space="preserve">LizenzCtrl.FernwartungErlaubt()</w:t>
+      </w:r>
+      <w:r>
+        <w:t xml:space="preserve"> (Erlaubt, Grund) oder am Menüpunkt: ist er gesperrt, steht der Grund im Tooltip. Ist die Lage unklar, lässt er sich den Diagnoseblock aus dem Dialog (Knopf „Kopieren“) per E-Mail schicken. Führt der Knopf ins Leere, fehlt die Fernwartungsseite </w:t>
+      </w:r>
+      <w:r>
+        <w:rPr>
+          <w:rFonts w:ascii="Consolas" w:cs="Consolas" w:eastAsia="Consolas" w:hAnsi="Consolas"/>
+          <w:sz w:val="20"/>
+          <w:szCs w:val="20"/>
+        </w:rPr>
+        <w:t xml:space="preserve">Fernwartung.SEITE</w:t>
+      </w:r>
+      <w:r>
+        <w:t xml:space="preserve"> (</w:t>
+      </w:r>
+      <w:r>
+        <w:rPr>
+          <w:rFonts w:ascii="Consolas" w:cs="Consolas" w:eastAsia="Consolas" w:hAnsi="Consolas"/>
+          <w:sz w:val="20"/>
+          <w:szCs w:val="20"/>
+        </w:rPr>
+        <w:t xml:space="preserve">EPOS.Kern/Allgemein/Support/Fernwartung.cs</w:t>
+      </w:r>
+      <w:r>
+        <w:t xml:space="preserve">) bei INEKON: Seite und Client prüfen (4.6) und bis dahin den Weg Telefon und E-Mail nehmen.</w:t>
+      </w:r>
+    </w:p>
+    <w:p>
+      <w:pPr>
+        <w:pStyle w:val="ListParagraph"/>
+        <w:numPr>
+          <w:ilvl w:val="0"/>
+          <w:numId w:val="5"/>
+        </w:numPr>
+        <w:spacing w:after="60"/>
+      </w:pPr>
+      <w:r>
         <w:t xml:space="preserve">Nach der Sitzung: kein Eintrag in EPOS-Plan; das Sitzungsprotokoll der Web-Konsole (wer wann mit wem) ist die einzige Aufzeichnung.</w:t>
       </w:r>
     </w:p>
@@ -6020,6 +6066,17 @@
         <w:t xml:space="preserve">demo</w:t>
       </w:r>
       <w:r>
+        <w:t xml:space="preserve">, Grund </w:t>
+      </w:r>
+      <w:r>
+        <w:rPr>
+          <w:rFonts w:ascii="Consolas" w:cs="Consolas" w:eastAsia="Consolas" w:hAnsi="Consolas"/>
+          <w:sz w:val="20"/>
+          <w:szCs w:val="20"/>
+        </w:rPr>
+        <w:t xml:space="preserve">FW_SPERRE_TEST</w:t>
+      </w:r>
+      <w:r>
         <w:t xml:space="preserve">), ohne Aktivierung (</w:t>
       </w:r>
       <w:r>
@@ -6031,7 +6088,18 @@
         <w:t xml:space="preserve">NichtAktiviert</w:t>
       </w:r>
       <w:r>
-        <w:t xml:space="preserve">) und bei manipulierter Uhr (</w:t>
+        <w:t xml:space="preserve">, Grund </w:t>
+      </w:r>
+      <w:r>
+        <w:rPr>
+          <w:rFonts w:ascii="Consolas" w:cs="Consolas" w:eastAsia="Consolas" w:hAnsi="Consolas"/>
+          <w:sz w:val="20"/>
+          <w:szCs w:val="20"/>
+        </w:rPr>
+        <w:t xml:space="preserve">FW_SPERRE_LIZENZ</w:t>
+      </w:r>
+      <w:r>
+        <w:t xml:space="preserve">), bei manipulierter Uhr (</w:t>
       </w:r>
       <w:r>
         <w:rPr>
@@ -6042,7 +6110,7 @@
         <w:t xml:space="preserve">UhrManipuliert</w:t>
       </w:r>
       <w:r>
-        <w:t xml:space="preserve">). Für diese Fälle gilt Telefon und E-Mail mit Diagnosedaten; eine Testversion bekommt keine Fernwartung. Die Frage stellt </w:t>
+        <w:t xml:space="preserve">), bei unbekanntem Lizenztyp und bei einem Token eines fremden Geräts. Für diese Fälle gilt Telefon und E-Mail mit Diagnosedaten; eine Testversion bekommt keine Fernwartung. Die Frage stellt </w:t>
       </w:r>
       <w:r>
         <w:rPr>
@@ -6050,10 +6118,21 @@
           <w:sz w:val="20"/>
           <w:szCs w:val="20"/>
         </w:rPr>
-        <w:t xml:space="preserve">LizenzCtrl.FernwartungErlaubt(LizenzLage)</w:t>
-      </w:r>
-      <w:r>
-        <w:t xml:space="preserve">; ein Supportvertrag im Token (</w:t>
+        <w:t xml:space="preserve">LizenzCtrl.FernwartungErlaubt()</w:t>
+      </w:r>
+      <w:r>
+        <w:t xml:space="preserve"> (ohne Nebenwirkung, liefert </w:t>
+      </w:r>
+      <w:r>
+        <w:rPr>
+          <w:rFonts w:ascii="Consolas" w:cs="Consolas" w:eastAsia="Consolas" w:hAnsi="Consolas"/>
+          <w:sz w:val="20"/>
+          <w:szCs w:val="20"/>
+        </w:rPr>
+        <w:t xml:space="preserve">Fernwartungsfreigabe(Erlaubt, Grund)</w:t>
+      </w:r>
+      <w:r>
+        <w:t xml:space="preserve">); ein Supportvertrag im Token (</w:t>
       </w:r>
       <w:r>
         <w:rPr>
@@ -8747,7 +8826,37 @@
                 <w:sz w:val="19"/>
                 <w:szCs w:val="19"/>
               </w:rPr>
-              <w:t xml:space="preserve">, Hülle </w:t>
+              <w:t xml:space="preserve">, </w:t>
+            </w:r>
+            <w:r>
+              <w:rPr>
+                <w:rFonts w:ascii="Consolas" w:cs="Consolas" w:eastAsia="Consolas" w:hAnsi="Consolas"/>
+                <w:sz w:val="18"/>
+                <w:szCs w:val="18"/>
+              </w:rPr>
+              <w:t xml:space="preserve">FernwartungDaten.cs</w:t>
+            </w:r>
+            <w:r>
+              <w:rPr>
+                <w:sz w:val="19"/>
+                <w:szCs w:val="19"/>
+              </w:rPr>
+              <w:t xml:space="preserve"> (mit </w:t>
+            </w:r>
+            <w:r>
+              <w:rPr>
+                <w:rFonts w:ascii="Consolas" w:cs="Consolas" w:eastAsia="Consolas" w:hAnsi="Consolas"/>
+                <w:sz w:val="18"/>
+                <w:szCs w:val="18"/>
+              </w:rPr>
+              <w:t xml:space="preserve">FernwartungTexte</w:t>
+            </w:r>
+            <w:r>
+              <w:rPr>
+                <w:sz w:val="19"/>
+                <w:szCs w:val="19"/>
+              </w:rPr>
+              <w:t xml:space="preserve">), Hülle </w:t>
             </w:r>
             <w:r>
               <w:rPr>
@@ -8756,6 +8865,599 @@
                 <w:szCs w:val="18"/>
               </w:rPr>
               <w:t xml:space="preserve">EPOS.UI.Daten/Hilfe/FernwartungHuelle.cs</w:t>
+            </w:r>
+            <w:r>
+              <w:rPr>
+                <w:sz w:val="19"/>
+                <w:szCs w:val="19"/>
+              </w:rPr>
+              <w:t xml:space="preserve">, Fenster </w:t>
+            </w:r>
+            <w:r>
+              <w:rPr>
+                <w:rFonts w:ascii="Consolas" w:cs="Consolas" w:eastAsia="Consolas" w:hAnsi="Consolas"/>
+                <w:sz w:val="18"/>
+                <w:szCs w:val="18"/>
+              </w:rPr>
+              <w:t xml:space="preserve">WindowsFormsApplication1/Views/Help/FernwartungFenster.cs</w:t>
+            </w:r>
+          </w:p>
+        </w:tc>
+        <w:tc>
+          <w:tcPr>
+            <w:tcW w:type="dxa" w:w="547"/>
+            <w:tcBorders>
+              <w:top w:val="single" w:color="A6A6A6" w:sz="4"/>
+              <w:left w:val="single" w:color="A6A6A6" w:sz="4"/>
+              <w:bottom w:val="single" w:color="A6A6A6" w:sz="4"/>
+              <w:right w:val="single" w:color="A6A6A6" w:sz="4"/>
+            </w:tcBorders>
+            <w:tcMar>
+              <w:top w:type="dxa" w:w="50"/>
+              <w:left w:type="dxa" w:w="90"/>
+              <w:bottom w:type="dxa" w:w="50"/>
+              <w:right w:type="dxa" w:w="90"/>
+            </w:tcMar>
+          </w:tcPr>
+          <w:p>
+            <w:pPr>
+              <w:spacing w:after="0"/>
+            </w:pPr>
+            <w:r>
+              <w:rPr>
+                <w:sz w:val="19"/>
+                <w:szCs w:val="19"/>
+              </w:rPr>
+              <w:t xml:space="preserve">2</w:t>
+            </w:r>
+          </w:p>
+        </w:tc>
+      </w:tr>
+      <w:tr>
+        <w:trPr>
+          <w:cantSplit/>
+          <w:tblHeader w:val="false"/>
+        </w:trPr>
+        <w:tc>
+          <w:tcPr>
+            <w:tcW w:type="dxa" w:w="3636"/>
+            <w:tcBorders>
+              <w:top w:val="single" w:color="A6A6A6" w:sz="4"/>
+              <w:left w:val="single" w:color="A6A6A6" w:sz="4"/>
+              <w:bottom w:val="single" w:color="A6A6A6" w:sz="4"/>
+              <w:right w:val="single" w:color="A6A6A6" w:sz="4"/>
+            </w:tcBorders>
+            <w:tcMar>
+              <w:top w:type="dxa" w:w="50"/>
+              <w:left w:type="dxa" w:w="90"/>
+              <w:bottom w:type="dxa" w:w="50"/>
+              <w:right w:type="dxa" w:w="90"/>
+            </w:tcMar>
+          </w:tcPr>
+          <w:p>
+            <w:pPr>
+              <w:spacing w:after="0"/>
+            </w:pPr>
+            <w:r>
+              <w:rPr>
+                <w:sz w:val="19"/>
+                <w:szCs w:val="19"/>
+              </w:rPr>
+              <w:t xml:space="preserve">Fernwartungsregel, Adresse</w:t>
+            </w:r>
+          </w:p>
+        </w:tc>
+        <w:tc>
+          <w:tcPr>
+            <w:tcW w:type="dxa" w:w="5455"/>
+            <w:tcBorders>
+              <w:top w:val="single" w:color="A6A6A6" w:sz="4"/>
+              <w:left w:val="single" w:color="A6A6A6" w:sz="4"/>
+              <w:bottom w:val="single" w:color="A6A6A6" w:sz="4"/>
+              <w:right w:val="single" w:color="A6A6A6" w:sz="4"/>
+            </w:tcBorders>
+            <w:tcMar>
+              <w:top w:type="dxa" w:w="50"/>
+              <w:left w:type="dxa" w:w="90"/>
+              <w:bottom w:type="dxa" w:w="50"/>
+              <w:right w:type="dxa" w:w="90"/>
+            </w:tcMar>
+          </w:tcPr>
+          <w:p>
+            <w:pPr>
+              <w:spacing w:after="0"/>
+            </w:pPr>
+            <w:r>
+              <w:rPr>
+                <w:rFonts w:ascii="Consolas" w:cs="Consolas" w:eastAsia="Consolas" w:hAnsi="Consolas"/>
+                <w:sz w:val="18"/>
+                <w:szCs w:val="18"/>
+              </w:rPr>
+              <w:t xml:space="preserve">EPOS.Kern/Allgemein/Support/Fernwartung.cs</w:t>
+            </w:r>
+            <w:r>
+              <w:rPr>
+                <w:sz w:val="19"/>
+                <w:szCs w:val="19"/>
+              </w:rPr>
+              <w:t xml:space="preserve"> (</w:t>
+            </w:r>
+            <w:r>
+              <w:rPr>
+                <w:rFonts w:ascii="Consolas" w:cs="Consolas" w:eastAsia="Consolas" w:hAnsi="Consolas"/>
+                <w:sz w:val="18"/>
+                <w:szCs w:val="18"/>
+              </w:rPr>
+              <w:t xml:space="preserve">SEITE</w:t>
+            </w:r>
+            <w:r>
+              <w:rPr>
+                <w:sz w:val="19"/>
+                <w:szCs w:val="19"/>
+              </w:rPr>
+              <w:t xml:space="preserve">, </w:t>
+            </w:r>
+            <w:r>
+              <w:rPr>
+                <w:rFonts w:ascii="Consolas" w:cs="Consolas" w:eastAsia="Consolas" w:hAnsi="Consolas"/>
+                <w:sz w:val="18"/>
+                <w:szCs w:val="18"/>
+              </w:rPr>
+              <w:t xml:space="preserve">Fernwartungsfreigabe</w:t>
+            </w:r>
+            <w:r>
+              <w:rPr>
+                <w:sz w:val="19"/>
+                <w:szCs w:val="19"/>
+              </w:rPr>
+              <w:t xml:space="preserve">), </w:t>
+            </w:r>
+            <w:r>
+              <w:rPr>
+                <w:rFonts w:ascii="Consolas" w:cs="Consolas" w:eastAsia="Consolas" w:hAnsi="Consolas"/>
+                <w:sz w:val="18"/>
+                <w:szCs w:val="18"/>
+              </w:rPr>
+              <w:t xml:space="preserve">EPOS.Kern/Controller/LizenzCtrl.cs</w:t>
+            </w:r>
+            <w:r>
+              <w:rPr>
+                <w:sz w:val="19"/>
+                <w:szCs w:val="19"/>
+              </w:rPr>
+              <w:t xml:space="preserve"> (</w:t>
+            </w:r>
+            <w:r>
+              <w:rPr>
+                <w:rFonts w:ascii="Consolas" w:cs="Consolas" w:eastAsia="Consolas" w:hAnsi="Consolas"/>
+                <w:sz w:val="18"/>
+                <w:szCs w:val="18"/>
+              </w:rPr>
+              <w:t xml:space="preserve">FernwartungErlaubt</w:t>
+            </w:r>
+            <w:r>
+              <w:rPr>
+                <w:sz w:val="19"/>
+                <w:szCs w:val="19"/>
+              </w:rPr>
+              <w:t xml:space="preserve">), </w:t>
+            </w:r>
+            <w:r>
+              <w:rPr>
+                <w:rFonts w:ascii="Consolas" w:cs="Consolas" w:eastAsia="Consolas" w:hAnsi="Consolas"/>
+                <w:sz w:val="18"/>
+                <w:szCs w:val="18"/>
+              </w:rPr>
+              <w:t xml:space="preserve">LizenzManager.AnkerOhneSchreiben</w:t>
+            </w:r>
+          </w:p>
+        </w:tc>
+        <w:tc>
+          <w:tcPr>
+            <w:tcW w:type="dxa" w:w="547"/>
+            <w:tcBorders>
+              <w:top w:val="single" w:color="A6A6A6" w:sz="4"/>
+              <w:left w:val="single" w:color="A6A6A6" w:sz="4"/>
+              <w:bottom w:val="single" w:color="A6A6A6" w:sz="4"/>
+              <w:right w:val="single" w:color="A6A6A6" w:sz="4"/>
+            </w:tcBorders>
+            <w:tcMar>
+              <w:top w:type="dxa" w:w="50"/>
+              <w:left w:type="dxa" w:w="90"/>
+              <w:bottom w:type="dxa" w:w="50"/>
+              <w:right w:type="dxa" w:w="90"/>
+            </w:tcMar>
+          </w:tcPr>
+          <w:p>
+            <w:pPr>
+              <w:spacing w:after="0"/>
+            </w:pPr>
+            <w:r>
+              <w:rPr>
+                <w:sz w:val="19"/>
+                <w:szCs w:val="19"/>
+              </w:rPr>
+              <w:t xml:space="preserve">2</w:t>
+            </w:r>
+          </w:p>
+        </w:tc>
+      </w:tr>
+      <w:tr>
+        <w:trPr>
+          <w:cantSplit/>
+          <w:tblHeader w:val="false"/>
+        </w:trPr>
+        <w:tc>
+          <w:tcPr>
+            <w:tcW w:type="dxa" w:w="3636"/>
+            <w:tcBorders>
+              <w:top w:val="single" w:color="A6A6A6" w:sz="4"/>
+              <w:left w:val="single" w:color="A6A6A6" w:sz="4"/>
+              <w:bottom w:val="single" w:color="A6A6A6" w:sz="4"/>
+              <w:right w:val="single" w:color="A6A6A6" w:sz="4"/>
+            </w:tcBorders>
+            <w:tcMar>
+              <w:top w:type="dxa" w:w="50"/>
+              <w:left w:type="dxa" w:w="90"/>
+              <w:bottom w:type="dxa" w:w="50"/>
+              <w:right w:type="dxa" w:w="90"/>
+            </w:tcMar>
+          </w:tcPr>
+          <w:p>
+            <w:pPr>
+              <w:spacing w:after="0"/>
+            </w:pPr>
+            <w:r>
+              <w:rPr>
+                <w:sz w:val="19"/>
+                <w:szCs w:val="19"/>
+              </w:rPr>
+              <w:t xml:space="preserve">Menüsperre</w:t>
+            </w:r>
+          </w:p>
+        </w:tc>
+        <w:tc>
+          <w:tcPr>
+            <w:tcW w:type="dxa" w:w="5455"/>
+            <w:tcBorders>
+              <w:top w:val="single" w:color="A6A6A6" w:sz="4"/>
+              <w:left w:val="single" w:color="A6A6A6" w:sz="4"/>
+              <w:bottom w:val="single" w:color="A6A6A6" w:sz="4"/>
+              <w:right w:val="single" w:color="A6A6A6" w:sz="4"/>
+            </w:tcBorders>
+            <w:tcMar>
+              <w:top w:type="dxa" w:w="50"/>
+              <w:left w:type="dxa" w:w="90"/>
+              <w:bottom w:type="dxa" w:w="50"/>
+              <w:right w:type="dxa" w:w="90"/>
+            </w:tcMar>
+          </w:tcPr>
+          <w:p>
+            <w:pPr>
+              <w:spacing w:after="0"/>
+            </w:pPr>
+            <w:r>
+              <w:rPr>
+                <w:rFonts w:ascii="Consolas" w:cs="Consolas" w:eastAsia="Consolas" w:hAnsi="Consolas"/>
+                <w:sz w:val="18"/>
+                <w:szCs w:val="18"/>
+              </w:rPr>
+              <w:t xml:space="preserve">EPOS.UI/Bausteine/Menuepunkt.cs</w:t>
+            </w:r>
+            <w:r>
+              <w:rPr>
+                <w:sz w:val="19"/>
+                <w:szCs w:val="19"/>
+              </w:rPr>
+              <w:t xml:space="preserve"> (</w:t>
+            </w:r>
+            <w:r>
+              <w:rPr>
+                <w:rFonts w:ascii="Consolas" w:cs="Consolas" w:eastAsia="Consolas" w:hAnsi="Consolas"/>
+                <w:sz w:val="18"/>
+                <w:szCs w:val="18"/>
+              </w:rPr>
+              <w:t xml:space="preserve">Sperrgrund</w:t>
+            </w:r>
+            <w:r>
+              <w:rPr>
+                <w:sz w:val="19"/>
+                <w:szCs w:val="19"/>
+              </w:rPr>
+              <w:t xml:space="preserve">), </w:t>
+            </w:r>
+            <w:r>
+              <w:rPr>
+                <w:rFonts w:ascii="Consolas" w:cs="Consolas" w:eastAsia="Consolas" w:hAnsi="Consolas"/>
+                <w:sz w:val="18"/>
+                <w:szCs w:val="18"/>
+              </w:rPr>
+              <w:t xml:space="preserve">Menuetabelle.cs</w:t>
+            </w:r>
+            <w:r>
+              <w:rPr>
+                <w:sz w:val="19"/>
+                <w:szCs w:val="19"/>
+              </w:rPr>
+              <w:t xml:space="preserve"> (Punkt </w:t>
+            </w:r>
+            <w:r>
+              <w:rPr>
+                <w:rFonts w:ascii="Consolas" w:cs="Consolas" w:eastAsia="Consolas" w:hAnsi="Consolas"/>
+                <w:sz w:val="18"/>
+                <w:szCs w:val="18"/>
+              </w:rPr>
+              <w:t xml:space="preserve">MenuItem_Fernwartung</w:t>
+            </w:r>
+            <w:r>
+              <w:rPr>
+                <w:sz w:val="19"/>
+                <w:szCs w:val="19"/>
+              </w:rPr>
+              <w:t xml:space="preserve">), </w:t>
+            </w:r>
+            <w:r>
+              <w:rPr>
+                <w:rFonts w:ascii="Consolas" w:cs="Consolas" w:eastAsia="Consolas" w:hAnsi="Consolas"/>
+                <w:sz w:val="18"/>
+                <w:szCs w:val="18"/>
+              </w:rPr>
+              <w:t xml:space="preserve">Menueband.razor</w:t>
+            </w:r>
+            <w:r>
+              <w:rPr>
+                <w:sz w:val="19"/>
+                <w:szCs w:val="19"/>
+              </w:rPr>
+              <w:t xml:space="preserve">, </w:t>
+            </w:r>
+            <w:r>
+              <w:rPr>
+                <w:rFonts w:ascii="Consolas" w:cs="Consolas" w:eastAsia="Consolas" w:hAnsi="Consolas"/>
+                <w:sz w:val="18"/>
+                <w:szCs w:val="18"/>
+              </w:rPr>
+              <w:t xml:space="preserve">HauptfensterHuelle.cs</w:t>
+            </w:r>
+            <w:r>
+              <w:rPr>
+                <w:sz w:val="19"/>
+                <w:szCs w:val="19"/>
+              </w:rPr>
+              <w:t xml:space="preserve"> (Fall </w:t>
+            </w:r>
+            <w:r>
+              <w:rPr>
+                <w:rFonts w:ascii="Consolas" w:cs="Consolas" w:eastAsia="Consolas" w:hAnsi="Consolas"/>
+                <w:sz w:val="18"/>
+                <w:szCs w:val="18"/>
+              </w:rPr>
+              <w:t xml:space="preserve">Fernwartung</w:t>
+            </w:r>
+            <w:r>
+              <w:rPr>
+                <w:sz w:val="19"/>
+                <w:szCs w:val="19"/>
+              </w:rPr>
+              <w:t xml:space="preserve">)</w:t>
+            </w:r>
+          </w:p>
+        </w:tc>
+        <w:tc>
+          <w:tcPr>
+            <w:tcW w:type="dxa" w:w="547"/>
+            <w:tcBorders>
+              <w:top w:val="single" w:color="A6A6A6" w:sz="4"/>
+              <w:left w:val="single" w:color="A6A6A6" w:sz="4"/>
+              <w:bottom w:val="single" w:color="A6A6A6" w:sz="4"/>
+              <w:right w:val="single" w:color="A6A6A6" w:sz="4"/>
+            </w:tcBorders>
+            <w:tcMar>
+              <w:top w:type="dxa" w:w="50"/>
+              <w:left w:type="dxa" w:w="90"/>
+              <w:bottom w:type="dxa" w:w="50"/>
+              <w:right w:type="dxa" w:w="90"/>
+            </w:tcMar>
+          </w:tcPr>
+          <w:p>
+            <w:pPr>
+              <w:spacing w:after="0"/>
+            </w:pPr>
+            <w:r>
+              <w:rPr>
+                <w:sz w:val="19"/>
+                <w:szCs w:val="19"/>
+              </w:rPr>
+              <w:t xml:space="preserve">2</w:t>
+            </w:r>
+          </w:p>
+        </w:tc>
+      </w:tr>
+      <w:tr>
+        <w:trPr>
+          <w:cantSplit/>
+          <w:tblHeader w:val="false"/>
+        </w:trPr>
+        <w:tc>
+          <w:tcPr>
+            <w:tcW w:type="dxa" w:w="3636"/>
+            <w:tcBorders>
+              <w:top w:val="single" w:color="A6A6A6" w:sz="4"/>
+              <w:left w:val="single" w:color="A6A6A6" w:sz="4"/>
+              <w:bottom w:val="single" w:color="A6A6A6" w:sz="4"/>
+              <w:right w:val="single" w:color="A6A6A6" w:sz="4"/>
+            </w:tcBorders>
+            <w:tcMar>
+              <w:top w:type="dxa" w:w="50"/>
+              <w:left w:type="dxa" w:w="90"/>
+              <w:bottom w:type="dxa" w:w="50"/>
+              <w:right w:type="dxa" w:w="90"/>
+            </w:tcMar>
+          </w:tcPr>
+          <w:p>
+            <w:pPr>
+              <w:spacing w:after="0"/>
+            </w:pPr>
+            <w:r>
+              <w:rPr>
+                <w:sz w:val="19"/>
+                <w:szCs w:val="19"/>
+              </w:rPr>
+              <w:t xml:space="preserve">Tests der Fernwartung</w:t>
+            </w:r>
+          </w:p>
+        </w:tc>
+        <w:tc>
+          <w:tcPr>
+            <w:tcW w:type="dxa" w:w="5455"/>
+            <w:tcBorders>
+              <w:top w:val="single" w:color="A6A6A6" w:sz="4"/>
+              <w:left w:val="single" w:color="A6A6A6" w:sz="4"/>
+              <w:bottom w:val="single" w:color="A6A6A6" w:sz="4"/>
+              <w:right w:val="single" w:color="A6A6A6" w:sz="4"/>
+            </w:tcBorders>
+            <w:tcMar>
+              <w:top w:type="dxa" w:w="50"/>
+              <w:left w:type="dxa" w:w="90"/>
+              <w:bottom w:type="dxa" w:w="50"/>
+              <w:right w:type="dxa" w:w="90"/>
+            </w:tcMar>
+          </w:tcPr>
+          <w:p>
+            <w:pPr>
+              <w:spacing w:after="0"/>
+            </w:pPr>
+            <w:r>
+              <w:rPr>
+                <w:rFonts w:ascii="Consolas" w:cs="Consolas" w:eastAsia="Consolas" w:hAnsi="Consolas"/>
+                <w:sz w:val="18"/>
+                <w:szCs w:val="18"/>
+              </w:rPr>
+              <w:t xml:space="preserve">EPOS.Kern.Tests/FernwartungFreigabeTests.cs</w:t>
+            </w:r>
+            <w:r>
+              <w:rPr>
+                <w:sz w:val="19"/>
+                <w:szCs w:val="19"/>
+              </w:rPr>
+              <w:t xml:space="preserve">, </w:t>
+            </w:r>
+            <w:r>
+              <w:rPr>
+                <w:rFonts w:ascii="Consolas" w:cs="Consolas" w:eastAsia="Consolas" w:hAnsi="Consolas"/>
+                <w:sz w:val="18"/>
+                <w:szCs w:val="18"/>
+              </w:rPr>
+              <w:t xml:space="preserve">EPOS.UI.Tests/Dialoge/FernwartungDialogTests.cs</w:t>
+            </w:r>
+            <w:r>
+              <w:rPr>
+                <w:sz w:val="19"/>
+                <w:szCs w:val="19"/>
+              </w:rPr>
+              <w:t xml:space="preserve">, </w:t>
+            </w:r>
+            <w:r>
+              <w:rPr>
+                <w:rFonts w:ascii="Consolas" w:cs="Consolas" w:eastAsia="Consolas" w:hAnsi="Consolas"/>
+                <w:sz w:val="18"/>
+                <w:szCs w:val="18"/>
+              </w:rPr>
+              <w:t xml:space="preserve">MenuebandTests</w:t>
+            </w:r>
+          </w:p>
+        </w:tc>
+        <w:tc>
+          <w:tcPr>
+            <w:tcW w:type="dxa" w:w="547"/>
+            <w:tcBorders>
+              <w:top w:val="single" w:color="A6A6A6" w:sz="4"/>
+              <w:left w:val="single" w:color="A6A6A6" w:sz="4"/>
+              <w:bottom w:val="single" w:color="A6A6A6" w:sz="4"/>
+              <w:right w:val="single" w:color="A6A6A6" w:sz="4"/>
+            </w:tcBorders>
+            <w:tcMar>
+              <w:top w:type="dxa" w:w="50"/>
+              <w:left w:type="dxa" w:w="90"/>
+              <w:bottom w:type="dxa" w:w="50"/>
+              <w:right w:type="dxa" w:w="90"/>
+            </w:tcMar>
+          </w:tcPr>
+          <w:p>
+            <w:pPr>
+              <w:spacing w:after="0"/>
+            </w:pPr>
+            <w:r>
+              <w:rPr>
+                <w:sz w:val="19"/>
+                <w:szCs w:val="19"/>
+              </w:rPr>
+              <w:t xml:space="preserve">2</w:t>
+            </w:r>
+          </w:p>
+        </w:tc>
+      </w:tr>
+      <w:tr>
+        <w:trPr>
+          <w:cantSplit/>
+          <w:tblHeader w:val="false"/>
+        </w:trPr>
+        <w:tc>
+          <w:tcPr>
+            <w:tcW w:type="dxa" w:w="3636"/>
+            <w:tcBorders>
+              <w:top w:val="single" w:color="A6A6A6" w:sz="4"/>
+              <w:left w:val="single" w:color="A6A6A6" w:sz="4"/>
+              <w:bottom w:val="single" w:color="A6A6A6" w:sz="4"/>
+              <w:right w:val="single" w:color="A6A6A6" w:sz="4"/>
+            </w:tcBorders>
+            <w:tcMar>
+              <w:top w:type="dxa" w:w="50"/>
+              <w:left w:type="dxa" w:w="90"/>
+              <w:bottom w:type="dxa" w:w="50"/>
+              <w:right w:type="dxa" w:w="90"/>
+            </w:tcMar>
+          </w:tcPr>
+          <w:p>
+            <w:pPr>
+              <w:spacing w:after="0"/>
+            </w:pPr>
+            <w:r>
+              <w:rPr>
+                <w:sz w:val="19"/>
+                <w:szCs w:val="19"/>
+              </w:rPr>
+              <w:t xml:space="preserve">Wiki-Quelle</w:t>
+            </w:r>
+          </w:p>
+        </w:tc>
+        <w:tc>
+          <w:tcPr>
+            <w:tcW w:type="dxa" w:w="5455"/>
+            <w:tcBorders>
+              <w:top w:val="single" w:color="A6A6A6" w:sz="4"/>
+              <w:left w:val="single" w:color="A6A6A6" w:sz="4"/>
+              <w:bottom w:val="single" w:color="A6A6A6" w:sz="4"/>
+              <w:right w:val="single" w:color="A6A6A6" w:sz="4"/>
+            </w:tcBorders>
+            <w:tcMar>
+              <w:top w:type="dxa" w:w="50"/>
+              <w:left w:type="dxa" w:w="90"/>
+              <w:bottom w:type="dxa" w:w="50"/>
+              <w:right w:type="dxa" w:w="90"/>
+            </w:tcMar>
+          </w:tcPr>
+          <w:p>
+            <w:pPr>
+              <w:spacing w:after="0"/>
+            </w:pPr>
+            <w:r>
+              <w:rPr>
+                <w:rFonts w:ascii="Consolas" w:cs="Consolas" w:eastAsia="Consolas" w:hAnsi="Consolas"/>
+                <w:sz w:val="18"/>
+                <w:szCs w:val="18"/>
+              </w:rPr>
+              <w:t xml:space="preserve">Projekte/Wiki/Programm Dokumentation - Fernwartung.wiki</w:t>
             </w:r>
           </w:p>
         </w:tc>
@@ -9352,7 +10054,7 @@
                 <w:sz w:val="19"/>
                 <w:szCs w:val="19"/>
               </w:rPr>
-              <w:t xml:space="preserve">offen</w:t>
+              <w:t xml:space="preserve">umgesetzt (11.10.2026, #969); offen beim Anwender: Fernwartungsseite, Server, signierter Client</w:t>
             </w:r>
           </w:p>
         </w:tc>

--- a/Dokumentation/aktuell/Entwicklerhandbuch_Administration_Support_EPOS-Plan.docx
+++ b/Dokumentation/aktuell/Entwicklerhandbuch_Administration_Support_EPOS-Plan.docx
@@ -99,7 +99,7 @@
         <w:t xml:space="preserve">Stand.</w:t>
       </w:r>
       <w:r>
-        <w:t xml:space="preserve"> 11.10.2026, Stufen 1 und 2 umgesetzt (11.10.2026, #968 und #969); Nachzug Zapfprofil-Vorgaben offen (Anwenderrubrik, Entscheid 11.10.2026); Konzeptstand nach den Anwenderentscheiden AS-Q1 bis AS-Q10 (</w:t>
+        <w:t xml:space="preserve"> 11.10.2026, Stufen 1 und 2 umgesetzt (11.10.2026, #972 und #973); Nachzug Zapfprofil-Vorgaben offen (Anwenderrubrik, Entscheid 11.10.2026); Konzeptstand nach den Anwenderentscheiden AS-Q1 bis AS-Q10 (</w:t>
       </w:r>
       <w:r>
         <w:rPr>
@@ -9945,7 +9945,7 @@
                 <w:sz w:val="19"/>
                 <w:szCs w:val="19"/>
               </w:rPr>
-              <w:t xml:space="preserve">umgesetzt (11.10.2026, #968); </w:t>
+              <w:t xml:space="preserve">umgesetzt (11.10.2026, #972); </w:t>
             </w:r>
             <w:r>
               <w:rPr>
@@ -10054,7 +10054,7 @@
                 <w:sz w:val="19"/>
                 <w:szCs w:val="19"/>
               </w:rPr>
-              <w:t xml:space="preserve">umgesetzt (11.10.2026, #969); offen beim Anwender: Fernwartungsseite, Server, signierter Client</w:t>
+              <w:t xml:space="preserve">umgesetzt (11.10.2026, #973); offen beim Anwender: Fernwartungsseite, Server, signierter Client</w:t>
             </w:r>
           </w:p>
         </w:tc>

--- a/Dokumentation/aktuell/Entwicklerhandbuch_Administration_Support_EPOS-Plan.docx
+++ b/Dokumentation/aktuell/Entwicklerhandbuch_Administration_Support_EPOS-Plan.docx
@@ -99,7 +99,7 @@
         <w:t xml:space="preserve">Stand.</w:t>
       </w:r>
       <w:r>
-        <w:t xml:space="preserve"> 11.10.2026, Stufen 1 und 2 umgesetzt (11.10.2026, #972 und #973); Nachzug Zapfprofil-Vorgaben offen (Anwenderrubrik, Entscheid 11.10.2026); Konzeptstand nach den Anwenderentscheiden AS-Q1 bis AS-Q10 (</w:t>
+        <w:t xml:space="preserve"> 11.10.2026, Stufen 1 und 2 umgesetzt (11.10.2026, #974 und #975), Stufe 3 (3a Über und Diagnose, 3b Supportpaket) umgesetzt (11.10.2026, #977), Nachzug Zapfprofil-Rubrik umgesetzt (11.10.2026, #976); Konzeptstand nach den Anwenderentscheiden AS-Q1 bis AS-Q10 (</w:t>
       </w:r>
       <w:r>
         <w:rPr>
@@ -216,10 +216,10 @@
         </w:tblBorders>
       </w:tblPr>
       <w:tblGrid>
-        <w:gridCol w:w="1261"/>
-        <w:gridCol w:w="3027"/>
-        <w:gridCol w:w="3027"/>
-        <w:gridCol w:w="2323"/>
+        <w:gridCol w:w="1175"/>
+        <w:gridCol w:w="2820"/>
+        <w:gridCol w:w="2820"/>
+        <w:gridCol w:w="2823"/>
       </w:tblGrid>
       <w:tr>
         <w:trPr>
@@ -228,7 +228,7 @@
         </w:trPr>
         <w:tc>
           <w:tcPr>
-            <w:tcW w:type="dxa" w:w="1261"/>
+            <w:tcW w:type="dxa" w:w="1175"/>
             <w:tcBorders>
               <w:top w:val="single" w:color="A6A6A6" w:sz="4"/>
               <w:left w:val="single" w:color="A6A6A6" w:sz="4"/>
@@ -260,7 +260,7 @@
         </w:tc>
         <w:tc>
           <w:tcPr>
-            <w:tcW w:type="dxa" w:w="3027"/>
+            <w:tcW w:type="dxa" w:w="2820"/>
             <w:tcBorders>
               <w:top w:val="single" w:color="A6A6A6" w:sz="4"/>
               <w:left w:val="single" w:color="A6A6A6" w:sz="4"/>
@@ -292,7 +292,7 @@
         </w:tc>
         <w:tc>
           <w:tcPr>
-            <w:tcW w:type="dxa" w:w="3027"/>
+            <w:tcW w:type="dxa" w:w="2820"/>
             <w:tcBorders>
               <w:top w:val="single" w:color="A6A6A6" w:sz="4"/>
               <w:left w:val="single" w:color="A6A6A6" w:sz="4"/>
@@ -324,7 +324,7 @@
         </w:tc>
         <w:tc>
           <w:tcPr>
-            <w:tcW w:type="dxa" w:w="2323"/>
+            <w:tcW w:type="dxa" w:w="2823"/>
             <w:tcBorders>
               <w:top w:val="single" w:color="A6A6A6" w:sz="4"/>
               <w:left w:val="single" w:color="A6A6A6" w:sz="4"/>
@@ -362,7 +362,7 @@
         </w:trPr>
         <w:tc>
           <w:tcPr>
-            <w:tcW w:type="dxa" w:w="1261"/>
+            <w:tcW w:type="dxa" w:w="1175"/>
             <w:tcBorders>
               <w:top w:val="single" w:color="A6A6A6" w:sz="4"/>
               <w:left w:val="single" w:color="A6A6A6" w:sz="4"/>
@@ -393,7 +393,7 @@
         </w:tc>
         <w:tc>
           <w:tcPr>
-            <w:tcW w:type="dxa" w:w="3027"/>
+            <w:tcW w:type="dxa" w:w="2820"/>
             <w:tcBorders>
               <w:top w:val="single" w:color="A6A6A6" w:sz="4"/>
               <w:left w:val="single" w:color="A6A6A6" w:sz="4"/>
@@ -422,30 +422,39 @@
         </w:tc>
         <w:tc>
           <w:tcPr>
-            <w:tcW w:type="dxa" w:w="3027"/>
-            <w:tcBorders>
-              <w:top w:val="single" w:color="A6A6A6" w:sz="4"/>
-              <w:left w:val="single" w:color="A6A6A6" w:sz="4"/>
-              <w:bottom w:val="single" w:color="A6A6A6" w:sz="4"/>
-              <w:right w:val="single" w:color="A6A6A6" w:sz="4"/>
-            </w:tcBorders>
-            <w:tcMar>
-              <w:top w:type="dxa" w:w="50"/>
-              <w:left w:type="dxa" w:w="90"/>
-              <w:bottom w:type="dxa" w:w="50"/>
-              <w:right w:type="dxa" w:w="90"/>
-            </w:tcMar>
-          </w:tcPr>
-          <w:p>
-            <w:pPr>
-              <w:spacing w:after="0"/>
-            </w:pPr>
-            <w:r>
-              <w:rPr>
-                <w:sz w:val="19"/>
-                <w:szCs w:val="19"/>
-              </w:rPr>
-              <w:t xml:space="preserve">im Hauptfenster von EPOS-Plan (bis Stufe 3; danach im Dialog „Über EPOS-Plan") </w:t>
+            <w:tcW w:type="dxa" w:w="2820"/>
+            <w:tcBorders>
+              <w:top w:val="single" w:color="A6A6A6" w:sz="4"/>
+              <w:left w:val="single" w:color="A6A6A6" w:sz="4"/>
+              <w:bottom w:val="single" w:color="A6A6A6" w:sz="4"/>
+              <w:right w:val="single" w:color="A6A6A6" w:sz="4"/>
+            </w:tcBorders>
+            <w:tcMar>
+              <w:top w:type="dxa" w:w="50"/>
+              <w:left w:type="dxa" w:w="90"/>
+              <w:bottom w:type="dxa" w:w="50"/>
+              <w:right w:type="dxa" w:w="90"/>
+            </w:tcMar>
+          </w:tcPr>
+          <w:p>
+            <w:pPr>
+              <w:spacing w:after="0"/>
+            </w:pPr>
+            <w:r>
+              <w:rPr>
+                <w:i/>
+                <w:iCs/>
+                <w:sz w:val="19"/>
+                <w:szCs w:val="19"/>
+              </w:rPr>
+              <w:t xml:space="preserve">Hilfe → Version</w:t>
+            </w:r>
+            <w:r>
+              <w:rPr>
+                <w:sz w:val="19"/>
+                <w:szCs w:val="19"/>
+              </w:rPr>
+              <w:t xml:space="preserve"> öffnen; im Dialog „Über EPOS-Plan" </w:t>
             </w:r>
             <w:r>
               <w:rPr>
@@ -461,13 +470,13 @@
                 <w:sz w:val="19"/>
                 <w:szCs w:val="19"/>
               </w:rPr>
-              <w:t xml:space="preserve">, Rückfrage „Entwicklermodus einschalten? Er gilt bis zum Ausschalten." bestätigen. iPad: fünfmal auf die Versionszeile tippen.</w:t>
-            </w:r>
-          </w:p>
-        </w:tc>
-        <w:tc>
-          <w:tcPr>
-            <w:tcW w:type="dxa" w:w="2323"/>
+              <w:t xml:space="preserve">, Rückfrage „Entwicklermodus einschalten? Er gilt bis zum Ausschalten." bestätigen. Im Hauptfenster wirkt die Tastenfolge nicht. Der Diagnoseblock des Dialogs zeigt danach „Entwickler (Einstellung)". iPad: nicht gebaut (geplant: fünfmal auf die Versionszeile tippen).</w:t>
+            </w:r>
+          </w:p>
+        </w:tc>
+        <w:tc>
+          <w:tcPr>
+            <w:tcW w:type="dxa" w:w="2823"/>
             <w:tcBorders>
               <w:top w:val="single" w:color="A6A6A6" w:sz="4"/>
               <w:left w:val="single" w:color="A6A6A6" w:sz="4"/>
@@ -500,6 +509,13 @@
                 <w:szCs w:val="19"/>
               </w:rPr>
               <w:t xml:space="preserve">Entwicklung → Entwicklermodus ausschalten</w:t>
+            </w:r>
+            <w:r>
+              <w:rPr>
+                <w:sz w:val="19"/>
+                <w:szCs w:val="19"/>
+              </w:rPr>
+              <w:t xml:space="preserve"> oder dieselbe Tastenfolge im Dialog</w:t>
             </w:r>
           </w:p>
         </w:tc>
@@ -511,7 +527,7 @@
         </w:trPr>
         <w:tc>
           <w:tcPr>
-            <w:tcW w:type="dxa" w:w="1261"/>
+            <w:tcW w:type="dxa" w:w="1175"/>
             <w:tcBorders>
               <w:top w:val="single" w:color="A6A6A6" w:sz="4"/>
               <w:left w:val="single" w:color="A6A6A6" w:sz="4"/>
@@ -542,7 +558,7 @@
         </w:tc>
         <w:tc>
           <w:tcPr>
-            <w:tcW w:type="dxa" w:w="3027"/>
+            <w:tcW w:type="dxa" w:w="2820"/>
             <w:tcBorders>
               <w:top w:val="single" w:color="A6A6A6" w:sz="4"/>
               <w:left w:val="single" w:color="A6A6A6" w:sz="4"/>
@@ -571,7 +587,7 @@
         </w:tc>
         <w:tc>
           <w:tcPr>
-            <w:tcW w:type="dxa" w:w="3027"/>
+            <w:tcW w:type="dxa" w:w="2820"/>
             <w:tcBorders>
               <w:top w:val="single" w:color="A6A6A6" w:sz="4"/>
               <w:left w:val="single" w:color="A6A6A6" w:sz="4"/>
@@ -608,7 +624,7 @@
         </w:tc>
         <w:tc>
           <w:tcPr>
-            <w:tcW w:type="dxa" w:w="2323"/>
+            <w:tcW w:type="dxa" w:w="2823"/>
             <w:tcBorders>
               <w:top w:val="single" w:color="A6A6A6" w:sz="4"/>
               <w:left w:val="single" w:color="A6A6A6" w:sz="4"/>
@@ -643,7 +659,7 @@
         </w:trPr>
         <w:tc>
           <w:tcPr>
-            <w:tcW w:type="dxa" w:w="1261"/>
+            <w:tcW w:type="dxa" w:w="1175"/>
             <w:tcBorders>
               <w:top w:val="single" w:color="A6A6A6" w:sz="4"/>
               <w:left w:val="single" w:color="A6A6A6" w:sz="4"/>
@@ -674,7 +690,7 @@
         </w:tc>
         <w:tc>
           <w:tcPr>
-            <w:tcW w:type="dxa" w:w="3027"/>
+            <w:tcW w:type="dxa" w:w="2820"/>
             <w:tcBorders>
               <w:top w:val="single" w:color="A6A6A6" w:sz="4"/>
               <w:left w:val="single" w:color="A6A6A6" w:sz="4"/>
@@ -703,7 +719,7 @@
         </w:tc>
         <w:tc>
           <w:tcPr>
-            <w:tcW w:type="dxa" w:w="3027"/>
+            <w:tcW w:type="dxa" w:w="2820"/>
             <w:tcBorders>
               <w:top w:val="single" w:color="A6A6A6" w:sz="4"/>
               <w:left w:val="single" w:color="A6A6A6" w:sz="4"/>
@@ -755,7 +771,7 @@
         </w:tc>
         <w:tc>
           <w:tcPr>
-            <w:tcW w:type="dxa" w:w="2323"/>
+            <w:tcW w:type="dxa" w:w="2823"/>
             <w:tcBorders>
               <w:top w:val="single" w:color="A6A6A6" w:sz="4"/>
               <w:left w:val="single" w:color="A6A6A6" w:sz="4"/>
@@ -790,7 +806,7 @@
         </w:trPr>
         <w:tc>
           <w:tcPr>
-            <w:tcW w:type="dxa" w:w="1261"/>
+            <w:tcW w:type="dxa" w:w="1175"/>
             <w:tcBorders>
               <w:top w:val="single" w:color="A6A6A6" w:sz="4"/>
               <w:left w:val="single" w:color="A6A6A6" w:sz="4"/>
@@ -821,7 +837,7 @@
         </w:tc>
         <w:tc>
           <w:tcPr>
-            <w:tcW w:type="dxa" w:w="3027"/>
+            <w:tcW w:type="dxa" w:w="2820"/>
             <w:tcBorders>
               <w:top w:val="single" w:color="A6A6A6" w:sz="4"/>
               <w:left w:val="single" w:color="A6A6A6" w:sz="4"/>
@@ -850,7 +866,7 @@
         </w:tc>
         <w:tc>
           <w:tcPr>
-            <w:tcW w:type="dxa" w:w="3027"/>
+            <w:tcW w:type="dxa" w:w="2820"/>
             <w:tcBorders>
               <w:top w:val="single" w:color="A6A6A6" w:sz="4"/>
               <w:left w:val="single" w:color="A6A6A6" w:sz="4"/>
@@ -894,7 +910,7 @@
         </w:tc>
         <w:tc>
           <w:tcPr>
-            <w:tcW w:type="dxa" w:w="2323"/>
+            <w:tcW w:type="dxa" w:w="2823"/>
             <w:tcBorders>
               <w:top w:val="single" w:color="A6A6A6" w:sz="4"/>
               <w:left w:val="single" w:color="A6A6A6" w:sz="4"/>
@@ -1132,7 +1148,7 @@
         <w:t xml:space="preserve">Entwicklung → Entwicklermodus ausschalten</w:t>
       </w:r>
       <w:r>
-        <w:t xml:space="preserve"> löscht die Einstellung. Läuft der Modus über Startargument oder Umgebungsvariable, sagt der Punkt das und tut nichts: dann ohne Argument neu starten beziehungsweise die Variable entfernen.</w:t>
+        <w:t xml:space="preserve"> oder die Tastenfolge im Dialog „Über EPOS-Plan" löscht die Einstellung. Läuft der Modus über Startargument oder Umgebungsvariable, sagt der Punkt das und tut nichts: dann ohne Argument neu starten beziehungsweise die Variable entfernen.</w:t>
       </w:r>
     </w:p>
     <w:p>
@@ -2579,312 +2595,6 @@
                 <w:sz w:val="18"/>
                 <w:szCs w:val="18"/>
               </w:rPr>
-              <w:t xml:space="preserve">ZAPFPROFIL_VORGABEN</w:t>
-            </w:r>
-          </w:p>
-        </w:tc>
-        <w:tc>
-          <w:tcPr>
-            <w:tcW w:type="dxa" w:w="4323"/>
-            <w:tcBorders>
-              <w:top w:val="single" w:color="A6A6A6" w:sz="4"/>
-              <w:left w:val="single" w:color="A6A6A6" w:sz="4"/>
-              <w:bottom w:val="single" w:color="A6A6A6" w:sz="4"/>
-              <w:right w:val="single" w:color="A6A6A6" w:sz="4"/>
-            </w:tcBorders>
-            <w:tcMar>
-              <w:top w:type="dxa" w:w="50"/>
-              <w:left w:type="dxa" w:w="90"/>
-              <w:bottom w:type="dxa" w:w="50"/>
-              <w:right w:type="dxa" w:w="90"/>
-            </w:tcMar>
-          </w:tcPr>
-          <w:p>
-            <w:pPr>
-              <w:spacing w:after="0"/>
-            </w:pPr>
-            <w:r>
-              <w:rPr>
-                <w:sz w:val="19"/>
-                <w:szCs w:val="19"/>
-              </w:rPr>
-              <w:t xml:space="preserve">Rubrik „Entwicklung" im Einstellungsdialog mit den fünf Rechenvorgaben </w:t>
-            </w:r>
-            <w:r>
-              <w:rPr>
-                <w:rFonts w:ascii="Consolas" w:cs="Consolas" w:eastAsia="Consolas" w:hAnsi="Consolas"/>
-                <w:sz w:val="18"/>
-                <w:szCs w:val="18"/>
-              </w:rPr>
-              <w:t xml:space="preserve">Zapfprofil.Anzeigetemperatur</w:t>
-            </w:r>
-            <w:r>
-              <w:rPr>
-                <w:sz w:val="19"/>
-                <w:szCs w:val="19"/>
-              </w:rPr>
-              <w:t xml:space="preserve">, </w:t>
-            </w:r>
-            <w:r>
-              <w:rPr>
-                <w:rFonts w:ascii="Consolas" w:cs="Consolas" w:eastAsia="Consolas" w:hAnsi="Consolas"/>
-                <w:sz w:val="18"/>
-                <w:szCs w:val="18"/>
-              </w:rPr>
-              <w:t xml:space="preserve">Zapfprofil.Stundenschwelle</w:t>
-            </w:r>
-            <w:r>
-              <w:rPr>
-                <w:sz w:val="19"/>
-                <w:szCs w:val="19"/>
-              </w:rPr>
-              <w:t xml:space="preserve">, </w:t>
-            </w:r>
-            <w:r>
-              <w:rPr>
-                <w:rFonts w:ascii="Consolas" w:cs="Consolas" w:eastAsia="Consolas" w:hAnsi="Consolas"/>
-                <w:sz w:val="18"/>
-                <w:szCs w:val="18"/>
-              </w:rPr>
-              <w:t xml:space="preserve">Zapfprofil.Nenninhalte</w:t>
-            </w:r>
-            <w:r>
-              <w:rPr>
-                <w:sz w:val="19"/>
-                <w:szCs w:val="19"/>
-              </w:rPr>
-              <w:t xml:space="preserve">, </w:t>
-            </w:r>
-            <w:r>
-              <w:rPr>
-                <w:rFonts w:ascii="Consolas" w:cs="Consolas" w:eastAsia="Consolas" w:hAnsi="Consolas"/>
-                <w:sz w:val="18"/>
-                <w:szCs w:val="18"/>
-              </w:rPr>
-              <w:t xml:space="preserve">Zapfprofil.Katalogordner</w:t>
-            </w:r>
-            <w:r>
-              <w:rPr>
-                <w:sz w:val="19"/>
-                <w:szCs w:val="19"/>
-              </w:rPr>
-              <w:t xml:space="preserve">, </w:t>
-            </w:r>
-            <w:r>
-              <w:rPr>
-                <w:rFonts w:ascii="Consolas" w:cs="Consolas" w:eastAsia="Consolas" w:hAnsi="Consolas"/>
-                <w:sz w:val="18"/>
-                <w:szCs w:val="18"/>
-              </w:rPr>
-              <w:t xml:space="preserve">Zapfprofil.Importordner</w:t>
-            </w:r>
-          </w:p>
-        </w:tc>
-        <w:tc>
-          <w:tcPr>
-            <w:tcW w:type="dxa" w:w="4323"/>
-            <w:tcBorders>
-              <w:top w:val="single" w:color="A6A6A6" w:sz="4"/>
-              <w:left w:val="single" w:color="A6A6A6" w:sz="4"/>
-              <w:bottom w:val="single" w:color="A6A6A6" w:sz="4"/>
-              <w:right w:val="single" w:color="A6A6A6" w:sz="4"/>
-            </w:tcBorders>
-            <w:tcMar>
-              <w:top w:type="dxa" w:w="50"/>
-              <w:left w:type="dxa" w:w="90"/>
-              <w:bottom w:type="dxa" w:w="50"/>
-              <w:right w:type="dxa" w:w="90"/>
-            </w:tcMar>
-          </w:tcPr>
-          <w:p>
-            <w:pPr>
-              <w:spacing w:after="0"/>
-            </w:pPr>
-            <w:r>
-              <w:rPr>
-                <w:rFonts w:ascii="Consolas" w:cs="Consolas" w:eastAsia="Consolas" w:hAnsi="Consolas"/>
-                <w:sz w:val="18"/>
-                <w:szCs w:val="18"/>
-              </w:rPr>
-              <w:t xml:space="preserve">EinstellungenDialog.razor</w:t>
-            </w:r>
-            <w:r>
-              <w:rPr>
-                <w:sz w:val="19"/>
-                <w:szCs w:val="19"/>
-              </w:rPr>
-              <w:t xml:space="preserve"> (Parameter </w:t>
-            </w:r>
-            <w:r>
-              <w:rPr>
-                <w:rFonts w:ascii="Consolas" w:cs="Consolas" w:eastAsia="Consolas" w:hAnsi="Consolas"/>
-                <w:sz w:val="18"/>
-                <w:szCs w:val="18"/>
-              </w:rPr>
-              <w:t xml:space="preserve">Entwickler</w:t>
-            </w:r>
-            <w:r>
-              <w:rPr>
-                <w:sz w:val="19"/>
-                <w:szCs w:val="19"/>
-              </w:rPr>
-              <w:t xml:space="preserve">, Reiterblatt </w:t>
-            </w:r>
-            <w:r>
-              <w:rPr>
-                <w:rFonts w:ascii="Consolas" w:cs="Consolas" w:eastAsia="Consolas" w:hAnsi="Consolas"/>
-                <w:sz w:val="18"/>
-                <w:szCs w:val="18"/>
-              </w:rPr>
-              <w:t xml:space="preserve">ENTWICKLUNG</w:t>
-            </w:r>
-            <w:r>
-              <w:rPr>
-                <w:sz w:val="19"/>
-                <w:szCs w:val="19"/>
-              </w:rPr>
-              <w:t xml:space="preserve">; Felder </w:t>
-            </w:r>
-            <w:r>
-              <w:rPr>
-                <w:rFonts w:ascii="Consolas" w:cs="Consolas" w:eastAsia="Consolas" w:hAnsi="Consolas"/>
-                <w:sz w:val="18"/>
-                <w:szCs w:val="18"/>
-              </w:rPr>
-              <w:t xml:space="preserve">Zapf*</w:t>
-            </w:r>
-            <w:r>
-              <w:rPr>
-                <w:sz w:val="19"/>
-                <w:szCs w:val="19"/>
-              </w:rPr>
-              <w:t xml:space="preserve"> in </w:t>
-            </w:r>
-            <w:r>
-              <w:rPr>
-                <w:rFonts w:ascii="Consolas" w:cs="Consolas" w:eastAsia="Consolas" w:hAnsi="Consolas"/>
-                <w:sz w:val="18"/>
-                <w:szCs w:val="18"/>
-              </w:rPr>
-              <w:t xml:space="preserve">EinstellungenCtrl</w:t>
-            </w:r>
-            <w:r>
-              <w:rPr>
-                <w:sz w:val="19"/>
-                <w:szCs w:val="19"/>
-              </w:rPr>
-              <w:t xml:space="preserve">); gelesen in </w:t>
-            </w:r>
-            <w:r>
-              <w:rPr>
-                <w:rFonts w:ascii="Consolas" w:cs="Consolas" w:eastAsia="Consolas" w:hAnsi="Consolas"/>
-                <w:sz w:val="18"/>
-                <w:szCs w:val="18"/>
-              </w:rPr>
-              <w:t xml:space="preserve">ZapfprofilCtrl.Eingang.cs</w:t>
-            </w:r>
-            <w:r>
-              <w:rPr>
-                <w:sz w:val="19"/>
-                <w:szCs w:val="19"/>
-              </w:rPr>
-              <w:t xml:space="preserve">, </w:t>
-            </w:r>
-            <w:r>
-              <w:rPr>
-                <w:rFonts w:ascii="Consolas" w:cs="Consolas" w:eastAsia="Consolas" w:hAnsi="Consolas"/>
-                <w:sz w:val="18"/>
-                <w:szCs w:val="18"/>
-              </w:rPr>
-              <w:t xml:space="preserve">ZapfprofilCtrl.Auslegung.cs</w:t>
-            </w:r>
-            <w:r>
-              <w:rPr>
-                <w:sz w:val="19"/>
-                <w:szCs w:val="19"/>
-              </w:rPr>
-              <w:t xml:space="preserve">, </w:t>
-            </w:r>
-            <w:r>
-              <w:rPr>
-                <w:rFonts w:ascii="Consolas" w:cs="Consolas" w:eastAsia="Consolas" w:hAnsi="Consolas"/>
-                <w:sz w:val="18"/>
-                <w:szCs w:val="18"/>
-              </w:rPr>
-              <w:t xml:space="preserve">ZapfprofilHuelle.*</w:t>
-            </w:r>
-          </w:p>
-        </w:tc>
-        <w:tc>
-          <w:tcPr>
-            <w:tcW w:type="dxa" w:w="4325"/>
-            <w:tcBorders>
-              <w:top w:val="single" w:color="A6A6A6" w:sz="4"/>
-              <w:left w:val="single" w:color="A6A6A6" w:sz="4"/>
-              <w:bottom w:val="single" w:color="A6A6A6" w:sz="4"/>
-              <w:right w:val="single" w:color="A6A6A6" w:sz="4"/>
-            </w:tcBorders>
-            <w:tcMar>
-              <w:top w:type="dxa" w:w="50"/>
-              <w:left w:type="dxa" w:w="90"/>
-              <w:bottom w:type="dxa" w:w="50"/>
-              <w:right w:type="dxa" w:w="90"/>
-            </w:tcMar>
-          </w:tcPr>
-          <w:p>
-            <w:pPr>
-              <w:spacing w:after="0"/>
-            </w:pPr>
-            <w:r>
-              <w:rPr>
-                <w:b/>
-                <w:bCs/>
-                <w:sz w:val="19"/>
-                <w:szCs w:val="19"/>
-              </w:rPr>
-              <w:t xml:space="preserve">Entfällt als Entwicklerbereich</w:t>
-            </w:r>
-            <w:r>
-              <w:rPr>
-                <w:sz w:val="19"/>
-                <w:szCs w:val="19"/>
-              </w:rPr>
-              <w:t xml:space="preserve"> (Anwenderentscheid 11.10.2026): die fünf Rechenvorgaben werden die Anwenderrubrik „Zapfprofil" im Einstellungsdialog; bis zum Nachzug zeigt Stufe 1 sie noch als Rubrik „Entwicklung" nur im Modus</w:t>
-            </w:r>
-          </w:p>
-        </w:tc>
-      </w:tr>
-      <w:tr>
-        <w:trPr>
-          <w:cantSplit/>
-          <w:tblHeader w:val="false"/>
-        </w:trPr>
-        <w:tc>
-          <w:tcPr>
-            <w:tcW w:type="dxa" w:w="1729"/>
-            <w:tcBorders>
-              <w:top w:val="single" w:color="A6A6A6" w:sz="4"/>
-              <w:left w:val="single" w:color="A6A6A6" w:sz="4"/>
-              <w:bottom w:val="single" w:color="A6A6A6" w:sz="4"/>
-              <w:right w:val="single" w:color="A6A6A6" w:sz="4"/>
-            </w:tcBorders>
-            <w:tcMar>
-              <w:top w:type="dxa" w:w="50"/>
-              <w:left w:type="dxa" w:w="90"/>
-              <w:bottom w:type="dxa" w:w="50"/>
-              <w:right w:type="dxa" w:w="90"/>
-            </w:tcMar>
-          </w:tcPr>
-          <w:p>
-            <w:pPr>
-              <w:spacing w:after="0"/>
-            </w:pPr>
-            <w:r>
-              <w:rPr>
-                <w:rFonts w:ascii="Consolas" w:cs="Consolas" w:eastAsia="Consolas" w:hAnsi="Consolas"/>
-                <w:sz w:val="18"/>
-                <w:szCs w:val="18"/>
-              </w:rPr>
               <w:t xml:space="preserve">WEBVIEW_WERKZEUGE</w:t>
             </w:r>
           </w:p>
@@ -3081,7 +2791,106 @@
         <w:t xml:space="preserve">EPOS.Kern/Allgemein/Simulation/</w:t>
       </w:r>
       <w:r>
-        <w:t xml:space="preserve"> (sie verändern den Rechenweg). Nach dem Anwenderentscheid vom 11.10.2026 gehören auch die fünf Zapfprofil-Rechenvorgaben dazu: Sie werden die Anwenderrubrik „Zapfprofil" im Einstellungsdialog (Nachzug offen, siehe Abschnitt 7).</w:t>
+        <w:t xml:space="preserve"> (sie verändern den Rechenweg). Ebenso kein Entwicklerbereich sind die fünf Rechenvorgaben des Zapfprofils (</w:t>
+      </w:r>
+      <w:r>
+        <w:rPr>
+          <w:rFonts w:ascii="Consolas" w:cs="Consolas" w:eastAsia="Consolas" w:hAnsi="Consolas"/>
+          <w:sz w:val="20"/>
+          <w:szCs w:val="20"/>
+        </w:rPr>
+        <w:t xml:space="preserve">Zapfprofil.Anzeigetemperatur</w:t>
+      </w:r>
+      <w:r>
+        <w:t xml:space="preserve">, </w:t>
+      </w:r>
+      <w:r>
+        <w:rPr>
+          <w:rFonts w:ascii="Consolas" w:cs="Consolas" w:eastAsia="Consolas" w:hAnsi="Consolas"/>
+          <w:sz w:val="20"/>
+          <w:szCs w:val="20"/>
+        </w:rPr>
+        <w:t xml:space="preserve">Zapfprofil.Stundenschwelle</w:t>
+      </w:r>
+      <w:r>
+        <w:t xml:space="preserve">, </w:t>
+      </w:r>
+      <w:r>
+        <w:rPr>
+          <w:rFonts w:ascii="Consolas" w:cs="Consolas" w:eastAsia="Consolas" w:hAnsi="Consolas"/>
+          <w:sz w:val="20"/>
+          <w:szCs w:val="20"/>
+        </w:rPr>
+        <w:t xml:space="preserve">Zapfprofil.Nenninhalte</w:t>
+      </w:r>
+      <w:r>
+        <w:t xml:space="preserve">, </w:t>
+      </w:r>
+      <w:r>
+        <w:rPr>
+          <w:rFonts w:ascii="Consolas" w:cs="Consolas" w:eastAsia="Consolas" w:hAnsi="Consolas"/>
+          <w:sz w:val="20"/>
+          <w:szCs w:val="20"/>
+        </w:rPr>
+        <w:t xml:space="preserve">Zapfprofil.Katalogordner</w:t>
+      </w:r>
+      <w:r>
+        <w:t xml:space="preserve">, </w:t>
+      </w:r>
+      <w:r>
+        <w:rPr>
+          <w:rFonts w:ascii="Consolas" w:cs="Consolas" w:eastAsia="Consolas" w:hAnsi="Consolas"/>
+          <w:sz w:val="20"/>
+          <w:szCs w:val="20"/>
+        </w:rPr>
+        <w:t xml:space="preserve">Zapfprofil.Importordner</w:t>
+      </w:r>
+      <w:r>
+        <w:t xml:space="preserve">): Sie stehen für alle Anwender in der Rubrik „Zapfprofil" des Einstellungsdialogs (</w:t>
+      </w:r>
+      <w:r>
+        <w:rPr>
+          <w:rFonts w:ascii="Consolas" w:cs="Consolas" w:eastAsia="Consolas" w:hAnsi="Consolas"/>
+          <w:sz w:val="20"/>
+          <w:szCs w:val="20"/>
+        </w:rPr>
+        <w:t xml:space="preserve">EinstellungenDialog.razor</w:t>
+      </w:r>
+      <w:r>
+        <w:t xml:space="preserve">, Reiterblatt </w:t>
+      </w:r>
+      <w:r>
+        <w:rPr>
+          <w:rFonts w:ascii="Consolas" w:cs="Consolas" w:eastAsia="Consolas" w:hAnsi="Consolas"/>
+          <w:sz w:val="20"/>
+          <w:szCs w:val="20"/>
+        </w:rPr>
+        <w:t xml:space="preserve">ZAPFPROFIL</w:t>
+      </w:r>
+      <w:r>
+        <w:t xml:space="preserve">; Felder </w:t>
+      </w:r>
+      <w:r>
+        <w:rPr>
+          <w:rFonts w:ascii="Consolas" w:cs="Consolas" w:eastAsia="Consolas" w:hAnsi="Consolas"/>
+          <w:sz w:val="20"/>
+          <w:szCs w:val="20"/>
+        </w:rPr>
+        <w:t xml:space="preserve">Zapf*</w:t>
+      </w:r>
+      <w:r>
+        <w:t xml:space="preserve"> in </w:t>
+      </w:r>
+      <w:r>
+        <w:rPr>
+          <w:rFonts w:ascii="Consolas" w:cs="Consolas" w:eastAsia="Consolas" w:hAnsi="Consolas"/>
+          <w:sz w:val="20"/>
+          <w:szCs w:val="20"/>
+        </w:rPr>
+        <w:t xml:space="preserve">EinstellungenCtrl</w:t>
+      </w:r>
+      <w:r>
+        <w:t xml:space="preserve">).</w:t>
       </w:r>
     </w:p>
     <w:p>
@@ -4576,7 +4385,7 @@
                 <w:sz w:val="19"/>
                 <w:szCs w:val="19"/>
               </w:rPr>
-              <w:t xml:space="preserve">neben der Datenbank, ab Stufe 3 in </w:t>
+              <w:t xml:space="preserve">neben der Datenbank (das Supportpaket sucht zuerst in </w:t>
             </w:r>
             <w:r>
               <w:rPr>
@@ -4585,6 +4394,13 @@
                 <w:szCs w:val="18"/>
               </w:rPr>
               <w:t xml:space="preserve">Logs\</w:t>
+            </w:r>
+            <w:r>
+              <w:rPr>
+                <w:sz w:val="19"/>
+                <w:szCs w:val="19"/>
+              </w:rPr>
+              <w:t xml:space="preserve">, dann daneben)</w:t>
             </w:r>
           </w:p>
         </w:tc>
@@ -4877,7 +4693,7 @@
         <w:pStyle w:val="Heading2"/>
       </w:pPr>
       <w:r>
-        <w:t xml:space="preserve">3.3 Diagnosedaten und Supportpaket [Stufe 3]</w:t>
+        <w:t xml:space="preserve">3.3 Diagnosedaten und Supportpaket [heute]</w:t>
       </w:r>
     </w:p>
     <w:p>
@@ -4885,7 +4701,27 @@
         <w:spacing w:after="120"/>
       </w:pPr>
       <w:r>
-        <w:t xml:space="preserve">Der Diagnoseblock selbst ist seit Stufe 1 gebaut und über </w:t>
+        <w:t xml:space="preserve">Den Diagnoseblock findet der Anwender unter </w:t>
+      </w:r>
+      <w:r>
+        <w:rPr>
+          <w:i/>
+          <w:iCs/>
+        </w:rPr>
+        <w:t xml:space="preserve">Hilfe → Version</w:t>
+      </w:r>
+      <w:r>
+        <w:t xml:space="preserve"> im Dialog „Über EPOS-Plan" (unter dem Kopf mit Produktname, Claim, Version mit Baudatum und INEKON) als nur lesbares Textfeld; ebenso in </w:t>
+      </w:r>
+      <w:r>
+        <w:rPr>
+          <w:i/>
+          <w:iCs/>
+        </w:rPr>
+        <w:t xml:space="preserve">Hilfe → Fernwartung…</w:t>
+      </w:r>
+      <w:r>
+        <w:t xml:space="preserve"> (Zone „Ihre Angaben") und für Entwickler unter </w:t>
       </w:r>
       <w:r>
         <w:rPr>
@@ -4895,7 +4731,7 @@
         <w:t xml:space="preserve">Entwicklung → Diagnosedaten kopieren</w:t>
       </w:r>
       <w:r>
-        <w:t xml:space="preserve"> erreichbar; Stufe 3 bringt den Dialog und das Supportpaket.</w:t>
+        <w:t xml:space="preserve">.</w:t>
       </w:r>
     </w:p>
     <w:p>
@@ -4903,17 +4739,7 @@
         <w:spacing w:after="120"/>
       </w:pPr>
       <w:r>
-        <w:t xml:space="preserve">Der Dialog „Über EPOS-Plan" (</w:t>
-      </w:r>
-      <w:r>
-        <w:rPr>
-          <w:i/>
-          <w:iCs/>
-        </w:rPr>
-        <w:t xml:space="preserve">Hilfe → Version</w:t>
-      </w:r>
-      <w:r>
-        <w:t xml:space="preserve">) zeigt den Diagnoseblock aus dem Kern-Baustein </w:t>
+        <w:t xml:space="preserve">Der Dialog „Über EPOS-Plan" zeigt den Diagnoseblock aus dem Kern-Baustein </w:t>
       </w:r>
       <w:r>
         <w:rPr>
@@ -4957,7 +4783,40 @@
         <w:t xml:space="preserve">SchemaStand.Zielversion</w:t>
       </w:r>
       <w:r>
-        <w:t xml:space="preserve">), Katalogfassung, Lizenztyp, Lizenznummer, Firma, Status, gültig bis, Gerätekennung-Kurzform (erste acht Zeichen des Abdrucks), Protokollordner, Entwicklermodus mit Quelle. Knöpfe: „Diagnosedaten kopieren", „Protokollordner öffnen", „Supportpaket speichern…", „Fernwartung…".</w:t>
+        <w:t xml:space="preserve">), Katalogfassung, Lizenztyp, Lizenznummer, Firma, Status, gültig bis, Gerätekennung-Kurzform (erste acht Zeichen des Abdrucks), Protokollordner, Entwicklermodus mit Quelle. Knöpfe unter dem Block: „Diagnosedaten kopieren" (Zwischenablage) und „Protokollordner öffnen" (Windows; der Explorer im Ordner </w:t>
+      </w:r>
+      <w:r>
+        <w:rPr>
+          <w:rFonts w:ascii="Consolas" w:cs="Consolas" w:eastAsia="Consolas" w:hAnsi="Consolas"/>
+          <w:sz w:val="20"/>
+          <w:szCs w:val="20"/>
+        </w:rPr>
+        <w:t xml:space="preserve">Logs</w:t>
+      </w:r>
+      <w:r>
+        <w:t xml:space="preserve"> neben der Datenbank, </w:t>
+      </w:r>
+      <w:r>
+        <w:rPr>
+          <w:rFonts w:ascii="Consolas" w:cs="Consolas" w:eastAsia="Consolas" w:hAnsi="Consolas"/>
+          <w:sz w:val="20"/>
+          <w:szCs w:val="20"/>
+        </w:rPr>
+        <w:t xml:space="preserve">Diagnosedaten.ProtokollordnerPfad</w:t>
+      </w:r>
+      <w:r>
+        <w:t xml:space="preserve">; fehlt der Ordner, sagt eine Meldung den Pfad). Darunter der Kontakt (Telefon, E-Mail als </w:t>
+      </w:r>
+      <w:r>
+        <w:rPr>
+          <w:rFonts w:ascii="Consolas" w:cs="Consolas" w:eastAsia="Consolas" w:hAnsi="Consolas"/>
+          <w:sz w:val="20"/>
+          <w:szCs w:val="20"/>
+        </w:rPr>
+        <w:t xml:space="preserve">mailto:</w:t>
+      </w:r>
+      <w:r>
+        <w:t xml:space="preserve">-Link, Erreichbarkeit) mit dem Knopf „Fernwartung…", der den Fernwartungsdialog öffnet.</w:t>
       </w:r>
     </w:p>
     <w:p>
@@ -4965,7 +4824,14 @@
         <w:spacing w:after="120"/>
       </w:pPr>
       <w:r>
-        <w:t xml:space="preserve">Das Supportpaket ist eine ZIP-Datei mit </w:t>
+        <w:rPr>
+          <w:b/>
+          <w:bCs/>
+        </w:rPr>
+        <w:t xml:space="preserve">Supportpaket.</w:t>
+      </w:r>
+      <w:r>
+        <w:t xml:space="preserve"> Unter dem Diagnoseblock stehen der Haken „KI-Protokoll beilegen" (Vorgabe aus, mit dem Hinweis, dass das Protokoll Eingaben des Anwenders an den Assistenten enthalten kann) und der Knopf „Supportpaket speichern…". Unter Windows öffnet er eine Nachricht später den Speicherdialog im Dokumentenordner mit dem Vorgabenamen </w:t>
       </w:r>
       <w:r>
         <w:rPr>
@@ -4973,10 +4839,550 @@
           <w:sz w:val="20"/>
           <w:szCs w:val="20"/>
         </w:rPr>
-        <w:t xml:space="preserve">Diagnosedaten.txt</w:t>
-      </w:r>
-      <w:r>
-        <w:t xml:space="preserve">, </w:t>
+        <w:t xml:space="preserve">EPOS-Plan_Supportpaket_&lt;yyyy-MM-dd_HHmm&gt;.zip</w:t>
+      </w:r>
+      <w:r>
+        <w:t xml:space="preserve"> und dem Filter ZIP; Abbruch schreibt nichts. Danach zeigt der Dialog eine Ergebniszeile mit Pfad, enthaltenen Einträgen und den Quellen, die es nicht gab — oder im Banner die Meldung des Schreibfehlers. Der Anwender hängt die Datei an seine E-Mail; das ist der Supportweg ohne Fernwartung und steht auch der Testversion offen.</w:t>
+      </w:r>
+    </w:p>
+    <w:tbl>
+      <w:tblPr>
+        <w:tblW w:type="dxa" w:w="9638"/>
+        <w:tblBorders>
+          <w:top w:val="single" w:color="auto" w:sz="4"/>
+          <w:left w:val="single" w:color="auto" w:sz="4"/>
+          <w:bottom w:val="single" w:color="auto" w:sz="4"/>
+          <w:right w:val="single" w:color="auto" w:sz="4"/>
+          <w:insideH w:val="single" w:color="auto" w:sz="4"/>
+          <w:insideV w:val="single" w:color="auto" w:sz="4"/>
+        </w:tblBorders>
+      </w:tblPr>
+      <w:tblGrid>
+        <w:gridCol w:w="3352"/>
+        <w:gridCol w:w="6286"/>
+      </w:tblGrid>
+      <w:tr>
+        <w:trPr>
+          <w:cantSplit/>
+          <w:tblHeader/>
+        </w:trPr>
+        <w:tc>
+          <w:tcPr>
+            <w:tcW w:type="dxa" w:w="3352"/>
+            <w:tcBorders>
+              <w:top w:val="single" w:color="A6A6A6" w:sz="4"/>
+              <w:left w:val="single" w:color="A6A6A6" w:sz="4"/>
+              <w:bottom w:val="single" w:color="A6A6A6" w:sz="4"/>
+              <w:right w:val="single" w:color="A6A6A6" w:sz="4"/>
+            </w:tcBorders>
+            <w:shd w:fill="D9D9D9" w:color="auto" w:val="clear"/>
+            <w:tcMar>
+              <w:top w:type="dxa" w:w="50"/>
+              <w:left w:type="dxa" w:w="90"/>
+              <w:bottom w:type="dxa" w:w="50"/>
+              <w:right w:type="dxa" w:w="90"/>
+            </w:tcMar>
+          </w:tcPr>
+          <w:p>
+            <w:pPr>
+              <w:spacing w:after="0"/>
+            </w:pPr>
+            <w:r>
+              <w:rPr>
+                <w:b/>
+                <w:bCs/>
+                <w:sz w:val="19"/>
+                <w:szCs w:val="19"/>
+              </w:rPr>
+              <w:t xml:space="preserve">Eintrag im Paket</w:t>
+            </w:r>
+          </w:p>
+        </w:tc>
+        <w:tc>
+          <w:tcPr>
+            <w:tcW w:type="dxa" w:w="6286"/>
+            <w:tcBorders>
+              <w:top w:val="single" w:color="A6A6A6" w:sz="4"/>
+              <w:left w:val="single" w:color="A6A6A6" w:sz="4"/>
+              <w:bottom w:val="single" w:color="A6A6A6" w:sz="4"/>
+              <w:right w:val="single" w:color="A6A6A6" w:sz="4"/>
+            </w:tcBorders>
+            <w:shd w:fill="D9D9D9" w:color="auto" w:val="clear"/>
+            <w:tcMar>
+              <w:top w:type="dxa" w:w="50"/>
+              <w:left w:type="dxa" w:w="90"/>
+              <w:bottom w:type="dxa" w:w="50"/>
+              <w:right w:type="dxa" w:w="90"/>
+            </w:tcMar>
+          </w:tcPr>
+          <w:p>
+            <w:pPr>
+              <w:spacing w:after="0"/>
+            </w:pPr>
+            <w:r>
+              <w:rPr>
+                <w:b/>
+                <w:bCs/>
+                <w:sz w:val="19"/>
+                <w:szCs w:val="19"/>
+              </w:rPr>
+              <w:t xml:space="preserve">Quelle</w:t>
+            </w:r>
+          </w:p>
+        </w:tc>
+      </w:tr>
+      <w:tr>
+        <w:trPr>
+          <w:cantSplit/>
+          <w:tblHeader w:val="false"/>
+        </w:trPr>
+        <w:tc>
+          <w:tcPr>
+            <w:tcW w:type="dxa" w:w="3352"/>
+            <w:tcBorders>
+              <w:top w:val="single" w:color="A6A6A6" w:sz="4"/>
+              <w:left w:val="single" w:color="A6A6A6" w:sz="4"/>
+              <w:bottom w:val="single" w:color="A6A6A6" w:sz="4"/>
+              <w:right w:val="single" w:color="A6A6A6" w:sz="4"/>
+            </w:tcBorders>
+            <w:tcMar>
+              <w:top w:type="dxa" w:w="50"/>
+              <w:left w:type="dxa" w:w="90"/>
+              <w:bottom w:type="dxa" w:w="50"/>
+              <w:right w:type="dxa" w:w="90"/>
+            </w:tcMar>
+          </w:tcPr>
+          <w:p>
+            <w:pPr>
+              <w:spacing w:after="0"/>
+            </w:pPr>
+            <w:r>
+              <w:rPr>
+                <w:rFonts w:ascii="Consolas" w:cs="Consolas" w:eastAsia="Consolas" w:hAnsi="Consolas"/>
+                <w:sz w:val="18"/>
+                <w:szCs w:val="18"/>
+              </w:rPr>
+              <w:t xml:space="preserve">Diagnosedaten.txt</w:t>
+            </w:r>
+          </w:p>
+        </w:tc>
+        <w:tc>
+          <w:tcPr>
+            <w:tcW w:type="dxa" w:w="6286"/>
+            <w:tcBorders>
+              <w:top w:val="single" w:color="A6A6A6" w:sz="4"/>
+              <w:left w:val="single" w:color="A6A6A6" w:sz="4"/>
+              <w:bottom w:val="single" w:color="A6A6A6" w:sz="4"/>
+              <w:right w:val="single" w:color="A6A6A6" w:sz="4"/>
+            </w:tcBorders>
+            <w:tcMar>
+              <w:top w:type="dxa" w:w="50"/>
+              <w:left w:type="dxa" w:w="90"/>
+              <w:bottom w:type="dxa" w:w="50"/>
+              <w:right w:type="dxa" w:w="90"/>
+            </w:tcMar>
+          </w:tcPr>
+          <w:p>
+            <w:pPr>
+              <w:spacing w:after="0"/>
+            </w:pPr>
+            <w:r>
+              <w:rPr>
+                <w:sz w:val="19"/>
+                <w:szCs w:val="19"/>
+              </w:rPr>
+              <w:t xml:space="preserve">der Diagnoseblock, wie der Dialog ihn zeigt</w:t>
+            </w:r>
+          </w:p>
+        </w:tc>
+      </w:tr>
+      <w:tr>
+        <w:trPr>
+          <w:cantSplit/>
+          <w:tblHeader w:val="false"/>
+        </w:trPr>
+        <w:tc>
+          <w:tcPr>
+            <w:tcW w:type="dxa" w:w="3352"/>
+            <w:tcBorders>
+              <w:top w:val="single" w:color="A6A6A6" w:sz="4"/>
+              <w:left w:val="single" w:color="A6A6A6" w:sz="4"/>
+              <w:bottom w:val="single" w:color="A6A6A6" w:sz="4"/>
+              <w:right w:val="single" w:color="A6A6A6" w:sz="4"/>
+            </w:tcBorders>
+            <w:tcMar>
+              <w:top w:type="dxa" w:w="50"/>
+              <w:left w:type="dxa" w:w="90"/>
+              <w:bottom w:type="dxa" w:w="50"/>
+              <w:right w:type="dxa" w:w="90"/>
+            </w:tcMar>
+          </w:tcPr>
+          <w:p>
+            <w:pPr>
+              <w:spacing w:after="0"/>
+            </w:pPr>
+            <w:r>
+              <w:rPr>
+                <w:rFonts w:ascii="Consolas" w:cs="Consolas" w:eastAsia="Consolas" w:hAnsi="Consolas"/>
+                <w:sz w:val="18"/>
+                <w:szCs w:val="18"/>
+              </w:rPr>
+              <w:t xml:space="preserve">Ausnahmen.txt</w:t>
+            </w:r>
+            <w:r>
+              <w:rPr>
+                <w:sz w:val="19"/>
+                <w:szCs w:val="19"/>
+              </w:rPr>
+              <w:t xml:space="preserve">, </w:t>
+            </w:r>
+            <w:r>
+              <w:rPr>
+                <w:rFonts w:ascii="Consolas" w:cs="Consolas" w:eastAsia="Consolas" w:hAnsi="Consolas"/>
+                <w:sz w:val="18"/>
+                <w:szCs w:val="18"/>
+              </w:rPr>
+              <w:t xml:space="preserve">Ausnahmen.alt.txt</w:t>
+            </w:r>
+          </w:p>
+        </w:tc>
+        <w:tc>
+          <w:tcPr>
+            <w:tcW w:type="dxa" w:w="6286"/>
+            <w:tcBorders>
+              <w:top w:val="single" w:color="A6A6A6" w:sz="4"/>
+              <w:left w:val="single" w:color="A6A6A6" w:sz="4"/>
+              <w:bottom w:val="single" w:color="A6A6A6" w:sz="4"/>
+              <w:right w:val="single" w:color="A6A6A6" w:sz="4"/>
+            </w:tcBorders>
+            <w:tcMar>
+              <w:top w:type="dxa" w:w="50"/>
+              <w:left w:type="dxa" w:w="90"/>
+              <w:bottom w:type="dxa" w:w="50"/>
+              <w:right w:type="dxa" w:w="90"/>
+            </w:tcMar>
+          </w:tcPr>
+          <w:p>
+            <w:pPr>
+              <w:spacing w:after="0"/>
+            </w:pPr>
+            <w:r>
+              <w:rPr>
+                <w:sz w:val="19"/>
+                <w:szCs w:val="19"/>
+              </w:rPr>
+              <w:t xml:space="preserve">Protokollordner </w:t>
+            </w:r>
+            <w:r>
+              <w:rPr>
+                <w:rFonts w:ascii="Consolas" w:cs="Consolas" w:eastAsia="Consolas" w:hAnsi="Consolas"/>
+                <w:sz w:val="18"/>
+                <w:szCs w:val="18"/>
+              </w:rPr>
+              <w:t xml:space="preserve">Logs\</w:t>
+            </w:r>
+            <w:r>
+              <w:rPr>
+                <w:sz w:val="19"/>
+                <w:szCs w:val="19"/>
+              </w:rPr>
+              <w:t xml:space="preserve"> neben der Datenbank (</w:t>
+            </w:r>
+            <w:r>
+              <w:rPr>
+                <w:rFonts w:ascii="Consolas" w:cs="Consolas" w:eastAsia="Consolas" w:hAnsi="Consolas"/>
+                <w:sz w:val="18"/>
+                <w:szCs w:val="18"/>
+              </w:rPr>
+              <w:t xml:space="preserve">Diagnosedaten.ProtokollordnerPfad</w:t>
+            </w:r>
+            <w:r>
+              <w:rPr>
+                <w:sz w:val="19"/>
+                <w:szCs w:val="19"/>
+              </w:rPr>
+              <w:t xml:space="preserve">)</w:t>
+            </w:r>
+          </w:p>
+        </w:tc>
+      </w:tr>
+      <w:tr>
+        <w:trPr>
+          <w:cantSplit/>
+          <w:tblHeader w:val="false"/>
+        </w:trPr>
+        <w:tc>
+          <w:tcPr>
+            <w:tcW w:type="dxa" w:w="3352"/>
+            <w:tcBorders>
+              <w:top w:val="single" w:color="A6A6A6" w:sz="4"/>
+              <w:left w:val="single" w:color="A6A6A6" w:sz="4"/>
+              <w:bottom w:val="single" w:color="A6A6A6" w:sz="4"/>
+              <w:right w:val="single" w:color="A6A6A6" w:sz="4"/>
+            </w:tcBorders>
+            <w:tcMar>
+              <w:top w:type="dxa" w:w="50"/>
+              <w:left w:type="dxa" w:w="90"/>
+              <w:bottom w:type="dxa" w:w="50"/>
+              <w:right w:type="dxa" w:w="90"/>
+            </w:tcMar>
+          </w:tcPr>
+          <w:p>
+            <w:pPr>
+              <w:spacing w:after="0"/>
+            </w:pPr>
+            <w:r>
+              <w:rPr>
+                <w:rFonts w:ascii="Consolas" w:cs="Consolas" w:eastAsia="Consolas" w:hAnsi="Consolas"/>
+                <w:sz w:val="18"/>
+                <w:szCs w:val="18"/>
+              </w:rPr>
+              <w:t xml:space="preserve">migration_protokoll.txt</w:t>
+            </w:r>
+          </w:p>
+        </w:tc>
+        <w:tc>
+          <w:tcPr>
+            <w:tcW w:type="dxa" w:w="6286"/>
+            <w:tcBorders>
+              <w:top w:val="single" w:color="A6A6A6" w:sz="4"/>
+              <w:left w:val="single" w:color="A6A6A6" w:sz="4"/>
+              <w:bottom w:val="single" w:color="A6A6A6" w:sz="4"/>
+              <w:right w:val="single" w:color="A6A6A6" w:sz="4"/>
+            </w:tcBorders>
+            <w:tcMar>
+              <w:top w:type="dxa" w:w="50"/>
+              <w:left w:type="dxa" w:w="90"/>
+              <w:bottom w:type="dxa" w:w="50"/>
+              <w:right w:type="dxa" w:w="90"/>
+            </w:tcMar>
+          </w:tcPr>
+          <w:p>
+            <w:pPr>
+              <w:spacing w:after="0"/>
+            </w:pPr>
+            <w:r>
+              <w:rPr>
+                <w:sz w:val="19"/>
+                <w:szCs w:val="19"/>
+              </w:rPr>
+              <w:t xml:space="preserve">neben der Datenbank (Rückfall </w:t>
+            </w:r>
+            <w:r>
+              <w:rPr>
+                <w:rFonts w:ascii="Consolas" w:cs="Consolas" w:eastAsia="Consolas" w:hAnsi="Consolas"/>
+                <w:sz w:val="18"/>
+                <w:szCs w:val="18"/>
+              </w:rPr>
+              <w:t xml:space="preserve">Logs\</w:t>
+            </w:r>
+            <w:r>
+              <w:rPr>
+                <w:sz w:val="19"/>
+                <w:szCs w:val="19"/>
+              </w:rPr>
+              <w:t xml:space="preserve">)</w:t>
+            </w:r>
+          </w:p>
+        </w:tc>
+      </w:tr>
+      <w:tr>
+        <w:trPr>
+          <w:cantSplit/>
+          <w:tblHeader w:val="false"/>
+        </w:trPr>
+        <w:tc>
+          <w:tcPr>
+            <w:tcW w:type="dxa" w:w="3352"/>
+            <w:tcBorders>
+              <w:top w:val="single" w:color="A6A6A6" w:sz="4"/>
+              <w:left w:val="single" w:color="A6A6A6" w:sz="4"/>
+              <w:bottom w:val="single" w:color="A6A6A6" w:sz="4"/>
+              <w:right w:val="single" w:color="A6A6A6" w:sz="4"/>
+            </w:tcBorders>
+            <w:tcMar>
+              <w:top w:type="dxa" w:w="50"/>
+              <w:left w:type="dxa" w:w="90"/>
+              <w:bottom w:type="dxa" w:w="50"/>
+              <w:right w:type="dxa" w:w="90"/>
+            </w:tcMar>
+          </w:tcPr>
+          <w:p>
+            <w:pPr>
+              <w:spacing w:after="0"/>
+            </w:pPr>
+            <w:r>
+              <w:rPr>
+                <w:rFonts w:ascii="Consolas" w:cs="Consolas" w:eastAsia="Consolas" w:hAnsi="Consolas"/>
+                <w:sz w:val="18"/>
+                <w:szCs w:val="18"/>
+              </w:rPr>
+              <w:t xml:space="preserve">Katalogabgleich.txt</w:t>
+            </w:r>
+          </w:p>
+        </w:tc>
+        <w:tc>
+          <w:tcPr>
+            <w:tcW w:type="dxa" w:w="6286"/>
+            <w:tcBorders>
+              <w:top w:val="single" w:color="A6A6A6" w:sz="4"/>
+              <w:left w:val="single" w:color="A6A6A6" w:sz="4"/>
+              <w:bottom w:val="single" w:color="A6A6A6" w:sz="4"/>
+              <w:right w:val="single" w:color="A6A6A6" w:sz="4"/>
+            </w:tcBorders>
+            <w:tcMar>
+              <w:top w:type="dxa" w:w="50"/>
+              <w:left w:type="dxa" w:w="90"/>
+              <w:bottom w:type="dxa" w:w="50"/>
+              <w:right w:type="dxa" w:w="90"/>
+            </w:tcMar>
+          </w:tcPr>
+          <w:p>
+            <w:pPr>
+              <w:spacing w:after="0"/>
+            </w:pPr>
+            <w:r>
+              <w:rPr>
+                <w:sz w:val="19"/>
+                <w:szCs w:val="19"/>
+              </w:rPr>
+              <w:t xml:space="preserve">die jüngsten 2 000 Zeilen von </w:t>
+            </w:r>
+            <w:r>
+              <w:rPr>
+                <w:rFonts w:ascii="Consolas" w:cs="Consolas" w:eastAsia="Consolas" w:hAnsi="Consolas"/>
+                <w:sz w:val="18"/>
+                <w:szCs w:val="18"/>
+              </w:rPr>
+              <w:t xml:space="preserve">Tab_Katalogabgleich</w:t>
+            </w:r>
+            <w:r>
+              <w:rPr>
+                <w:sz w:val="19"/>
+                <w:szCs w:val="19"/>
+              </w:rPr>
+              <w:t xml:space="preserve">, neueste zuerst, tabulatorgetrennt mit Spaltenköpfen (über </w:t>
+            </w:r>
+            <w:r>
+              <w:rPr>
+                <w:rFonts w:ascii="Consolas" w:cs="Consolas" w:eastAsia="Consolas" w:hAnsi="Consolas"/>
+                <w:sz w:val="18"/>
+                <w:szCs w:val="18"/>
+              </w:rPr>
+              <w:t xml:space="preserve">Katalogabgleich.Protokoll</w:t>
+            </w:r>
+            <w:r>
+              <w:rPr>
+                <w:sz w:val="19"/>
+                <w:szCs w:val="19"/>
+              </w:rPr>
+              <w:t xml:space="preserve">, kein eigenes SQL)</w:t>
+            </w:r>
+          </w:p>
+        </w:tc>
+      </w:tr>
+      <w:tr>
+        <w:trPr>
+          <w:cantSplit/>
+          <w:tblHeader w:val="false"/>
+        </w:trPr>
+        <w:tc>
+          <w:tcPr>
+            <w:tcW w:type="dxa" w:w="3352"/>
+            <w:tcBorders>
+              <w:top w:val="single" w:color="A6A6A6" w:sz="4"/>
+              <w:left w:val="single" w:color="A6A6A6" w:sz="4"/>
+              <w:bottom w:val="single" w:color="A6A6A6" w:sz="4"/>
+              <w:right w:val="single" w:color="A6A6A6" w:sz="4"/>
+            </w:tcBorders>
+            <w:tcMar>
+              <w:top w:type="dxa" w:w="50"/>
+              <w:left w:type="dxa" w:w="90"/>
+              <w:bottom w:type="dxa" w:w="50"/>
+              <w:right w:type="dxa" w:w="90"/>
+            </w:tcMar>
+          </w:tcPr>
+          <w:p>
+            <w:pPr>
+              <w:spacing w:after="0"/>
+            </w:pPr>
+            <w:r>
+              <w:rPr>
+                <w:rFonts w:ascii="Consolas" w:cs="Consolas" w:eastAsia="Consolas" w:hAnsi="Consolas"/>
+                <w:sz w:val="18"/>
+                <w:szCs w:val="18"/>
+              </w:rPr>
+              <w:t xml:space="preserve">ki_aktionen.txt</w:t>
+            </w:r>
+          </w:p>
+        </w:tc>
+        <w:tc>
+          <w:tcPr>
+            <w:tcW w:type="dxa" w:w="6286"/>
+            <w:tcBorders>
+              <w:top w:val="single" w:color="A6A6A6" w:sz="4"/>
+              <w:left w:val="single" w:color="A6A6A6" w:sz="4"/>
+              <w:bottom w:val="single" w:color="A6A6A6" w:sz="4"/>
+              <w:right w:val="single" w:color="A6A6A6" w:sz="4"/>
+            </w:tcBorders>
+            <w:tcMar>
+              <w:top w:type="dxa" w:w="50"/>
+              <w:left w:type="dxa" w:w="90"/>
+              <w:bottom w:type="dxa" w:w="50"/>
+              <w:right w:type="dxa" w:w="90"/>
+            </w:tcMar>
+          </w:tcPr>
+          <w:p>
+            <w:pPr>
+              <w:spacing w:after="0"/>
+            </w:pPr>
+            <w:r>
+              <w:rPr>
+                <w:sz w:val="19"/>
+                <w:szCs w:val="19"/>
+              </w:rPr>
+              <w:t xml:space="preserve">nur mit Haken; </w:t>
+            </w:r>
+            <w:r>
+              <w:rPr>
+                <w:rFonts w:ascii="Consolas" w:cs="Consolas" w:eastAsia="Consolas" w:hAnsi="Consolas"/>
+                <w:sz w:val="18"/>
+                <w:szCs w:val="18"/>
+              </w:rPr>
+              <w:t xml:space="preserve">Logs\</w:t>
+            </w:r>
+            <w:r>
+              <w:rPr>
+                <w:sz w:val="19"/>
+                <w:szCs w:val="19"/>
+              </w:rPr>
+              <w:t xml:space="preserve">, sonst neben der Datenbank</w:t>
+            </w:r>
+          </w:p>
+        </w:tc>
+      </w:tr>
+    </w:tbl>
+    <w:p>
+      <w:pPr>
+        <w:spacing w:after="120"/>
+      </w:pPr>
+    </w:p>
+    <w:p>
+      <w:pPr>
+        <w:spacing w:after="120"/>
+      </w:pPr>
+      <w:r>
+        <w:t xml:space="preserve">Fehlt eine Quelle (kein Absturz bisher, keine Migration, Tabelle nicht vorhanden), ist das kein Fehler: Sie steht in der Ergebniszeile unter „Nicht vorhanden". </w:t>
+      </w:r>
+      <w:r>
+        <w:rPr>
+          <w:b/>
+          <w:bCs/>
+        </w:rPr>
+        <w:t xml:space="preserve">Datenschutz:</w:t>
+      </w:r>
+      <w:r>
+        <w:t xml:space="preserve"> Das Paket nimmt nur diese benannten Einträge auf — nie Projektdaten, nie die Datenbank oder eine andere </w:t>
       </w:r>
       <w:r>
         <w:rPr>
@@ -4984,54 +5390,10 @@
           <w:sz w:val="20"/>
           <w:szCs w:val="20"/>
         </w:rPr>
-        <w:t xml:space="preserve">Ausnahmen.txt</w:t>
-      </w:r>
-      <w:r>
-        <w:t xml:space="preserve">, </w:t>
-      </w:r>
-      <w:r>
-        <w:rPr>
-          <w:rFonts w:ascii="Consolas" w:cs="Consolas" w:eastAsia="Consolas" w:hAnsi="Consolas"/>
-          <w:sz w:val="20"/>
-          <w:szCs w:val="20"/>
-        </w:rPr>
-        <w:t xml:space="preserve">Ausnahmen.alt.txt</w:t>
-      </w:r>
-      <w:r>
-        <w:t xml:space="preserve">, </w:t>
-      </w:r>
-      <w:r>
-        <w:rPr>
-          <w:rFonts w:ascii="Consolas" w:cs="Consolas" w:eastAsia="Consolas" w:hAnsi="Consolas"/>
-          <w:sz w:val="20"/>
-          <w:szCs w:val="20"/>
-        </w:rPr>
-        <w:t xml:space="preserve">migration_protokoll.txt</w:t>
-      </w:r>
-      <w:r>
-        <w:t xml:space="preserve"> und dem Auszug aus </w:t>
-      </w:r>
-      <w:r>
-        <w:rPr>
-          <w:rFonts w:ascii="Consolas" w:cs="Consolas" w:eastAsia="Consolas" w:hAnsi="Consolas"/>
-          <w:sz w:val="20"/>
-          <w:szCs w:val="20"/>
-        </w:rPr>
-        <w:t xml:space="preserve">Tab_Katalogabgleich</w:t>
-      </w:r>
-      <w:r>
-        <w:t xml:space="preserve"> — ohne Projektdaten; </w:t>
-      </w:r>
-      <w:r>
-        <w:rPr>
-          <w:rFonts w:ascii="Consolas" w:cs="Consolas" w:eastAsia="Consolas" w:hAnsi="Consolas"/>
-          <w:sz w:val="20"/>
-          <w:szCs w:val="20"/>
-        </w:rPr>
-        <w:t xml:space="preserve">ki_aktionen.txt</w:t>
-      </w:r>
-      <w:r>
-        <w:t xml:space="preserve"> nur mit eigenem Haken, weil es Eingaben des Anwenders enthalten kann. Der Anwender hängt die Datei an seine E-Mail. Das ist der Supportweg ohne Fernwartung und steht auch der Testversion offen.</w:t>
+        <w:t xml:space="preserve">.sqlite</w:t>
+      </w:r>
+      <w:r>
+        <w:t xml:space="preserve">-Datei; die Diagnosedaten nennen Lizenznummer, Firma und Datenbankpfad, wie der Block im Dialog. Das KI-Protokoll kann Eingaben des Anwenders enthalten und kommt deshalb nur mit dem Haken hinein. EPOS-Plan versendet das Paket nicht selbst.</w:t>
       </w:r>
     </w:p>
     <w:p>
@@ -7598,6 +7960,130 @@
           </w:p>
         </w:tc>
       </w:tr>
+      <w:tr>
+        <w:trPr>
+          <w:cantSplit/>
+          <w:tblHeader w:val="false"/>
+        </w:trPr>
+        <w:tc>
+          <w:tcPr>
+            <w:tcW w:type="dxa" w:w="4589"/>
+            <w:tcBorders>
+              <w:top w:val="single" w:color="A6A6A6" w:sz="4"/>
+              <w:left w:val="single" w:color="A6A6A6" w:sz="4"/>
+              <w:bottom w:val="single" w:color="A6A6A6" w:sz="4"/>
+              <w:right w:val="single" w:color="A6A6A6" w:sz="4"/>
+            </w:tcBorders>
+            <w:tcMar>
+              <w:top w:type="dxa" w:w="50"/>
+              <w:left w:type="dxa" w:w="90"/>
+              <w:bottom w:type="dxa" w:w="50"/>
+              <w:right w:type="dxa" w:w="90"/>
+            </w:tcMar>
+          </w:tcPr>
+          <w:p>
+            <w:pPr>
+              <w:spacing w:after="0"/>
+            </w:pPr>
+            <w:r>
+              <w:rPr>
+                <w:rFonts w:ascii="Consolas" w:cs="Consolas" w:eastAsia="Consolas" w:hAnsi="Consolas"/>
+                <w:sz w:val="18"/>
+                <w:szCs w:val="18"/>
+              </w:rPr>
+              <w:t xml:space="preserve">SupportpaketTests</w:t>
+            </w:r>
+            <w:r>
+              <w:rPr>
+                <w:sz w:val="19"/>
+                <w:szCs w:val="19"/>
+              </w:rPr>
+              <w:t xml:space="preserve"> (Kern), bunit </w:t>
+            </w:r>
+            <w:r>
+              <w:rPr>
+                <w:rFonts w:ascii="Consolas" w:cs="Consolas" w:eastAsia="Consolas" w:hAnsi="Consolas"/>
+                <w:sz w:val="18"/>
+                <w:szCs w:val="18"/>
+              </w:rPr>
+              <w:t xml:space="preserve">UeberDialog</w:t>
+            </w:r>
+          </w:p>
+        </w:tc>
+        <w:tc>
+          <w:tcPr>
+            <w:tcW w:type="dxa" w:w="4589"/>
+            <w:tcBorders>
+              <w:top w:val="single" w:color="A6A6A6" w:sz="4"/>
+              <w:left w:val="single" w:color="A6A6A6" w:sz="4"/>
+              <w:bottom w:val="single" w:color="A6A6A6" w:sz="4"/>
+              <w:right w:val="single" w:color="A6A6A6" w:sz="4"/>
+            </w:tcBorders>
+            <w:tcMar>
+              <w:top w:type="dxa" w:w="50"/>
+              <w:left w:type="dxa" w:w="90"/>
+              <w:bottom w:type="dxa" w:w="50"/>
+              <w:right w:type="dxa" w:w="90"/>
+            </w:tcMar>
+          </w:tcPr>
+          <w:p>
+            <w:pPr>
+              <w:spacing w:after="0"/>
+            </w:pPr>
+            <w:r>
+              <w:rPr>
+                <w:sz w:val="19"/>
+                <w:szCs w:val="19"/>
+              </w:rPr>
+              <w:t xml:space="preserve">Paket mit Diagnosedaten, vorhandene Protokolle drin, fehlende benannt, KI-Protokoll nur mit Haken, nie </w:t>
+            </w:r>
+            <w:r>
+              <w:rPr>
+                <w:rFonts w:ascii="Consolas" w:cs="Consolas" w:eastAsia="Consolas" w:hAnsi="Consolas"/>
+                <w:sz w:val="18"/>
+                <w:szCs w:val="18"/>
+              </w:rPr>
+              <w:t xml:space="preserve">.sqlite</w:t>
+            </w:r>
+            <w:r>
+              <w:rPr>
+                <w:sz w:val="19"/>
+                <w:szCs w:val="19"/>
+              </w:rPr>
+              <w:t xml:space="preserve">, Schreibfehler benannt; ohne Rückruf kein Knopf, Klick übergibt den Haken, Ergebniszeile</w:t>
+            </w:r>
+          </w:p>
+        </w:tc>
+        <w:tc>
+          <w:tcPr>
+            <w:tcW w:type="dxa" w:w="460"/>
+            <w:tcBorders>
+              <w:top w:val="single" w:color="A6A6A6" w:sz="4"/>
+              <w:left w:val="single" w:color="A6A6A6" w:sz="4"/>
+              <w:bottom w:val="single" w:color="A6A6A6" w:sz="4"/>
+              <w:right w:val="single" w:color="A6A6A6" w:sz="4"/>
+            </w:tcBorders>
+            <w:tcMar>
+              <w:top w:type="dxa" w:w="50"/>
+              <w:left w:type="dxa" w:w="90"/>
+              <w:bottom w:type="dxa" w:w="50"/>
+              <w:right w:type="dxa" w:w="90"/>
+            </w:tcMar>
+          </w:tcPr>
+          <w:p>
+            <w:pPr>
+              <w:spacing w:after="0"/>
+            </w:pPr>
+            <w:r>
+              <w:rPr>
+                <w:sz w:val="19"/>
+                <w:szCs w:val="19"/>
+              </w:rPr>
+              <w:t xml:space="preserve">3</w:t>
+            </w:r>
+          </w:p>
+        </w:tc>
+      </w:tr>
     </w:tbl>
     <w:p>
       <w:pPr>
@@ -9521,7 +10007,7 @@
                 <w:sz w:val="19"/>
                 <w:szCs w:val="19"/>
               </w:rPr>
-              <w:t xml:space="preserve">Über-Dialog, Diagnosedaten</w:t>
+              <w:t xml:space="preserve">Über-Dialog</w:t>
             </w:r>
           </w:p>
         </w:tc>
@@ -9566,8 +10052,375 @@
                 <w:sz w:val="18"/>
                 <w:szCs w:val="18"/>
               </w:rPr>
+              <w:t xml:space="preserve">UeberDaten.cs</w:t>
+            </w:r>
+            <w:r>
+              <w:rPr>
+                <w:sz w:val="19"/>
+                <w:szCs w:val="19"/>
+              </w:rPr>
+              <w:t xml:space="preserve"> (mit </w:t>
+            </w:r>
+            <w:r>
+              <w:rPr>
+                <w:rFonts w:ascii="Consolas" w:cs="Consolas" w:eastAsia="Consolas" w:hAnsi="Consolas"/>
+                <w:sz w:val="18"/>
+                <w:szCs w:val="18"/>
+              </w:rPr>
+              <w:t xml:space="preserve">UeberAnstoss</w:t>
+            </w:r>
+            <w:r>
+              <w:rPr>
+                <w:sz w:val="19"/>
+                <w:szCs w:val="19"/>
+              </w:rPr>
+              <w:t xml:space="preserve">, </w:t>
+            </w:r>
+            <w:r>
+              <w:rPr>
+                <w:rFonts w:ascii="Consolas" w:cs="Consolas" w:eastAsia="Consolas" w:hAnsi="Consolas"/>
+                <w:sz w:val="18"/>
+                <w:szCs w:val="18"/>
+              </w:rPr>
+              <w:t xml:space="preserve">UeberTexte</w:t>
+            </w:r>
+            <w:r>
+              <w:rPr>
+                <w:sz w:val="19"/>
+                <w:szCs w:val="19"/>
+              </w:rPr>
+              <w:t xml:space="preserve">), Hülle </w:t>
+            </w:r>
+            <w:r>
+              <w:rPr>
+                <w:rFonts w:ascii="Consolas" w:cs="Consolas" w:eastAsia="Consolas" w:hAnsi="Consolas"/>
+                <w:sz w:val="18"/>
+                <w:szCs w:val="18"/>
+              </w:rPr>
+              <w:t xml:space="preserve">EPOS.UI.Daten/Hilfe/UeberHuelle.cs</w:t>
+            </w:r>
+            <w:r>
+              <w:rPr>
+                <w:sz w:val="19"/>
+                <w:szCs w:val="19"/>
+              </w:rPr>
+              <w:t xml:space="preserve">, Fenster </w:t>
+            </w:r>
+            <w:r>
+              <w:rPr>
+                <w:rFonts w:ascii="Consolas" w:cs="Consolas" w:eastAsia="Consolas" w:hAnsi="Consolas"/>
+                <w:sz w:val="18"/>
+                <w:szCs w:val="18"/>
+              </w:rPr>
+              <w:t xml:space="preserve">WindowsFormsApplication1/Views/Help/UeberFenster.cs</w:t>
+            </w:r>
+            <w:r>
+              <w:rPr>
+                <w:sz w:val="19"/>
+                <w:szCs w:val="19"/>
+              </w:rPr>
+              <w:t xml:space="preserve">, Fall </w:t>
+            </w:r>
+            <w:r>
+              <w:rPr>
+                <w:rFonts w:ascii="Consolas" w:cs="Consolas" w:eastAsia="Consolas" w:hAnsi="Consolas"/>
+                <w:sz w:val="18"/>
+                <w:szCs w:val="18"/>
+              </w:rPr>
+              <w:t xml:space="preserve">Version</w:t>
+            </w:r>
+            <w:r>
+              <w:rPr>
+                <w:sz w:val="19"/>
+                <w:szCs w:val="19"/>
+              </w:rPr>
+              <w:t xml:space="preserve"> in </w:t>
+            </w:r>
+            <w:r>
+              <w:rPr>
+                <w:rFonts w:ascii="Consolas" w:cs="Consolas" w:eastAsia="Consolas" w:hAnsi="Consolas"/>
+                <w:sz w:val="18"/>
+                <w:szCs w:val="18"/>
+              </w:rPr>
+              <w:t xml:space="preserve">HauptfensterHuelle.cs</w:t>
+            </w:r>
+          </w:p>
+        </w:tc>
+        <w:tc>
+          <w:tcPr>
+            <w:tcW w:type="dxa" w:w="547"/>
+            <w:tcBorders>
+              <w:top w:val="single" w:color="A6A6A6" w:sz="4"/>
+              <w:left w:val="single" w:color="A6A6A6" w:sz="4"/>
+              <w:bottom w:val="single" w:color="A6A6A6" w:sz="4"/>
+              <w:right w:val="single" w:color="A6A6A6" w:sz="4"/>
+            </w:tcBorders>
+            <w:tcMar>
+              <w:top w:type="dxa" w:w="50"/>
+              <w:left w:type="dxa" w:w="90"/>
+              <w:bottom w:type="dxa" w:w="50"/>
+              <w:right w:type="dxa" w:w="90"/>
+            </w:tcMar>
+          </w:tcPr>
+          <w:p>
+            <w:pPr>
+              <w:spacing w:after="0"/>
+            </w:pPr>
+            <w:r>
+              <w:rPr>
+                <w:sz w:val="19"/>
+                <w:szCs w:val="19"/>
+              </w:rPr>
+              <w:t xml:space="preserve">heute</w:t>
+            </w:r>
+          </w:p>
+        </w:tc>
+      </w:tr>
+      <w:tr>
+        <w:trPr>
+          <w:cantSplit/>
+          <w:tblHeader w:val="false"/>
+        </w:trPr>
+        <w:tc>
+          <w:tcPr>
+            <w:tcW w:type="dxa" w:w="3636"/>
+            <w:tcBorders>
+              <w:top w:val="single" w:color="A6A6A6" w:sz="4"/>
+              <w:left w:val="single" w:color="A6A6A6" w:sz="4"/>
+              <w:bottom w:val="single" w:color="A6A6A6" w:sz="4"/>
+              <w:right w:val="single" w:color="A6A6A6" w:sz="4"/>
+            </w:tcBorders>
+            <w:tcMar>
+              <w:top w:type="dxa" w:w="50"/>
+              <w:left w:type="dxa" w:w="90"/>
+              <w:bottom w:type="dxa" w:w="50"/>
+              <w:right w:type="dxa" w:w="90"/>
+            </w:tcMar>
+          </w:tcPr>
+          <w:p>
+            <w:pPr>
+              <w:spacing w:after="0"/>
+            </w:pPr>
+            <w:r>
+              <w:rPr>
+                <w:sz w:val="19"/>
+                <w:szCs w:val="19"/>
+              </w:rPr>
+              <w:t xml:space="preserve">Geste des Entwicklermodus</w:t>
+            </w:r>
+          </w:p>
+        </w:tc>
+        <w:tc>
+          <w:tcPr>
+            <w:tcW w:type="dxa" w:w="5455"/>
+            <w:tcBorders>
+              <w:top w:val="single" w:color="A6A6A6" w:sz="4"/>
+              <w:left w:val="single" w:color="A6A6A6" w:sz="4"/>
+              <w:bottom w:val="single" w:color="A6A6A6" w:sz="4"/>
+              <w:right w:val="single" w:color="A6A6A6" w:sz="4"/>
+            </w:tcBorders>
+            <w:tcMar>
+              <w:top w:type="dxa" w:w="50"/>
+              <w:left w:type="dxa" w:w="90"/>
+              <w:bottom w:type="dxa" w:w="50"/>
+              <w:right w:type="dxa" w:w="90"/>
+            </w:tcMar>
+          </w:tcPr>
+          <w:p>
+            <w:pPr>
+              <w:spacing w:after="0"/>
+            </w:pPr>
+            <w:r>
+              <w:rPr>
+                <w:rFonts w:ascii="Consolas" w:cs="Consolas" w:eastAsia="Consolas" w:hAnsi="Consolas"/>
+                <w:sz w:val="18"/>
+                <w:szCs w:val="18"/>
+              </w:rPr>
+              <w:t xml:space="preserve">UeberFenster</w:t>
+            </w:r>
+            <w:r>
+              <w:rPr>
+                <w:sz w:val="19"/>
+                <w:szCs w:val="19"/>
+              </w:rPr>
+              <w:t xml:space="preserve"> (Abfang über </w:t>
+            </w:r>
+            <w:r>
+              <w:rPr>
+                <w:rFonts w:ascii="Consolas" w:cs="Consolas" w:eastAsia="Consolas" w:hAnsi="Consolas"/>
+                <w:sz w:val="18"/>
+                <w:szCs w:val="18"/>
+              </w:rPr>
+              <w:t xml:space="preserve">BlazorDialogForm.Befehlstaste</w:t>
+            </w:r>
+            <w:r>
+              <w:rPr>
+                <w:sz w:val="19"/>
+                <w:szCs w:val="19"/>
+              </w:rPr>
+              <w:t xml:space="preserve">), </w:t>
+            </w:r>
+            <w:r>
+              <w:rPr>
+                <w:rFonts w:ascii="Consolas" w:cs="Consolas" w:eastAsia="Consolas" w:hAnsi="Consolas"/>
+                <w:sz w:val="18"/>
+                <w:szCs w:val="18"/>
+              </w:rPr>
+              <w:t xml:space="preserve">WindowsFormsApplication1/Views/Entwicklung/EntwicklungHuelle.cs</w:t>
+            </w:r>
+            <w:r>
+              <w:rPr>
+                <w:sz w:val="19"/>
+                <w:szCs w:val="19"/>
+              </w:rPr>
+              <w:t xml:space="preserve"> (</w:t>
+            </w:r>
+            <w:r>
+              <w:rPr>
+                <w:rFonts w:ascii="Consolas" w:cs="Consolas" w:eastAsia="Consolas" w:hAnsi="Consolas"/>
+                <w:sz w:val="18"/>
+                <w:szCs w:val="18"/>
+              </w:rPr>
+              <w:t xml:space="preserve">GesteUmschalten</w:t>
+            </w:r>
+            <w:r>
+              <w:rPr>
+                <w:sz w:val="19"/>
+                <w:szCs w:val="19"/>
+              </w:rPr>
+              <w:t xml:space="preserve">)</w:t>
+            </w:r>
+          </w:p>
+        </w:tc>
+        <w:tc>
+          <w:tcPr>
+            <w:tcW w:type="dxa" w:w="547"/>
+            <w:tcBorders>
+              <w:top w:val="single" w:color="A6A6A6" w:sz="4"/>
+              <w:left w:val="single" w:color="A6A6A6" w:sz="4"/>
+              <w:bottom w:val="single" w:color="A6A6A6" w:sz="4"/>
+              <w:right w:val="single" w:color="A6A6A6" w:sz="4"/>
+            </w:tcBorders>
+            <w:tcMar>
+              <w:top w:type="dxa" w:w="50"/>
+              <w:left w:type="dxa" w:w="90"/>
+              <w:bottom w:type="dxa" w:w="50"/>
+              <w:right w:type="dxa" w:w="90"/>
+            </w:tcMar>
+          </w:tcPr>
+          <w:p>
+            <w:pPr>
+              <w:spacing w:after="0"/>
+            </w:pPr>
+            <w:r>
+              <w:rPr>
+                <w:sz w:val="19"/>
+                <w:szCs w:val="19"/>
+              </w:rPr>
+              <w:t xml:space="preserve">heute</w:t>
+            </w:r>
+          </w:p>
+        </w:tc>
+      </w:tr>
+      <w:tr>
+        <w:trPr>
+          <w:cantSplit/>
+          <w:tblHeader w:val="false"/>
+        </w:trPr>
+        <w:tc>
+          <w:tcPr>
+            <w:tcW w:type="dxa" w:w="3636"/>
+            <w:tcBorders>
+              <w:top w:val="single" w:color="A6A6A6" w:sz="4"/>
+              <w:left w:val="single" w:color="A6A6A6" w:sz="4"/>
+              <w:bottom w:val="single" w:color="A6A6A6" w:sz="4"/>
+              <w:right w:val="single" w:color="A6A6A6" w:sz="4"/>
+            </w:tcBorders>
+            <w:tcMar>
+              <w:top w:type="dxa" w:w="50"/>
+              <w:left w:type="dxa" w:w="90"/>
+              <w:bottom w:type="dxa" w:w="50"/>
+              <w:right w:type="dxa" w:w="90"/>
+            </w:tcMar>
+          </w:tcPr>
+          <w:p>
+            <w:pPr>
+              <w:spacing w:after="0"/>
+            </w:pPr>
+            <w:r>
+              <w:rPr>
+                <w:sz w:val="19"/>
+                <w:szCs w:val="19"/>
+              </w:rPr>
+              <w:t xml:space="preserve">Diagnosedaten</w:t>
+            </w:r>
+          </w:p>
+        </w:tc>
+        <w:tc>
+          <w:tcPr>
+            <w:tcW w:type="dxa" w:w="5455"/>
+            <w:tcBorders>
+              <w:top w:val="single" w:color="A6A6A6" w:sz="4"/>
+              <w:left w:val="single" w:color="A6A6A6" w:sz="4"/>
+              <w:bottom w:val="single" w:color="A6A6A6" w:sz="4"/>
+              <w:right w:val="single" w:color="A6A6A6" w:sz="4"/>
+            </w:tcBorders>
+            <w:tcMar>
+              <w:top w:type="dxa" w:w="50"/>
+              <w:left w:type="dxa" w:w="90"/>
+              <w:bottom w:type="dxa" w:w="50"/>
+              <w:right w:type="dxa" w:w="90"/>
+            </w:tcMar>
+          </w:tcPr>
+          <w:p>
+            <w:pPr>
+              <w:spacing w:after="0"/>
+            </w:pPr>
+            <w:r>
+              <w:rPr>
+                <w:rFonts w:ascii="Consolas" w:cs="Consolas" w:eastAsia="Consolas" w:hAnsi="Consolas"/>
+                <w:sz w:val="18"/>
+                <w:szCs w:val="18"/>
+              </w:rPr>
               <w:t xml:space="preserve">EPOS.Kern/Allgemein/Diagnose/Diagnosedaten.cs</w:t>
             </w:r>
+            <w:r>
+              <w:rPr>
+                <w:sz w:val="19"/>
+                <w:szCs w:val="19"/>
+              </w:rPr>
+              <w:t xml:space="preserve"> (</w:t>
+            </w:r>
+            <w:r>
+              <w:rPr>
+                <w:rFonts w:ascii="Consolas" w:cs="Consolas" w:eastAsia="Consolas" w:hAnsi="Consolas"/>
+                <w:sz w:val="18"/>
+                <w:szCs w:val="18"/>
+              </w:rPr>
+              <w:t xml:space="preserve">Textblock</w:t>
+            </w:r>
+            <w:r>
+              <w:rPr>
+                <w:sz w:val="19"/>
+                <w:szCs w:val="19"/>
+              </w:rPr>
+              <w:t xml:space="preserve">, </w:t>
+            </w:r>
+            <w:r>
+              <w:rPr>
+                <w:rFonts w:ascii="Consolas" w:cs="Consolas" w:eastAsia="Consolas" w:hAnsi="Consolas"/>
+                <w:sz w:val="18"/>
+                <w:szCs w:val="18"/>
+              </w:rPr>
+              <w:t xml:space="preserve">ProtokollordnerPfad</w:t>
+            </w:r>
+            <w:r>
+              <w:rPr>
+                <w:sz w:val="19"/>
+                <w:szCs w:val="19"/>
+              </w:rPr>
+              <w:t xml:space="preserve">)</w:t>
+            </w:r>
           </w:p>
         </w:tc>
         <w:tc>
@@ -9595,7 +10448,352 @@
                 <w:sz w:val="19"/>
                 <w:szCs w:val="19"/>
               </w:rPr>
-              <w:t xml:space="preserve">3</w:t>
+              <w:t xml:space="preserve">heute</w:t>
+            </w:r>
+          </w:p>
+        </w:tc>
+      </w:tr>
+      <w:tr>
+        <w:trPr>
+          <w:cantSplit/>
+          <w:tblHeader w:val="false"/>
+        </w:trPr>
+        <w:tc>
+          <w:tcPr>
+            <w:tcW w:type="dxa" w:w="3636"/>
+            <w:tcBorders>
+              <w:top w:val="single" w:color="A6A6A6" w:sz="4"/>
+              <w:left w:val="single" w:color="A6A6A6" w:sz="4"/>
+              <w:bottom w:val="single" w:color="A6A6A6" w:sz="4"/>
+              <w:right w:val="single" w:color="A6A6A6" w:sz="4"/>
+            </w:tcBorders>
+            <w:tcMar>
+              <w:top w:type="dxa" w:w="50"/>
+              <w:left w:type="dxa" w:w="90"/>
+              <w:bottom w:type="dxa" w:w="50"/>
+              <w:right w:type="dxa" w:w="90"/>
+            </w:tcMar>
+          </w:tcPr>
+          <w:p>
+            <w:pPr>
+              <w:spacing w:after="0"/>
+            </w:pPr>
+            <w:r>
+              <w:rPr>
+                <w:sz w:val="19"/>
+                <w:szCs w:val="19"/>
+              </w:rPr>
+              <w:t xml:space="preserve">Tests des Über-Dialogs</w:t>
+            </w:r>
+          </w:p>
+        </w:tc>
+        <w:tc>
+          <w:tcPr>
+            <w:tcW w:type="dxa" w:w="5455"/>
+            <w:tcBorders>
+              <w:top w:val="single" w:color="A6A6A6" w:sz="4"/>
+              <w:left w:val="single" w:color="A6A6A6" w:sz="4"/>
+              <w:bottom w:val="single" w:color="A6A6A6" w:sz="4"/>
+              <w:right w:val="single" w:color="A6A6A6" w:sz="4"/>
+            </w:tcBorders>
+            <w:tcMar>
+              <w:top w:type="dxa" w:w="50"/>
+              <w:left w:type="dxa" w:w="90"/>
+              <w:bottom w:type="dxa" w:w="50"/>
+              <w:right w:type="dxa" w:w="90"/>
+            </w:tcMar>
+          </w:tcPr>
+          <w:p>
+            <w:pPr>
+              <w:spacing w:after="0"/>
+            </w:pPr>
+            <w:r>
+              <w:rPr>
+                <w:rFonts w:ascii="Consolas" w:cs="Consolas" w:eastAsia="Consolas" w:hAnsi="Consolas"/>
+                <w:sz w:val="18"/>
+                <w:szCs w:val="18"/>
+              </w:rPr>
+              <w:t xml:space="preserve">EPOS.UI.Tests/Dialoge/UeberDialogTests.cs</w:t>
+            </w:r>
+            <w:r>
+              <w:rPr>
+                <w:sz w:val="19"/>
+                <w:szCs w:val="19"/>
+              </w:rPr>
+              <w:t xml:space="preserve">, </w:t>
+            </w:r>
+            <w:r>
+              <w:rPr>
+                <w:rFonts w:ascii="Consolas" w:cs="Consolas" w:eastAsia="Consolas" w:hAnsi="Consolas"/>
+                <w:sz w:val="18"/>
+                <w:szCs w:val="18"/>
+              </w:rPr>
+              <w:t xml:space="preserve">EPOS.Kern.Tests/DiagnosedatenTests.cs</w:t>
+            </w:r>
+          </w:p>
+        </w:tc>
+        <w:tc>
+          <w:tcPr>
+            <w:tcW w:type="dxa" w:w="547"/>
+            <w:tcBorders>
+              <w:top w:val="single" w:color="A6A6A6" w:sz="4"/>
+              <w:left w:val="single" w:color="A6A6A6" w:sz="4"/>
+              <w:bottom w:val="single" w:color="A6A6A6" w:sz="4"/>
+              <w:right w:val="single" w:color="A6A6A6" w:sz="4"/>
+            </w:tcBorders>
+            <w:tcMar>
+              <w:top w:type="dxa" w:w="50"/>
+              <w:left w:type="dxa" w:w="90"/>
+              <w:bottom w:type="dxa" w:w="50"/>
+              <w:right w:type="dxa" w:w="90"/>
+            </w:tcMar>
+          </w:tcPr>
+          <w:p>
+            <w:pPr>
+              <w:spacing w:after="0"/>
+            </w:pPr>
+            <w:r>
+              <w:rPr>
+                <w:sz w:val="19"/>
+                <w:szCs w:val="19"/>
+              </w:rPr>
+              <w:t xml:space="preserve">heute</w:t>
+            </w:r>
+          </w:p>
+        </w:tc>
+      </w:tr>
+      <w:tr>
+        <w:trPr>
+          <w:cantSplit/>
+          <w:tblHeader w:val="false"/>
+        </w:trPr>
+        <w:tc>
+          <w:tcPr>
+            <w:tcW w:type="dxa" w:w="3636"/>
+            <w:tcBorders>
+              <w:top w:val="single" w:color="A6A6A6" w:sz="4"/>
+              <w:left w:val="single" w:color="A6A6A6" w:sz="4"/>
+              <w:bottom w:val="single" w:color="A6A6A6" w:sz="4"/>
+              <w:right w:val="single" w:color="A6A6A6" w:sz="4"/>
+            </w:tcBorders>
+            <w:tcMar>
+              <w:top w:type="dxa" w:w="50"/>
+              <w:left w:type="dxa" w:w="90"/>
+              <w:bottom w:type="dxa" w:w="50"/>
+              <w:right w:type="dxa" w:w="90"/>
+            </w:tcMar>
+          </w:tcPr>
+          <w:p>
+            <w:pPr>
+              <w:spacing w:after="0"/>
+            </w:pPr>
+            <w:r>
+              <w:rPr>
+                <w:sz w:val="19"/>
+                <w:szCs w:val="19"/>
+              </w:rPr>
+              <w:t xml:space="preserve">Supportpaket</w:t>
+            </w:r>
+          </w:p>
+        </w:tc>
+        <w:tc>
+          <w:tcPr>
+            <w:tcW w:type="dxa" w:w="5455"/>
+            <w:tcBorders>
+              <w:top w:val="single" w:color="A6A6A6" w:sz="4"/>
+              <w:left w:val="single" w:color="A6A6A6" w:sz="4"/>
+              <w:bottom w:val="single" w:color="A6A6A6" w:sz="4"/>
+              <w:right w:val="single" w:color="A6A6A6" w:sz="4"/>
+            </w:tcBorders>
+            <w:tcMar>
+              <w:top w:type="dxa" w:w="50"/>
+              <w:left w:type="dxa" w:w="90"/>
+              <w:bottom w:type="dxa" w:w="50"/>
+              <w:right w:type="dxa" w:w="90"/>
+            </w:tcMar>
+          </w:tcPr>
+          <w:p>
+            <w:pPr>
+              <w:spacing w:after="0"/>
+            </w:pPr>
+            <w:r>
+              <w:rPr>
+                <w:rFonts w:ascii="Consolas" w:cs="Consolas" w:eastAsia="Consolas" w:hAnsi="Consolas"/>
+                <w:sz w:val="18"/>
+                <w:szCs w:val="18"/>
+              </w:rPr>
+              <w:t xml:space="preserve">EPOS.Kern/Allgemein/Support/Supportpaket.cs</w:t>
+            </w:r>
+            <w:r>
+              <w:rPr>
+                <w:sz w:val="19"/>
+                <w:szCs w:val="19"/>
+              </w:rPr>
+              <w:t xml:space="preserve"> (</w:t>
+            </w:r>
+            <w:r>
+              <w:rPr>
+                <w:rFonts w:ascii="Consolas" w:cs="Consolas" w:eastAsia="Consolas" w:hAnsi="Consolas"/>
+                <w:sz w:val="18"/>
+                <w:szCs w:val="18"/>
+              </w:rPr>
+              <w:t xml:space="preserve">Erstellen</w:t>
+            </w:r>
+            <w:r>
+              <w:rPr>
+                <w:sz w:val="19"/>
+                <w:szCs w:val="19"/>
+              </w:rPr>
+              <w:t xml:space="preserve">, </w:t>
+            </w:r>
+            <w:r>
+              <w:rPr>
+                <w:rFonts w:ascii="Consolas" w:cs="Consolas" w:eastAsia="Consolas" w:hAnsi="Consolas"/>
+                <w:sz w:val="18"/>
+                <w:szCs w:val="18"/>
+              </w:rPr>
+              <w:t xml:space="preserve">Vorgabename</w:t>
+            </w:r>
+            <w:r>
+              <w:rPr>
+                <w:sz w:val="19"/>
+                <w:szCs w:val="19"/>
+              </w:rPr>
+              <w:t xml:space="preserve">, </w:t>
+            </w:r>
+            <w:r>
+              <w:rPr>
+                <w:rFonts w:ascii="Consolas" w:cs="Consolas" w:eastAsia="Consolas" w:hAnsi="Consolas"/>
+                <w:sz w:val="18"/>
+                <w:szCs w:val="18"/>
+              </w:rPr>
+              <w:t xml:space="preserve">Supportpaketergebnis</w:t>
+            </w:r>
+            <w:r>
+              <w:rPr>
+                <w:sz w:val="19"/>
+                <w:szCs w:val="19"/>
+              </w:rPr>
+              <w:t xml:space="preserve">), Anzeigeform </w:t>
+            </w:r>
+            <w:r>
+              <w:rPr>
+                <w:rFonts w:ascii="Consolas" w:cs="Consolas" w:eastAsia="Consolas" w:hAnsi="Consolas"/>
+                <w:sz w:val="18"/>
+                <w:szCs w:val="18"/>
+              </w:rPr>
+              <w:t xml:space="preserve">SupportpaketAnzeige</w:t>
+            </w:r>
+            <w:r>
+              <w:rPr>
+                <w:sz w:val="19"/>
+                <w:szCs w:val="19"/>
+              </w:rPr>
+              <w:t xml:space="preserve"> in </w:t>
+            </w:r>
+            <w:r>
+              <w:rPr>
+                <w:rFonts w:ascii="Consolas" w:cs="Consolas" w:eastAsia="Consolas" w:hAnsi="Consolas"/>
+                <w:sz w:val="18"/>
+                <w:szCs w:val="18"/>
+              </w:rPr>
+              <w:t xml:space="preserve">EPOS.UI/Dialoge/Hilfe/UeberDaten.cs</w:t>
+            </w:r>
+            <w:r>
+              <w:rPr>
+                <w:sz w:val="19"/>
+                <w:szCs w:val="19"/>
+              </w:rPr>
+              <w:t xml:space="preserve">, Hülle </w:t>
+            </w:r>
+            <w:r>
+              <w:rPr>
+                <w:rFonts w:ascii="Consolas" w:cs="Consolas" w:eastAsia="Consolas" w:hAnsi="Consolas"/>
+                <w:sz w:val="18"/>
+                <w:szCs w:val="18"/>
+              </w:rPr>
+              <w:t xml:space="preserve">UeberHuelle.SupportpaketSpeichern</w:t>
+            </w:r>
+            <w:r>
+              <w:rPr>
+                <w:sz w:val="19"/>
+                <w:szCs w:val="19"/>
+              </w:rPr>
+              <w:t xml:space="preserve">, Speicherdialog in </w:t>
+            </w:r>
+            <w:r>
+              <w:rPr>
+                <w:rFonts w:ascii="Consolas" w:cs="Consolas" w:eastAsia="Consolas" w:hAnsi="Consolas"/>
+                <w:sz w:val="18"/>
+                <w:szCs w:val="18"/>
+              </w:rPr>
+              <w:t xml:space="preserve">UeberFenster.SupportpaketSpeichern</w:t>
+            </w:r>
+            <w:r>
+              <w:rPr>
+                <w:sz w:val="19"/>
+                <w:szCs w:val="19"/>
+              </w:rPr>
+              <w:t xml:space="preserve">, Tests </w:t>
+            </w:r>
+            <w:r>
+              <w:rPr>
+                <w:rFonts w:ascii="Consolas" w:cs="Consolas" w:eastAsia="Consolas" w:hAnsi="Consolas"/>
+                <w:sz w:val="18"/>
+                <w:szCs w:val="18"/>
+              </w:rPr>
+              <w:t xml:space="preserve">EPOS.Kern.Tests/SupportpaketTests.cs</w:t>
+            </w:r>
+            <w:r>
+              <w:rPr>
+                <w:sz w:val="19"/>
+                <w:szCs w:val="19"/>
+              </w:rPr>
+              <w:t xml:space="preserve">; der Haken steht in </w:t>
+            </w:r>
+            <w:r>
+              <w:rPr>
+                <w:rFonts w:ascii="Consolas" w:cs="Consolas" w:eastAsia="Consolas" w:hAnsi="Consolas"/>
+                <w:sz w:val="18"/>
+                <w:szCs w:val="18"/>
+              </w:rPr>
+              <w:t xml:space="preserve">KiDialogAusnahmen</w:t>
+            </w:r>
+            <w:r>
+              <w:rPr>
+                <w:sz w:val="19"/>
+                <w:szCs w:val="19"/>
+              </w:rPr>
+              <w:t xml:space="preserve"> (Grund Export)</w:t>
+            </w:r>
+          </w:p>
+        </w:tc>
+        <w:tc>
+          <w:tcPr>
+            <w:tcW w:type="dxa" w:w="547"/>
+            <w:tcBorders>
+              <w:top w:val="single" w:color="A6A6A6" w:sz="4"/>
+              <w:left w:val="single" w:color="A6A6A6" w:sz="4"/>
+              <w:bottom w:val="single" w:color="A6A6A6" w:sz="4"/>
+              <w:right w:val="single" w:color="A6A6A6" w:sz="4"/>
+            </w:tcBorders>
+            <w:tcMar>
+              <w:top w:type="dxa" w:w="50"/>
+              <w:left w:type="dxa" w:w="90"/>
+              <w:bottom w:type="dxa" w:w="50"/>
+              <w:right w:type="dxa" w:w="90"/>
+            </w:tcMar>
+          </w:tcPr>
+          <w:p>
+            <w:pPr>
+              <w:spacing w:after="0"/>
+            </w:pPr>
+            <w:r>
+              <w:rPr>
+                <w:sz w:val="19"/>
+                <w:szCs w:val="19"/>
+              </w:rPr>
+              <w:t xml:space="preserve">heute</w:t>
             </w:r>
           </w:p>
         </w:tc>
@@ -9945,23 +11143,7 @@
                 <w:sz w:val="19"/>
                 <w:szCs w:val="19"/>
               </w:rPr>
-              <w:t xml:space="preserve">umgesetzt (11.10.2026, #972); </w:t>
-            </w:r>
-            <w:r>
-              <w:rPr>
-                <w:b/>
-                <w:bCs/>
-                <w:sz w:val="19"/>
-                <w:szCs w:val="19"/>
-              </w:rPr>
-              <w:t xml:space="preserve">Nachzug offen:</w:t>
-            </w:r>
-            <w:r>
-              <w:rPr>
-                <w:sz w:val="19"/>
-                <w:szCs w:val="19"/>
-              </w:rPr>
-              <w:t xml:space="preserve"> Zapfprofil-Vorgaben als Anwenderrubrik „Zapfprofil" statt Entwicklerbereich (Entscheid 11.10.2026)</w:t>
+              <w:t xml:space="preserve">umgesetzt (11.10.2026, #974); die Zapfprofil-Vorgaben sind Anwenderrubrik „Zapfprofil" statt Entwicklerbereich (Nachzug 11.10.2026, #976)</w:t>
             </w:r>
           </w:p>
         </w:tc>
@@ -10054,7 +11236,7 @@
                 <w:sz w:val="19"/>
                 <w:szCs w:val="19"/>
               </w:rPr>
-              <w:t xml:space="preserve">umgesetzt (11.10.2026, #973); offen beim Anwender: Fernwartungsseite, Server, signierter Client</w:t>
+              <w:t xml:space="preserve">umgesetzt (11.10.2026, #975); offen beim Anwender: Fernwartungsseite, Server, signierter Client</w:t>
             </w:r>
           </w:p>
         </w:tc>
@@ -10147,7 +11329,7 @@
                 <w:sz w:val="19"/>
                 <w:szCs w:val="19"/>
               </w:rPr>
-              <w:t xml:space="preserve">offen</w:t>
+              <w:t xml:space="preserve">umgesetzt (11.10.2026, #977): 3a (Dialog, Diagnoseblock, Geste im Dialog), 3b (Supportpaket)</w:t>
             </w:r>
           </w:p>
         </w:tc>

--- a/Dokumentation/aktuell/Entwicklerhandbuch_Administration_Support_EPOS-Plan.docx
+++ b/Dokumentation/aktuell/Entwicklerhandbuch_Administration_Support_EPOS-Plan.docx
@@ -99,7 +99,7 @@
         <w:t xml:space="preserve">Stand.</w:t>
       </w:r>
       <w:r>
-        <w:t xml:space="preserve"> 11.10.2026, Stufen 1 und 2 umgesetzt (11.10.2026, #974 und #975), Stufe 3 (3a Über und Diagnose, 3b Supportpaket) umgesetzt (11.10.2026, #977), Nachzug Zapfprofil-Rubrik umgesetzt (11.10.2026, #976); Konzeptstand nach den Anwenderentscheiden AS-Q1 bis AS-Q10 (</w:t>
+        <w:t xml:space="preserve"> 11.10.2026, Stufen 1 und 2 umgesetzt (11.10.2026, #974 und #985), Stufe 3 (3a Über und Diagnose, 3b Supportpaket) umgesetzt (11.10.2026, #987), Nachzug Zapfprofil-Rubrik umgesetzt (11.10.2026, #986); Konzeptstand nach den Anwenderentscheiden AS-Q1 bis AS-Q10 (</w:t>
       </w:r>
       <w:r>
         <w:rPr>
@@ -11143,7 +11143,7 @@
                 <w:sz w:val="19"/>
                 <w:szCs w:val="19"/>
               </w:rPr>
-              <w:t xml:space="preserve">umgesetzt (11.10.2026, #974); die Zapfprofil-Vorgaben sind Anwenderrubrik „Zapfprofil" statt Entwicklerbereich (Nachzug 11.10.2026, #976)</w:t>
+              <w:t xml:space="preserve">umgesetzt (11.10.2026, #974); die Zapfprofil-Vorgaben sind Anwenderrubrik „Zapfprofil" statt Entwicklerbereich (Nachzug 11.10.2026, #986)</w:t>
             </w:r>
           </w:p>
         </w:tc>
@@ -11236,7 +11236,7 @@
                 <w:sz w:val="19"/>
                 <w:szCs w:val="19"/>
               </w:rPr>
-              <w:t xml:space="preserve">umgesetzt (11.10.2026, #975); offen beim Anwender: Fernwartungsseite, Server, signierter Client</w:t>
+              <w:t xml:space="preserve">umgesetzt (11.10.2026, #985); offen beim Anwender: Fernwartungsseite, Server, signierter Client</w:t>
             </w:r>
           </w:p>
         </w:tc>
@@ -11329,7 +11329,7 @@
                 <w:sz w:val="19"/>
                 <w:szCs w:val="19"/>
               </w:rPr>
-              <w:t xml:space="preserve">umgesetzt (11.10.2026, #977): 3a (Dialog, Diagnoseblock, Geste im Dialog), 3b (Supportpaket)</w:t>
+              <w:t xml:space="preserve">umgesetzt (11.10.2026, #987): 3a (Dialog, Diagnoseblock, Geste im Dialog), 3b (Supportpaket)</w:t>
             </w:r>
           </w:p>
         </w:tc>

--- a/Dokumentation/aktuell/Entwicklerhandbuch_Administration_Support_EPOS-Plan.docx
+++ b/Dokumentation/aktuell/Entwicklerhandbuch_Administration_Support_EPOS-Plan.docx
@@ -463,14 +463,14 @@
                 <w:sz w:val="19"/>
                 <w:szCs w:val="19"/>
               </w:rPr>
-              <w:t xml:space="preserve">Strg + Umschalt + Alt + E</w:t>
-            </w:r>
-            <w:r>
-              <w:rPr>
-                <w:sz w:val="19"/>
-                <w:szCs w:val="19"/>
-              </w:rPr>
-              <w:t xml:space="preserve">, Rückfrage „Entwicklermodus einschalten? Er gilt bis zum Ausschalten." bestätigen. Im Hauptfenster wirkt die Tastenfolge nicht. Der Diagnoseblock des Dialogs zeigt danach „Entwickler (Einstellung)". iPad: nicht gebaut (geplant: fünfmal auf die Versionszeile tippen).</w:t>
+              <w:t xml:space="preserve">Strg + Umschalt + F12</w:t>
+            </w:r>
+            <w:r>
+              <w:rPr>
+                <w:sz w:val="19"/>
+                <w:szCs w:val="19"/>
+              </w:rPr>
+              <w:t xml:space="preserve"> (ohne Alt, damit AltGr auf deutscher Tastatur nicht stört; der Dialog erkennt die Folge selbst, das Fenster fängt sie zusätzlich ab), Rückfrage „Entwicklermodus einschalten? Er gilt bis zum Ausschalten." bestätigen. Im Hauptfenster wirkt die Tastenfolge nicht. Der Diagnoseblock des Dialogs zeigt danach „Entwickler (Einstellung)". iPad: nicht gebaut (geplant: fünfmal auf die Versionszeile tippen).</w:t>
             </w:r>
           </w:p>
         </w:tc>
@@ -6144,18 +6144,7 @@
         <w:spacing w:after="120"/>
       </w:pPr>
       <w:r>
-        <w:t xml:space="preserve">RustDesk mit einem Vermittlungsserver, den INEKON selbst betreibt (Entscheid AS-Q7). Platzhalter in diesem Handbuch: Server </w:t>
-      </w:r>
-      <w:r>
-        <w:rPr>
-          <w:rFonts w:ascii="Consolas" w:cs="Consolas" w:eastAsia="Consolas" w:hAnsi="Consolas"/>
-          <w:sz w:val="20"/>
-          <w:szCs w:val="20"/>
-        </w:rPr>
-        <w:t xml:space="preserve">fernwartung.epos-plan.de</w:t>
-      </w:r>
-      <w:r>
-        <w:t xml:space="preserve">, Fernwartungsseite </w:t>
+        <w:t xml:space="preserve">Windows Quick Assist (Entscheid AS-Q7): in Windows 10 und 11 enthalten, von Microsoft signiert, ohne Lizenz und ohne Server. Fernwartungsseite (Anleitung): </w:t>
       </w:r>
       <w:r>
         <w:rPr>
@@ -6166,18 +6155,7 @@
         <w:t xml:space="preserve">https://epos-plan.de/support/fernwartung</w:t>
       </w:r>
       <w:r>
-        <w:t xml:space="preserve">, Client-Datei </w:t>
-      </w:r>
-      <w:r>
-        <w:rPr>
-          <w:rFonts w:ascii="Consolas" w:cs="Consolas" w:eastAsia="Consolas" w:hAnsi="Consolas"/>
-          <w:sz w:val="20"/>
-          <w:szCs w:val="20"/>
-        </w:rPr>
-        <w:t xml:space="preserve">EPOS-Plan-Fernwartung.exe</w:t>
-      </w:r>
-      <w:r>
-        <w:t xml:space="preserve">. Die echten Werte, den Serverschlüssel und die Zugangsdaten der Web-Konsole verwahrt INEKON außerhalb des Repositoriums; sie stehen nie in diesem Handbuch und nie im Quelltext.</w:t>
+        <w:t xml:space="preserve">. Der Support braucht ein Microsoft-Konto (Firmenkonto von INEKON bevorzugt) und Quick Assist am Arbeitsplatz. Zugangsdaten der Konten verwahrt INEKON außerhalb des Repositoriums; sie stehen nie in diesem Handbuch und nie im Quelltext.</w:t>
       </w:r>
     </w:p>
     <w:p>
@@ -6205,7 +6183,7 @@
         <w:t xml:space="preserve">Hilfe → Fernwartung…</w:t>
       </w:r>
       <w:r>
-        <w:t xml:space="preserve"> öffnet den Dialog: Kontakt, die Angaben für den Support (Abschnitt 3.3), der Erklärtext und der Knopf „Fernwartungsseite öffnen". Ohne bezahlte Lizenz ist der Knopf gesperrt, der Grund steht dabei (Abschnitt 4.4). Telefon und E-Mail (Link) stehen im Dialog immer.</w:t>
+        <w:t xml:space="preserve"> öffnet den Dialog: Kontakt, die Angaben für den Support (Abschnitt 3.3), der Erklärtext, die drei Schritte und die Knöpfe „Quick Assist starten" und „Fernwartungsseite öffnen". Ohne bezahlte Lizenz sind die Knöpfe gesperrt, der Grund steht dabei (Abschnitt 4.4). Telefon und E-Mail (Link) stehen im Dialog immer.</w:t>
       </w:r>
     </w:p>
     <w:p>
@@ -6218,18 +6196,7 @@
         <w:spacing w:after="60"/>
       </w:pPr>
       <w:r>
-        <w:t xml:space="preserve">Auf der Fernwartungsseite lädt er </w:t>
-      </w:r>
-      <w:r>
-        <w:rPr>
-          <w:rFonts w:ascii="Consolas" w:cs="Consolas" w:eastAsia="Consolas" w:hAnsi="Consolas"/>
-          <w:sz w:val="20"/>
-          <w:szCs w:val="20"/>
-        </w:rPr>
-        <w:t xml:space="preserve">EPOS-Plan-Fernwartung.exe</w:t>
-      </w:r>
-      <w:r>
-        <w:t xml:space="preserve"> und startet sie; keine Installation, keine Administratorrechte. Bis INEKON ein Codesignaturzertifikat hat, erscheint der SmartScreen-Hinweis „Unbekannter Herausgeber"; die Seite erklärt „Weitere Informationen → Trotzdem ausführen".</w:t>
+        <w:t xml:space="preserve">Er ruft INEKON an.</w:t>
       </w:r>
     </w:p>
     <w:p>
@@ -6242,7 +6209,7 @@
         <w:spacing w:after="60"/>
       </w:pPr>
       <w:r>
-        <w:t xml:space="preserve">Das Programm zeigt eine Kennung und ein Einmalkennwort. Der Anwender nennt beides dem Support am Telefon und nimmt die eingehende Verbindung im Programm an.</w:t>
+        <w:t xml:space="preserve">Mit „Quick Assist starten" öffnet er Quick Assist und gibt den sechsstelligen Code ein, den der Support nennt. Fehlt Quick Assist, zeigt der Dialog einen Hinweis (Startmenü oder Fernwartungsseite).</w:t>
       </w:r>
     </w:p>
     <w:p>
@@ -6255,7 +6222,7 @@
         <w:spacing w:after="60"/>
       </w:pPr>
       <w:r>
-        <w:t xml:space="preserve">Er beendet die Sitzung im Programm oder schließt es. Es bleibt nichts installiert.</w:t>
+        <w:t xml:space="preserve">Er erlaubt Ansicht oder Steuerung, wenn Quick Assist fragt, und beendet die Sitzung jederzeit in Quick Assist. Es bleibt nichts installiert.</w:t>
       </w:r>
     </w:p>
     <w:p>
@@ -6276,7 +6243,7 @@
         <w:spacing w:after="60"/>
       </w:pPr>
       <w:r>
-        <w:t xml:space="preserve">RustDesk in der Vollfassung am Support-Arbeitsplatz, auf INEKONs Server eingestellt; Kennung des Kunden eingeben, Einmalkennwort eintragen, auf die Annahme warten.</w:t>
+        <w:t xml:space="preserve">Quick Assist öffnen, „Einer anderen Person helfen" wählen, mit dem Microsoft-Konto von INEKON anmelden; der Code gilt zehn Minuten. Den Code am Telefon nennen, nach der Annahme „Vollständige Steuerung" oder „Bildschirm anzeigen" wählen; der Anwender bestätigt.</w:t>
       </w:r>
     </w:p>
     <w:p>
@@ -6320,7 +6287,7 @@
         <w:spacing w:after="60"/>
       </w:pPr>
       <w:r>
-        <w:t xml:space="preserve">Soll ein Update eingespielt werden, braucht das Setup Administratorrechte. Die Windows-Abfrage sieht der Support nur, wenn der Fernwartungs-Client mit Administratorrechten läuft; sonst muss der Anwender sie selbst bestätigen. Vorher mit dem Anwender absprechen.</w:t>
+        <w:t xml:space="preserve">Soll ein Update eingespielt werden, braucht das Setup Administratorrechte. Die Windows-Abfrage sieht der Support nur bei voller Steuerung und wenn Quick Assist sie weitergibt; sonst muss der Anwender sie selbst bestätigen. Vorher mit dem Anwender absprechen.</w:t>
       </w:r>
     </w:p>
     <w:p>
@@ -6344,7 +6311,7 @@
         <w:t xml:space="preserve">LizenzCtrl.FernwartungErlaubt()</w:t>
       </w:r>
       <w:r>
-        <w:t xml:space="preserve"> (Erlaubt, Grund) oder am Menüpunkt: ist er gesperrt, steht der Grund im Tooltip. Ist die Lage unklar, lässt er sich den Diagnoseblock aus dem Dialog (Knopf „Kopieren“) per E-Mail schicken. Führt der Knopf ins Leere, fehlt die Fernwartungsseite </w:t>
+        <w:t xml:space="preserve"> (Erlaubt, Grund) oder am Menüpunkt: ist er gesperrt, steht der Grund im Tooltip. Ist die Lage unklar, lässt er sich den Diagnoseblock aus dem Dialog (Knopf „Kopieren“) per E-Mail schicken. Führt der Knopf „Fernwartungsseite öffnen" ins Leere, fehlt die Seite </w:t>
       </w:r>
       <w:r>
         <w:rPr>
@@ -6366,7 +6333,7 @@
         <w:t xml:space="preserve">EPOS.Kern/Allgemein/Support/Fernwartung.cs</w:t>
       </w:r>
       <w:r>
-        <w:t xml:space="preserve">) bei INEKON: Seite und Client prüfen (4.6) und bis dahin den Weg Telefon und E-Mail nehmen.</w:t>
+        <w:t xml:space="preserve">) bei INEKON: Seite prüfen (4.6) und bis dahin den Weg Telefon und E-Mail nehmen.</w:t>
       </w:r>
     </w:p>
     <w:p>
@@ -6379,7 +6346,7 @@
         <w:spacing w:after="60"/>
       </w:pPr>
       <w:r>
-        <w:t xml:space="preserve">Nach der Sitzung: kein Eintrag in EPOS-Plan; das Sitzungsprotokoll der Web-Konsole (wer wann mit wem) ist die einzige Aufzeichnung.</w:t>
+        <w:t xml:space="preserve">Nach der Sitzung: kein Eintrag in EPOS-Plan; EPOS-Plan zeichnet nichts auf.</w:t>
       </w:r>
     </w:p>
     <w:p>
@@ -6510,6 +6477,47 @@
     </w:p>
     <w:p>
       <w:pPr>
+        <w:spacing w:after="120"/>
+      </w:pPr>
+      <w:r>
+        <w:t xml:space="preserve">Fundstellen des Dialogs: </w:t>
+      </w:r>
+      <w:r>
+        <w:rPr>
+          <w:rFonts w:ascii="Consolas" w:cs="Consolas" w:eastAsia="Consolas" w:hAnsi="Consolas"/>
+          <w:sz w:val="20"/>
+          <w:szCs w:val="20"/>
+        </w:rPr>
+        <w:t xml:space="preserve">FernwartungDialog</w:t>
+      </w:r>
+      <w:r>
+        <w:t xml:space="preserve"> und </w:t>
+      </w:r>
+      <w:r>
+        <w:rPr>
+          <w:rFonts w:ascii="Consolas" w:cs="Consolas" w:eastAsia="Consolas" w:hAnsi="Consolas"/>
+          <w:sz w:val="20"/>
+          <w:szCs w:val="20"/>
+        </w:rPr>
+        <w:t xml:space="preserve">FernwartungFenster</w:t>
+      </w:r>
+      <w:r>
+        <w:t xml:space="preserve">; der Start von Quick Assist liegt in </w:t>
+      </w:r>
+      <w:r>
+        <w:rPr>
+          <w:rFonts w:ascii="Consolas" w:cs="Consolas" w:eastAsia="Consolas" w:hAnsi="Consolas"/>
+          <w:sz w:val="20"/>
+          <w:szCs w:val="20"/>
+        </w:rPr>
+        <w:t xml:space="preserve">WindowsFormsApplication1/Allgemein/Support/QuickAssistStart.cs</w:t>
+      </w:r>
+      <w:r>
+        <w:t xml:space="preserve"> (Abschnitt 6).</w:t>
+      </w:r>
+    </w:p>
+    <w:p>
+      <w:pPr>
         <w:pStyle w:val="Heading2"/>
       </w:pPr>
       <w:r>
@@ -6521,7 +6529,7 @@
         <w:spacing w:after="120"/>
       </w:pPr>
       <w:r>
-        <w:t xml:space="preserve">Zurückgestellt (Anwender 11.10.2026: „wird später bearbeitet"). Stufe 2 baut die Fernwartung für Windows; auf dem iPad gibt es weder Menüpunkt noch Dialog, bis der iPad-Weg entschieden ist. Befund für dann: Ein iPad lässt sich mit RustDesk weder fernsteuern noch ansehen. Der Supportweg vom iPad ist bis dahin Telefon und E-Mail.</w:t>
+        <w:t xml:space="preserve">Zurückgestellt (Anwender 11.10.2026: „wird später bearbeitet"). Stufe 2 baut die Fernwartung für Windows; auf dem iPad gibt es weder Menüpunkt noch Dialog, bis der iPad-Weg entschieden ist. Befund für dann: Quick Assist gibt es auf dem iPad nicht. Der Supportweg vom iPad ist bis dahin Telefon und E-Mail.</w:t>
       </w:r>
     </w:p>
     <w:p>
@@ -6545,8 +6553,8 @@
         </w:tblBorders>
       </w:tblPr>
       <w:tblGrid>
-        <w:gridCol w:w="3352"/>
-        <w:gridCol w:w="6286"/>
+        <w:gridCol w:w="2834"/>
+        <w:gridCol w:w="6804"/>
       </w:tblGrid>
       <w:tr>
         <w:trPr>
@@ -6555,7 +6563,7 @@
         </w:trPr>
         <w:tc>
           <w:tcPr>
-            <w:tcW w:type="dxa" w:w="3352"/>
+            <w:tcW w:type="dxa" w:w="2834"/>
             <w:tcBorders>
               <w:top w:val="single" w:color="A6A6A6" w:sz="4"/>
               <w:left w:val="single" w:color="A6A6A6" w:sz="4"/>
@@ -6587,7 +6595,7 @@
         </w:tc>
         <w:tc>
           <w:tcPr>
-            <w:tcW w:type="dxa" w:w="6286"/>
+            <w:tcW w:type="dxa" w:w="6804"/>
             <w:tcBorders>
               <w:top w:val="single" w:color="A6A6A6" w:sz="4"/>
               <w:left w:val="single" w:color="A6A6A6" w:sz="4"/>
@@ -6625,82 +6633,59 @@
         </w:trPr>
         <w:tc>
           <w:tcPr>
-            <w:tcW w:type="dxa" w:w="3352"/>
-            <w:tcBorders>
-              <w:top w:val="single" w:color="A6A6A6" w:sz="4"/>
-              <w:left w:val="single" w:color="A6A6A6" w:sz="4"/>
-              <w:bottom w:val="single" w:color="A6A6A6" w:sz="4"/>
-              <w:right w:val="single" w:color="A6A6A6" w:sz="4"/>
-            </w:tcBorders>
-            <w:tcMar>
-              <w:top w:type="dxa" w:w="50"/>
-              <w:left w:type="dxa" w:w="90"/>
-              <w:bottom w:type="dxa" w:w="50"/>
-              <w:right w:type="dxa" w:w="90"/>
-            </w:tcMar>
-          </w:tcPr>
-          <w:p>
-            <w:pPr>
-              <w:spacing w:after="0"/>
-            </w:pPr>
-            <w:r>
-              <w:rPr>
-                <w:sz w:val="19"/>
-                <w:szCs w:val="19"/>
-              </w:rPr>
-              <w:t xml:space="preserve">Server prüfen</w:t>
-            </w:r>
-          </w:p>
-        </w:tc>
-        <w:tc>
-          <w:tcPr>
-            <w:tcW w:type="dxa" w:w="6286"/>
-            <w:tcBorders>
-              <w:top w:val="single" w:color="A6A6A6" w:sz="4"/>
-              <w:left w:val="single" w:color="A6A6A6" w:sz="4"/>
-              <w:bottom w:val="single" w:color="A6A6A6" w:sz="4"/>
-              <w:right w:val="single" w:color="A6A6A6" w:sz="4"/>
-            </w:tcBorders>
-            <w:tcMar>
-              <w:top w:type="dxa" w:w="50"/>
-              <w:left w:type="dxa" w:w="90"/>
-              <w:bottom w:type="dxa" w:w="50"/>
-              <w:right w:type="dxa" w:w="90"/>
-            </w:tcMar>
-          </w:tcPr>
-          <w:p>
-            <w:pPr>
-              <w:spacing w:after="0"/>
-            </w:pPr>
-            <w:r>
-              <w:rPr>
-                <w:rFonts w:ascii="Consolas" w:cs="Consolas" w:eastAsia="Consolas" w:hAnsi="Consolas"/>
-                <w:sz w:val="18"/>
-                <w:szCs w:val="18"/>
-              </w:rPr>
-              <w:t xml:space="preserve">hbbs</w:t>
-            </w:r>
-            <w:r>
-              <w:rPr>
-                <w:sz w:val="19"/>
-                <w:szCs w:val="19"/>
-              </w:rPr>
-              <w:t xml:space="preserve"> und </w:t>
-            </w:r>
-            <w:r>
-              <w:rPr>
-                <w:rFonts w:ascii="Consolas" w:cs="Consolas" w:eastAsia="Consolas" w:hAnsi="Consolas"/>
-                <w:sz w:val="18"/>
-                <w:szCs w:val="18"/>
-              </w:rPr>
-              <w:t xml:space="preserve">hbbr</w:t>
-            </w:r>
-            <w:r>
-              <w:rPr>
-                <w:sz w:val="19"/>
-                <w:szCs w:val="19"/>
-              </w:rPr>
-              <w:t xml:space="preserve"> laufen (Docker), Ports 21115 bis 21119 TCP und 21116 UDP erreichbar; nach einem Serverupdate eine Probesitzung zwischen zwei INEKON-Rechnern</w:t>
+            <w:tcW w:type="dxa" w:w="2834"/>
+            <w:tcBorders>
+              <w:top w:val="single" w:color="A6A6A6" w:sz="4"/>
+              <w:left w:val="single" w:color="A6A6A6" w:sz="4"/>
+              <w:bottom w:val="single" w:color="A6A6A6" w:sz="4"/>
+              <w:right w:val="single" w:color="A6A6A6" w:sz="4"/>
+            </w:tcBorders>
+            <w:tcMar>
+              <w:top w:type="dxa" w:w="50"/>
+              <w:left w:type="dxa" w:w="90"/>
+              <w:bottom w:type="dxa" w:w="50"/>
+              <w:right w:type="dxa" w:w="90"/>
+            </w:tcMar>
+          </w:tcPr>
+          <w:p>
+            <w:pPr>
+              <w:spacing w:after="0"/>
+            </w:pPr>
+            <w:r>
+              <w:rPr>
+                <w:sz w:val="19"/>
+                <w:szCs w:val="19"/>
+              </w:rPr>
+              <w:t xml:space="preserve">Support-Konto anlegen</w:t>
+            </w:r>
+          </w:p>
+        </w:tc>
+        <w:tc>
+          <w:tcPr>
+            <w:tcW w:type="dxa" w:w="6804"/>
+            <w:tcBorders>
+              <w:top w:val="single" w:color="A6A6A6" w:sz="4"/>
+              <w:left w:val="single" w:color="A6A6A6" w:sz="4"/>
+              <w:bottom w:val="single" w:color="A6A6A6" w:sz="4"/>
+              <w:right w:val="single" w:color="A6A6A6" w:sz="4"/>
+            </w:tcBorders>
+            <w:tcMar>
+              <w:top w:type="dxa" w:w="50"/>
+              <w:left w:type="dxa" w:w="90"/>
+              <w:bottom w:type="dxa" w:w="50"/>
+              <w:right w:type="dxa" w:w="90"/>
+            </w:tcMar>
+          </w:tcPr>
+          <w:p>
+            <w:pPr>
+              <w:spacing w:after="0"/>
+            </w:pPr>
+            <w:r>
+              <w:rPr>
+                <w:sz w:val="19"/>
+                <w:szCs w:val="19"/>
+              </w:rPr>
+              <w:t xml:space="preserve">Microsoft-Konto je Mitarbeiter (Firmenkonto bevorzugt); Quick Assist am Arbeitsplatz einmal anmelden und eine Probesitzung zwischen zwei INEKON-Rechnern fahren</w:t>
             </w:r>
           </w:p>
         </w:tc>
@@ -6712,59 +6697,59 @@
         </w:trPr>
         <w:tc>
           <w:tcPr>
-            <w:tcW w:type="dxa" w:w="3352"/>
-            <w:tcBorders>
-              <w:top w:val="single" w:color="A6A6A6" w:sz="4"/>
-              <w:left w:val="single" w:color="A6A6A6" w:sz="4"/>
-              <w:bottom w:val="single" w:color="A6A6A6" w:sz="4"/>
-              <w:right w:val="single" w:color="A6A6A6" w:sz="4"/>
-            </w:tcBorders>
-            <w:tcMar>
-              <w:top w:type="dxa" w:w="50"/>
-              <w:left w:type="dxa" w:w="90"/>
-              <w:bottom w:type="dxa" w:w="50"/>
-              <w:right w:type="dxa" w:w="90"/>
-            </w:tcMar>
-          </w:tcPr>
-          <w:p>
-            <w:pPr>
-              <w:spacing w:after="0"/>
-            </w:pPr>
-            <w:r>
-              <w:rPr>
-                <w:sz w:val="19"/>
-                <w:szCs w:val="19"/>
-              </w:rPr>
-              <w:t xml:space="preserve">Clientfassung tauschen</w:t>
-            </w:r>
-          </w:p>
-        </w:tc>
-        <w:tc>
-          <w:tcPr>
-            <w:tcW w:type="dxa" w:w="6286"/>
-            <w:tcBorders>
-              <w:top w:val="single" w:color="A6A6A6" w:sz="4"/>
-              <w:left w:val="single" w:color="A6A6A6" w:sz="4"/>
-              <w:bottom w:val="single" w:color="A6A6A6" w:sz="4"/>
-              <w:right w:val="single" w:color="A6A6A6" w:sz="4"/>
-            </w:tcBorders>
-            <w:tcMar>
-              <w:top w:type="dxa" w:w="50"/>
-              <w:left w:type="dxa" w:w="90"/>
-              <w:bottom w:type="dxa" w:w="50"/>
-              <w:right w:type="dxa" w:w="90"/>
-            </w:tcMar>
-          </w:tcPr>
-          <w:p>
-            <w:pPr>
-              <w:spacing w:after="0"/>
-            </w:pPr>
-            <w:r>
-              <w:rPr>
-                <w:sz w:val="19"/>
-                <w:szCs w:val="19"/>
-              </w:rPr>
-              <w:t xml:space="preserve">neuen Client im Generator der Web-Konsole bauen, mit INEKONs Zertifikat signieren, Datei auf epos-plan.de ersetzen, Fernwartungsseite prüfen; der alte Client auf Kundenrechnern ist eine Einzeldatei und wird beim nächsten Fall neu geladen</w:t>
+            <w:tcW w:type="dxa" w:w="2834"/>
+            <w:tcBorders>
+              <w:top w:val="single" w:color="A6A6A6" w:sz="4"/>
+              <w:left w:val="single" w:color="A6A6A6" w:sz="4"/>
+              <w:bottom w:val="single" w:color="A6A6A6" w:sz="4"/>
+              <w:right w:val="single" w:color="A6A6A6" w:sz="4"/>
+            </w:tcBorders>
+            <w:tcMar>
+              <w:top w:type="dxa" w:w="50"/>
+              <w:left w:type="dxa" w:w="90"/>
+              <w:bottom w:type="dxa" w:w="50"/>
+              <w:right w:type="dxa" w:w="90"/>
+            </w:tcMar>
+          </w:tcPr>
+          <w:p>
+            <w:pPr>
+              <w:spacing w:after="0"/>
+            </w:pPr>
+            <w:r>
+              <w:rPr>
+                <w:sz w:val="19"/>
+                <w:szCs w:val="19"/>
+              </w:rPr>
+              <w:t xml:space="preserve">Fernwartungsseite pflegen</w:t>
+            </w:r>
+          </w:p>
+        </w:tc>
+        <w:tc>
+          <w:tcPr>
+            <w:tcW w:type="dxa" w:w="6804"/>
+            <w:tcBorders>
+              <w:top w:val="single" w:color="A6A6A6" w:sz="4"/>
+              <w:left w:val="single" w:color="A6A6A6" w:sz="4"/>
+              <w:bottom w:val="single" w:color="A6A6A6" w:sz="4"/>
+              <w:right w:val="single" w:color="A6A6A6" w:sz="4"/>
+            </w:tcBorders>
+            <w:tcMar>
+              <w:top w:type="dxa" w:w="50"/>
+              <w:left w:type="dxa" w:w="90"/>
+              <w:bottom w:type="dxa" w:w="50"/>
+              <w:right w:type="dxa" w:w="90"/>
+            </w:tcMar>
+          </w:tcPr>
+          <w:p>
+            <w:pPr>
+              <w:spacing w:after="0"/>
+            </w:pPr>
+            <w:r>
+              <w:rPr>
+                <w:sz w:val="19"/>
+                <w:szCs w:val="19"/>
+              </w:rPr>
+              <w:t xml:space="preserve">Anleitung auf epos-plan.de prüfen, wenn Quick Assist seine Oberfläche ändert; Schritte, Bilder, Telefon und Zeiten, Satz für das iPad</w:t>
             </w:r>
           </w:p>
         </w:tc>
@@ -6776,123 +6761,59 @@
         </w:trPr>
         <w:tc>
           <w:tcPr>
-            <w:tcW w:type="dxa" w:w="3352"/>
-            <w:tcBorders>
-              <w:top w:val="single" w:color="A6A6A6" w:sz="4"/>
-              <w:left w:val="single" w:color="A6A6A6" w:sz="4"/>
-              <w:bottom w:val="single" w:color="A6A6A6" w:sz="4"/>
-              <w:right w:val="single" w:color="A6A6A6" w:sz="4"/>
-            </w:tcBorders>
-            <w:tcMar>
-              <w:top w:type="dxa" w:w="50"/>
-              <w:left w:type="dxa" w:w="90"/>
-              <w:bottom w:type="dxa" w:w="50"/>
-              <w:right w:type="dxa" w:w="90"/>
-            </w:tcMar>
-          </w:tcPr>
-          <w:p>
-            <w:pPr>
-              <w:spacing w:after="0"/>
-            </w:pPr>
-            <w:r>
-              <w:rPr>
-                <w:sz w:val="19"/>
-                <w:szCs w:val="19"/>
-              </w:rPr>
-              <w:t xml:space="preserve">Schlüssel oder Servername ändern</w:t>
-            </w:r>
-          </w:p>
-        </w:tc>
-        <w:tc>
-          <w:tcPr>
-            <w:tcW w:type="dxa" w:w="6286"/>
-            <w:tcBorders>
-              <w:top w:val="single" w:color="A6A6A6" w:sz="4"/>
-              <w:left w:val="single" w:color="A6A6A6" w:sz="4"/>
-              <w:bottom w:val="single" w:color="A6A6A6" w:sz="4"/>
-              <w:right w:val="single" w:color="A6A6A6" w:sz="4"/>
-            </w:tcBorders>
-            <w:tcMar>
-              <w:top w:type="dxa" w:w="50"/>
-              <w:left w:type="dxa" w:w="90"/>
-              <w:bottom w:type="dxa" w:w="50"/>
-              <w:right w:type="dxa" w:w="90"/>
-            </w:tcMar>
-          </w:tcPr>
-          <w:p>
-            <w:pPr>
-              <w:spacing w:after="0"/>
-            </w:pPr>
-            <w:r>
-              <w:rPr>
-                <w:sz w:val="19"/>
-                <w:szCs w:val="19"/>
-              </w:rPr>
-              <w:t xml:space="preserve">neuer Client nötig (Server und Schlüssel sind fest eingebaut); alte Clients verbinden sich dann nicht mehr</w:t>
-            </w:r>
-          </w:p>
-        </w:tc>
-      </w:tr>
-      <w:tr>
-        <w:trPr>
-          <w:cantSplit/>
-          <w:tblHeader w:val="false"/>
-        </w:trPr>
-        <w:tc>
-          <w:tcPr>
-            <w:tcW w:type="dxa" w:w="3352"/>
-            <w:tcBorders>
-              <w:top w:val="single" w:color="A6A6A6" w:sz="4"/>
-              <w:left w:val="single" w:color="A6A6A6" w:sz="4"/>
-              <w:bottom w:val="single" w:color="A6A6A6" w:sz="4"/>
-              <w:right w:val="single" w:color="A6A6A6" w:sz="4"/>
-            </w:tcBorders>
-            <w:tcMar>
-              <w:top w:type="dxa" w:w="50"/>
-              <w:left w:type="dxa" w:w="90"/>
-              <w:bottom w:type="dxa" w:w="50"/>
-              <w:right w:type="dxa" w:w="90"/>
-            </w:tcMar>
-          </w:tcPr>
-          <w:p>
-            <w:pPr>
-              <w:spacing w:after="0"/>
-            </w:pPr>
-            <w:r>
-              <w:rPr>
-                <w:sz w:val="19"/>
-                <w:szCs w:val="19"/>
-              </w:rPr>
-              <w:t xml:space="preserve">Ohne Pro-Tarif</w:t>
-            </w:r>
-          </w:p>
-        </w:tc>
-        <w:tc>
-          <w:tcPr>
-            <w:tcW w:type="dxa" w:w="6286"/>
-            <w:tcBorders>
-              <w:top w:val="single" w:color="A6A6A6" w:sz="4"/>
-              <w:left w:val="single" w:color="A6A6A6" w:sz="4"/>
-              <w:bottom w:val="single" w:color="A6A6A6" w:sz="4"/>
-              <w:right w:val="single" w:color="A6A6A6" w:sz="4"/>
-            </w:tcBorders>
-            <w:tcMar>
-              <w:top w:type="dxa" w:w="50"/>
-              <w:left w:type="dxa" w:w="90"/>
-              <w:bottom w:type="dxa" w:w="50"/>
-              <w:right w:type="dxa" w:w="90"/>
-            </w:tcMar>
-          </w:tcPr>
-          <w:p>
-            <w:pPr>
-              <w:spacing w:after="0"/>
-            </w:pPr>
-            <w:r>
-              <w:rPr>
-                <w:sz w:val="19"/>
-                <w:szCs w:val="19"/>
-              </w:rPr>
-              <w:t xml:space="preserve">quelloffener Client mit Serverangabe im Dateinamen </w:t>
+            <w:tcW w:type="dxa" w:w="2834"/>
+            <w:tcBorders>
+              <w:top w:val="single" w:color="A6A6A6" w:sz="4"/>
+              <w:left w:val="single" w:color="A6A6A6" w:sz="4"/>
+              <w:bottom w:val="single" w:color="A6A6A6" w:sz="4"/>
+              <w:right w:val="single" w:color="A6A6A6" w:sz="4"/>
+            </w:tcBorders>
+            <w:tcMar>
+              <w:top w:type="dxa" w:w="50"/>
+              <w:left w:type="dxa" w:w="90"/>
+              <w:bottom w:type="dxa" w:w="50"/>
+              <w:right w:type="dxa" w:w="90"/>
+            </w:tcMar>
+          </w:tcPr>
+          <w:p>
+            <w:pPr>
+              <w:spacing w:after="0"/>
+            </w:pPr>
+            <w:r>
+              <w:rPr>
+                <w:sz w:val="19"/>
+                <w:szCs w:val="19"/>
+              </w:rPr>
+              <w:t xml:space="preserve">Quick Assist gesperrt</w:t>
+            </w:r>
+          </w:p>
+        </w:tc>
+        <w:tc>
+          <w:tcPr>
+            <w:tcW w:type="dxa" w:w="6804"/>
+            <w:tcBorders>
+              <w:top w:val="single" w:color="A6A6A6" w:sz="4"/>
+              <w:left w:val="single" w:color="A6A6A6" w:sz="4"/>
+              <w:bottom w:val="single" w:color="A6A6A6" w:sz="4"/>
+              <w:right w:val="single" w:color="A6A6A6" w:sz="4"/>
+            </w:tcBorders>
+            <w:tcMar>
+              <w:top w:type="dxa" w:w="50"/>
+              <w:left w:type="dxa" w:w="90"/>
+              <w:bottom w:type="dxa" w:w="50"/>
+              <w:right w:type="dxa" w:w="90"/>
+            </w:tcMar>
+          </w:tcPr>
+          <w:p>
+            <w:pPr>
+              <w:spacing w:after="0"/>
+            </w:pPr>
+            <w:r>
+              <w:rPr>
+                <w:sz w:val="19"/>
+                <w:szCs w:val="19"/>
+              </w:rPr>
+              <w:t xml:space="preserve">Reserve: quelloffener RustDesk-Client mit Serverangabe im Dateinamen </w:t>
             </w:r>
             <w:r>
               <w:rPr>
@@ -6907,22 +6828,7 @@
                 <w:sz w:val="19"/>
                 <w:szCs w:val="19"/>
               </w:rPr>
-              <w:t xml:space="preserve"> oder Startargument </w:t>
-            </w:r>
-            <w:r>
-              <w:rPr>
-                <w:rFonts w:ascii="Consolas" w:cs="Consolas" w:eastAsia="Consolas" w:hAnsi="Consolas"/>
-                <w:sz w:val="18"/>
-                <w:szCs w:val="18"/>
-              </w:rPr>
-              <w:t xml:space="preserve">--config</w:t>
-            </w:r>
-            <w:r>
-              <w:rPr>
-                <w:sz w:val="19"/>
-                <w:szCs w:val="19"/>
-              </w:rPr>
-              <w:t xml:space="preserve">; ohne Logo, Adressbuch und Sitzungsprotokoll</w:t>
+              <w:t xml:space="preserve"> gegen einen eigenen quelloffenen Server; erst einrichten, wenn der Fall eintritt</w:t>
             </w:r>
           </w:p>
         </w:tc>
@@ -8179,9 +8085,9 @@
         </w:tblBorders>
       </w:tblPr>
       <w:tblGrid>
-        <w:gridCol w:w="3636"/>
-        <w:gridCol w:w="5455"/>
-        <w:gridCol w:w="547"/>
+        <w:gridCol w:w="3473"/>
+        <w:gridCol w:w="5209"/>
+        <w:gridCol w:w="956"/>
       </w:tblGrid>
       <w:tr>
         <w:trPr>
@@ -8190,7 +8096,7 @@
         </w:trPr>
         <w:tc>
           <w:tcPr>
-            <w:tcW w:type="dxa" w:w="3636"/>
+            <w:tcW w:type="dxa" w:w="3473"/>
             <w:tcBorders>
               <w:top w:val="single" w:color="A6A6A6" w:sz="4"/>
               <w:left w:val="single" w:color="A6A6A6" w:sz="4"/>
@@ -8222,7 +8128,7 @@
         </w:tc>
         <w:tc>
           <w:tcPr>
-            <w:tcW w:type="dxa" w:w="5455"/>
+            <w:tcW w:type="dxa" w:w="5209"/>
             <w:tcBorders>
               <w:top w:val="single" w:color="A6A6A6" w:sz="4"/>
               <w:left w:val="single" w:color="A6A6A6" w:sz="4"/>
@@ -8254,7 +8160,7 @@
         </w:tc>
         <w:tc>
           <w:tcPr>
-            <w:tcW w:type="dxa" w:w="547"/>
+            <w:tcW w:type="dxa" w:w="956"/>
             <w:tcBorders>
               <w:top w:val="single" w:color="A6A6A6" w:sz="4"/>
               <w:left w:val="single" w:color="A6A6A6" w:sz="4"/>
@@ -8292,7 +8198,7 @@
         </w:trPr>
         <w:tc>
           <w:tcPr>
-            <w:tcW w:type="dxa" w:w="3636"/>
+            <w:tcW w:type="dxa" w:w="3473"/>
             <w:tcBorders>
               <w:top w:val="single" w:color="A6A6A6" w:sz="4"/>
               <w:left w:val="single" w:color="A6A6A6" w:sz="4"/>
@@ -8321,7 +8227,7 @@
         </w:tc>
         <w:tc>
           <w:tcPr>
-            <w:tcW w:type="dxa" w:w="5455"/>
+            <w:tcW w:type="dxa" w:w="5209"/>
             <w:tcBorders>
               <w:top w:val="single" w:color="A6A6A6" w:sz="4"/>
               <w:left w:val="single" w:color="A6A6A6" w:sz="4"/>
@@ -8366,7 +8272,7 @@
         </w:tc>
         <w:tc>
           <w:tcPr>
-            <w:tcW w:type="dxa" w:w="547"/>
+            <w:tcW w:type="dxa" w:w="956"/>
             <w:tcBorders>
               <w:top w:val="single" w:color="A6A6A6" w:sz="4"/>
               <w:left w:val="single" w:color="A6A6A6" w:sz="4"/>
@@ -8401,7 +8307,7 @@
         </w:trPr>
         <w:tc>
           <w:tcPr>
-            <w:tcW w:type="dxa" w:w="3636"/>
+            <w:tcW w:type="dxa" w:w="3473"/>
             <w:tcBorders>
               <w:top w:val="single" w:color="A6A6A6" w:sz="4"/>
               <w:left w:val="single" w:color="A6A6A6" w:sz="4"/>
@@ -8430,7 +8336,7 @@
         </w:tc>
         <w:tc>
           <w:tcPr>
-            <w:tcW w:type="dxa" w:w="5455"/>
+            <w:tcW w:type="dxa" w:w="5209"/>
             <w:tcBorders>
               <w:top w:val="single" w:color="A6A6A6" w:sz="4"/>
               <w:left w:val="single" w:color="A6A6A6" w:sz="4"/>
@@ -8497,7 +8403,7 @@
         </w:tc>
         <w:tc>
           <w:tcPr>
-            <w:tcW w:type="dxa" w:w="547"/>
+            <w:tcW w:type="dxa" w:w="956"/>
             <w:tcBorders>
               <w:top w:val="single" w:color="A6A6A6" w:sz="4"/>
               <w:left w:val="single" w:color="A6A6A6" w:sz="4"/>
@@ -8532,7 +8438,7 @@
         </w:trPr>
         <w:tc>
           <w:tcPr>
-            <w:tcW w:type="dxa" w:w="3636"/>
+            <w:tcW w:type="dxa" w:w="3473"/>
             <w:tcBorders>
               <w:top w:val="single" w:color="A6A6A6" w:sz="4"/>
               <w:left w:val="single" w:color="A6A6A6" w:sz="4"/>
@@ -8561,7 +8467,7 @@
         </w:tc>
         <w:tc>
           <w:tcPr>
-            <w:tcW w:type="dxa" w:w="5455"/>
+            <w:tcW w:type="dxa" w:w="5209"/>
             <w:tcBorders>
               <w:top w:val="single" w:color="A6A6A6" w:sz="4"/>
               <w:left w:val="single" w:color="A6A6A6" w:sz="4"/>
@@ -8606,7 +8512,7 @@
         </w:tc>
         <w:tc>
           <w:tcPr>
-            <w:tcW w:type="dxa" w:w="547"/>
+            <w:tcW w:type="dxa" w:w="956"/>
             <w:tcBorders>
               <w:top w:val="single" w:color="A6A6A6" w:sz="4"/>
               <w:left w:val="single" w:color="A6A6A6" w:sz="4"/>
@@ -8641,7 +8547,7 @@
         </w:trPr>
         <w:tc>
           <w:tcPr>
-            <w:tcW w:type="dxa" w:w="3636"/>
+            <w:tcW w:type="dxa" w:w="3473"/>
             <w:tcBorders>
               <w:top w:val="single" w:color="A6A6A6" w:sz="4"/>
               <w:left w:val="single" w:color="A6A6A6" w:sz="4"/>
@@ -8670,7 +8576,7 @@
         </w:tc>
         <w:tc>
           <w:tcPr>
-            <w:tcW w:type="dxa" w:w="5455"/>
+            <w:tcW w:type="dxa" w:w="5209"/>
             <w:tcBorders>
               <w:top w:val="single" w:color="A6A6A6" w:sz="4"/>
               <w:left w:val="single" w:color="A6A6A6" w:sz="4"/>
@@ -8722,7 +8628,7 @@
         </w:tc>
         <w:tc>
           <w:tcPr>
-            <w:tcW w:type="dxa" w:w="547"/>
+            <w:tcW w:type="dxa" w:w="956"/>
             <w:tcBorders>
               <w:top w:val="single" w:color="A6A6A6" w:sz="4"/>
               <w:left w:val="single" w:color="A6A6A6" w:sz="4"/>
@@ -8757,7 +8663,7 @@
         </w:trPr>
         <w:tc>
           <w:tcPr>
-            <w:tcW w:type="dxa" w:w="3636"/>
+            <w:tcW w:type="dxa" w:w="3473"/>
             <w:tcBorders>
               <w:top w:val="single" w:color="A6A6A6" w:sz="4"/>
               <w:left w:val="single" w:color="A6A6A6" w:sz="4"/>
@@ -8786,7 +8692,7 @@
         </w:tc>
         <w:tc>
           <w:tcPr>
-            <w:tcW w:type="dxa" w:w="5455"/>
+            <w:tcW w:type="dxa" w:w="5209"/>
             <w:tcBorders>
               <w:top w:val="single" w:color="A6A6A6" w:sz="4"/>
               <w:left w:val="single" w:color="A6A6A6" w:sz="4"/>
@@ -8815,7 +8721,7 @@
         </w:tc>
         <w:tc>
           <w:tcPr>
-            <w:tcW w:type="dxa" w:w="547"/>
+            <w:tcW w:type="dxa" w:w="956"/>
             <w:tcBorders>
               <w:top w:val="single" w:color="A6A6A6" w:sz="4"/>
               <w:left w:val="single" w:color="A6A6A6" w:sz="4"/>
@@ -8850,7 +8756,7 @@
         </w:trPr>
         <w:tc>
           <w:tcPr>
-            <w:tcW w:type="dxa" w:w="3636"/>
+            <w:tcW w:type="dxa" w:w="3473"/>
             <w:tcBorders>
               <w:top w:val="single" w:color="A6A6A6" w:sz="4"/>
               <w:left w:val="single" w:color="A6A6A6" w:sz="4"/>
@@ -8879,7 +8785,7 @@
         </w:tc>
         <w:tc>
           <w:tcPr>
-            <w:tcW w:type="dxa" w:w="5455"/>
+            <w:tcW w:type="dxa" w:w="5209"/>
             <w:tcBorders>
               <w:top w:val="single" w:color="A6A6A6" w:sz="4"/>
               <w:left w:val="single" w:color="A6A6A6" w:sz="4"/>
@@ -8924,7 +8830,7 @@
         </w:tc>
         <w:tc>
           <w:tcPr>
-            <w:tcW w:type="dxa" w:w="547"/>
+            <w:tcW w:type="dxa" w:w="956"/>
             <w:tcBorders>
               <w:top w:val="single" w:color="A6A6A6" w:sz="4"/>
               <w:left w:val="single" w:color="A6A6A6" w:sz="4"/>
@@ -8959,7 +8865,7 @@
         </w:trPr>
         <w:tc>
           <w:tcPr>
-            <w:tcW w:type="dxa" w:w="3636"/>
+            <w:tcW w:type="dxa" w:w="3473"/>
             <w:tcBorders>
               <w:top w:val="single" w:color="A6A6A6" w:sz="4"/>
               <w:left w:val="single" w:color="A6A6A6" w:sz="4"/>
@@ -8988,7 +8894,7 @@
         </w:tc>
         <w:tc>
           <w:tcPr>
-            <w:tcW w:type="dxa" w:w="5455"/>
+            <w:tcW w:type="dxa" w:w="5209"/>
             <w:tcBorders>
               <w:top w:val="single" w:color="A6A6A6" w:sz="4"/>
               <w:left w:val="single" w:color="A6A6A6" w:sz="4"/>
@@ -9078,7 +8984,7 @@
         </w:tc>
         <w:tc>
           <w:tcPr>
-            <w:tcW w:type="dxa" w:w="547"/>
+            <w:tcW w:type="dxa" w:w="956"/>
             <w:tcBorders>
               <w:top w:val="single" w:color="A6A6A6" w:sz="4"/>
               <w:left w:val="single" w:color="A6A6A6" w:sz="4"/>
@@ -9113,7 +9019,7 @@
         </w:trPr>
         <w:tc>
           <w:tcPr>
-            <w:tcW w:type="dxa" w:w="3636"/>
+            <w:tcW w:type="dxa" w:w="3473"/>
             <w:tcBorders>
               <w:top w:val="single" w:color="A6A6A6" w:sz="4"/>
               <w:left w:val="single" w:color="A6A6A6" w:sz="4"/>
@@ -9142,7 +9048,7 @@
         </w:tc>
         <w:tc>
           <w:tcPr>
-            <w:tcW w:type="dxa" w:w="5455"/>
+            <w:tcW w:type="dxa" w:w="5209"/>
             <w:tcBorders>
               <w:top w:val="single" w:color="A6A6A6" w:sz="4"/>
               <w:left w:val="single" w:color="A6A6A6" w:sz="4"/>
@@ -9217,7 +9123,7 @@
         </w:tc>
         <w:tc>
           <w:tcPr>
-            <w:tcW w:type="dxa" w:w="547"/>
+            <w:tcW w:type="dxa" w:w="956"/>
             <w:tcBorders>
               <w:top w:val="single" w:color="A6A6A6" w:sz="4"/>
               <w:left w:val="single" w:color="A6A6A6" w:sz="4"/>
@@ -9252,7 +9158,7 @@
         </w:trPr>
         <w:tc>
           <w:tcPr>
-            <w:tcW w:type="dxa" w:w="3636"/>
+            <w:tcW w:type="dxa" w:w="3473"/>
             <w:tcBorders>
               <w:top w:val="single" w:color="A6A6A6" w:sz="4"/>
               <w:left w:val="single" w:color="A6A6A6" w:sz="4"/>
@@ -9281,7 +9187,7 @@
         </w:tc>
         <w:tc>
           <w:tcPr>
-            <w:tcW w:type="dxa" w:w="5455"/>
+            <w:tcW w:type="dxa" w:w="5209"/>
             <w:tcBorders>
               <w:top w:val="single" w:color="A6A6A6" w:sz="4"/>
               <w:left w:val="single" w:color="A6A6A6" w:sz="4"/>
@@ -9371,7 +9277,7 @@
         </w:tc>
         <w:tc>
           <w:tcPr>
-            <w:tcW w:type="dxa" w:w="547"/>
+            <w:tcW w:type="dxa" w:w="956"/>
             <w:tcBorders>
               <w:top w:val="single" w:color="A6A6A6" w:sz="4"/>
               <w:left w:val="single" w:color="A6A6A6" w:sz="4"/>
@@ -9406,164 +9312,89 @@
         </w:trPr>
         <w:tc>
           <w:tcPr>
-            <w:tcW w:type="dxa" w:w="3636"/>
-            <w:tcBorders>
-              <w:top w:val="single" w:color="A6A6A6" w:sz="4"/>
-              <w:left w:val="single" w:color="A6A6A6" w:sz="4"/>
-              <w:bottom w:val="single" w:color="A6A6A6" w:sz="4"/>
-              <w:right w:val="single" w:color="A6A6A6" w:sz="4"/>
-            </w:tcBorders>
-            <w:tcMar>
-              <w:top w:type="dxa" w:w="50"/>
-              <w:left w:type="dxa" w:w="90"/>
-              <w:bottom w:type="dxa" w:w="50"/>
-              <w:right w:type="dxa" w:w="90"/>
-            </w:tcMar>
-          </w:tcPr>
-          <w:p>
-            <w:pPr>
-              <w:spacing w:after="0"/>
-            </w:pPr>
-            <w:r>
-              <w:rPr>
-                <w:sz w:val="19"/>
-                <w:szCs w:val="19"/>
-              </w:rPr>
-              <w:t xml:space="preserve">Fernwartungsregel, Adresse</w:t>
-            </w:r>
-          </w:p>
-        </w:tc>
-        <w:tc>
-          <w:tcPr>
-            <w:tcW w:type="dxa" w:w="5455"/>
-            <w:tcBorders>
-              <w:top w:val="single" w:color="A6A6A6" w:sz="4"/>
-              <w:left w:val="single" w:color="A6A6A6" w:sz="4"/>
-              <w:bottom w:val="single" w:color="A6A6A6" w:sz="4"/>
-              <w:right w:val="single" w:color="A6A6A6" w:sz="4"/>
-            </w:tcBorders>
-            <w:tcMar>
-              <w:top w:type="dxa" w:w="50"/>
-              <w:left w:type="dxa" w:w="90"/>
-              <w:bottom w:type="dxa" w:w="50"/>
-              <w:right w:type="dxa" w:w="90"/>
-            </w:tcMar>
-          </w:tcPr>
-          <w:p>
-            <w:pPr>
-              <w:spacing w:after="0"/>
-            </w:pPr>
-            <w:r>
-              <w:rPr>
-                <w:rFonts w:ascii="Consolas" w:cs="Consolas" w:eastAsia="Consolas" w:hAnsi="Consolas"/>
-                <w:sz w:val="18"/>
-                <w:szCs w:val="18"/>
-              </w:rPr>
-              <w:t xml:space="preserve">EPOS.Kern/Allgemein/Support/Fernwartung.cs</w:t>
-            </w:r>
-            <w:r>
-              <w:rPr>
-                <w:sz w:val="19"/>
-                <w:szCs w:val="19"/>
-              </w:rPr>
-              <w:t xml:space="preserve"> (</w:t>
-            </w:r>
-            <w:r>
-              <w:rPr>
-                <w:rFonts w:ascii="Consolas" w:cs="Consolas" w:eastAsia="Consolas" w:hAnsi="Consolas"/>
-                <w:sz w:val="18"/>
-                <w:szCs w:val="18"/>
-              </w:rPr>
-              <w:t xml:space="preserve">SEITE</w:t>
-            </w:r>
-            <w:r>
-              <w:rPr>
-                <w:sz w:val="19"/>
-                <w:szCs w:val="19"/>
-              </w:rPr>
-              <w:t xml:space="preserve">, </w:t>
-            </w:r>
-            <w:r>
-              <w:rPr>
-                <w:rFonts w:ascii="Consolas" w:cs="Consolas" w:eastAsia="Consolas" w:hAnsi="Consolas"/>
-                <w:sz w:val="18"/>
-                <w:szCs w:val="18"/>
-              </w:rPr>
-              <w:t xml:space="preserve">Fernwartungsfreigabe</w:t>
-            </w:r>
-            <w:r>
-              <w:rPr>
-                <w:sz w:val="19"/>
-                <w:szCs w:val="19"/>
-              </w:rPr>
-              <w:t xml:space="preserve">), </w:t>
-            </w:r>
-            <w:r>
-              <w:rPr>
-                <w:rFonts w:ascii="Consolas" w:cs="Consolas" w:eastAsia="Consolas" w:hAnsi="Consolas"/>
-                <w:sz w:val="18"/>
-                <w:szCs w:val="18"/>
-              </w:rPr>
-              <w:t xml:space="preserve">EPOS.Kern/Controller/LizenzCtrl.cs</w:t>
-            </w:r>
-            <w:r>
-              <w:rPr>
-                <w:sz w:val="19"/>
-                <w:szCs w:val="19"/>
-              </w:rPr>
-              <w:t xml:space="preserve"> (</w:t>
-            </w:r>
-            <w:r>
-              <w:rPr>
-                <w:rFonts w:ascii="Consolas" w:cs="Consolas" w:eastAsia="Consolas" w:hAnsi="Consolas"/>
-                <w:sz w:val="18"/>
-                <w:szCs w:val="18"/>
-              </w:rPr>
-              <w:t xml:space="preserve">FernwartungErlaubt</w:t>
-            </w:r>
-            <w:r>
-              <w:rPr>
-                <w:sz w:val="19"/>
-                <w:szCs w:val="19"/>
-              </w:rPr>
-              <w:t xml:space="preserve">), </w:t>
-            </w:r>
-            <w:r>
-              <w:rPr>
-                <w:rFonts w:ascii="Consolas" w:cs="Consolas" w:eastAsia="Consolas" w:hAnsi="Consolas"/>
-                <w:sz w:val="18"/>
-                <w:szCs w:val="18"/>
-              </w:rPr>
-              <w:t xml:space="preserve">LizenzManager.AnkerOhneSchreiben</w:t>
-            </w:r>
-          </w:p>
-        </w:tc>
-        <w:tc>
-          <w:tcPr>
-            <w:tcW w:type="dxa" w:w="547"/>
-            <w:tcBorders>
-              <w:top w:val="single" w:color="A6A6A6" w:sz="4"/>
-              <w:left w:val="single" w:color="A6A6A6" w:sz="4"/>
-              <w:bottom w:val="single" w:color="A6A6A6" w:sz="4"/>
-              <w:right w:val="single" w:color="A6A6A6" w:sz="4"/>
-            </w:tcBorders>
-            <w:tcMar>
-              <w:top w:type="dxa" w:w="50"/>
-              <w:left w:type="dxa" w:w="90"/>
-              <w:bottom w:type="dxa" w:w="50"/>
-              <w:right w:type="dxa" w:w="90"/>
-            </w:tcMar>
-          </w:tcPr>
-          <w:p>
-            <w:pPr>
-              <w:spacing w:after="0"/>
-            </w:pPr>
-            <w:r>
-              <w:rPr>
-                <w:sz w:val="19"/>
-                <w:szCs w:val="19"/>
-              </w:rPr>
-              <w:t xml:space="preserve">2</w:t>
+            <w:tcW w:type="dxa" w:w="3473"/>
+            <w:tcBorders>
+              <w:top w:val="single" w:color="A6A6A6" w:sz="4"/>
+              <w:left w:val="single" w:color="A6A6A6" w:sz="4"/>
+              <w:bottom w:val="single" w:color="A6A6A6" w:sz="4"/>
+              <w:right w:val="single" w:color="A6A6A6" w:sz="4"/>
+            </w:tcBorders>
+            <w:tcMar>
+              <w:top w:type="dxa" w:w="50"/>
+              <w:left w:type="dxa" w:w="90"/>
+              <w:bottom w:type="dxa" w:w="50"/>
+              <w:right w:type="dxa" w:w="90"/>
+            </w:tcMar>
+          </w:tcPr>
+          <w:p>
+            <w:pPr>
+              <w:spacing w:after="0"/>
+            </w:pPr>
+            <w:r>
+              <w:rPr>
+                <w:sz w:val="19"/>
+                <w:szCs w:val="19"/>
+              </w:rPr>
+              <w:t xml:space="preserve">Start von Quick Assist</w:t>
+            </w:r>
+          </w:p>
+        </w:tc>
+        <w:tc>
+          <w:tcPr>
+            <w:tcW w:type="dxa" w:w="5209"/>
+            <w:tcBorders>
+              <w:top w:val="single" w:color="A6A6A6" w:sz="4"/>
+              <w:left w:val="single" w:color="A6A6A6" w:sz="4"/>
+              <w:bottom w:val="single" w:color="A6A6A6" w:sz="4"/>
+              <w:right w:val="single" w:color="A6A6A6" w:sz="4"/>
+            </w:tcBorders>
+            <w:tcMar>
+              <w:top w:type="dxa" w:w="50"/>
+              <w:left w:type="dxa" w:w="90"/>
+              <w:bottom w:type="dxa" w:w="50"/>
+              <w:right w:type="dxa" w:w="90"/>
+            </w:tcMar>
+          </w:tcPr>
+          <w:p>
+            <w:pPr>
+              <w:spacing w:after="0"/>
+            </w:pPr>
+            <w:r>
+              <w:rPr>
+                <w:rFonts w:ascii="Consolas" w:cs="Consolas" w:eastAsia="Consolas" w:hAnsi="Consolas"/>
+                <w:sz w:val="18"/>
+                <w:szCs w:val="18"/>
+              </w:rPr>
+              <w:t xml:space="preserve">WindowsFormsApplication1/Allgemein/Support/QuickAssistStart.cs</w:t>
+            </w:r>
+          </w:p>
+        </w:tc>
+        <w:tc>
+          <w:tcPr>
+            <w:tcW w:type="dxa" w:w="956"/>
+            <w:tcBorders>
+              <w:top w:val="single" w:color="A6A6A6" w:sz="4"/>
+              <w:left w:val="single" w:color="A6A6A6" w:sz="4"/>
+              <w:bottom w:val="single" w:color="A6A6A6" w:sz="4"/>
+              <w:right w:val="single" w:color="A6A6A6" w:sz="4"/>
+            </w:tcBorders>
+            <w:tcMar>
+              <w:top w:type="dxa" w:w="50"/>
+              <w:left w:type="dxa" w:w="90"/>
+              <w:bottom w:type="dxa" w:w="50"/>
+              <w:right w:type="dxa" w:w="90"/>
+            </w:tcMar>
+          </w:tcPr>
+          <w:p>
+            <w:pPr>
+              <w:spacing w:after="0"/>
+            </w:pPr>
+            <w:r>
+              <w:rPr>
+                <w:sz w:val="19"/>
+                <w:szCs w:val="19"/>
+              </w:rPr>
+              <w:t xml:space="preserve">2 (Nachzug)</w:t>
             </w:r>
           </w:p>
         </w:tc>
@@ -9575,60 +9406,60 @@
         </w:trPr>
         <w:tc>
           <w:tcPr>
-            <w:tcW w:type="dxa" w:w="3636"/>
-            <w:tcBorders>
-              <w:top w:val="single" w:color="A6A6A6" w:sz="4"/>
-              <w:left w:val="single" w:color="A6A6A6" w:sz="4"/>
-              <w:bottom w:val="single" w:color="A6A6A6" w:sz="4"/>
-              <w:right w:val="single" w:color="A6A6A6" w:sz="4"/>
-            </w:tcBorders>
-            <w:tcMar>
-              <w:top w:type="dxa" w:w="50"/>
-              <w:left w:type="dxa" w:w="90"/>
-              <w:bottom w:type="dxa" w:w="50"/>
-              <w:right w:type="dxa" w:w="90"/>
-            </w:tcMar>
-          </w:tcPr>
-          <w:p>
-            <w:pPr>
-              <w:spacing w:after="0"/>
-            </w:pPr>
-            <w:r>
-              <w:rPr>
-                <w:sz w:val="19"/>
-                <w:szCs w:val="19"/>
-              </w:rPr>
-              <w:t xml:space="preserve">Menüsperre</w:t>
-            </w:r>
-          </w:p>
-        </w:tc>
-        <w:tc>
-          <w:tcPr>
-            <w:tcW w:type="dxa" w:w="5455"/>
-            <w:tcBorders>
-              <w:top w:val="single" w:color="A6A6A6" w:sz="4"/>
-              <w:left w:val="single" w:color="A6A6A6" w:sz="4"/>
-              <w:bottom w:val="single" w:color="A6A6A6" w:sz="4"/>
-              <w:right w:val="single" w:color="A6A6A6" w:sz="4"/>
-            </w:tcBorders>
-            <w:tcMar>
-              <w:top w:type="dxa" w:w="50"/>
-              <w:left w:type="dxa" w:w="90"/>
-              <w:bottom w:type="dxa" w:w="50"/>
-              <w:right w:type="dxa" w:w="90"/>
-            </w:tcMar>
-          </w:tcPr>
-          <w:p>
-            <w:pPr>
-              <w:spacing w:after="0"/>
-            </w:pPr>
-            <w:r>
-              <w:rPr>
-                <w:rFonts w:ascii="Consolas" w:cs="Consolas" w:eastAsia="Consolas" w:hAnsi="Consolas"/>
-                <w:sz w:val="18"/>
-                <w:szCs w:val="18"/>
-              </w:rPr>
-              <w:t xml:space="preserve">EPOS.UI/Bausteine/Menuepunkt.cs</w:t>
+            <w:tcW w:type="dxa" w:w="3473"/>
+            <w:tcBorders>
+              <w:top w:val="single" w:color="A6A6A6" w:sz="4"/>
+              <w:left w:val="single" w:color="A6A6A6" w:sz="4"/>
+              <w:bottom w:val="single" w:color="A6A6A6" w:sz="4"/>
+              <w:right w:val="single" w:color="A6A6A6" w:sz="4"/>
+            </w:tcBorders>
+            <w:tcMar>
+              <w:top w:type="dxa" w:w="50"/>
+              <w:left w:type="dxa" w:w="90"/>
+              <w:bottom w:type="dxa" w:w="50"/>
+              <w:right w:type="dxa" w:w="90"/>
+            </w:tcMar>
+          </w:tcPr>
+          <w:p>
+            <w:pPr>
+              <w:spacing w:after="0"/>
+            </w:pPr>
+            <w:r>
+              <w:rPr>
+                <w:sz w:val="19"/>
+                <w:szCs w:val="19"/>
+              </w:rPr>
+              <w:t xml:space="preserve">Fernwartungsregel, Adresse</w:t>
+            </w:r>
+          </w:p>
+        </w:tc>
+        <w:tc>
+          <w:tcPr>
+            <w:tcW w:type="dxa" w:w="5209"/>
+            <w:tcBorders>
+              <w:top w:val="single" w:color="A6A6A6" w:sz="4"/>
+              <w:left w:val="single" w:color="A6A6A6" w:sz="4"/>
+              <w:bottom w:val="single" w:color="A6A6A6" w:sz="4"/>
+              <w:right w:val="single" w:color="A6A6A6" w:sz="4"/>
+            </w:tcBorders>
+            <w:tcMar>
+              <w:top w:type="dxa" w:w="50"/>
+              <w:left w:type="dxa" w:w="90"/>
+              <w:bottom w:type="dxa" w:w="50"/>
+              <w:right w:type="dxa" w:w="90"/>
+            </w:tcMar>
+          </w:tcPr>
+          <w:p>
+            <w:pPr>
+              <w:spacing w:after="0"/>
+            </w:pPr>
+            <w:r>
+              <w:rPr>
+                <w:rFonts w:ascii="Consolas" w:cs="Consolas" w:eastAsia="Consolas" w:hAnsi="Consolas"/>
+                <w:sz w:val="18"/>
+                <w:szCs w:val="18"/>
+              </w:rPr>
+              <w:t xml:space="preserve">EPOS.Kern/Allgemein/Support/Fernwartung.cs</w:t>
             </w:r>
             <w:r>
               <w:rPr>
@@ -9643,7 +9474,22 @@
                 <w:sz w:val="18"/>
                 <w:szCs w:val="18"/>
               </w:rPr>
-              <w:t xml:space="preserve">Sperrgrund</w:t>
+              <w:t xml:space="preserve">SEITE</w:t>
+            </w:r>
+            <w:r>
+              <w:rPr>
+                <w:sz w:val="19"/>
+                <w:szCs w:val="19"/>
+              </w:rPr>
+              <w:t xml:space="preserve">, </w:t>
+            </w:r>
+            <w:r>
+              <w:rPr>
+                <w:rFonts w:ascii="Consolas" w:cs="Consolas" w:eastAsia="Consolas" w:hAnsi="Consolas"/>
+                <w:sz w:val="18"/>
+                <w:szCs w:val="18"/>
+              </w:rPr>
+              <w:t xml:space="preserve">Fernwartungsfreigabe</w:t>
             </w:r>
             <w:r>
               <w:rPr>
@@ -9658,22 +9504,22 @@
                 <w:sz w:val="18"/>
                 <w:szCs w:val="18"/>
               </w:rPr>
-              <w:t xml:space="preserve">Menuetabelle.cs</w:t>
-            </w:r>
-            <w:r>
-              <w:rPr>
-                <w:sz w:val="19"/>
-                <w:szCs w:val="19"/>
-              </w:rPr>
-              <w:t xml:space="preserve"> (Punkt </w:t>
-            </w:r>
-            <w:r>
-              <w:rPr>
-                <w:rFonts w:ascii="Consolas" w:cs="Consolas" w:eastAsia="Consolas" w:hAnsi="Consolas"/>
-                <w:sz w:val="18"/>
-                <w:szCs w:val="18"/>
-              </w:rPr>
-              <w:t xml:space="preserve">MenuItem_Fernwartung</w:t>
+              <w:t xml:space="preserve">EPOS.Kern/Controller/LizenzCtrl.cs</w:t>
+            </w:r>
+            <w:r>
+              <w:rPr>
+                <w:sz w:val="19"/>
+                <w:szCs w:val="19"/>
+              </w:rPr>
+              <w:t xml:space="preserve"> (</w:t>
+            </w:r>
+            <w:r>
+              <w:rPr>
+                <w:rFonts w:ascii="Consolas" w:cs="Consolas" w:eastAsia="Consolas" w:hAnsi="Consolas"/>
+                <w:sz w:val="18"/>
+                <w:szCs w:val="18"/>
+              </w:rPr>
+              <w:t xml:space="preserve">FernwartungErlaubt</w:t>
             </w:r>
             <w:r>
               <w:rPr>
@@ -9688,50 +9534,13 @@
                 <w:sz w:val="18"/>
                 <w:szCs w:val="18"/>
               </w:rPr>
-              <w:t xml:space="preserve">Menueband.razor</w:t>
-            </w:r>
-            <w:r>
-              <w:rPr>
-                <w:sz w:val="19"/>
-                <w:szCs w:val="19"/>
-              </w:rPr>
-              <w:t xml:space="preserve">, </w:t>
-            </w:r>
-            <w:r>
-              <w:rPr>
-                <w:rFonts w:ascii="Consolas" w:cs="Consolas" w:eastAsia="Consolas" w:hAnsi="Consolas"/>
-                <w:sz w:val="18"/>
-                <w:szCs w:val="18"/>
-              </w:rPr>
-              <w:t xml:space="preserve">HauptfensterHuelle.cs</w:t>
-            </w:r>
-            <w:r>
-              <w:rPr>
-                <w:sz w:val="19"/>
-                <w:szCs w:val="19"/>
-              </w:rPr>
-              <w:t xml:space="preserve"> (Fall </w:t>
-            </w:r>
-            <w:r>
-              <w:rPr>
-                <w:rFonts w:ascii="Consolas" w:cs="Consolas" w:eastAsia="Consolas" w:hAnsi="Consolas"/>
-                <w:sz w:val="18"/>
-                <w:szCs w:val="18"/>
-              </w:rPr>
-              <w:t xml:space="preserve">Fernwartung</w:t>
-            </w:r>
-            <w:r>
-              <w:rPr>
-                <w:sz w:val="19"/>
-                <w:szCs w:val="19"/>
-              </w:rPr>
-              <w:t xml:space="preserve">)</w:t>
-            </w:r>
-          </w:p>
-        </w:tc>
-        <w:tc>
-          <w:tcPr>
-            <w:tcW w:type="dxa" w:w="547"/>
+              <w:t xml:space="preserve">LizenzManager.AnkerOhneSchreiben</w:t>
+            </w:r>
+          </w:p>
+        </w:tc>
+        <w:tc>
+          <w:tcPr>
+            <w:tcW w:type="dxa" w:w="956"/>
             <w:tcBorders>
               <w:top w:val="single" w:color="A6A6A6" w:sz="4"/>
               <w:left w:val="single" w:color="A6A6A6" w:sz="4"/>
@@ -9766,60 +9575,120 @@
         </w:trPr>
         <w:tc>
           <w:tcPr>
-            <w:tcW w:type="dxa" w:w="3636"/>
-            <w:tcBorders>
-              <w:top w:val="single" w:color="A6A6A6" w:sz="4"/>
-              <w:left w:val="single" w:color="A6A6A6" w:sz="4"/>
-              <w:bottom w:val="single" w:color="A6A6A6" w:sz="4"/>
-              <w:right w:val="single" w:color="A6A6A6" w:sz="4"/>
-            </w:tcBorders>
-            <w:tcMar>
-              <w:top w:type="dxa" w:w="50"/>
-              <w:left w:type="dxa" w:w="90"/>
-              <w:bottom w:type="dxa" w:w="50"/>
-              <w:right w:type="dxa" w:w="90"/>
-            </w:tcMar>
-          </w:tcPr>
-          <w:p>
-            <w:pPr>
-              <w:spacing w:after="0"/>
-            </w:pPr>
-            <w:r>
-              <w:rPr>
-                <w:sz w:val="19"/>
-                <w:szCs w:val="19"/>
-              </w:rPr>
-              <w:t xml:space="preserve">Tests der Fernwartung</w:t>
-            </w:r>
-          </w:p>
-        </w:tc>
-        <w:tc>
-          <w:tcPr>
-            <w:tcW w:type="dxa" w:w="5455"/>
-            <w:tcBorders>
-              <w:top w:val="single" w:color="A6A6A6" w:sz="4"/>
-              <w:left w:val="single" w:color="A6A6A6" w:sz="4"/>
-              <w:bottom w:val="single" w:color="A6A6A6" w:sz="4"/>
-              <w:right w:val="single" w:color="A6A6A6" w:sz="4"/>
-            </w:tcBorders>
-            <w:tcMar>
-              <w:top w:type="dxa" w:w="50"/>
-              <w:left w:type="dxa" w:w="90"/>
-              <w:bottom w:type="dxa" w:w="50"/>
-              <w:right w:type="dxa" w:w="90"/>
-            </w:tcMar>
-          </w:tcPr>
-          <w:p>
-            <w:pPr>
-              <w:spacing w:after="0"/>
-            </w:pPr>
-            <w:r>
-              <w:rPr>
-                <w:rFonts w:ascii="Consolas" w:cs="Consolas" w:eastAsia="Consolas" w:hAnsi="Consolas"/>
-                <w:sz w:val="18"/>
-                <w:szCs w:val="18"/>
-              </w:rPr>
-              <w:t xml:space="preserve">EPOS.Kern.Tests/FernwartungFreigabeTests.cs</w:t>
+            <w:tcW w:type="dxa" w:w="3473"/>
+            <w:tcBorders>
+              <w:top w:val="single" w:color="A6A6A6" w:sz="4"/>
+              <w:left w:val="single" w:color="A6A6A6" w:sz="4"/>
+              <w:bottom w:val="single" w:color="A6A6A6" w:sz="4"/>
+              <w:right w:val="single" w:color="A6A6A6" w:sz="4"/>
+            </w:tcBorders>
+            <w:tcMar>
+              <w:top w:type="dxa" w:w="50"/>
+              <w:left w:type="dxa" w:w="90"/>
+              <w:bottom w:type="dxa" w:w="50"/>
+              <w:right w:type="dxa" w:w="90"/>
+            </w:tcMar>
+          </w:tcPr>
+          <w:p>
+            <w:pPr>
+              <w:spacing w:after="0"/>
+            </w:pPr>
+            <w:r>
+              <w:rPr>
+                <w:sz w:val="19"/>
+                <w:szCs w:val="19"/>
+              </w:rPr>
+              <w:t xml:space="preserve">Menüsperre</w:t>
+            </w:r>
+          </w:p>
+        </w:tc>
+        <w:tc>
+          <w:tcPr>
+            <w:tcW w:type="dxa" w:w="5209"/>
+            <w:tcBorders>
+              <w:top w:val="single" w:color="A6A6A6" w:sz="4"/>
+              <w:left w:val="single" w:color="A6A6A6" w:sz="4"/>
+              <w:bottom w:val="single" w:color="A6A6A6" w:sz="4"/>
+              <w:right w:val="single" w:color="A6A6A6" w:sz="4"/>
+            </w:tcBorders>
+            <w:tcMar>
+              <w:top w:type="dxa" w:w="50"/>
+              <w:left w:type="dxa" w:w="90"/>
+              <w:bottom w:type="dxa" w:w="50"/>
+              <w:right w:type="dxa" w:w="90"/>
+            </w:tcMar>
+          </w:tcPr>
+          <w:p>
+            <w:pPr>
+              <w:spacing w:after="0"/>
+            </w:pPr>
+            <w:r>
+              <w:rPr>
+                <w:rFonts w:ascii="Consolas" w:cs="Consolas" w:eastAsia="Consolas" w:hAnsi="Consolas"/>
+                <w:sz w:val="18"/>
+                <w:szCs w:val="18"/>
+              </w:rPr>
+              <w:t xml:space="preserve">EPOS.UI/Bausteine/Menuepunkt.cs</w:t>
+            </w:r>
+            <w:r>
+              <w:rPr>
+                <w:sz w:val="19"/>
+                <w:szCs w:val="19"/>
+              </w:rPr>
+              <w:t xml:space="preserve"> (</w:t>
+            </w:r>
+            <w:r>
+              <w:rPr>
+                <w:rFonts w:ascii="Consolas" w:cs="Consolas" w:eastAsia="Consolas" w:hAnsi="Consolas"/>
+                <w:sz w:val="18"/>
+                <w:szCs w:val="18"/>
+              </w:rPr>
+              <w:t xml:space="preserve">Sperrgrund</w:t>
+            </w:r>
+            <w:r>
+              <w:rPr>
+                <w:sz w:val="19"/>
+                <w:szCs w:val="19"/>
+              </w:rPr>
+              <w:t xml:space="preserve">), </w:t>
+            </w:r>
+            <w:r>
+              <w:rPr>
+                <w:rFonts w:ascii="Consolas" w:cs="Consolas" w:eastAsia="Consolas" w:hAnsi="Consolas"/>
+                <w:sz w:val="18"/>
+                <w:szCs w:val="18"/>
+              </w:rPr>
+              <w:t xml:space="preserve">Menuetabelle.cs</w:t>
+            </w:r>
+            <w:r>
+              <w:rPr>
+                <w:sz w:val="19"/>
+                <w:szCs w:val="19"/>
+              </w:rPr>
+              <w:t xml:space="preserve"> (Punkt </w:t>
+            </w:r>
+            <w:r>
+              <w:rPr>
+                <w:rFonts w:ascii="Consolas" w:cs="Consolas" w:eastAsia="Consolas" w:hAnsi="Consolas"/>
+                <w:sz w:val="18"/>
+                <w:szCs w:val="18"/>
+              </w:rPr>
+              <w:t xml:space="preserve">MenuItem_Fernwartung</w:t>
+            </w:r>
+            <w:r>
+              <w:rPr>
+                <w:sz w:val="19"/>
+                <w:szCs w:val="19"/>
+              </w:rPr>
+              <w:t xml:space="preserve">), </w:t>
+            </w:r>
+            <w:r>
+              <w:rPr>
+                <w:rFonts w:ascii="Consolas" w:cs="Consolas" w:eastAsia="Consolas" w:hAnsi="Consolas"/>
+                <w:sz w:val="18"/>
+                <w:szCs w:val="18"/>
+              </w:rPr>
+              <w:t xml:space="preserve">Menueband.razor</w:t>
             </w:r>
             <w:r>
               <w:rPr>
@@ -9834,28 +9703,35 @@
                 <w:sz w:val="18"/>
                 <w:szCs w:val="18"/>
               </w:rPr>
-              <w:t xml:space="preserve">EPOS.UI.Tests/Dialoge/FernwartungDialogTests.cs</w:t>
-            </w:r>
-            <w:r>
-              <w:rPr>
-                <w:sz w:val="19"/>
-                <w:szCs w:val="19"/>
-              </w:rPr>
-              <w:t xml:space="preserve">, </w:t>
-            </w:r>
-            <w:r>
-              <w:rPr>
-                <w:rFonts w:ascii="Consolas" w:cs="Consolas" w:eastAsia="Consolas" w:hAnsi="Consolas"/>
-                <w:sz w:val="18"/>
-                <w:szCs w:val="18"/>
-              </w:rPr>
-              <w:t xml:space="preserve">MenuebandTests</w:t>
-            </w:r>
-          </w:p>
-        </w:tc>
-        <w:tc>
-          <w:tcPr>
-            <w:tcW w:type="dxa" w:w="547"/>
+              <w:t xml:space="preserve">HauptfensterHuelle.cs</w:t>
+            </w:r>
+            <w:r>
+              <w:rPr>
+                <w:sz w:val="19"/>
+                <w:szCs w:val="19"/>
+              </w:rPr>
+              <w:t xml:space="preserve"> (Fall </w:t>
+            </w:r>
+            <w:r>
+              <w:rPr>
+                <w:rFonts w:ascii="Consolas" w:cs="Consolas" w:eastAsia="Consolas" w:hAnsi="Consolas"/>
+                <w:sz w:val="18"/>
+                <w:szCs w:val="18"/>
+              </w:rPr>
+              <w:t xml:space="preserve">Fernwartung</w:t>
+            </w:r>
+            <w:r>
+              <w:rPr>
+                <w:sz w:val="19"/>
+                <w:szCs w:val="19"/>
+              </w:rPr>
+              <w:t xml:space="preserve">)</w:t>
+            </w:r>
+          </w:p>
+        </w:tc>
+        <w:tc>
+          <w:tcPr>
+            <w:tcW w:type="dxa" w:w="956"/>
             <w:tcBorders>
               <w:top w:val="single" w:color="A6A6A6" w:sz="4"/>
               <w:left w:val="single" w:color="A6A6A6" w:sz="4"/>
@@ -9890,66 +9766,96 @@
         </w:trPr>
         <w:tc>
           <w:tcPr>
-            <w:tcW w:type="dxa" w:w="3636"/>
-            <w:tcBorders>
-              <w:top w:val="single" w:color="A6A6A6" w:sz="4"/>
-              <w:left w:val="single" w:color="A6A6A6" w:sz="4"/>
-              <w:bottom w:val="single" w:color="A6A6A6" w:sz="4"/>
-              <w:right w:val="single" w:color="A6A6A6" w:sz="4"/>
-            </w:tcBorders>
-            <w:tcMar>
-              <w:top w:type="dxa" w:w="50"/>
-              <w:left w:type="dxa" w:w="90"/>
-              <w:bottom w:type="dxa" w:w="50"/>
-              <w:right w:type="dxa" w:w="90"/>
-            </w:tcMar>
-          </w:tcPr>
-          <w:p>
-            <w:pPr>
-              <w:spacing w:after="0"/>
-            </w:pPr>
-            <w:r>
-              <w:rPr>
-                <w:sz w:val="19"/>
-                <w:szCs w:val="19"/>
-              </w:rPr>
-              <w:t xml:space="preserve">Wiki-Quelle</w:t>
-            </w:r>
-          </w:p>
-        </w:tc>
-        <w:tc>
-          <w:tcPr>
-            <w:tcW w:type="dxa" w:w="5455"/>
-            <w:tcBorders>
-              <w:top w:val="single" w:color="A6A6A6" w:sz="4"/>
-              <w:left w:val="single" w:color="A6A6A6" w:sz="4"/>
-              <w:bottom w:val="single" w:color="A6A6A6" w:sz="4"/>
-              <w:right w:val="single" w:color="A6A6A6" w:sz="4"/>
-            </w:tcBorders>
-            <w:tcMar>
-              <w:top w:type="dxa" w:w="50"/>
-              <w:left w:type="dxa" w:w="90"/>
-              <w:bottom w:type="dxa" w:w="50"/>
-              <w:right w:type="dxa" w:w="90"/>
-            </w:tcMar>
-          </w:tcPr>
-          <w:p>
-            <w:pPr>
-              <w:spacing w:after="0"/>
-            </w:pPr>
-            <w:r>
-              <w:rPr>
-                <w:rFonts w:ascii="Consolas" w:cs="Consolas" w:eastAsia="Consolas" w:hAnsi="Consolas"/>
-                <w:sz w:val="18"/>
-                <w:szCs w:val="18"/>
-              </w:rPr>
-              <w:t xml:space="preserve">Projekte/Wiki/Programm Dokumentation - Fernwartung.wiki</w:t>
-            </w:r>
-          </w:p>
-        </w:tc>
-        <w:tc>
-          <w:tcPr>
-            <w:tcW w:type="dxa" w:w="547"/>
+            <w:tcW w:type="dxa" w:w="3473"/>
+            <w:tcBorders>
+              <w:top w:val="single" w:color="A6A6A6" w:sz="4"/>
+              <w:left w:val="single" w:color="A6A6A6" w:sz="4"/>
+              <w:bottom w:val="single" w:color="A6A6A6" w:sz="4"/>
+              <w:right w:val="single" w:color="A6A6A6" w:sz="4"/>
+            </w:tcBorders>
+            <w:tcMar>
+              <w:top w:type="dxa" w:w="50"/>
+              <w:left w:type="dxa" w:w="90"/>
+              <w:bottom w:type="dxa" w:w="50"/>
+              <w:right w:type="dxa" w:w="90"/>
+            </w:tcMar>
+          </w:tcPr>
+          <w:p>
+            <w:pPr>
+              <w:spacing w:after="0"/>
+            </w:pPr>
+            <w:r>
+              <w:rPr>
+                <w:sz w:val="19"/>
+                <w:szCs w:val="19"/>
+              </w:rPr>
+              <w:t xml:space="preserve">Tests der Fernwartung</w:t>
+            </w:r>
+          </w:p>
+        </w:tc>
+        <w:tc>
+          <w:tcPr>
+            <w:tcW w:type="dxa" w:w="5209"/>
+            <w:tcBorders>
+              <w:top w:val="single" w:color="A6A6A6" w:sz="4"/>
+              <w:left w:val="single" w:color="A6A6A6" w:sz="4"/>
+              <w:bottom w:val="single" w:color="A6A6A6" w:sz="4"/>
+              <w:right w:val="single" w:color="A6A6A6" w:sz="4"/>
+            </w:tcBorders>
+            <w:tcMar>
+              <w:top w:type="dxa" w:w="50"/>
+              <w:left w:type="dxa" w:w="90"/>
+              <w:bottom w:type="dxa" w:w="50"/>
+              <w:right w:type="dxa" w:w="90"/>
+            </w:tcMar>
+          </w:tcPr>
+          <w:p>
+            <w:pPr>
+              <w:spacing w:after="0"/>
+            </w:pPr>
+            <w:r>
+              <w:rPr>
+                <w:rFonts w:ascii="Consolas" w:cs="Consolas" w:eastAsia="Consolas" w:hAnsi="Consolas"/>
+                <w:sz w:val="18"/>
+                <w:szCs w:val="18"/>
+              </w:rPr>
+              <w:t xml:space="preserve">EPOS.Kern.Tests/FernwartungFreigabeTests.cs</w:t>
+            </w:r>
+            <w:r>
+              <w:rPr>
+                <w:sz w:val="19"/>
+                <w:szCs w:val="19"/>
+              </w:rPr>
+              <w:t xml:space="preserve">, </w:t>
+            </w:r>
+            <w:r>
+              <w:rPr>
+                <w:rFonts w:ascii="Consolas" w:cs="Consolas" w:eastAsia="Consolas" w:hAnsi="Consolas"/>
+                <w:sz w:val="18"/>
+                <w:szCs w:val="18"/>
+              </w:rPr>
+              <w:t xml:space="preserve">EPOS.UI.Tests/Dialoge/FernwartungDialogTests.cs</w:t>
+            </w:r>
+            <w:r>
+              <w:rPr>
+                <w:sz w:val="19"/>
+                <w:szCs w:val="19"/>
+              </w:rPr>
+              <w:t xml:space="preserve">, </w:t>
+            </w:r>
+            <w:r>
+              <w:rPr>
+                <w:rFonts w:ascii="Consolas" w:cs="Consolas" w:eastAsia="Consolas" w:hAnsi="Consolas"/>
+                <w:sz w:val="18"/>
+                <w:szCs w:val="18"/>
+              </w:rPr>
+              <w:t xml:space="preserve">MenuebandTests</w:t>
+            </w:r>
+          </w:p>
+        </w:tc>
+        <w:tc>
+          <w:tcPr>
+            <w:tcW w:type="dxa" w:w="956"/>
             <w:tcBorders>
               <w:top w:val="single" w:color="A6A6A6" w:sz="4"/>
               <w:left w:val="single" w:color="A6A6A6" w:sz="4"/>
@@ -9984,194 +9890,89 @@
         </w:trPr>
         <w:tc>
           <w:tcPr>
-            <w:tcW w:type="dxa" w:w="3636"/>
-            <w:tcBorders>
-              <w:top w:val="single" w:color="A6A6A6" w:sz="4"/>
-              <w:left w:val="single" w:color="A6A6A6" w:sz="4"/>
-              <w:bottom w:val="single" w:color="A6A6A6" w:sz="4"/>
-              <w:right w:val="single" w:color="A6A6A6" w:sz="4"/>
-            </w:tcBorders>
-            <w:tcMar>
-              <w:top w:type="dxa" w:w="50"/>
-              <w:left w:type="dxa" w:w="90"/>
-              <w:bottom w:type="dxa" w:w="50"/>
-              <w:right w:type="dxa" w:w="90"/>
-            </w:tcMar>
-          </w:tcPr>
-          <w:p>
-            <w:pPr>
-              <w:spacing w:after="0"/>
-            </w:pPr>
-            <w:r>
-              <w:rPr>
-                <w:sz w:val="19"/>
-                <w:szCs w:val="19"/>
-              </w:rPr>
-              <w:t xml:space="preserve">Über-Dialog</w:t>
-            </w:r>
-          </w:p>
-        </w:tc>
-        <w:tc>
-          <w:tcPr>
-            <w:tcW w:type="dxa" w:w="5455"/>
-            <w:tcBorders>
-              <w:top w:val="single" w:color="A6A6A6" w:sz="4"/>
-              <w:left w:val="single" w:color="A6A6A6" w:sz="4"/>
-              <w:bottom w:val="single" w:color="A6A6A6" w:sz="4"/>
-              <w:right w:val="single" w:color="A6A6A6" w:sz="4"/>
-            </w:tcBorders>
-            <w:tcMar>
-              <w:top w:type="dxa" w:w="50"/>
-              <w:left w:type="dxa" w:w="90"/>
-              <w:bottom w:type="dxa" w:w="50"/>
-              <w:right w:type="dxa" w:w="90"/>
-            </w:tcMar>
-          </w:tcPr>
-          <w:p>
-            <w:pPr>
-              <w:spacing w:after="0"/>
-            </w:pPr>
-            <w:r>
-              <w:rPr>
-                <w:rFonts w:ascii="Consolas" w:cs="Consolas" w:eastAsia="Consolas" w:hAnsi="Consolas"/>
-                <w:sz w:val="18"/>
-                <w:szCs w:val="18"/>
-              </w:rPr>
-              <w:t xml:space="preserve">EPOS.UI/Dialoge/Hilfe/UeberDialog.razor</w:t>
-            </w:r>
-            <w:r>
-              <w:rPr>
-                <w:sz w:val="19"/>
-                <w:szCs w:val="19"/>
-              </w:rPr>
-              <w:t xml:space="preserve">, </w:t>
-            </w:r>
-            <w:r>
-              <w:rPr>
-                <w:rFonts w:ascii="Consolas" w:cs="Consolas" w:eastAsia="Consolas" w:hAnsi="Consolas"/>
-                <w:sz w:val="18"/>
-                <w:szCs w:val="18"/>
-              </w:rPr>
-              <w:t xml:space="preserve">UeberDaten.cs</w:t>
-            </w:r>
-            <w:r>
-              <w:rPr>
-                <w:sz w:val="19"/>
-                <w:szCs w:val="19"/>
-              </w:rPr>
-              <w:t xml:space="preserve"> (mit </w:t>
-            </w:r>
-            <w:r>
-              <w:rPr>
-                <w:rFonts w:ascii="Consolas" w:cs="Consolas" w:eastAsia="Consolas" w:hAnsi="Consolas"/>
-                <w:sz w:val="18"/>
-                <w:szCs w:val="18"/>
-              </w:rPr>
-              <w:t xml:space="preserve">UeberAnstoss</w:t>
-            </w:r>
-            <w:r>
-              <w:rPr>
-                <w:sz w:val="19"/>
-                <w:szCs w:val="19"/>
-              </w:rPr>
-              <w:t xml:space="preserve">, </w:t>
-            </w:r>
-            <w:r>
-              <w:rPr>
-                <w:rFonts w:ascii="Consolas" w:cs="Consolas" w:eastAsia="Consolas" w:hAnsi="Consolas"/>
-                <w:sz w:val="18"/>
-                <w:szCs w:val="18"/>
-              </w:rPr>
-              <w:t xml:space="preserve">UeberTexte</w:t>
-            </w:r>
-            <w:r>
-              <w:rPr>
-                <w:sz w:val="19"/>
-                <w:szCs w:val="19"/>
-              </w:rPr>
-              <w:t xml:space="preserve">), Hülle </w:t>
-            </w:r>
-            <w:r>
-              <w:rPr>
-                <w:rFonts w:ascii="Consolas" w:cs="Consolas" w:eastAsia="Consolas" w:hAnsi="Consolas"/>
-                <w:sz w:val="18"/>
-                <w:szCs w:val="18"/>
-              </w:rPr>
-              <w:t xml:space="preserve">EPOS.UI.Daten/Hilfe/UeberHuelle.cs</w:t>
-            </w:r>
-            <w:r>
-              <w:rPr>
-                <w:sz w:val="19"/>
-                <w:szCs w:val="19"/>
-              </w:rPr>
-              <w:t xml:space="preserve">, Fenster </w:t>
-            </w:r>
-            <w:r>
-              <w:rPr>
-                <w:rFonts w:ascii="Consolas" w:cs="Consolas" w:eastAsia="Consolas" w:hAnsi="Consolas"/>
-                <w:sz w:val="18"/>
-                <w:szCs w:val="18"/>
-              </w:rPr>
-              <w:t xml:space="preserve">WindowsFormsApplication1/Views/Help/UeberFenster.cs</w:t>
-            </w:r>
-            <w:r>
-              <w:rPr>
-                <w:sz w:val="19"/>
-                <w:szCs w:val="19"/>
-              </w:rPr>
-              <w:t xml:space="preserve">, Fall </w:t>
-            </w:r>
-            <w:r>
-              <w:rPr>
-                <w:rFonts w:ascii="Consolas" w:cs="Consolas" w:eastAsia="Consolas" w:hAnsi="Consolas"/>
-                <w:sz w:val="18"/>
-                <w:szCs w:val="18"/>
-              </w:rPr>
-              <w:t xml:space="preserve">Version</w:t>
-            </w:r>
-            <w:r>
-              <w:rPr>
-                <w:sz w:val="19"/>
-                <w:szCs w:val="19"/>
-              </w:rPr>
-              <w:t xml:space="preserve"> in </w:t>
-            </w:r>
-            <w:r>
-              <w:rPr>
-                <w:rFonts w:ascii="Consolas" w:cs="Consolas" w:eastAsia="Consolas" w:hAnsi="Consolas"/>
-                <w:sz w:val="18"/>
-                <w:szCs w:val="18"/>
-              </w:rPr>
-              <w:t xml:space="preserve">HauptfensterHuelle.cs</w:t>
-            </w:r>
-          </w:p>
-        </w:tc>
-        <w:tc>
-          <w:tcPr>
-            <w:tcW w:type="dxa" w:w="547"/>
-            <w:tcBorders>
-              <w:top w:val="single" w:color="A6A6A6" w:sz="4"/>
-              <w:left w:val="single" w:color="A6A6A6" w:sz="4"/>
-              <w:bottom w:val="single" w:color="A6A6A6" w:sz="4"/>
-              <w:right w:val="single" w:color="A6A6A6" w:sz="4"/>
-            </w:tcBorders>
-            <w:tcMar>
-              <w:top w:type="dxa" w:w="50"/>
-              <w:left w:type="dxa" w:w="90"/>
-              <w:bottom w:type="dxa" w:w="50"/>
-              <w:right w:type="dxa" w:w="90"/>
-            </w:tcMar>
-          </w:tcPr>
-          <w:p>
-            <w:pPr>
-              <w:spacing w:after="0"/>
-            </w:pPr>
-            <w:r>
-              <w:rPr>
-                <w:sz w:val="19"/>
-                <w:szCs w:val="19"/>
-              </w:rPr>
-              <w:t xml:space="preserve">heute</w:t>
+            <w:tcW w:type="dxa" w:w="3473"/>
+            <w:tcBorders>
+              <w:top w:val="single" w:color="A6A6A6" w:sz="4"/>
+              <w:left w:val="single" w:color="A6A6A6" w:sz="4"/>
+              <w:bottom w:val="single" w:color="A6A6A6" w:sz="4"/>
+              <w:right w:val="single" w:color="A6A6A6" w:sz="4"/>
+            </w:tcBorders>
+            <w:tcMar>
+              <w:top w:type="dxa" w:w="50"/>
+              <w:left w:type="dxa" w:w="90"/>
+              <w:bottom w:type="dxa" w:w="50"/>
+              <w:right w:type="dxa" w:w="90"/>
+            </w:tcMar>
+          </w:tcPr>
+          <w:p>
+            <w:pPr>
+              <w:spacing w:after="0"/>
+            </w:pPr>
+            <w:r>
+              <w:rPr>
+                <w:sz w:val="19"/>
+                <w:szCs w:val="19"/>
+              </w:rPr>
+              <w:t xml:space="preserve">Wiki-Quelle</w:t>
+            </w:r>
+          </w:p>
+        </w:tc>
+        <w:tc>
+          <w:tcPr>
+            <w:tcW w:type="dxa" w:w="5209"/>
+            <w:tcBorders>
+              <w:top w:val="single" w:color="A6A6A6" w:sz="4"/>
+              <w:left w:val="single" w:color="A6A6A6" w:sz="4"/>
+              <w:bottom w:val="single" w:color="A6A6A6" w:sz="4"/>
+              <w:right w:val="single" w:color="A6A6A6" w:sz="4"/>
+            </w:tcBorders>
+            <w:tcMar>
+              <w:top w:type="dxa" w:w="50"/>
+              <w:left w:type="dxa" w:w="90"/>
+              <w:bottom w:type="dxa" w:w="50"/>
+              <w:right w:type="dxa" w:w="90"/>
+            </w:tcMar>
+          </w:tcPr>
+          <w:p>
+            <w:pPr>
+              <w:spacing w:after="0"/>
+            </w:pPr>
+            <w:r>
+              <w:rPr>
+                <w:rFonts w:ascii="Consolas" w:cs="Consolas" w:eastAsia="Consolas" w:hAnsi="Consolas"/>
+                <w:sz w:val="18"/>
+                <w:szCs w:val="18"/>
+              </w:rPr>
+              <w:t xml:space="preserve">Projekte/Wiki/Programm Dokumentation - Fernwartung.wiki</w:t>
+            </w:r>
+          </w:p>
+        </w:tc>
+        <w:tc>
+          <w:tcPr>
+            <w:tcW w:type="dxa" w:w="956"/>
+            <w:tcBorders>
+              <w:top w:val="single" w:color="A6A6A6" w:sz="4"/>
+              <w:left w:val="single" w:color="A6A6A6" w:sz="4"/>
+              <w:bottom w:val="single" w:color="A6A6A6" w:sz="4"/>
+              <w:right w:val="single" w:color="A6A6A6" w:sz="4"/>
+            </w:tcBorders>
+            <w:tcMar>
+              <w:top w:type="dxa" w:w="50"/>
+              <w:left w:type="dxa" w:w="90"/>
+              <w:bottom w:type="dxa" w:w="50"/>
+              <w:right w:type="dxa" w:w="90"/>
+            </w:tcMar>
+          </w:tcPr>
+          <w:p>
+            <w:pPr>
+              <w:spacing w:after="0"/>
+            </w:pPr>
+            <w:r>
+              <w:rPr>
+                <w:sz w:val="19"/>
+                <w:szCs w:val="19"/>
+              </w:rPr>
+              <w:t xml:space="preserve">2</w:t>
             </w:r>
           </w:p>
         </w:tc>
@@ -10183,118 +9984,171 @@
         </w:trPr>
         <w:tc>
           <w:tcPr>
-            <w:tcW w:type="dxa" w:w="3636"/>
-            <w:tcBorders>
-              <w:top w:val="single" w:color="A6A6A6" w:sz="4"/>
-              <w:left w:val="single" w:color="A6A6A6" w:sz="4"/>
-              <w:bottom w:val="single" w:color="A6A6A6" w:sz="4"/>
-              <w:right w:val="single" w:color="A6A6A6" w:sz="4"/>
-            </w:tcBorders>
-            <w:tcMar>
-              <w:top w:type="dxa" w:w="50"/>
-              <w:left w:type="dxa" w:w="90"/>
-              <w:bottom w:type="dxa" w:w="50"/>
-              <w:right w:type="dxa" w:w="90"/>
-            </w:tcMar>
-          </w:tcPr>
-          <w:p>
-            <w:pPr>
-              <w:spacing w:after="0"/>
-            </w:pPr>
-            <w:r>
-              <w:rPr>
-                <w:sz w:val="19"/>
-                <w:szCs w:val="19"/>
-              </w:rPr>
-              <w:t xml:space="preserve">Geste des Entwicklermodus</w:t>
-            </w:r>
-          </w:p>
-        </w:tc>
-        <w:tc>
-          <w:tcPr>
-            <w:tcW w:type="dxa" w:w="5455"/>
-            <w:tcBorders>
-              <w:top w:val="single" w:color="A6A6A6" w:sz="4"/>
-              <w:left w:val="single" w:color="A6A6A6" w:sz="4"/>
-              <w:bottom w:val="single" w:color="A6A6A6" w:sz="4"/>
-              <w:right w:val="single" w:color="A6A6A6" w:sz="4"/>
-            </w:tcBorders>
-            <w:tcMar>
-              <w:top w:type="dxa" w:w="50"/>
-              <w:left w:type="dxa" w:w="90"/>
-              <w:bottom w:type="dxa" w:w="50"/>
-              <w:right w:type="dxa" w:w="90"/>
-            </w:tcMar>
-          </w:tcPr>
-          <w:p>
-            <w:pPr>
-              <w:spacing w:after="0"/>
-            </w:pPr>
-            <w:r>
-              <w:rPr>
-                <w:rFonts w:ascii="Consolas" w:cs="Consolas" w:eastAsia="Consolas" w:hAnsi="Consolas"/>
-                <w:sz w:val="18"/>
-                <w:szCs w:val="18"/>
-              </w:rPr>
-              <w:t xml:space="preserve">UeberFenster</w:t>
-            </w:r>
-            <w:r>
-              <w:rPr>
-                <w:sz w:val="19"/>
-                <w:szCs w:val="19"/>
-              </w:rPr>
-              <w:t xml:space="preserve"> (Abfang über </w:t>
-            </w:r>
-            <w:r>
-              <w:rPr>
-                <w:rFonts w:ascii="Consolas" w:cs="Consolas" w:eastAsia="Consolas" w:hAnsi="Consolas"/>
-                <w:sz w:val="18"/>
-                <w:szCs w:val="18"/>
-              </w:rPr>
-              <w:t xml:space="preserve">BlazorDialogForm.Befehlstaste</w:t>
-            </w:r>
-            <w:r>
-              <w:rPr>
-                <w:sz w:val="19"/>
-                <w:szCs w:val="19"/>
-              </w:rPr>
-              <w:t xml:space="preserve">), </w:t>
-            </w:r>
-            <w:r>
-              <w:rPr>
-                <w:rFonts w:ascii="Consolas" w:cs="Consolas" w:eastAsia="Consolas" w:hAnsi="Consolas"/>
-                <w:sz w:val="18"/>
-                <w:szCs w:val="18"/>
-              </w:rPr>
-              <w:t xml:space="preserve">WindowsFormsApplication1/Views/Entwicklung/EntwicklungHuelle.cs</w:t>
-            </w:r>
-            <w:r>
-              <w:rPr>
-                <w:sz w:val="19"/>
-                <w:szCs w:val="19"/>
-              </w:rPr>
-              <w:t xml:space="preserve"> (</w:t>
-            </w:r>
-            <w:r>
-              <w:rPr>
-                <w:rFonts w:ascii="Consolas" w:cs="Consolas" w:eastAsia="Consolas" w:hAnsi="Consolas"/>
-                <w:sz w:val="18"/>
-                <w:szCs w:val="18"/>
-              </w:rPr>
-              <w:t xml:space="preserve">GesteUmschalten</w:t>
-            </w:r>
-            <w:r>
-              <w:rPr>
-                <w:sz w:val="19"/>
-                <w:szCs w:val="19"/>
-              </w:rPr>
-              <w:t xml:space="preserve">)</w:t>
-            </w:r>
-          </w:p>
-        </w:tc>
-        <w:tc>
-          <w:tcPr>
-            <w:tcW w:type="dxa" w:w="547"/>
+            <w:tcW w:type="dxa" w:w="3473"/>
+            <w:tcBorders>
+              <w:top w:val="single" w:color="A6A6A6" w:sz="4"/>
+              <w:left w:val="single" w:color="A6A6A6" w:sz="4"/>
+              <w:bottom w:val="single" w:color="A6A6A6" w:sz="4"/>
+              <w:right w:val="single" w:color="A6A6A6" w:sz="4"/>
+            </w:tcBorders>
+            <w:tcMar>
+              <w:top w:type="dxa" w:w="50"/>
+              <w:left w:type="dxa" w:w="90"/>
+              <w:bottom w:type="dxa" w:w="50"/>
+              <w:right w:type="dxa" w:w="90"/>
+            </w:tcMar>
+          </w:tcPr>
+          <w:p>
+            <w:pPr>
+              <w:spacing w:after="0"/>
+            </w:pPr>
+            <w:r>
+              <w:rPr>
+                <w:sz w:val="19"/>
+                <w:szCs w:val="19"/>
+              </w:rPr>
+              <w:t xml:space="preserve">Über-Dialog</w:t>
+            </w:r>
+          </w:p>
+        </w:tc>
+        <w:tc>
+          <w:tcPr>
+            <w:tcW w:type="dxa" w:w="5209"/>
+            <w:tcBorders>
+              <w:top w:val="single" w:color="A6A6A6" w:sz="4"/>
+              <w:left w:val="single" w:color="A6A6A6" w:sz="4"/>
+              <w:bottom w:val="single" w:color="A6A6A6" w:sz="4"/>
+              <w:right w:val="single" w:color="A6A6A6" w:sz="4"/>
+            </w:tcBorders>
+            <w:tcMar>
+              <w:top w:type="dxa" w:w="50"/>
+              <w:left w:type="dxa" w:w="90"/>
+              <w:bottom w:type="dxa" w:w="50"/>
+              <w:right w:type="dxa" w:w="90"/>
+            </w:tcMar>
+          </w:tcPr>
+          <w:p>
+            <w:pPr>
+              <w:spacing w:after="0"/>
+            </w:pPr>
+            <w:r>
+              <w:rPr>
+                <w:rFonts w:ascii="Consolas" w:cs="Consolas" w:eastAsia="Consolas" w:hAnsi="Consolas"/>
+                <w:sz w:val="18"/>
+                <w:szCs w:val="18"/>
+              </w:rPr>
+              <w:t xml:space="preserve">EPOS.UI/Dialoge/Hilfe/UeberDialog.razor</w:t>
+            </w:r>
+            <w:r>
+              <w:rPr>
+                <w:sz w:val="19"/>
+                <w:szCs w:val="19"/>
+              </w:rPr>
+              <w:t xml:space="preserve">, </w:t>
+            </w:r>
+            <w:r>
+              <w:rPr>
+                <w:rFonts w:ascii="Consolas" w:cs="Consolas" w:eastAsia="Consolas" w:hAnsi="Consolas"/>
+                <w:sz w:val="18"/>
+                <w:szCs w:val="18"/>
+              </w:rPr>
+              <w:t xml:space="preserve">UeberDaten.cs</w:t>
+            </w:r>
+            <w:r>
+              <w:rPr>
+                <w:sz w:val="19"/>
+                <w:szCs w:val="19"/>
+              </w:rPr>
+              <w:t xml:space="preserve"> (mit </w:t>
+            </w:r>
+            <w:r>
+              <w:rPr>
+                <w:rFonts w:ascii="Consolas" w:cs="Consolas" w:eastAsia="Consolas" w:hAnsi="Consolas"/>
+                <w:sz w:val="18"/>
+                <w:szCs w:val="18"/>
+              </w:rPr>
+              <w:t xml:space="preserve">UeberAnstoss</w:t>
+            </w:r>
+            <w:r>
+              <w:rPr>
+                <w:sz w:val="19"/>
+                <w:szCs w:val="19"/>
+              </w:rPr>
+              <w:t xml:space="preserve">, </w:t>
+            </w:r>
+            <w:r>
+              <w:rPr>
+                <w:rFonts w:ascii="Consolas" w:cs="Consolas" w:eastAsia="Consolas" w:hAnsi="Consolas"/>
+                <w:sz w:val="18"/>
+                <w:szCs w:val="18"/>
+              </w:rPr>
+              <w:t xml:space="preserve">UeberTexte</w:t>
+            </w:r>
+            <w:r>
+              <w:rPr>
+                <w:sz w:val="19"/>
+                <w:szCs w:val="19"/>
+              </w:rPr>
+              <w:t xml:space="preserve">), Hülle </w:t>
+            </w:r>
+            <w:r>
+              <w:rPr>
+                <w:rFonts w:ascii="Consolas" w:cs="Consolas" w:eastAsia="Consolas" w:hAnsi="Consolas"/>
+                <w:sz w:val="18"/>
+                <w:szCs w:val="18"/>
+              </w:rPr>
+              <w:t xml:space="preserve">EPOS.UI.Daten/Hilfe/UeberHuelle.cs</w:t>
+            </w:r>
+            <w:r>
+              <w:rPr>
+                <w:sz w:val="19"/>
+                <w:szCs w:val="19"/>
+              </w:rPr>
+              <w:t xml:space="preserve">, Fenster </w:t>
+            </w:r>
+            <w:r>
+              <w:rPr>
+                <w:rFonts w:ascii="Consolas" w:cs="Consolas" w:eastAsia="Consolas" w:hAnsi="Consolas"/>
+                <w:sz w:val="18"/>
+                <w:szCs w:val="18"/>
+              </w:rPr>
+              <w:t xml:space="preserve">WindowsFormsApplication1/Views/Help/UeberFenster.cs</w:t>
+            </w:r>
+            <w:r>
+              <w:rPr>
+                <w:sz w:val="19"/>
+                <w:szCs w:val="19"/>
+              </w:rPr>
+              <w:t xml:space="preserve">, Fall </w:t>
+            </w:r>
+            <w:r>
+              <w:rPr>
+                <w:rFonts w:ascii="Consolas" w:cs="Consolas" w:eastAsia="Consolas" w:hAnsi="Consolas"/>
+                <w:sz w:val="18"/>
+                <w:szCs w:val="18"/>
+              </w:rPr>
+              <w:t xml:space="preserve">Version</w:t>
+            </w:r>
+            <w:r>
+              <w:rPr>
+                <w:sz w:val="19"/>
+                <w:szCs w:val="19"/>
+              </w:rPr>
+              <w:t xml:space="preserve"> in </w:t>
+            </w:r>
+            <w:r>
+              <w:rPr>
+                <w:rFonts w:ascii="Consolas" w:cs="Consolas" w:eastAsia="Consolas" w:hAnsi="Consolas"/>
+                <w:sz w:val="18"/>
+                <w:szCs w:val="18"/>
+              </w:rPr>
+              <w:t xml:space="preserve">HauptfensterHuelle.cs</w:t>
+            </w:r>
+          </w:p>
+        </w:tc>
+        <w:tc>
+          <w:tcPr>
+            <w:tcW w:type="dxa" w:w="956"/>
             <w:tcBorders>
               <w:top w:val="single" w:color="A6A6A6" w:sz="4"/>
               <w:left w:val="single" w:color="A6A6A6" w:sz="4"/>
@@ -10329,60 +10183,105 @@
         </w:trPr>
         <w:tc>
           <w:tcPr>
-            <w:tcW w:type="dxa" w:w="3636"/>
-            <w:tcBorders>
-              <w:top w:val="single" w:color="A6A6A6" w:sz="4"/>
-              <w:left w:val="single" w:color="A6A6A6" w:sz="4"/>
-              <w:bottom w:val="single" w:color="A6A6A6" w:sz="4"/>
-              <w:right w:val="single" w:color="A6A6A6" w:sz="4"/>
-            </w:tcBorders>
-            <w:tcMar>
-              <w:top w:type="dxa" w:w="50"/>
-              <w:left w:type="dxa" w:w="90"/>
-              <w:bottom w:type="dxa" w:w="50"/>
-              <w:right w:type="dxa" w:w="90"/>
-            </w:tcMar>
-          </w:tcPr>
-          <w:p>
-            <w:pPr>
-              <w:spacing w:after="0"/>
-            </w:pPr>
-            <w:r>
-              <w:rPr>
-                <w:sz w:val="19"/>
-                <w:szCs w:val="19"/>
-              </w:rPr>
-              <w:t xml:space="preserve">Diagnosedaten</w:t>
-            </w:r>
-          </w:p>
-        </w:tc>
-        <w:tc>
-          <w:tcPr>
-            <w:tcW w:type="dxa" w:w="5455"/>
-            <w:tcBorders>
-              <w:top w:val="single" w:color="A6A6A6" w:sz="4"/>
-              <w:left w:val="single" w:color="A6A6A6" w:sz="4"/>
-              <w:bottom w:val="single" w:color="A6A6A6" w:sz="4"/>
-              <w:right w:val="single" w:color="A6A6A6" w:sz="4"/>
-            </w:tcBorders>
-            <w:tcMar>
-              <w:top w:type="dxa" w:w="50"/>
-              <w:left w:type="dxa" w:w="90"/>
-              <w:bottom w:type="dxa" w:w="50"/>
-              <w:right w:type="dxa" w:w="90"/>
-            </w:tcMar>
-          </w:tcPr>
-          <w:p>
-            <w:pPr>
-              <w:spacing w:after="0"/>
-            </w:pPr>
-            <w:r>
-              <w:rPr>
-                <w:rFonts w:ascii="Consolas" w:cs="Consolas" w:eastAsia="Consolas" w:hAnsi="Consolas"/>
-                <w:sz w:val="18"/>
-                <w:szCs w:val="18"/>
-              </w:rPr>
-              <w:t xml:space="preserve">EPOS.Kern/Allgemein/Diagnose/Diagnosedaten.cs</w:t>
+            <w:tcW w:type="dxa" w:w="3473"/>
+            <w:tcBorders>
+              <w:top w:val="single" w:color="A6A6A6" w:sz="4"/>
+              <w:left w:val="single" w:color="A6A6A6" w:sz="4"/>
+              <w:bottom w:val="single" w:color="A6A6A6" w:sz="4"/>
+              <w:right w:val="single" w:color="A6A6A6" w:sz="4"/>
+            </w:tcBorders>
+            <w:tcMar>
+              <w:top w:type="dxa" w:w="50"/>
+              <w:left w:type="dxa" w:w="90"/>
+              <w:bottom w:type="dxa" w:w="50"/>
+              <w:right w:type="dxa" w:w="90"/>
+            </w:tcMar>
+          </w:tcPr>
+          <w:p>
+            <w:pPr>
+              <w:spacing w:after="0"/>
+            </w:pPr>
+            <w:r>
+              <w:rPr>
+                <w:sz w:val="19"/>
+                <w:szCs w:val="19"/>
+              </w:rPr>
+              <w:t xml:space="preserve">Geste des Entwicklermodus</w:t>
+            </w:r>
+          </w:p>
+        </w:tc>
+        <w:tc>
+          <w:tcPr>
+            <w:tcW w:type="dxa" w:w="5209"/>
+            <w:tcBorders>
+              <w:top w:val="single" w:color="A6A6A6" w:sz="4"/>
+              <w:left w:val="single" w:color="A6A6A6" w:sz="4"/>
+              <w:bottom w:val="single" w:color="A6A6A6" w:sz="4"/>
+              <w:right w:val="single" w:color="A6A6A6" w:sz="4"/>
+            </w:tcBorders>
+            <w:tcMar>
+              <w:top w:type="dxa" w:w="50"/>
+              <w:left w:type="dxa" w:w="90"/>
+              <w:bottom w:type="dxa" w:w="50"/>
+              <w:right w:type="dxa" w:w="90"/>
+            </w:tcMar>
+          </w:tcPr>
+          <w:p>
+            <w:pPr>
+              <w:spacing w:after="0"/>
+            </w:pPr>
+            <w:r>
+              <w:rPr>
+                <w:rFonts w:ascii="Consolas" w:cs="Consolas" w:eastAsia="Consolas" w:hAnsi="Consolas"/>
+                <w:sz w:val="18"/>
+                <w:szCs w:val="18"/>
+              </w:rPr>
+              <w:t xml:space="preserve">UeberDialog</w:t>
+            </w:r>
+            <w:r>
+              <w:rPr>
+                <w:sz w:val="19"/>
+                <w:szCs w:val="19"/>
+              </w:rPr>
+              <w:t xml:space="preserve"> (erkennt Strg+Umschalt+F12 selbst) und </w:t>
+            </w:r>
+            <w:r>
+              <w:rPr>
+                <w:rFonts w:ascii="Consolas" w:cs="Consolas" w:eastAsia="Consolas" w:hAnsi="Consolas"/>
+                <w:sz w:val="18"/>
+                <w:szCs w:val="18"/>
+              </w:rPr>
+              <w:t xml:space="preserve">UeberFenster</w:t>
+            </w:r>
+            <w:r>
+              <w:rPr>
+                <w:sz w:val="19"/>
+                <w:szCs w:val="19"/>
+              </w:rPr>
+              <w:t xml:space="preserve"> (fängt dieselbe Folge über </w:t>
+            </w:r>
+            <w:r>
+              <w:rPr>
+                <w:rFonts w:ascii="Consolas" w:cs="Consolas" w:eastAsia="Consolas" w:hAnsi="Consolas"/>
+                <w:sz w:val="18"/>
+                <w:szCs w:val="18"/>
+              </w:rPr>
+              <w:t xml:space="preserve">BlazorDialogForm.Befehlstaste</w:t>
+            </w:r>
+            <w:r>
+              <w:rPr>
+                <w:sz w:val="19"/>
+                <w:szCs w:val="19"/>
+              </w:rPr>
+              <w:t xml:space="preserve"> zusätzlich ab), </w:t>
+            </w:r>
+            <w:r>
+              <w:rPr>
+                <w:rFonts w:ascii="Consolas" w:cs="Consolas" w:eastAsia="Consolas" w:hAnsi="Consolas"/>
+                <w:sz w:val="18"/>
+                <w:szCs w:val="18"/>
+              </w:rPr>
+              <w:t xml:space="preserve">WindowsFormsApplication1/Views/Entwicklung/EntwicklungHuelle.cs</w:t>
             </w:r>
             <w:r>
               <w:rPr>
@@ -10397,22 +10296,7 @@
                 <w:sz w:val="18"/>
                 <w:szCs w:val="18"/>
               </w:rPr>
-              <w:t xml:space="preserve">Textblock</w:t>
-            </w:r>
-            <w:r>
-              <w:rPr>
-                <w:sz w:val="19"/>
-                <w:szCs w:val="19"/>
-              </w:rPr>
-              <w:t xml:space="preserve">, </w:t>
-            </w:r>
-            <w:r>
-              <w:rPr>
-                <w:rFonts w:ascii="Consolas" w:cs="Consolas" w:eastAsia="Consolas" w:hAnsi="Consolas"/>
-                <w:sz w:val="18"/>
-                <w:szCs w:val="18"/>
-              </w:rPr>
-              <w:t xml:space="preserve">ProtokollordnerPfad</w:t>
+              <w:t xml:space="preserve">GesteUmschalten</w:t>
             </w:r>
             <w:r>
               <w:rPr>
@@ -10425,7 +10309,7 @@
         </w:tc>
         <w:tc>
           <w:tcPr>
-            <w:tcW w:type="dxa" w:w="547"/>
+            <w:tcW w:type="dxa" w:w="956"/>
             <w:tcBorders>
               <w:top w:val="single" w:color="A6A6A6" w:sz="4"/>
               <w:left w:val="single" w:color="A6A6A6" w:sz="4"/>
@@ -10460,60 +10344,75 @@
         </w:trPr>
         <w:tc>
           <w:tcPr>
-            <w:tcW w:type="dxa" w:w="3636"/>
-            <w:tcBorders>
-              <w:top w:val="single" w:color="A6A6A6" w:sz="4"/>
-              <w:left w:val="single" w:color="A6A6A6" w:sz="4"/>
-              <w:bottom w:val="single" w:color="A6A6A6" w:sz="4"/>
-              <w:right w:val="single" w:color="A6A6A6" w:sz="4"/>
-            </w:tcBorders>
-            <w:tcMar>
-              <w:top w:type="dxa" w:w="50"/>
-              <w:left w:type="dxa" w:w="90"/>
-              <w:bottom w:type="dxa" w:w="50"/>
-              <w:right w:type="dxa" w:w="90"/>
-            </w:tcMar>
-          </w:tcPr>
-          <w:p>
-            <w:pPr>
-              <w:spacing w:after="0"/>
-            </w:pPr>
-            <w:r>
-              <w:rPr>
-                <w:sz w:val="19"/>
-                <w:szCs w:val="19"/>
-              </w:rPr>
-              <w:t xml:space="preserve">Tests des Über-Dialogs</w:t>
-            </w:r>
-          </w:p>
-        </w:tc>
-        <w:tc>
-          <w:tcPr>
-            <w:tcW w:type="dxa" w:w="5455"/>
-            <w:tcBorders>
-              <w:top w:val="single" w:color="A6A6A6" w:sz="4"/>
-              <w:left w:val="single" w:color="A6A6A6" w:sz="4"/>
-              <w:bottom w:val="single" w:color="A6A6A6" w:sz="4"/>
-              <w:right w:val="single" w:color="A6A6A6" w:sz="4"/>
-            </w:tcBorders>
-            <w:tcMar>
-              <w:top w:type="dxa" w:w="50"/>
-              <w:left w:type="dxa" w:w="90"/>
-              <w:bottom w:type="dxa" w:w="50"/>
-              <w:right w:type="dxa" w:w="90"/>
-            </w:tcMar>
-          </w:tcPr>
-          <w:p>
-            <w:pPr>
-              <w:spacing w:after="0"/>
-            </w:pPr>
-            <w:r>
-              <w:rPr>
-                <w:rFonts w:ascii="Consolas" w:cs="Consolas" w:eastAsia="Consolas" w:hAnsi="Consolas"/>
-                <w:sz w:val="18"/>
-                <w:szCs w:val="18"/>
-              </w:rPr>
-              <w:t xml:space="preserve">EPOS.UI.Tests/Dialoge/UeberDialogTests.cs</w:t>
+            <w:tcW w:type="dxa" w:w="3473"/>
+            <w:tcBorders>
+              <w:top w:val="single" w:color="A6A6A6" w:sz="4"/>
+              <w:left w:val="single" w:color="A6A6A6" w:sz="4"/>
+              <w:bottom w:val="single" w:color="A6A6A6" w:sz="4"/>
+              <w:right w:val="single" w:color="A6A6A6" w:sz="4"/>
+            </w:tcBorders>
+            <w:tcMar>
+              <w:top w:type="dxa" w:w="50"/>
+              <w:left w:type="dxa" w:w="90"/>
+              <w:bottom w:type="dxa" w:w="50"/>
+              <w:right w:type="dxa" w:w="90"/>
+            </w:tcMar>
+          </w:tcPr>
+          <w:p>
+            <w:pPr>
+              <w:spacing w:after="0"/>
+            </w:pPr>
+            <w:r>
+              <w:rPr>
+                <w:sz w:val="19"/>
+                <w:szCs w:val="19"/>
+              </w:rPr>
+              <w:t xml:space="preserve">Diagnosedaten</w:t>
+            </w:r>
+          </w:p>
+        </w:tc>
+        <w:tc>
+          <w:tcPr>
+            <w:tcW w:type="dxa" w:w="5209"/>
+            <w:tcBorders>
+              <w:top w:val="single" w:color="A6A6A6" w:sz="4"/>
+              <w:left w:val="single" w:color="A6A6A6" w:sz="4"/>
+              <w:bottom w:val="single" w:color="A6A6A6" w:sz="4"/>
+              <w:right w:val="single" w:color="A6A6A6" w:sz="4"/>
+            </w:tcBorders>
+            <w:tcMar>
+              <w:top w:type="dxa" w:w="50"/>
+              <w:left w:type="dxa" w:w="90"/>
+              <w:bottom w:type="dxa" w:w="50"/>
+              <w:right w:type="dxa" w:w="90"/>
+            </w:tcMar>
+          </w:tcPr>
+          <w:p>
+            <w:pPr>
+              <w:spacing w:after="0"/>
+            </w:pPr>
+            <w:r>
+              <w:rPr>
+                <w:rFonts w:ascii="Consolas" w:cs="Consolas" w:eastAsia="Consolas" w:hAnsi="Consolas"/>
+                <w:sz w:val="18"/>
+                <w:szCs w:val="18"/>
+              </w:rPr>
+              <w:t xml:space="preserve">EPOS.Kern/Allgemein/Diagnose/Diagnosedaten.cs</w:t>
+            </w:r>
+            <w:r>
+              <w:rPr>
+                <w:sz w:val="19"/>
+                <w:szCs w:val="19"/>
+              </w:rPr>
+              <w:t xml:space="preserve"> (</w:t>
+            </w:r>
+            <w:r>
+              <w:rPr>
+                <w:rFonts w:ascii="Consolas" w:cs="Consolas" w:eastAsia="Consolas" w:hAnsi="Consolas"/>
+                <w:sz w:val="18"/>
+                <w:szCs w:val="18"/>
+              </w:rPr>
+              <w:t xml:space="preserve">Textblock</w:t>
             </w:r>
             <w:r>
               <w:rPr>
@@ -10528,13 +10427,20 @@
                 <w:sz w:val="18"/>
                 <w:szCs w:val="18"/>
               </w:rPr>
-              <w:t xml:space="preserve">EPOS.Kern.Tests/DiagnosedatenTests.cs</w:t>
-            </w:r>
-          </w:p>
-        </w:tc>
-        <w:tc>
-          <w:tcPr>
-            <w:tcW w:type="dxa" w:w="547"/>
+              <w:t xml:space="preserve">ProtokollordnerPfad</w:t>
+            </w:r>
+            <w:r>
+              <w:rPr>
+                <w:sz w:val="19"/>
+                <w:szCs w:val="19"/>
+              </w:rPr>
+              <w:t xml:space="preserve">)</w:t>
+            </w:r>
+          </w:p>
+        </w:tc>
+        <w:tc>
+          <w:tcPr>
+            <w:tcW w:type="dxa" w:w="956"/>
             <w:tcBorders>
               <w:top w:val="single" w:color="A6A6A6" w:sz="4"/>
               <w:left w:val="single" w:color="A6A6A6" w:sz="4"/>
@@ -10569,75 +10475,60 @@
         </w:trPr>
         <w:tc>
           <w:tcPr>
-            <w:tcW w:type="dxa" w:w="3636"/>
-            <w:tcBorders>
-              <w:top w:val="single" w:color="A6A6A6" w:sz="4"/>
-              <w:left w:val="single" w:color="A6A6A6" w:sz="4"/>
-              <w:bottom w:val="single" w:color="A6A6A6" w:sz="4"/>
-              <w:right w:val="single" w:color="A6A6A6" w:sz="4"/>
-            </w:tcBorders>
-            <w:tcMar>
-              <w:top w:type="dxa" w:w="50"/>
-              <w:left w:type="dxa" w:w="90"/>
-              <w:bottom w:type="dxa" w:w="50"/>
-              <w:right w:type="dxa" w:w="90"/>
-            </w:tcMar>
-          </w:tcPr>
-          <w:p>
-            <w:pPr>
-              <w:spacing w:after="0"/>
-            </w:pPr>
-            <w:r>
-              <w:rPr>
-                <w:sz w:val="19"/>
-                <w:szCs w:val="19"/>
-              </w:rPr>
-              <w:t xml:space="preserve">Supportpaket</w:t>
-            </w:r>
-          </w:p>
-        </w:tc>
-        <w:tc>
-          <w:tcPr>
-            <w:tcW w:type="dxa" w:w="5455"/>
-            <w:tcBorders>
-              <w:top w:val="single" w:color="A6A6A6" w:sz="4"/>
-              <w:left w:val="single" w:color="A6A6A6" w:sz="4"/>
-              <w:bottom w:val="single" w:color="A6A6A6" w:sz="4"/>
-              <w:right w:val="single" w:color="A6A6A6" w:sz="4"/>
-            </w:tcBorders>
-            <w:tcMar>
-              <w:top w:type="dxa" w:w="50"/>
-              <w:left w:type="dxa" w:w="90"/>
-              <w:bottom w:type="dxa" w:w="50"/>
-              <w:right w:type="dxa" w:w="90"/>
-            </w:tcMar>
-          </w:tcPr>
-          <w:p>
-            <w:pPr>
-              <w:spacing w:after="0"/>
-            </w:pPr>
-            <w:r>
-              <w:rPr>
-                <w:rFonts w:ascii="Consolas" w:cs="Consolas" w:eastAsia="Consolas" w:hAnsi="Consolas"/>
-                <w:sz w:val="18"/>
-                <w:szCs w:val="18"/>
-              </w:rPr>
-              <w:t xml:space="preserve">EPOS.Kern/Allgemein/Support/Supportpaket.cs</w:t>
-            </w:r>
-            <w:r>
-              <w:rPr>
-                <w:sz w:val="19"/>
-                <w:szCs w:val="19"/>
-              </w:rPr>
-              <w:t xml:space="preserve"> (</w:t>
-            </w:r>
-            <w:r>
-              <w:rPr>
-                <w:rFonts w:ascii="Consolas" w:cs="Consolas" w:eastAsia="Consolas" w:hAnsi="Consolas"/>
-                <w:sz w:val="18"/>
-                <w:szCs w:val="18"/>
-              </w:rPr>
-              <w:t xml:space="preserve">Erstellen</w:t>
+            <w:tcW w:type="dxa" w:w="3473"/>
+            <w:tcBorders>
+              <w:top w:val="single" w:color="A6A6A6" w:sz="4"/>
+              <w:left w:val="single" w:color="A6A6A6" w:sz="4"/>
+              <w:bottom w:val="single" w:color="A6A6A6" w:sz="4"/>
+              <w:right w:val="single" w:color="A6A6A6" w:sz="4"/>
+            </w:tcBorders>
+            <w:tcMar>
+              <w:top w:type="dxa" w:w="50"/>
+              <w:left w:type="dxa" w:w="90"/>
+              <w:bottom w:type="dxa" w:w="50"/>
+              <w:right w:type="dxa" w:w="90"/>
+            </w:tcMar>
+          </w:tcPr>
+          <w:p>
+            <w:pPr>
+              <w:spacing w:after="0"/>
+            </w:pPr>
+            <w:r>
+              <w:rPr>
+                <w:sz w:val="19"/>
+                <w:szCs w:val="19"/>
+              </w:rPr>
+              <w:t xml:space="preserve">Tests des Über-Dialogs</w:t>
+            </w:r>
+          </w:p>
+        </w:tc>
+        <w:tc>
+          <w:tcPr>
+            <w:tcW w:type="dxa" w:w="5209"/>
+            <w:tcBorders>
+              <w:top w:val="single" w:color="A6A6A6" w:sz="4"/>
+              <w:left w:val="single" w:color="A6A6A6" w:sz="4"/>
+              <w:bottom w:val="single" w:color="A6A6A6" w:sz="4"/>
+              <w:right w:val="single" w:color="A6A6A6" w:sz="4"/>
+            </w:tcBorders>
+            <w:tcMar>
+              <w:top w:type="dxa" w:w="50"/>
+              <w:left w:type="dxa" w:w="90"/>
+              <w:bottom w:type="dxa" w:w="50"/>
+              <w:right w:type="dxa" w:w="90"/>
+            </w:tcMar>
+          </w:tcPr>
+          <w:p>
+            <w:pPr>
+              <w:spacing w:after="0"/>
+            </w:pPr>
+            <w:r>
+              <w:rPr>
+                <w:rFonts w:ascii="Consolas" w:cs="Consolas" w:eastAsia="Consolas" w:hAnsi="Consolas"/>
+                <w:sz w:val="18"/>
+                <w:szCs w:val="18"/>
+              </w:rPr>
+              <w:t xml:space="preserve">EPOS.UI.Tests/Dialoge/UeberDialogTests.cs</w:t>
             </w:r>
             <w:r>
               <w:rPr>
@@ -10652,125 +10543,13 @@
                 <w:sz w:val="18"/>
                 <w:szCs w:val="18"/>
               </w:rPr>
-              <w:t xml:space="preserve">Vorgabename</w:t>
-            </w:r>
-            <w:r>
-              <w:rPr>
-                <w:sz w:val="19"/>
-                <w:szCs w:val="19"/>
-              </w:rPr>
-              <w:t xml:space="preserve">, </w:t>
-            </w:r>
-            <w:r>
-              <w:rPr>
-                <w:rFonts w:ascii="Consolas" w:cs="Consolas" w:eastAsia="Consolas" w:hAnsi="Consolas"/>
-                <w:sz w:val="18"/>
-                <w:szCs w:val="18"/>
-              </w:rPr>
-              <w:t xml:space="preserve">Supportpaketergebnis</w:t>
-            </w:r>
-            <w:r>
-              <w:rPr>
-                <w:sz w:val="19"/>
-                <w:szCs w:val="19"/>
-              </w:rPr>
-              <w:t xml:space="preserve">), Anzeigeform </w:t>
-            </w:r>
-            <w:r>
-              <w:rPr>
-                <w:rFonts w:ascii="Consolas" w:cs="Consolas" w:eastAsia="Consolas" w:hAnsi="Consolas"/>
-                <w:sz w:val="18"/>
-                <w:szCs w:val="18"/>
-              </w:rPr>
-              <w:t xml:space="preserve">SupportpaketAnzeige</w:t>
-            </w:r>
-            <w:r>
-              <w:rPr>
-                <w:sz w:val="19"/>
-                <w:szCs w:val="19"/>
-              </w:rPr>
-              <w:t xml:space="preserve"> in </w:t>
-            </w:r>
-            <w:r>
-              <w:rPr>
-                <w:rFonts w:ascii="Consolas" w:cs="Consolas" w:eastAsia="Consolas" w:hAnsi="Consolas"/>
-                <w:sz w:val="18"/>
-                <w:szCs w:val="18"/>
-              </w:rPr>
-              <w:t xml:space="preserve">EPOS.UI/Dialoge/Hilfe/UeberDaten.cs</w:t>
-            </w:r>
-            <w:r>
-              <w:rPr>
-                <w:sz w:val="19"/>
-                <w:szCs w:val="19"/>
-              </w:rPr>
-              <w:t xml:space="preserve">, Hülle </w:t>
-            </w:r>
-            <w:r>
-              <w:rPr>
-                <w:rFonts w:ascii="Consolas" w:cs="Consolas" w:eastAsia="Consolas" w:hAnsi="Consolas"/>
-                <w:sz w:val="18"/>
-                <w:szCs w:val="18"/>
-              </w:rPr>
-              <w:t xml:space="preserve">UeberHuelle.SupportpaketSpeichern</w:t>
-            </w:r>
-            <w:r>
-              <w:rPr>
-                <w:sz w:val="19"/>
-                <w:szCs w:val="19"/>
-              </w:rPr>
-              <w:t xml:space="preserve">, Speicherdialog in </w:t>
-            </w:r>
-            <w:r>
-              <w:rPr>
-                <w:rFonts w:ascii="Consolas" w:cs="Consolas" w:eastAsia="Consolas" w:hAnsi="Consolas"/>
-                <w:sz w:val="18"/>
-                <w:szCs w:val="18"/>
-              </w:rPr>
-              <w:t xml:space="preserve">UeberFenster.SupportpaketSpeichern</w:t>
-            </w:r>
-            <w:r>
-              <w:rPr>
-                <w:sz w:val="19"/>
-                <w:szCs w:val="19"/>
-              </w:rPr>
-              <w:t xml:space="preserve">, Tests </w:t>
-            </w:r>
-            <w:r>
-              <w:rPr>
-                <w:rFonts w:ascii="Consolas" w:cs="Consolas" w:eastAsia="Consolas" w:hAnsi="Consolas"/>
-                <w:sz w:val="18"/>
-                <w:szCs w:val="18"/>
-              </w:rPr>
-              <w:t xml:space="preserve">EPOS.Kern.Tests/SupportpaketTests.cs</w:t>
-            </w:r>
-            <w:r>
-              <w:rPr>
-                <w:sz w:val="19"/>
-                <w:szCs w:val="19"/>
-              </w:rPr>
-              <w:t xml:space="preserve">; der Haken steht in </w:t>
-            </w:r>
-            <w:r>
-              <w:rPr>
-                <w:rFonts w:ascii="Consolas" w:cs="Consolas" w:eastAsia="Consolas" w:hAnsi="Consolas"/>
-                <w:sz w:val="18"/>
-                <w:szCs w:val="18"/>
-              </w:rPr>
-              <w:t xml:space="preserve">KiDialogAusnahmen</w:t>
-            </w:r>
-            <w:r>
-              <w:rPr>
-                <w:sz w:val="19"/>
-                <w:szCs w:val="19"/>
-              </w:rPr>
-              <w:t xml:space="preserve"> (Grund Export)</w:t>
-            </w:r>
-          </w:p>
-        </w:tc>
-        <w:tc>
-          <w:tcPr>
-            <w:tcW w:type="dxa" w:w="547"/>
+              <w:t xml:space="preserve">EPOS.Kern.Tests/DiagnosedatenTests.cs</w:t>
+            </w:r>
+          </w:p>
+        </w:tc>
+        <w:tc>
+          <w:tcPr>
+            <w:tcW w:type="dxa" w:w="956"/>
             <w:tcBorders>
               <w:top w:val="single" w:color="A6A6A6" w:sz="4"/>
               <w:left w:val="single" w:color="A6A6A6" w:sz="4"/>
@@ -10805,7 +10584,243 @@
         </w:trPr>
         <w:tc>
           <w:tcPr>
-            <w:tcW w:type="dxa" w:w="3636"/>
+            <w:tcW w:type="dxa" w:w="3473"/>
+            <w:tcBorders>
+              <w:top w:val="single" w:color="A6A6A6" w:sz="4"/>
+              <w:left w:val="single" w:color="A6A6A6" w:sz="4"/>
+              <w:bottom w:val="single" w:color="A6A6A6" w:sz="4"/>
+              <w:right w:val="single" w:color="A6A6A6" w:sz="4"/>
+            </w:tcBorders>
+            <w:tcMar>
+              <w:top w:type="dxa" w:w="50"/>
+              <w:left w:type="dxa" w:w="90"/>
+              <w:bottom w:type="dxa" w:w="50"/>
+              <w:right w:type="dxa" w:w="90"/>
+            </w:tcMar>
+          </w:tcPr>
+          <w:p>
+            <w:pPr>
+              <w:spacing w:after="0"/>
+            </w:pPr>
+            <w:r>
+              <w:rPr>
+                <w:sz w:val="19"/>
+                <w:szCs w:val="19"/>
+              </w:rPr>
+              <w:t xml:space="preserve">Supportpaket</w:t>
+            </w:r>
+          </w:p>
+        </w:tc>
+        <w:tc>
+          <w:tcPr>
+            <w:tcW w:type="dxa" w:w="5209"/>
+            <w:tcBorders>
+              <w:top w:val="single" w:color="A6A6A6" w:sz="4"/>
+              <w:left w:val="single" w:color="A6A6A6" w:sz="4"/>
+              <w:bottom w:val="single" w:color="A6A6A6" w:sz="4"/>
+              <w:right w:val="single" w:color="A6A6A6" w:sz="4"/>
+            </w:tcBorders>
+            <w:tcMar>
+              <w:top w:type="dxa" w:w="50"/>
+              <w:left w:type="dxa" w:w="90"/>
+              <w:bottom w:type="dxa" w:w="50"/>
+              <w:right w:type="dxa" w:w="90"/>
+            </w:tcMar>
+          </w:tcPr>
+          <w:p>
+            <w:pPr>
+              <w:spacing w:after="0"/>
+            </w:pPr>
+            <w:r>
+              <w:rPr>
+                <w:rFonts w:ascii="Consolas" w:cs="Consolas" w:eastAsia="Consolas" w:hAnsi="Consolas"/>
+                <w:sz w:val="18"/>
+                <w:szCs w:val="18"/>
+              </w:rPr>
+              <w:t xml:space="preserve">EPOS.Kern/Allgemein/Support/Supportpaket.cs</w:t>
+            </w:r>
+            <w:r>
+              <w:rPr>
+                <w:sz w:val="19"/>
+                <w:szCs w:val="19"/>
+              </w:rPr>
+              <w:t xml:space="preserve"> (</w:t>
+            </w:r>
+            <w:r>
+              <w:rPr>
+                <w:rFonts w:ascii="Consolas" w:cs="Consolas" w:eastAsia="Consolas" w:hAnsi="Consolas"/>
+                <w:sz w:val="18"/>
+                <w:szCs w:val="18"/>
+              </w:rPr>
+              <w:t xml:space="preserve">Erstellen</w:t>
+            </w:r>
+            <w:r>
+              <w:rPr>
+                <w:sz w:val="19"/>
+                <w:szCs w:val="19"/>
+              </w:rPr>
+              <w:t xml:space="preserve">, </w:t>
+            </w:r>
+            <w:r>
+              <w:rPr>
+                <w:rFonts w:ascii="Consolas" w:cs="Consolas" w:eastAsia="Consolas" w:hAnsi="Consolas"/>
+                <w:sz w:val="18"/>
+                <w:szCs w:val="18"/>
+              </w:rPr>
+              <w:t xml:space="preserve">Vorgabename</w:t>
+            </w:r>
+            <w:r>
+              <w:rPr>
+                <w:sz w:val="19"/>
+                <w:szCs w:val="19"/>
+              </w:rPr>
+              <w:t xml:space="preserve">, </w:t>
+            </w:r>
+            <w:r>
+              <w:rPr>
+                <w:rFonts w:ascii="Consolas" w:cs="Consolas" w:eastAsia="Consolas" w:hAnsi="Consolas"/>
+                <w:sz w:val="18"/>
+                <w:szCs w:val="18"/>
+              </w:rPr>
+              <w:t xml:space="preserve">Supportpaketergebnis</w:t>
+            </w:r>
+            <w:r>
+              <w:rPr>
+                <w:sz w:val="19"/>
+                <w:szCs w:val="19"/>
+              </w:rPr>
+              <w:t xml:space="preserve">), Anzeigeform </w:t>
+            </w:r>
+            <w:r>
+              <w:rPr>
+                <w:rFonts w:ascii="Consolas" w:cs="Consolas" w:eastAsia="Consolas" w:hAnsi="Consolas"/>
+                <w:sz w:val="18"/>
+                <w:szCs w:val="18"/>
+              </w:rPr>
+              <w:t xml:space="preserve">SupportpaketAnzeige</w:t>
+            </w:r>
+            <w:r>
+              <w:rPr>
+                <w:sz w:val="19"/>
+                <w:szCs w:val="19"/>
+              </w:rPr>
+              <w:t xml:space="preserve"> in </w:t>
+            </w:r>
+            <w:r>
+              <w:rPr>
+                <w:rFonts w:ascii="Consolas" w:cs="Consolas" w:eastAsia="Consolas" w:hAnsi="Consolas"/>
+                <w:sz w:val="18"/>
+                <w:szCs w:val="18"/>
+              </w:rPr>
+              <w:t xml:space="preserve">EPOS.UI/Dialoge/Hilfe/UeberDaten.cs</w:t>
+            </w:r>
+            <w:r>
+              <w:rPr>
+                <w:sz w:val="19"/>
+                <w:szCs w:val="19"/>
+              </w:rPr>
+              <w:t xml:space="preserve">, Hülle </w:t>
+            </w:r>
+            <w:r>
+              <w:rPr>
+                <w:rFonts w:ascii="Consolas" w:cs="Consolas" w:eastAsia="Consolas" w:hAnsi="Consolas"/>
+                <w:sz w:val="18"/>
+                <w:szCs w:val="18"/>
+              </w:rPr>
+              <w:t xml:space="preserve">UeberHuelle.SupportpaketSpeichern</w:t>
+            </w:r>
+            <w:r>
+              <w:rPr>
+                <w:sz w:val="19"/>
+                <w:szCs w:val="19"/>
+              </w:rPr>
+              <w:t xml:space="preserve">, Speicherdialog in </w:t>
+            </w:r>
+            <w:r>
+              <w:rPr>
+                <w:rFonts w:ascii="Consolas" w:cs="Consolas" w:eastAsia="Consolas" w:hAnsi="Consolas"/>
+                <w:sz w:val="18"/>
+                <w:szCs w:val="18"/>
+              </w:rPr>
+              <w:t xml:space="preserve">UeberFenster.SupportpaketSpeichern</w:t>
+            </w:r>
+            <w:r>
+              <w:rPr>
+                <w:sz w:val="19"/>
+                <w:szCs w:val="19"/>
+              </w:rPr>
+              <w:t xml:space="preserve">, Tests </w:t>
+            </w:r>
+            <w:r>
+              <w:rPr>
+                <w:rFonts w:ascii="Consolas" w:cs="Consolas" w:eastAsia="Consolas" w:hAnsi="Consolas"/>
+                <w:sz w:val="18"/>
+                <w:szCs w:val="18"/>
+              </w:rPr>
+              <w:t xml:space="preserve">EPOS.Kern.Tests/SupportpaketTests.cs</w:t>
+            </w:r>
+            <w:r>
+              <w:rPr>
+                <w:sz w:val="19"/>
+                <w:szCs w:val="19"/>
+              </w:rPr>
+              <w:t xml:space="preserve">; der Haken steht in </w:t>
+            </w:r>
+            <w:r>
+              <w:rPr>
+                <w:rFonts w:ascii="Consolas" w:cs="Consolas" w:eastAsia="Consolas" w:hAnsi="Consolas"/>
+                <w:sz w:val="18"/>
+                <w:szCs w:val="18"/>
+              </w:rPr>
+              <w:t xml:space="preserve">KiDialogAusnahmen</w:t>
+            </w:r>
+            <w:r>
+              <w:rPr>
+                <w:sz w:val="19"/>
+                <w:szCs w:val="19"/>
+              </w:rPr>
+              <w:t xml:space="preserve"> (Grund Export)</w:t>
+            </w:r>
+          </w:p>
+        </w:tc>
+        <w:tc>
+          <w:tcPr>
+            <w:tcW w:type="dxa" w:w="956"/>
+            <w:tcBorders>
+              <w:top w:val="single" w:color="A6A6A6" w:sz="4"/>
+              <w:left w:val="single" w:color="A6A6A6" w:sz="4"/>
+              <w:bottom w:val="single" w:color="A6A6A6" w:sz="4"/>
+              <w:right w:val="single" w:color="A6A6A6" w:sz="4"/>
+            </w:tcBorders>
+            <w:tcMar>
+              <w:top w:type="dxa" w:w="50"/>
+              <w:left w:type="dxa" w:w="90"/>
+              <w:bottom w:type="dxa" w:w="50"/>
+              <w:right w:type="dxa" w:w="90"/>
+            </w:tcMar>
+          </w:tcPr>
+          <w:p>
+            <w:pPr>
+              <w:spacing w:after="0"/>
+            </w:pPr>
+            <w:r>
+              <w:rPr>
+                <w:sz w:val="19"/>
+                <w:szCs w:val="19"/>
+              </w:rPr>
+              <w:t xml:space="preserve">heute</w:t>
+            </w:r>
+          </w:p>
+        </w:tc>
+      </w:tr>
+      <w:tr>
+        <w:trPr>
+          <w:cantSplit/>
+          <w:tblHeader w:val="false"/>
+        </w:trPr>
+        <w:tc>
+          <w:tcPr>
+            <w:tcW w:type="dxa" w:w="3473"/>
             <w:tcBorders>
               <w:top w:val="single" w:color="A6A6A6" w:sz="4"/>
               <w:left w:val="single" w:color="A6A6A6" w:sz="4"/>
@@ -10834,7 +10849,7 @@
         </w:tc>
         <w:tc>
           <w:tcPr>
-            <w:tcW w:type="dxa" w:w="5455"/>
+            <w:tcW w:type="dxa" w:w="5209"/>
             <w:tcBorders>
               <w:top w:val="single" w:color="A6A6A6" w:sz="4"/>
               <w:left w:val="single" w:color="A6A6A6" w:sz="4"/>
@@ -10894,7 +10909,7 @@
         </w:tc>
         <w:tc>
           <w:tcPr>
-            <w:tcW w:type="dxa" w:w="547"/>
+            <w:tcW w:type="dxa" w:w="956"/>
             <w:tcBorders>
               <w:top w:val="single" w:color="A6A6A6" w:sz="4"/>
               <w:left w:val="single" w:color="A6A6A6" w:sz="4"/>
@@ -11207,7 +11222,7 @@
                 <w:sz w:val="19"/>
                 <w:szCs w:val="19"/>
               </w:rPr>
-              <w:t xml:space="preserve">Fernwartung unter Windows: Menüpunkt, Dialog, Lizenzbedingung, Fernwartungsseite; Zuarbeit INEKON: Server, Client, Seite, Signatur. Das iPad ist zurückgestellt</w:t>
+              <w:t xml:space="preserve">Fernwartung unter Windows: Menüpunkt, Dialog, Lizenzbedingung, Fernwartungsseite; Zuarbeit INEKON: Microsoft-Konto, Seite. Das iPad ist zurückgestellt</w:t>
             </w:r>
           </w:p>
         </w:tc>
@@ -11236,7 +11251,7 @@
                 <w:sz w:val="19"/>
                 <w:szCs w:val="19"/>
               </w:rPr>
-              <w:t xml:space="preserve">umgesetzt (11.10.2026, #985); offen beim Anwender: Fernwartungsseite, Server, signierter Client</w:t>
+              <w:t xml:space="preserve">umgesetzt (11.10.2026, #985); Nachzug Quick Assist (#998); offen beim Anwender: Microsoft-Konto des Supports, Fernwartungsseite als Anleitung</w:t>
             </w:r>
           </w:p>
         </w:tc>

--- a/Dokumentation/aktuell/Entwicklerhandbuch_Administration_Support_EPOS-Plan.docx
+++ b/Dokumentation/aktuell/Entwicklerhandbuch_Administration_Support_EPOS-Plan.docx
@@ -11251,7 +11251,7 @@
                 <w:sz w:val="19"/>
                 <w:szCs w:val="19"/>
               </w:rPr>
-              <w:t xml:space="preserve">umgesetzt (11.10.2026, #985); Nachzug Quick Assist (#998); offen beim Anwender: Microsoft-Konto des Supports, Fernwartungsseite als Anleitung</w:t>
+              <w:t xml:space="preserve">umgesetzt (11.10.2026, #985); Nachzug Quick Assist (#1001); offen beim Anwender: Microsoft-Konto des Supports, Fernwartungsseite als Anleitung</w:t>
             </w:r>
           </w:p>
         </w:tc>

--- a/Dokumentation/aktuell/Entwicklerhandbuch_Administration_Support_EPOS-Plan.docx
+++ b/Dokumentation/aktuell/Entwicklerhandbuch_Administration_Support_EPOS-Plan.docx
@@ -470,7 +470,7 @@
                 <w:sz w:val="19"/>
                 <w:szCs w:val="19"/>
               </w:rPr>
-              <w:t xml:space="preserve"> (ohne Alt, damit AltGr auf deutscher Tastatur nicht stört; der Dialog erkennt die Folge selbst, das Fenster fängt sie zusätzlich ab), Rückfrage „Entwicklermodus einschalten? Er gilt bis zum Ausschalten." bestätigen. Im Hauptfenster wirkt die Tastenfolge nicht. Der Diagnoseblock des Dialogs zeigt danach „Entwickler (Einstellung)". iPad: nicht gebaut (geplant: fünfmal auf die Versionszeile tippen).</w:t>
+              <w:t xml:space="preserve"> (ohne Alt, damit AltGr auf deutscher Tastatur nicht stört; das Fenster fängt die Taste über das Tastenereignis der WebView2 ab, unabhängig vom Fokus; der Dialog erkennt sie zusätzlich), Rückfrage „Entwicklermodus einschalten? Er gilt bis zum Ausschalten." bestätigen. Im Hauptfenster wirkt die Tastenfolge nicht. Der Diagnoseblock des Dialogs zeigt danach „Entwickler (Einstellung)". iPad: nicht gebaut (geplant: fünfmal auf die Versionszeile tippen).</w:t>
             </w:r>
           </w:p>
         </w:tc>
@@ -10236,6 +10236,66 @@
                 <w:sz w:val="18"/>
                 <w:szCs w:val="18"/>
               </w:rPr>
+              <w:t xml:space="preserve">UeberFenster</w:t>
+            </w:r>
+            <w:r>
+              <w:rPr>
+                <w:sz w:val="19"/>
+                <w:szCs w:val="19"/>
+              </w:rPr>
+              <w:t xml:space="preserve"> (fängt Strg+Umschalt+F12 über </w:t>
+            </w:r>
+            <w:r>
+              <w:rPr>
+                <w:rFonts w:ascii="Consolas" w:cs="Consolas" w:eastAsia="Consolas" w:hAnsi="Consolas"/>
+                <w:sz w:val="18"/>
+                <w:szCs w:val="18"/>
+              </w:rPr>
+              <w:t xml:space="preserve">BlazorDialogForm.Befehlstaste</w:t>
+            </w:r>
+            <w:r>
+              <w:rPr>
+                <w:sz w:val="19"/>
+                <w:szCs w:val="19"/>
+              </w:rPr>
+              <w:t xml:space="preserve"> ab — am </w:t>
+            </w:r>
+            <w:r>
+              <w:rPr>
+                <w:rFonts w:ascii="Consolas" w:cs="Consolas" w:eastAsia="Consolas" w:hAnsi="Consolas"/>
+                <w:sz w:val="18"/>
+                <w:szCs w:val="18"/>
+              </w:rPr>
+              <w:t xml:space="preserve">KeyDown</w:t>
+            </w:r>
+            <w:r>
+              <w:rPr>
+                <w:sz w:val="19"/>
+                <w:szCs w:val="19"/>
+              </w:rPr>
+              <w:t xml:space="preserve"> der WebView2 bei Fokus im Browser, in </w:t>
+            </w:r>
+            <w:r>
+              <w:rPr>
+                <w:rFonts w:ascii="Consolas" w:cs="Consolas" w:eastAsia="Consolas" w:hAnsi="Consolas"/>
+                <w:sz w:val="18"/>
+                <w:szCs w:val="18"/>
+              </w:rPr>
+              <w:t xml:space="preserve">ProcessCmdKey</w:t>
+            </w:r>
+            <w:r>
+              <w:rPr>
+                <w:sz w:val="19"/>
+                <w:szCs w:val="19"/>
+              </w:rPr>
+              <w:t xml:space="preserve"> bei Fokus auf der WinForms-Seite) und </w:t>
+            </w:r>
+            <w:r>
+              <w:rPr>
+                <w:rFonts w:ascii="Consolas" w:cs="Consolas" w:eastAsia="Consolas" w:hAnsi="Consolas"/>
+                <w:sz w:val="18"/>
+                <w:szCs w:val="18"/>
+              </w:rPr>
               <w:t xml:space="preserve">UeberDialog</w:t>
             </w:r>
             <w:r>
@@ -10243,37 +10303,7 @@
                 <w:sz w:val="19"/>
                 <w:szCs w:val="19"/>
               </w:rPr>
-              <w:t xml:space="preserve"> (erkennt Strg+Umschalt+F12 selbst) und </w:t>
-            </w:r>
-            <w:r>
-              <w:rPr>
-                <w:rFonts w:ascii="Consolas" w:cs="Consolas" w:eastAsia="Consolas" w:hAnsi="Consolas"/>
-                <w:sz w:val="18"/>
-                <w:szCs w:val="18"/>
-              </w:rPr>
-              <w:t xml:space="preserve">UeberFenster</w:t>
-            </w:r>
-            <w:r>
-              <w:rPr>
-                <w:sz w:val="19"/>
-                <w:szCs w:val="19"/>
-              </w:rPr>
-              <w:t xml:space="preserve"> (fängt dieselbe Folge über </w:t>
-            </w:r>
-            <w:r>
-              <w:rPr>
-                <w:rFonts w:ascii="Consolas" w:cs="Consolas" w:eastAsia="Consolas" w:hAnsi="Consolas"/>
-                <w:sz w:val="18"/>
-                <w:szCs w:val="18"/>
-              </w:rPr>
-              <w:t xml:space="preserve">BlazorDialogForm.Befehlstaste</w:t>
-            </w:r>
-            <w:r>
-              <w:rPr>
-                <w:sz w:val="19"/>
-                <w:szCs w:val="19"/>
-              </w:rPr>
-              <w:t xml:space="preserve"> zusätzlich ab), </w:t>
+              <w:t xml:space="preserve"> (erkennt dieselbe Folge zusätzlich selbst), </w:t>
             </w:r>
             <w:r>
               <w:rPr>

--- a/Dokumentation/aktuell/Entwicklerhandbuch_Administration_Support_EPOS-Plan.docx
+++ b/Dokumentation/aktuell/Entwicklerhandbuch_Administration_Support_EPOS-Plan.docx
@@ -11281,7 +11281,7 @@
                 <w:sz w:val="19"/>
                 <w:szCs w:val="19"/>
               </w:rPr>
-              <w:t xml:space="preserve">umgesetzt (11.10.2026, #985); Nachzug Quick Assist (#1001); offen beim Anwender: Microsoft-Konto des Supports, Fernwartungsseite als Anleitung</w:t>
+              <w:t xml:space="preserve">umgesetzt (11.10.2026, #985); Nachzug Quick Assist (#1005); offen beim Anwender: Microsoft-Konto des Supports, Fernwartungsseite als Anleitung</w:t>
             </w:r>
           </w:p>
         </w:tc>

--- a/Dokumentation/aktuell/Entwicklerhandbuch_Administration_Support_EPOS-Plan.docx
+++ b/Dokumentation/aktuell/Entwicklerhandbuch_Administration_Support_EPOS-Plan.docx
@@ -11281,7 +11281,7 @@
                 <w:sz w:val="19"/>
                 <w:szCs w:val="19"/>
               </w:rPr>
-              <w:t xml:space="preserve">umgesetzt (11.10.2026, #985); Nachzug Quick Assist (#1005); offen beim Anwender: Microsoft-Konto des Supports, Fernwartungsseite als Anleitung</w:t>
+              <w:t xml:space="preserve">umgesetzt (11.10.2026, #985); Nachzug Quick Assist (#1009); offen beim Anwender: Microsoft-Konto des Supports, Fernwartungsseite als Anleitung</w:t>
             </w:r>
           </w:p>
         </w:tc>

--- a/Dokumentation/aktuell/Entwicklerhandbuch_Administration_Support_EPOS-Plan.docx
+++ b/Dokumentation/aktuell/Entwicklerhandbuch_Administration_Support_EPOS-Plan.docx
@@ -11281,7 +11281,7 @@
                 <w:sz w:val="19"/>
                 <w:szCs w:val="19"/>
               </w:rPr>
-              <w:t xml:space="preserve">umgesetzt (11.10.2026, #985); Nachzug Quick Assist (#1009); offen beim Anwender: Microsoft-Konto des Supports, Fernwartungsseite als Anleitung</w:t>
+              <w:t xml:space="preserve">umgesetzt (11.10.2026, #985); Nachzug Quick Assist (#1012); offen beim Anwender: Microsoft-Konto des Supports, Fernwartungsseite als Anleitung</w:t>
             </w:r>
           </w:p>
         </w:tc>
